--- a/paper/draft_ko_v2.docx
+++ b/paper/draft_ko_v2.docx
@@ -2,7 +2,7 @@
 <file path=word/document.xml><?xml version="1.0" encoding="utf-8"?>
 <w:document xmlns:w="http://schemas.openxmlformats.org/wordprocessingml/2006/main" xmlns:m="http://schemas.openxmlformats.org/officeDocument/2006/math" xmlns:r="http://schemas.openxmlformats.org/officeDocument/2006/relationships" xmlns:o="urn:schemas-microsoft-com:office:office" xmlns:v="urn:schemas-microsoft-com:vml" xmlns:w10="urn:schemas-microsoft-com:office:word" xmlns:a="http://schemas.openxmlformats.org/drawingml/2006/main" xmlns:pic="http://schemas.openxmlformats.org/drawingml/2006/picture" xmlns:wp="http://schemas.openxmlformats.org/drawingml/2006/wordprocessingDrawing">
   <w:body>
-    <w:bookmarkStart w:id="38" w:name="X11432877e7eb1e50e51007c0dc0ebfd201d88e8"/>
+    <w:bookmarkStart w:id="39" w:name="X11432877e7eb1e50e51007c0dc0ebfd201d88e8"/>
     <w:p>
       <w:pPr>
         <w:pStyle w:val="Heading1"/>
@@ -99,7 +99,17 @@
         <w:t xml:space="preserve">미완 요소</w:t>
       </w:r>
       <w:r>
-        <w:t xml:space="preserve">: §4.4 기준선 결과(스크립트 준비, GPU 대기 — radapt 완주 후), 참고문헌 중 ⚠ 표시 서지(투고 전 확정), 저자·소속·펀딩. (해소됨: Fig.1·Fig.4 그림 08-18 생성, §3.4 데이터 경위 08-18 확정)</w:t>
+        <w:t xml:space="preserve">: §4.4 기준선 결과(GPU 대기), 참고문헌 잔여 ⚠ 서지, 저자·소속·펀딩, 그리고 외부 검토(08-18) 항목 중 GPU 필요분(U-Net-only 기준·추론 속도/VRAM 측정·표준 프로토콜 보충표·ringing 정량화 — radapt 완주 후 일괄) + 멀티시드(교수님 결정, 부록 B-5).</w:t>
+      </w:r>
+      <w:r>
+        <w:t xml:space="preserve"> </w:t>
+      </w:r>
+      <w:r>
+        <w:rPr>
+          <w:b/>
+          <w:bCs/>
+        </w:rPr>
+        <w:t xml:space="preserve">외부 검토 반영 현황은 부록 D.</w:t>
       </w:r>
       <w:r>
         <w:t xml:space="preserve"> </w:t>
@@ -277,52 +287,66 @@
           <w:b/>
           <w:bCs/>
         </w:rPr>
-        <w:t xml:space="preserve">668M)로 표준 4지표(SSIM·PSNR·NMSE·L1) 전부에서 GRU 를 상회</w:t>
-      </w:r>
-      <w:r>
-        <w:t xml:space="preserve">했으며(best brain-masked SSIM</w:t>
-      </w:r>
-      <w:r>
-        <w:t xml:space="preserve"> </w:t>
-      </w:r>
-      <w:r>
-        <w:t xml:space="preserve">0.9140 vs 0.9126, PSNR 35.16 vs 35.03 dB), 전체 검증 7,334 슬라이스의 paired 비교에서 지표별로</w:t>
-      </w:r>
-      <w:r>
-        <w:t xml:space="preserve"> </w:t>
-      </w:r>
-      <w:r>
-        <w:t xml:space="preserve">슬라이스의 74~78%에서 우위를 보였다(Wilcoxon signed-rank, p&lt;0.001). 정성적으로 GRU 재구성에서</w:t>
-      </w:r>
-      <w:r>
-        <w:t xml:space="preserve"> </w:t>
-      </w:r>
-      <w:r>
-        <w:t xml:space="preserve">관찰되는 두개골 외부 배경의 ringing 아티팩트가 SS2D 에서는 나타나지 않았다. 나아가 통제를</w:t>
-      </w:r>
-      <w:r>
-        <w:t xml:space="preserve"> </w:t>
-      </w:r>
-      <w:r>
-        <w:t xml:space="preserve">해제하고 SS2D 를 강화(게이팅 복원·잔차 3블록·병목 해제·coarse-scan 다운샘플)한 변형은 epoch 당</w:t>
-      </w:r>
-      <w:r>
-        <w:t xml:space="preserve"> </w:t>
-      </w:r>
-      <w:r>
-        <w:t xml:space="preserve">학습시간을 단축(2.78→2.51 h/ep)하면서 최종 품질을 추가 개선했다(SSIM 0.9145, 슬라이스의</w:t>
-      </w:r>
-      <w:r>
-        <w:t xml:space="preserve"> </w:t>
-      </w:r>
-      <w:r>
-        <w:t xml:space="preserve">54~56%에서 우위, p&lt;0.001). 본 결과는 직접 도메인 변환형 재구성에서 RNN→SSM 치환이 DC 의 도움</w:t>
-      </w:r>
-      <w:r>
-        <w:t xml:space="preserve"> </w:t>
-      </w:r>
-      <w:r>
-        <w:t xml:space="preserve">없이도 일관된 이득을 줌을 통제된 조건에서 보인 것으로, ETER-Net 계열의 자연스러운 차세대 확장</w:t>
+        <w:t xml:space="preserve">668M)로 표준 4지표(SSIM·PSNR·NMSE·L1) 전부에서 GRU 와 동등 이상 — 실제로는 전 지표 우위 — 의</w:t>
+      </w:r>
+      <w:r>
+        <w:rPr>
+          <w:b/>
+          <w:bCs/>
+        </w:rPr>
+        <w:t xml:space="preserve"> </w:t>
+      </w:r>
+      <w:r>
+        <w:rPr>
+          <w:b/>
+          <w:bCs/>
+        </w:rPr>
+        <w:t xml:space="preserve">품질</w:t>
+      </w:r>
+      <w:r>
+        <w:t xml:space="preserve">을 보였다(brain-masked 슬라이스 평균 SSIM 0.9140 vs 0.9126, PSNR 33.90 vs 33.78 dB).</w:t>
+      </w:r>
+      <w:r>
+        <w:t xml:space="preserve"> </w:t>
+      </w:r>
+      <w:r>
+        <w:t xml:space="preserve">전체 검증 7,334 슬라이스(464 볼륨)의 paired 비교에서 지표별로 슬라이스의 74~78%, 볼륨의</w:t>
+      </w:r>
+      <w:r>
+        <w:t xml:space="preserve"> </w:t>
+      </w:r>
+      <w:r>
+        <w:t xml:space="preserve">90~95%에서 우위였다(볼륨 단위 Wilcoxon signed-rank, p&lt;0.001). 정성적으로 GRU 재구성에서</w:t>
+      </w:r>
+      <w:r>
+        <w:t xml:space="preserve"> </w:t>
+      </w:r>
+      <w:r>
+        <w:t xml:space="preserve">관찰되는 두개골 외부 배경의 ringing 아티팩트가 SS2D 에서는 관찰되지 않았다. 나아가 통제를</w:t>
+      </w:r>
+      <w:r>
+        <w:t xml:space="preserve"> </w:t>
+      </w:r>
+      <w:r>
+        <w:t xml:space="preserve">해제한 강화 SS2D 변형(게이팅·잔차 스택·병목 해제·coarse-scan)은 더 긴 학습 스케줄(80 epoch)을</w:t>
+      </w:r>
+      <w:r>
+        <w:t xml:space="preserve"> </w:t>
+      </w:r>
+      <w:r>
+        <w:t xml:space="preserve">소화해 최종 SSIM 을 0.9145 로 추가 개선했다(슬라이스의 54~56%에서 우위 — 유의하나 근소). 본</w:t>
+      </w:r>
+      <w:r>
+        <w:t xml:space="preserve"> </w:t>
+      </w:r>
+      <w:r>
+        <w:t xml:space="preserve">결과는 직접 도메인 변환형 재구성에서 RNN→SSM 치환이 DC 의 도움 없이, 대폭 적은 파라미터로,</w:t>
+      </w:r>
+      <w:r>
+        <w:t xml:space="preserve"> </w:t>
+      </w:r>
+      <w:r>
+        <w:t xml:space="preserve">일관된 품질 이득을 줌을 통제된 조건에서 보인 것으로, ETER-Net 계열의 자연스러운 차세대 확장</w:t>
       </w:r>
       <w:r>
         <w:t xml:space="preserve"> </w:t>
@@ -349,7 +373,7 @@
         <w:t xml:space="preserve"> </w:t>
       </w:r>
       <w:r>
-        <w:t xml:space="preserve">neural network; state-space model; Mamba; fastMRI</w:t>
+        <w:t xml:space="preserve">neural network; state-space model; Mamba; parameter efficiency; fastMRI</w:t>
       </w:r>
     </w:p>
     <w:p>
@@ -442,7 +466,7 @@
         <w:t xml:space="preserve"> </w:t>
       </w:r>
       <w:r>
-        <w:t xml:space="preserve">제약되므로, 하드웨어 성능만으로는 근본적으로 단축할 수 없다 [19]. 긴 촬영은 곧 비용이다: 환자는</w:t>
+        <w:t xml:space="preserve">제약되므로, 하드웨어 성능만으로는 근본적으로 단축할 수 없다 [19,22]. 긴 촬영은 곧 비용이다: 환자는</w:t>
       </w:r>
       <w:r>
         <w:t xml:space="preserve"> </w:t>
@@ -757,31 +781,60 @@
         <w:t xml:space="preserve"> </w:t>
       </w:r>
       <w:r>
-        <w:t xml:space="preserve">을 넣는 새 아키텍처 제안이다. 즉</w:t>
-      </w:r>
-      <w:r>
-        <w:t xml:space="preserve"> </w:t>
-      </w:r>
-      <w:r>
-        <w:rPr>
-          <w:b/>
-          <w:bCs/>
-        </w:rPr>
-        <w:t xml:space="preserve">도메인 변환(k-space→image) 자리의 RNN 을 SSM 으로 1:1</w:t>
-      </w:r>
-      <w:r>
-        <w:rPr>
-          <w:b/>
-          <w:bCs/>
-        </w:rPr>
-        <w:t xml:space="preserve"> </w:t>
-      </w:r>
-      <w:r>
-        <w:rPr>
-          <w:b/>
-          <w:bCs/>
-        </w:rPr>
-        <w:t xml:space="preserve">치환하면 무엇이 달라지는가에 대한 통제 비교는 문헌에 없다</w:t>
+        <w:t xml:space="preserve">을 넣는 새 아키텍처 제안이다. 본 논문에서</w:t>
+      </w:r>
+      <w:r>
+        <w:t xml:space="preserve"> </w:t>
+      </w:r>
+      <w:r>
+        <w:rPr>
+          <w:b/>
+          <w:bCs/>
+        </w:rPr>
+        <w:t xml:space="preserve">“도메인 변환 자리”</w:t>
+      </w:r>
+      <w:r>
+        <w:rPr>
+          <w:b/>
+          <w:bCs/>
+        </w:rPr>
+        <w:t xml:space="preserve">란 언더샘플된 k-space 를 입력받아</w:t>
+      </w:r>
+      <w:r>
+        <w:rPr>
+          <w:b/>
+          <w:bCs/>
+        </w:rPr>
+        <w:t xml:space="preserve"> </w:t>
+      </w:r>
+      <w:r>
+        <w:rPr>
+          <w:b/>
+          <w:bCs/>
+        </w:rPr>
+        <w:t xml:space="preserve">이미지 도메인 특징을 직접 출력함으로써 역푸리에 변환의 역할 자체를 학습으로 대체하는 모듈</w:t>
+      </w:r>
+      <w:r>
+        <w:t xml:space="preserve"> </w:t>
+      </w:r>
+      <w:r>
+        <w:t xml:space="preserve">(입력=k-space, 출력=이미지 도메인)을 가리킨다 — 이 자리의 RNN 을 SSM 으로 1:1 치환하면 무엇이</w:t>
+      </w:r>
+      <w:r>
+        <w:t xml:space="preserve"> </w:t>
+      </w:r>
+      <w:r>
+        <w:t xml:space="preserve">달라지는가에 대한 통제 비교는,</w:t>
+      </w:r>
+      <w:r>
+        <w:t xml:space="preserve"> </w:t>
+      </w:r>
+      <w:r>
+        <w:rPr>
+          <w:b/>
+          <w:bCs/>
+        </w:rPr>
+        <w:t xml:space="preserve">우리가 아는 한(to our knowledge), 문헌에 없다</w:t>
       </w:r>
       <w:r>
         <w:t xml:space="preserve">. 우리의 선행 내부 실험(ViT 인코더</w:t>
@@ -855,26 +908,32 @@
         <w:t xml:space="preserve"> </w:t>
       </w:r>
       <w:r>
-        <w:t xml:space="preserve">교체한 통제 실험으로, SS2D 가 표준 4지표 전부·matched-epoch 전 구간(wire-to-wire)·검증</w:t>
-      </w:r>
-      <w:r>
-        <w:t xml:space="preserve"> </w:t>
-      </w:r>
-      <w:r>
-        <w:t xml:space="preserve">슬라이스의 74~78%에서 일관 우위임을 보인다 —</w:t>
-      </w:r>
-      <w:r>
-        <w:t xml:space="preserve"> </w:t>
-      </w:r>
-      <w:r>
-        <w:rPr>
-          <w:b/>
-          <w:bCs/>
-        </w:rPr>
-        <w:t xml:space="preserve">파라미터는 21× 적다</w:t>
-      </w:r>
-      <w:r>
-        <w:t xml:space="preserve">(31M vs 668M).</w:t>
+        <w:t xml:space="preserve">교체한 통제 실험으로,</w:t>
+      </w:r>
+      <w:r>
+        <w:t xml:space="preserve"> </w:t>
+      </w:r>
+      <w:r>
+        <w:rPr>
+          <w:b/>
+          <w:bCs/>
+        </w:rPr>
+        <w:t xml:space="preserve">21× 적은 파라미터</w:t>
+      </w:r>
+      <w:r>
+        <w:t xml:space="preserve">(31M vs 668M)의 SS2D 가 표준 4지표 전부·</w:t>
+      </w:r>
+      <w:r>
+        <w:t xml:space="preserve"> </w:t>
+      </w:r>
+      <w:r>
+        <w:t xml:space="preserve">matched-epoch 전 구간(wire-to-wire)·검증 슬라이스의 74~78%(볼륨의 90~95%)에서 동등 이상</w:t>
+      </w:r>
+      <w:r>
+        <w:t xml:space="preserve"> </w:t>
+      </w:r>
+      <w:r>
+        <w:t xml:space="preserve">— 실제로는 일관 우위 — 임을 보인다.</w:t>
       </w:r>
     </w:p>
     <w:p>
@@ -939,13 +998,13 @@
         <w:t xml:space="preserve"> </w:t>
       </w:r>
       <w:r>
-        <w:t xml:space="preserve">SS2D 로 epoch 당 학습 속도와 최종 품질을 동시 개선한다. matched-epoch 기준의 정직한 해석</w:t>
-      </w:r>
-      <w:r>
-        <w:t xml:space="preserve"> </w:t>
-      </w:r>
-      <w:r>
-        <w:t xml:space="preserve">(§5.3)을 함께 제시한다.</w:t>
+        <w:t xml:space="preserve">SS2D 로 더 긴 학습 스케줄(80 epoch)을 소화해 최종 품질을 추가로 근소 개선한다.</w:t>
+      </w:r>
+      <w:r>
+        <w:t xml:space="preserve"> </w:t>
+      </w:r>
+      <w:r>
+        <w:t xml:space="preserve">matched-epoch 기준의 정직한 해석(§4.3)을 함께 제시한다.</w:t>
       </w:r>
     </w:p>
     <w:p>
@@ -957,7 +1016,7 @@
       </w:r>
     </w:p>
     <w:bookmarkEnd w:id="10"/>
-    <w:bookmarkStart w:id="16" w:name="관련-연구-related-works"/>
+    <w:bookmarkStart w:id="15" w:name="관련-연구-related-works"/>
     <w:p>
       <w:pPr>
         <w:pStyle w:val="Heading2"/>
@@ -1133,7 +1192,7 @@
       </w:r>
     </w:p>
     <w:bookmarkEnd w:id="12"/>
-    <w:bookmarkStart w:id="14" w:name="transformer-ssmmamba-기반-mri-재구성"/>
+    <w:bookmarkStart w:id="13" w:name="transformer-ssmmamba-기반-mri-재구성"/>
     <w:p>
       <w:pPr>
         <w:pStyle w:val="Heading3"/>
@@ -1171,33 +1230,37 @@
         <w:t xml:space="preserve"> </w:t>
       </w:r>
       <w:r>
-        <w:t xml:space="preserve">MambaRecon [32], DM/DH-Mamba</w:t>
-      </w:r>
-      <w:r>
-        <w:t xml:space="preserve"> </w:t>
-      </w:r>
-      <w:hyperlink r:id="rId13">
-        <w:r>
-          <w:rPr>
-            <w:rStyle w:val="Hyperlink"/>
-          </w:rPr>
-          <w:t xml:space="preserve">33</w:t>
-        </w:r>
-      </w:hyperlink>
-      <w:r>
-        <w:t xml:space="preserve">, CAM [35],</w:t>
-      </w:r>
-      <w:r>
-        <w:t xml:space="preserve"> </w:t>
-      </w:r>
-      <w:r>
-        <w:t xml:space="preserve">HiFi-Mamba [36], 불확실성 추정을 겸한 MambaMIR [39], 다중 모달 융합 MMR-Mamba [40], unrolled</w:t>
-      </w:r>
-      <w:r>
-        <w:t xml:space="preserve"> </w:t>
-      </w:r>
-      <w:r>
-        <w:t xml:space="preserve">백본으로서의 MambaRoll [34], SO-Mamba [38], 연산자 학습 관점의 LMO [37] 등이다.</w:t>
+        <w:t xml:space="preserve">MambaRecon [32], DH-Mamba [33], CAM [35], HiFi-Mamba [36], 불확실성 추정을 겸한 MambaMIR</w:t>
+      </w:r>
+      <w:r>
+        <w:t xml:space="preserve"> </w:t>
+      </w:r>
+      <w:r>
+        <w:t xml:space="preserve">[39], 다중 모달 융합 MMR-Mamba [40], unrolled 백본으로서의 MambaRoll [34], SO-Mamba [38],</w:t>
+      </w:r>
+      <w:r>
+        <w:t xml:space="preserve"> </w:t>
+      </w:r>
+      <w:r>
+        <w:t xml:space="preserve">연산자 학습 관점의 LMO [37] 등이다. 특히 DH-Mamba [33]은 이중 도메인 구조의 k-space 브랜치에서</w:t>
+      </w:r>
+      <w:r>
+        <w:t xml:space="preserve"> </w:t>
+      </w:r>
+      <w:r>
+        <w:t xml:space="preserve">SSM 스캔을 수행하며 k-space 직접 스캔의 스펙트럼 파괴 위험을 지적했다 — 그러나 그 구조에서</w:t>
+      </w:r>
+      <w:r>
+        <w:t xml:space="preserve"> </w:t>
+      </w:r>
+      <w:r>
+        <w:t xml:space="preserve">k-space↔이미지 도메인 사이의 이동은 여전히 명시적 (i)FFT 가 담당하고, SSM 은 각 도메인 안의</w:t>
+      </w:r>
+      <w:r>
+        <w:t xml:space="preserve"> </w:t>
+      </w:r>
+      <w:r>
+        <w:t xml:space="preserve">보정(prior) 역할이다.</w:t>
       </w:r>
       <w:r>
         <w:t xml:space="preserve"> </w:t>
@@ -1210,42 +1273,50 @@
         <w:t xml:space="preserve">차별점</w:t>
       </w:r>
       <w:r>
-        <w:t xml:space="preserve">:</w:t>
-      </w:r>
-      <w:r>
-        <w:t xml:space="preserve"> </w:t>
-      </w:r>
-      <w:r>
-        <w:t xml:space="preserve">이들 연구는 새 아키텍처 제안과 SOTA 경쟁이 목적이고, SSM 의 자리는 이미지 도메인(또는 이중</w:t>
-      </w:r>
-      <w:r>
-        <w:t xml:space="preserve"> </w:t>
-      </w:r>
-      <w:r>
-        <w:t xml:space="preserve">도메인) prior/정규화기다. 본 연구는</w:t>
-      </w:r>
-      <w:r>
-        <w:t xml:space="preserve"> </w:t>
-      </w:r>
-      <w:r>
-        <w:rPr>
-          <w:b/>
-          <w:bCs/>
-        </w:rPr>
-        <w:t xml:space="preserve">기존 골격에서 RNN↔SSM 치환 효과를 격리하는 통제 실험</w:t>
-      </w:r>
-      <w:r>
-        <w:t xml:space="preserve">이</w:t>
-      </w:r>
-      <w:r>
-        <w:t xml:space="preserve"> </w:t>
-      </w:r>
-      <w:r>
-        <w:t xml:space="preserve">목적이며, 도메인 변환(k→image) 자리의 SSM 은 [32–40] 어디에도 없다.</w:t>
-      </w:r>
-    </w:p>
-    <w:bookmarkEnd w:id="14"/>
-    <w:bookmarkStart w:id="15" w:name="본-연구의-위치-비교-표"/>
+        <w:t xml:space="preserve">: 이들 연구는 새 아키텍처 제안과 SOTA 경쟁이 목적이고, SSM 의</w:t>
+      </w:r>
+      <w:r>
+        <w:t xml:space="preserve"> </w:t>
+      </w:r>
+      <w:r>
+        <w:t xml:space="preserve">자리는 도메인 내부의 prior/정규화기다. 본 연구는</w:t>
+      </w:r>
+      <w:r>
+        <w:t xml:space="preserve"> </w:t>
+      </w:r>
+      <w:r>
+        <w:rPr>
+          <w:b/>
+          <w:bCs/>
+        </w:rPr>
+        <w:t xml:space="preserve">기존 골격에서 RNN↔SSM 치환 효과를 격리하는</w:t>
+      </w:r>
+      <w:r>
+        <w:rPr>
+          <w:b/>
+          <w:bCs/>
+        </w:rPr>
+        <w:t xml:space="preserve"> </w:t>
+      </w:r>
+      <w:r>
+        <w:rPr>
+          <w:b/>
+          <w:bCs/>
+        </w:rPr>
+        <w:t xml:space="preserve">통제 실험</w:t>
+      </w:r>
+      <w:r>
+        <w:t xml:space="preserve">이 목적이며, 도메인 변환(k→image) 자리 — 즉 (i)FFT 의 역할 자체를 학습하는 자리</w:t>
+      </w:r>
+      <w:r>
+        <w:t xml:space="preserve"> </w:t>
+      </w:r>
+      <w:r>
+        <w:t xml:space="preserve">(§1 의 조작적 정의) — 의 SSM 은 우리가 아는 한 [32–40] 어디에도 없다.</w:t>
+      </w:r>
+    </w:p>
+    <w:bookmarkEnd w:id="13"/>
+    <w:bookmarkStart w:id="14" w:name="본-연구의-위치-비교-표"/>
     <w:p>
       <w:pPr>
         <w:pStyle w:val="Heading3"/>
@@ -1586,114 +1657,114 @@
               <w:pStyle w:val="Compact"/>
             </w:pPr>
             <w:r>
-              <w:t xml:space="preserve">문헌에 없는 통제 비교를 채움</w:t>
+              <w:t xml:space="preserve">우리가 아는 한 문헌에 없는 통제 비교를 채움</w:t>
             </w:r>
           </w:p>
         </w:tc>
       </w:tr>
     </w:tbl>
+    <w:bookmarkEnd w:id="14"/>
     <w:bookmarkEnd w:id="15"/>
+    <w:bookmarkStart w:id="24" w:name="방법-methods"/>
+    <w:p>
+      <w:pPr>
+        <w:pStyle w:val="Heading2"/>
+      </w:pPr>
+      <w:r>
+        <w:t xml:space="preserve">3. 방법 (Methods)</w:t>
+      </w:r>
+    </w:p>
+    <w:bookmarkStart w:id="16" w:name="문제-정식화"/>
+    <w:p>
+      <w:pPr>
+        <w:pStyle w:val="Heading3"/>
+      </w:pPr>
+      <w:r>
+        <w:t xml:space="preserve">3.1 문제 정식화</w:t>
+      </w:r>
+    </w:p>
+    <w:p>
+      <w:pPr>
+        <w:pStyle w:val="FirstParagraph"/>
+      </w:pPr>
+      <w:r>
+        <w:t xml:space="preserve">C 개 코일의 fully-sampled k-space 를 y = {y_c}, 언더샘플링 마스크를 M 이라 하면 관측은</w:t>
+      </w:r>
+    </w:p>
+    <w:p>
+      <w:pPr>
+        <w:pStyle w:val="SourceCode"/>
+      </w:pPr>
+      <w:r>
+        <w:rPr>
+          <w:rStyle w:val="VerbatimChar"/>
+        </w:rPr>
+        <w:t xml:space="preserve">ỹ_c = M ⊙ y_c ,   c = 1, …, C</w:t>
+      </w:r>
+    </w:p>
+    <w:p>
+      <w:pPr>
+        <w:pStyle w:val="FirstParagraph"/>
+      </w:pPr>
+      <w:r>
+        <w:t xml:space="preserve">이고, 목표는 관측 {ỹ_c}로부터 기준 영상 x*(root-sum-of-squares, RSS magnitude)를 복원하는</w:t>
+      </w:r>
+      <w:r>
+        <w:t xml:space="preserve"> </w:t>
+      </w:r>
+      <w:r>
+        <w:t xml:space="preserve">것이다. Unrolled 계열이 x̂ = argmin_x ‖M F x − ỹ‖² + R(x) 의 반복을 펼치는 것과 달리, 직접</w:t>
+      </w:r>
+      <w:r>
+        <w:t xml:space="preserve"> </w:t>
+      </w:r>
+      <w:r>
+        <w:t xml:space="preserve">도메인 변환 계열은 매핑</w:t>
+      </w:r>
+    </w:p>
+    <w:p>
+      <w:pPr>
+        <w:pStyle w:val="SourceCode"/>
+      </w:pPr>
+      <w:r>
+        <w:rPr>
+          <w:rStyle w:val="VerbatimChar"/>
+        </w:rPr>
+        <w:t xml:space="preserve">x̂ = g_φ( concat( f_θ({ỹ_c}),  F⁻¹{ỹ_c} ) )</w:t>
+      </w:r>
+    </w:p>
+    <w:p>
+      <w:pPr>
+        <w:pStyle w:val="FirstParagraph"/>
+      </w:pPr>
+      <w:r>
+        <w:t xml:space="preserve">을 종단 학습한다. 여기서 f_θ 는 k-space 입력을 이미지 도메인 특징으로 변환하는</w:t>
+      </w:r>
+      <w:r>
+        <w:t xml:space="preserve"> </w:t>
+      </w:r>
+      <w:r>
+        <w:rPr>
+          <w:b/>
+          <w:bCs/>
+        </w:rPr>
+        <w:t xml:space="preserve">시퀀스 모델</w:t>
+      </w:r>
+      <w:r>
+        <w:t xml:space="preserve"> </w:t>
+      </w:r>
+      <w:r>
+        <w:t xml:space="preserve">(본 연구의 유일 변수: bi-GRU 또는 SS2D), F⁻¹{ỹ_c} 는 zero-filled(aliased) 코일 영상, g_φ 는</w:t>
+      </w:r>
+      <w:r>
+        <w:t xml:space="preserve"> </w:t>
+      </w:r>
+      <w:r>
+        <w:t xml:space="preserve">de-aliasing 후처리 U-Net 이다. f_θ 를 제외한 모든 것을 고정한다.</w:t>
+      </w:r>
+    </w:p>
     <w:bookmarkEnd w:id="16"/>
-    <w:bookmarkStart w:id="25" w:name="방법-methods"/>
-    <w:p>
-      <w:pPr>
-        <w:pStyle w:val="Heading2"/>
-      </w:pPr>
-      <w:r>
-        <w:t xml:space="preserve">3. 방법 (Methods)</w:t>
-      </w:r>
-    </w:p>
-    <w:bookmarkStart w:id="17" w:name="문제-정식화"/>
-    <w:p>
-      <w:pPr>
-        <w:pStyle w:val="Heading3"/>
-      </w:pPr>
-      <w:r>
-        <w:t xml:space="preserve">3.1 문제 정식화</w:t>
-      </w:r>
-    </w:p>
-    <w:p>
-      <w:pPr>
-        <w:pStyle w:val="FirstParagraph"/>
-      </w:pPr>
-      <w:r>
-        <w:t xml:space="preserve">C 개 코일의 fully-sampled k-space 를 y = {y_c}, 언더샘플링 마스크를 M 이라 하면 관측은</w:t>
-      </w:r>
-    </w:p>
-    <w:p>
-      <w:pPr>
-        <w:pStyle w:val="SourceCode"/>
-      </w:pPr>
-      <w:r>
-        <w:rPr>
-          <w:rStyle w:val="VerbatimChar"/>
-        </w:rPr>
-        <w:t xml:space="preserve">ỹ_c = M ⊙ y_c ,   c = 1, …, C</w:t>
-      </w:r>
-    </w:p>
-    <w:p>
-      <w:pPr>
-        <w:pStyle w:val="FirstParagraph"/>
-      </w:pPr>
-      <w:r>
-        <w:t xml:space="preserve">이고, 목표는 관측 {ỹ_c}로부터 기준 영상 x*(root-sum-of-squares, RSS magnitude)를 복원하는</w:t>
-      </w:r>
-      <w:r>
-        <w:t xml:space="preserve"> </w:t>
-      </w:r>
-      <w:r>
-        <w:t xml:space="preserve">것이다. Unrolled 계열이 x̂ = argmin_x ‖M F x − ỹ‖² + R(x) 의 반복을 펼치는 것과 달리, 직접</w:t>
-      </w:r>
-      <w:r>
-        <w:t xml:space="preserve"> </w:t>
-      </w:r>
-      <w:r>
-        <w:t xml:space="preserve">도메인 변환 계열은 매핑</w:t>
-      </w:r>
-    </w:p>
-    <w:p>
-      <w:pPr>
-        <w:pStyle w:val="SourceCode"/>
-      </w:pPr>
-      <w:r>
-        <w:rPr>
-          <w:rStyle w:val="VerbatimChar"/>
-        </w:rPr>
-        <w:t xml:space="preserve">x̂ = g_φ( concat( f_θ({ỹ_c}),  F⁻¹{ỹ_c} ) )</w:t>
-      </w:r>
-    </w:p>
-    <w:p>
-      <w:pPr>
-        <w:pStyle w:val="FirstParagraph"/>
-      </w:pPr>
-      <w:r>
-        <w:t xml:space="preserve">을 종단 학습한다. 여기서 f_θ 는 k-space 입력을 이미지 도메인 특징으로 변환하는</w:t>
-      </w:r>
-      <w:r>
-        <w:t xml:space="preserve"> </w:t>
-      </w:r>
-      <w:r>
-        <w:rPr>
-          <w:b/>
-          <w:bCs/>
-        </w:rPr>
-        <w:t xml:space="preserve">시퀀스 모델</w:t>
-      </w:r>
-      <w:r>
-        <w:t xml:space="preserve"> </w:t>
-      </w:r>
-      <w:r>
-        <w:t xml:space="preserve">(본 연구의 유일 변수: bi-GRU 또는 SS2D), F⁻¹{ỹ_c} 는 zero-filled(aliased) 코일 영상, g_φ 는</w:t>
-      </w:r>
-      <w:r>
-        <w:t xml:space="preserve"> </w:t>
-      </w:r>
-      <w:r>
-        <w:t xml:space="preserve">de-aliasing 후처리 U-Net 이다. f_θ 를 제외한 모든 것을 고정한다.</w:t>
-      </w:r>
-    </w:p>
-    <w:bookmarkEnd w:id="17"/>
-    <w:bookmarkStart w:id="18" w:name="공통-골격-순수-eter-net-vitdc-없음-fig.-1"/>
+    <w:bookmarkStart w:id="17" w:name="공통-골격-순수-eter-net-vitdc-없음-fig.-1"/>
     <w:p>
       <w:pPr>
         <w:pStyle w:val="Heading3"/>
@@ -1881,8 +1952,8 @@
         <w:t xml:space="preserve">U-Net·랜덤 시드.</w:t>
       </w:r>
     </w:p>
-    <w:bookmarkEnd w:id="18"/>
-    <w:bookmarkStart w:id="19" w:name="강화-ss2d-통제-해제-변형-fig.-1b"/>
+    <w:bookmarkEnd w:id="17"/>
+    <w:bookmarkStart w:id="18" w:name="강화-ss2d-통제-해제-변형-fig.-1b"/>
     <w:p>
       <w:pPr>
         <w:pStyle w:val="Heading3"/>
@@ -2035,13 +2106,19 @@
         <w:t xml:space="preserve"> </w:t>
       </w:r>
       <w:r>
-        <w:t xml:space="preserve">풀용량을 유지하면서 통제판보다 빠른 2.51 h/epoch(vs 2.78)를 달성해, 동일 학습 예산에서 epoch</w:t>
-      </w:r>
-      <w:r>
-        <w:t xml:space="preserve"> </w:t>
-      </w:r>
-      <w:r>
-        <w:t xml:space="preserve">50→80 연장이 가능했다. 총 파라미터 ~33M(SSM 스택 ~2M). 학습 위생으로 Mamba 상태 파라미터</w:t>
+        <w:t xml:space="preserve">풀용량을 유지한 채 epoch 당 학습시간을 통제판과 비슷한 수준으로 눌러(2.84 vs 3.07 h/ep — 측정</w:t>
+      </w:r>
+      <w:r>
+        <w:t xml:space="preserve"> </w:t>
+      </w:r>
+      <w:r>
+        <w:t xml:space="preserve">정의·실행환경 주의는 §4.5 Table 5), 실험 기간 내에 epoch 50→80 연장이 가능했다. 총 파라미터</w:t>
+      </w:r>
+      <w:r>
+        <w:t xml:space="preserve"> </w:t>
+      </w:r>
+      <w:r>
+        <w:t xml:space="preserve">~33M(SSM 스택 ~2M). 학습 위생으로 Mamba 상태 파라미터</w:t>
       </w:r>
       <w:r>
         <w:t xml:space="preserve"> </w:t>
@@ -2071,8 +2148,8 @@
         <w:t xml:space="preserve">)는 weight-decay 에서 제외했다.</w:t>
       </w:r>
     </w:p>
-    <w:bookmarkEnd w:id="19"/>
-    <w:bookmarkStart w:id="20" w:name="데이터셋과-언더샘플링-프로토콜"/>
+    <w:bookmarkEnd w:id="18"/>
+    <w:bookmarkStart w:id="19" w:name="데이터셋과-언더샘플링-프로토콜"/>
     <w:p>
       <w:pPr>
         <w:pStyle w:val="Heading3"/>
@@ -2274,7 +2351,7 @@
               <w:pStyle w:val="Compact"/>
             </w:pPr>
             <w:r>
-              <w:t xml:space="preserve">앞 16개 코일 사용(초과분 절단, 부족분 zero-fill) → 실/허수 분리 32채널</w:t>
+              <w:t xml:space="preserve">앞 16개 코일 사용(초과분 절단, 부족분 zero-fill) → 실/허수 분리 32채널 — 코일 압축(SCC/GCC) 대신 재현 단순성을 위한 선택(§5-(6))</w:t>
             </w:r>
           </w:p>
         </w:tc>
@@ -2328,8 +2405,8 @@
         </w:tc>
       </w:tr>
     </w:tbl>
-    <w:bookmarkEnd w:id="20"/>
-    <w:bookmarkStart w:id="21" w:name="손실-함수와-평가지표-brain-masked"/>
+    <w:bookmarkEnd w:id="19"/>
+    <w:bookmarkStart w:id="20" w:name="손실-함수와-평가지표-brain-masked"/>
     <w:p>
       <w:pPr>
         <w:pStyle w:val="Heading3"/>
@@ -2395,35 +2472,169 @@
           <w:b/>
           <w:bCs/>
         </w:rPr>
-        <w:t xml:space="preserve">평가</w:t>
-      </w:r>
-      <w:r>
-        <w:t xml:space="preserve">: brain-masked SSIM / PSNR / NMSE / L1 —</w:t>
-      </w:r>
-      <w:r>
-        <w:t xml:space="preserve"> </w:t>
-      </w:r>
-      <w:r>
-        <w:rPr>
-          <w:b/>
-          <w:bCs/>
-        </w:rPr>
-        <w:t xml:space="preserve">주 지표는 SSIM</w:t>
-      </w:r>
-      <w:r>
-        <w:t xml:space="preserve">(fastMRI 챌린지 표준</w:t>
-      </w:r>
-      <w:r>
-        <w:t xml:space="preserve"> </w:t>
-      </w:r>
-      <w:r>
-        <w:t xml:space="preserve">[20,21]), 나머지는 병기한다. 단 본 지표는 뇌 영역 한정이므로, 배경을 포함하는 fastMRI 공식</w:t>
-      </w:r>
-      <w:r>
-        <w:t xml:space="preserve"> </w:t>
-      </w:r>
-      <w:r>
-        <w:t xml:space="preserve">프로토콜(320 crop·raw)의 리더보드/문헌 수치와는 좌표계가 달라 직접 대조하지 않는다.</w:t>
+        <w:t xml:space="preserve">평가 지표 정의</w:t>
+      </w:r>
+      <w:r>
+        <w:t xml:space="preserve"> </w:t>
+      </w:r>
+      <w:r>
+        <w:t xml:space="preserve">(전부 슬라이스 단위, 정답 y·재구성 x̂·마스크 m):</w:t>
+      </w:r>
+    </w:p>
+    <w:p>
+      <w:pPr>
+        <w:pStyle w:val="Compact"/>
+        <w:numPr>
+          <w:ilvl w:val="1"/>
+          <w:numId w:val="1005"/>
+        </w:numPr>
+      </w:pPr>
+      <w:r>
+        <w:rPr>
+          <w:b/>
+          <w:bCs/>
+        </w:rPr>
+        <w:t xml:space="preserve">SSIM</w:t>
+      </w:r>
+      <w:r>
+        <w:t xml:space="preserve">: skimage</w:t>
+      </w:r>
+      <w:r>
+        <w:t xml:space="preserve"> </w:t>
+      </w:r>
+      <w:r>
+        <w:rPr>
+          <w:rStyle w:val="VerbatimChar"/>
+        </w:rPr>
+        <w:t xml:space="preserve">structural_similarity</w:t>
+      </w:r>
+      <w:r>
+        <w:t xml:space="preserve"> </w:t>
+      </w:r>
+      <w:r>
+        <w:t xml:space="preserve">를 전체 영상에서 계산(기본 윈도, data_range =</w:t>
+      </w:r>
+      <w:r>
+        <w:t xml:space="preserve"> </w:t>
+      </w:r>
+      <w:r>
+        <w:t xml:space="preserve">마스크 내부 y 의 max−min)한 뒤</w:t>
+      </w:r>
+      <w:r>
+        <w:t xml:space="preserve"> </w:t>
+      </w:r>
+      <w:r>
+        <w:rPr>
+          <w:b/>
+          <w:bCs/>
+        </w:rPr>
+        <w:t xml:space="preserve">SSIM map 을 마스크 픽셀에서만 평균</w:t>
+      </w:r>
+      <w:r>
+        <w:t xml:space="preserve">.</w:t>
+      </w:r>
+    </w:p>
+    <w:p>
+      <w:pPr>
+        <w:pStyle w:val="Compact"/>
+        <w:numPr>
+          <w:ilvl w:val="1"/>
+          <w:numId w:val="1005"/>
+        </w:numPr>
+      </w:pPr>
+      <w:r>
+        <w:rPr>
+          <w:b/>
+          <w:bCs/>
+        </w:rPr>
+        <w:t xml:space="preserve">PSNR</w:t>
+      </w:r>
+      <w:r>
+        <w:t xml:space="preserve"> </w:t>
+      </w:r>
+      <w:r>
+        <w:t xml:space="preserve">= 20·log₁₀( max_m(y) / √MSE_m ), MSE_m = Σ((x̂−y)²·m)/Σm — peak 는 슬라이스별</w:t>
+      </w:r>
+      <w:r>
+        <w:t xml:space="preserve"> </w:t>
+      </w:r>
+      <w:r>
+        <w:t xml:space="preserve">마스크 내 최댓값.</w:t>
+      </w:r>
+      <w:r>
+        <w:t xml:space="preserve"> </w:t>
+      </w:r>
+      <w:r>
+        <w:rPr>
+          <w:b/>
+          <w:bCs/>
+        </w:rPr>
+        <w:t xml:space="preserve">NMSE</w:t>
+      </w:r>
+      <w:r>
+        <w:t xml:space="preserve"> </w:t>
+      </w:r>
+      <w:r>
+        <w:t xml:space="preserve">= Σ((x̂−y)²·m)/Σ(y²·m).</w:t>
+      </w:r>
+      <w:r>
+        <w:t xml:space="preserve"> </w:t>
+      </w:r>
+      <w:r>
+        <w:rPr>
+          <w:b/>
+          <w:bCs/>
+        </w:rPr>
+        <w:t xml:space="preserve">L1</w:t>
+      </w:r>
+      <w:r>
+        <w:t xml:space="preserve"> </w:t>
+      </w:r>
+      <w:r>
+        <w:t xml:space="preserve">= Σ(|x̂−y|·m)/Σm.</w:t>
+      </w:r>
+    </w:p>
+    <w:p>
+      <w:pPr>
+        <w:pStyle w:val="Compact"/>
+        <w:numPr>
+          <w:ilvl w:val="1"/>
+          <w:numId w:val="1005"/>
+        </w:numPr>
+      </w:pPr>
+      <w:r>
+        <w:t xml:space="preserve">모든 영상은 ×10⁶ 스케일된 RSS magnitude 기준 — 즉 표의 L1 8.88 은 원 신호 단위로</w:t>
+      </w:r>
+      <w:r>
+        <w:t xml:space="preserve"> </w:t>
+      </w:r>
+      <w:r>
+        <w:t xml:space="preserve">8.88×10⁻⁶ 에 해당한다.</w:t>
+      </w:r>
+    </w:p>
+    <w:p>
+      <w:pPr>
+        <w:pStyle w:val="Compact"/>
+        <w:numPr>
+          <w:ilvl w:val="1"/>
+          <w:numId w:val="1005"/>
+        </w:numPr>
+      </w:pPr>
+      <w:r>
+        <w:rPr>
+          <w:b/>
+          <w:bCs/>
+        </w:rPr>
+        <w:t xml:space="preserve">본문·표의 모든 수치는 슬라이스 단위 통계로 통일</w:t>
+      </w:r>
+      <w:r>
+        <w:t xml:space="preserve">한다(학습 로그의 배치 풀링 수치는 학습</w:t>
+      </w:r>
+      <w:r>
+        <w:t xml:space="preserve"> </w:t>
+      </w:r>
+      <w:r>
+        <w:t xml:space="preserve">곡선(Fig. 2) 재현용으로만 사용).</w:t>
       </w:r>
     </w:p>
     <w:p>
@@ -2439,6 +2650,56 @@
           <w:b/>
           <w:bCs/>
         </w:rPr>
+        <w:t xml:space="preserve">주 지표는 SSIM</w:t>
+      </w:r>
+      <w:r>
+        <w:t xml:space="preserve">(fastMRI 챌린지 표준 [20,21]), 나머지는 병기한다. 본 지표는 뇌 영역</w:t>
+      </w:r>
+      <w:r>
+        <w:t xml:space="preserve"> </w:t>
+      </w:r>
+      <w:r>
+        <w:t xml:space="preserve">한정이므로, 배경을 포함하는 fastMRI 공식 프로토콜(320 crop·raw)의 리더보드/문헌 수치와는</w:t>
+      </w:r>
+      <w:r>
+        <w:t xml:space="preserve"> </w:t>
+      </w:r>
+      <w:r>
+        <w:t xml:space="preserve">좌표계가 달라 직접 대조하지 않는다. 한편 마스킹은 GRU 의 두개골 외부 아티팩트(§4.2)에 벌점을</w:t>
+      </w:r>
+      <w:r>
+        <w:t xml:space="preserve"> </w:t>
+      </w:r>
+      <w:r>
+        <w:t xml:space="preserve">주지 않으므로, 본 비교 맥락에서는</w:t>
+      </w:r>
+      <w:r>
+        <w:t xml:space="preserve"> </w:t>
+      </w:r>
+      <w:r>
+        <w:rPr>
+          <w:b/>
+          <w:bCs/>
+        </w:rPr>
+        <w:t xml:space="preserve">GRU 에 유리한 보수적 선택</w:t>
+      </w:r>
+      <w:r>
+        <w:t xml:space="preserve">이다.</w:t>
+      </w:r>
+    </w:p>
+    <w:p>
+      <w:pPr>
+        <w:pStyle w:val="Compact"/>
+        <w:numPr>
+          <w:ilvl w:val="0"/>
+          <w:numId w:val="1004"/>
+        </w:numPr>
+      </w:pPr>
+      <w:r>
+        <w:rPr>
+          <w:b/>
+          <w:bCs/>
+        </w:rPr>
         <w:t xml:space="preserve">모델 선택</w:t>
       </w:r>
       <w:r>
@@ -2484,14 +2745,50 @@
         <w:t xml:space="preserve">성립한다(§4.1).</w:t>
       </w:r>
     </w:p>
+    <w:bookmarkEnd w:id="20"/>
+    <w:bookmarkStart w:id="21" w:name="학습-세부"/>
+    <w:p>
+      <w:pPr>
+        <w:pStyle w:val="Heading3"/>
+      </w:pPr>
+      <w:r>
+        <w:t xml:space="preserve">3.6 학습 세부</w:t>
+      </w:r>
+    </w:p>
+    <w:p>
+      <w:pPr>
+        <w:pStyle w:val="FirstParagraph"/>
+      </w:pPr>
+      <w:r>
+        <w:t xml:space="preserve">Adam(LR 2e-4), CosineAnnealingLR, AMP(fp16), gradient clipping 1.0, batch size 8. 통제비교</w:t>
+      </w:r>
+      <w:r>
+        <w:t xml:space="preserve"> </w:t>
+      </w:r>
+      <w:r>
+        <w:t xml:space="preserve">50 epoch / 강화판 80 epoch, 검증 매 2 epoch. 하드웨어는 NVIDIA TITAN RTX 24GB 단일 GPU. 구현은</w:t>
+      </w:r>
+      <w:r>
+        <w:t xml:space="preserve"> </w:t>
+      </w:r>
+      <w:r>
+        <w:t xml:space="preserve">PyTorch 2.3 + mamba_ssm 2.2(CUDA selective-scan 커널). 코드는 게재 시 GitHub 에 공개할 계획이다</w:t>
+      </w:r>
+      <w:r>
+        <w:t xml:space="preserve"> </w:t>
+      </w:r>
+      <w:r>
+        <w:t xml:space="preserve">(재현성, 자료집 §5-Methods 권고).</w:t>
+      </w:r>
+    </w:p>
     <w:bookmarkEnd w:id="21"/>
-    <w:bookmarkStart w:id="22" w:name="학습-세부"/>
+    <w:bookmarkStart w:id="22" w:name="기준선-baselines"/>
     <w:p>
       <w:pPr>
         <w:pStyle w:val="Heading3"/>
       </w:pPr>
       <w:r>
-        <w:t xml:space="preserve">3.6 학습 세부</w:t>
+        <w:t xml:space="preserve">3.7 기준선 (baselines)</w:t>
       </w:r>
     </w:p>
     <w:p>
@@ -2499,112 +2796,76 @@
         <w:pStyle w:val="FirstParagraph"/>
       </w:pPr>
       <w:r>
-        <w:t xml:space="preserve">Adam(LR 2e-4), CosineAnnealingLR, AMP(fp16), gradient clipping 1.0, batch size 8. 통제비교</w:t>
-      </w:r>
-      <w:r>
-        <w:t xml:space="preserve"> </w:t>
-      </w:r>
-      <w:r>
-        <w:t xml:space="preserve">50 epoch / 강화판 80 epoch, 검증 매 2 epoch. 하드웨어는 NVIDIA TITAN RTX 24GB 단일 GPU. 구현은</w:t>
-      </w:r>
-      <w:r>
-        <w:t xml:space="preserve"> </w:t>
-      </w:r>
-      <w:r>
-        <w:t xml:space="preserve">PyTorch 2.3 + mamba_ssm 2.2(CUDA selective-scan 커널). 코드는 게재 시 GitHub 에 공개할 계획이다</w:t>
-      </w:r>
-      <w:r>
-        <w:t xml:space="preserve"> </w:t>
-      </w:r>
-      <w:r>
-        <w:t xml:space="preserve">(재현성, 자료집 §5-Methods 권고).</w:t>
+        <w:t xml:space="preserve">fastMRI</w:t>
+      </w:r>
+      <w:r>
+        <w:t xml:space="preserve"> </w:t>
+      </w:r>
+      <w:r>
+        <w:rPr>
+          <w:b/>
+          <w:bCs/>
+        </w:rPr>
+        <w:t xml:space="preserve">brain leaderboard 사전학습 U-Net·E2E-VarNet [11]</w:t>
+      </w:r>
+      <w:r>
+        <w:t xml:space="preserve"> </w:t>
+      </w:r>
+      <w:r>
+        <w:t xml:space="preserve">을 동일 검증 파이프라인(같은</w:t>
+      </w:r>
+      <w:r>
+        <w:t xml:space="preserve"> </w:t>
+      </w:r>
+      <w:r>
+        <w:t xml:space="preserve">슬라이스·R4 마스크·GT·brain mask)에서 추론 평가해 참고 기준선으로 제시한다. 두 모델의 출력</w:t>
+      </w:r>
+      <w:r>
+        <w:t xml:space="preserve"> </w:t>
+      </w:r>
+      <w:r>
+        <w:t xml:space="preserve">스케일은 자체 정규화 기준이므로 지표 계산 전 per-slice 최소제곱 스케일 정합을 적용한다(우리</w:t>
+      </w:r>
+      <w:r>
+        <w:t xml:space="preserve"> </w:t>
+      </w:r>
+      <w:r>
+        <w:t xml:space="preserve">모델은 α≈1). 단 leaderboard 가중치의 원 학습분포(전체 코일·native 해상도)와 본 전처리</w:t>
+      </w:r>
+      <w:r>
+        <w:t xml:space="preserve"> </w:t>
+      </w:r>
+      <w:r>
+        <w:t xml:space="preserve">(16코일·384² 재-FFT) 사이에 domain shift 가 있으므로 절대 우열 판정이 아닌</w:t>
+      </w:r>
+      <w:r>
+        <w:t xml:space="preserve"> </w:t>
+      </w:r>
+      <w:r>
+        <w:rPr>
+          <w:b/>
+          <w:bCs/>
+        </w:rPr>
+        <w:t xml:space="preserve">참고선</w:t>
+      </w:r>
+      <w:r>
+        <w:t xml:space="preserve">으로</w:t>
+      </w:r>
+      <w:r>
+        <w:t xml:space="preserve"> </w:t>
+      </w:r>
+      <w:r>
+        <w:t xml:space="preserve">표기한다. (VarNet 의 감도 추정이 k-space ortho 스케일에서 발산하는 문제는 unit-max 정규화로</w:t>
+      </w:r>
+      <w:r>
+        <w:t xml:space="preserve"> </w:t>
+      </w:r>
+      <w:r>
+        <w:t xml:space="preserve">완화했으며, 잔여 non-finite 슬라이스는 제외하지 않고 개수를 보고한다.)</w:t>
       </w:r>
     </w:p>
     <w:bookmarkEnd w:id="22"/>
-    <w:bookmarkStart w:id="23" w:name="기준선-baselines"/>
-    <w:p>
-      <w:pPr>
-        <w:pStyle w:val="Heading3"/>
-      </w:pPr>
-      <w:r>
-        <w:t xml:space="preserve">3.7 기준선 (baselines)</w:t>
-      </w:r>
-    </w:p>
-    <w:p>
-      <w:pPr>
-        <w:pStyle w:val="FirstParagraph"/>
-      </w:pPr>
-      <w:r>
-        <w:t xml:space="preserve">fastMRI</w:t>
-      </w:r>
-      <w:r>
-        <w:t xml:space="preserve"> </w:t>
-      </w:r>
-      <w:r>
-        <w:rPr>
-          <w:b/>
-          <w:bCs/>
-        </w:rPr>
-        <w:t xml:space="preserve">brain leaderboard 사전학습 U-Net·E2E-VarNet [11]</w:t>
-      </w:r>
-      <w:r>
-        <w:t xml:space="preserve"> </w:t>
-      </w:r>
-      <w:r>
-        <w:t xml:space="preserve">을 동일 검증 파이프라인(같은</w:t>
-      </w:r>
-      <w:r>
-        <w:t xml:space="preserve"> </w:t>
-      </w:r>
-      <w:r>
-        <w:t xml:space="preserve">슬라이스·R4 마스크·GT·brain mask)에서 추론 평가해 참고 기준선으로 제시한다. 두 모델의 출력</w:t>
-      </w:r>
-      <w:r>
-        <w:t xml:space="preserve"> </w:t>
-      </w:r>
-      <w:r>
-        <w:t xml:space="preserve">스케일은 자체 정규화 기준이므로 지표 계산 전 per-slice 최소제곱 스케일 정합을 적용한다(우리</w:t>
-      </w:r>
-      <w:r>
-        <w:t xml:space="preserve"> </w:t>
-      </w:r>
-      <w:r>
-        <w:t xml:space="preserve">모델은 α≈1). 단 leaderboard 가중치의 원 학습분포(전체 코일·native 해상도)와 본 전처리</w:t>
-      </w:r>
-      <w:r>
-        <w:t xml:space="preserve"> </w:t>
-      </w:r>
-      <w:r>
-        <w:t xml:space="preserve">(16코일·384² 재-FFT) 사이에 domain shift 가 있으므로 절대 우열 판정이 아닌</w:t>
-      </w:r>
-      <w:r>
-        <w:t xml:space="preserve"> </w:t>
-      </w:r>
-      <w:r>
-        <w:rPr>
-          <w:b/>
-          <w:bCs/>
-        </w:rPr>
-        <w:t xml:space="preserve">참고선</w:t>
-      </w:r>
-      <w:r>
-        <w:t xml:space="preserve">으로</w:t>
-      </w:r>
-      <w:r>
-        <w:t xml:space="preserve"> </w:t>
-      </w:r>
-      <w:r>
-        <w:t xml:space="preserve">표기한다. (VarNet 의 감도 추정이 k-space ortho 스케일에서 발산하는 문제는 unit-max 정규화로</w:t>
-      </w:r>
-      <w:r>
-        <w:t xml:space="preserve"> </w:t>
-      </w:r>
-      <w:r>
-        <w:t xml:space="preserve">완화했으며, 잔여 non-finite 슬라이스는 제외하지 않고 개수를 보고한다.)</w:t>
-      </w:r>
-    </w:p>
-    <w:bookmarkEnd w:id="23"/>
-    <w:bookmarkStart w:id="24" w:name="통계-분석"/>
+    <w:bookmarkStart w:id="23" w:name="통계-분석"/>
     <w:p>
       <w:pPr>
         <w:pStyle w:val="Heading3"/>
@@ -2698,11 +2959,56 @@
         <w:t xml:space="preserve"> </w:t>
       </w:r>
       <w:r>
-        <w:t xml:space="preserve">저장소 산출물에 보존).</w:t>
-      </w:r>
-    </w:p>
+        <w:t xml:space="preserve">저장소 산출물에 보존). 검정은 양측, 유의수준 0.05 다.</w:t>
+      </w:r>
+      <w:r>
+        <w:t xml:space="preserve"> </w:t>
+      </w:r>
+      <w:r>
+        <w:rPr>
+          <w:b/>
+          <w:bCs/>
+        </w:rPr>
+        <w:t xml:space="preserve">같은 볼륨의 슬라이스들은 독립이 아니므로</w:t>
+      </w:r>
+      <w:r>
+        <w:rPr>
+          <w:b/>
+          <w:bCs/>
+        </w:rPr>
+        <w:t xml:space="preserve"> </w:t>
+      </w:r>
+      <w:r>
+        <w:rPr>
+          <w:b/>
+          <w:bCs/>
+        </w:rPr>
+        <w:t xml:space="preserve">(클러스터 구조), 슬라이스 단위 분석과 볼륨 단위 분석을 병행한다</w:t>
+      </w:r>
+      <w:r>
+        <w:t xml:space="preserve">: 볼륨별 평균 paired 차이에</w:t>
+      </w:r>
+      <w:r>
+        <w:t xml:space="preserve"> </w:t>
+      </w:r>
+      <w:r>
+        <w:t xml:space="preserve">대한 Wilcoxon signed-rank(n=464)와 볼륨 단위 우위 비율을 함께 보고하고, 슬라이스 단위 우위</w:t>
+      </w:r>
+      <w:r>
+        <w:t xml:space="preserve"> </w:t>
+      </w:r>
+      <w:r>
+        <w:t xml:space="preserve">비율과 평균 차이의 95% CI 는 볼륨 클러스터 부트스트랩(2,000회 재표집)으로 구한다. 4개 지표는</w:t>
+      </w:r>
+      <w:r>
+        <w:t xml:space="preserve"> </w:t>
+      </w:r>
+      <w:r>
+        <w:t xml:space="preserve">상관이 높아 다중비교 보정(Bonferroni ×4)을 적용해도 본문의 모든 유의성 결론은 불변이다.</w:t>
+      </w:r>
+    </w:p>
+    <w:bookmarkEnd w:id="23"/>
     <w:bookmarkEnd w:id="24"/>
-    <w:bookmarkEnd w:id="25"/>
     <w:bookmarkStart w:id="30" w:name="결과-results"/>
     <w:p>
       <w:pPr>
@@ -2712,7 +3018,7 @@
         <w:t xml:space="preserve">4. 결과 (Results)</w:t>
       </w:r>
     </w:p>
-    <w:bookmarkStart w:id="26" w:name="통제-비교-ss2d-의-일관-우위-table-1-2-fig.-2"/>
+    <w:bookmarkStart w:id="25" w:name="통제-비교-ss2d-의-일관-우위-table-1-2-fig.-2"/>
     <w:p>
       <w:pPr>
         <w:pStyle w:val="Heading3"/>
@@ -2730,7 +3036,7 @@
           <w:b/>
           <w:bCs/>
         </w:rPr>
-        <w:t xml:space="preserve">Table 1. Best checkpoint 기준 (val 전체, brain-masked).</w:t>
+        <w:t xml:space="preserve">Table 1. Best checkpoint 기준 (val 전체 7,334 슬라이스, brain-masked, 슬라이스 단위 평균).</w:t>
       </w:r>
     </w:p>
     <w:tbl>
@@ -2769,7 +3075,7 @@
               <w:jc w:val="right"/>
             </w:pPr>
             <w:r>
-              <w:t xml:space="preserve">epoch</w:t>
+              <w:t xml:space="preserve">best epoch</w:t>
             </w:r>
           </w:p>
         </w:tc>
@@ -2817,7 +3123,7 @@
               <w:jc w:val="right"/>
             </w:pPr>
             <w:r>
-              <w:t xml:space="preserve">L1</w:t>
+              <w:t xml:space="preserve">L1 (×10⁻⁶)</w:t>
             </w:r>
           </w:p>
         </w:tc>
@@ -2858,7 +3164,7 @@
               <w:jc w:val="right"/>
             </w:pPr>
             <w:r>
-              <w:t xml:space="preserve">48</w:t>
+              <w:t xml:space="preserve">48/50</w:t>
             </w:r>
           </w:p>
         </w:tc>
@@ -2890,7 +3196,7 @@
                 <w:b/>
                 <w:bCs/>
               </w:rPr>
-              <w:t xml:space="preserve">35.16</w:t>
+              <w:t xml:space="preserve">33.90</w:t>
             </w:r>
           </w:p>
         </w:tc>
@@ -2906,7 +3212,7 @@
                 <w:b/>
                 <w:bCs/>
               </w:rPr>
-              <w:t xml:space="preserve">0.0039</w:t>
+              <w:t xml:space="preserve">0.00438</w:t>
             </w:r>
           </w:p>
         </w:tc>
@@ -2922,7 +3228,7 @@
                 <w:b/>
                 <w:bCs/>
               </w:rPr>
-              <w:t xml:space="preserve">8.931</w:t>
+              <w:t xml:space="preserve">8.883</w:t>
             </w:r>
           </w:p>
         </w:tc>
@@ -2963,7 +3269,7 @@
               <w:jc w:val="right"/>
             </w:pPr>
             <w:r>
-              <w:t xml:space="preserve">50</w:t>
+              <w:t xml:space="preserve">50/50</w:t>
             </w:r>
           </w:p>
         </w:tc>
@@ -2987,7 +3293,7 @@
               <w:jc w:val="right"/>
             </w:pPr>
             <w:r>
-              <w:t xml:space="preserve">35.03</w:t>
+              <w:t xml:space="preserve">33.78</w:t>
             </w:r>
           </w:p>
         </w:tc>
@@ -2999,7 +3305,7 @@
               <w:jc w:val="right"/>
             </w:pPr>
             <w:r>
-              <w:t xml:space="preserve">0.0040</w:t>
+              <w:t xml:space="preserve">0.00449</w:t>
             </w:r>
           </w:p>
         </w:tc>
@@ -3011,7 +3317,7 @@
               <w:jc w:val="right"/>
             </w:pPr>
             <w:r>
-              <w:t xml:space="preserve">9.054</w:t>
+              <w:t xml:space="preserve">9.002</w:t>
             </w:r>
           </w:p>
         </w:tc>
@@ -3034,7 +3340,7 @@
         <w:pStyle w:val="Compact"/>
         <w:numPr>
           <w:ilvl w:val="0"/>
-          <w:numId w:val="1005"/>
+          <w:numId w:val="1006"/>
         </w:numPr>
       </w:pPr>
       <w:r>
@@ -3057,7 +3363,13 @@
         <w:t xml:space="preserve"> </w:t>
       </w:r>
       <w:r>
-        <w:t xml:space="preserve">하이브리드 선행 실험에서 관찰됐던 후반 역전(crossover)은 없었다. (Fig. 2)</w:t>
+        <w:t xml:space="preserve">하이브리드 선행 실험에서 관찰됐던 후반 역전(crossover)은 없었다. (Fig. 2 — 단일 시드의 단일</w:t>
+      </w:r>
+      <w:r>
+        <w:t xml:space="preserve"> </w:t>
+      </w:r>
+      <w:r>
+        <w:t xml:space="preserve">궤적임을 캡션에 명시; §5-(6))</w:t>
       </w:r>
     </w:p>
     <w:p>
@@ -3065,7 +3377,7 @@
         <w:pStyle w:val="Compact"/>
         <w:numPr>
           <w:ilvl w:val="0"/>
-          <w:numId w:val="1005"/>
+          <w:numId w:val="1006"/>
         </w:numPr>
       </w:pPr>
       <w:r>
@@ -3091,21 +3403,36 @@
           <w:b/>
           <w:bCs/>
         </w:rPr>
-        <w:t xml:space="preserve">Table 2. Per-slice paired 비교.</w:t>
+        <w:t xml:space="preserve">Table 2. Per-slice paired 비교</w:t>
+      </w:r>
+      <w:r>
+        <w:t xml:space="preserve"> </w:t>
+      </w:r>
+      <w:r>
+        <w:t xml:space="preserve">(Δ 는 항상 양수 = SS2D 우위 방향, NMSE/L1 부호 반전 —</w:t>
+      </w:r>
+      <w:r>
+        <w:t xml:space="preserve"> </w:t>
+      </w:r>
+      <w:r>
+        <w:t xml:space="preserve">Fig. 4 규약과 동일. CI 는 볼륨 클러스터 부트스트랩 2,000회, §3.8).</w:t>
       </w:r>
     </w:p>
     <w:tbl>
       <w:tblPr>
         <w:tblStyle w:val="Table"/>
-        <w:tblW w:type="auto" w:w="0"/>
+        <w:tblW w:type="pct" w:w="5000"/>
+        <w:tblLayout w:type="fixed"/>
         <w:tblLook w:firstRow="1" w:lastRow="0" w:firstColumn="0" w:lastColumn="0" w:noHBand="0" w:noVBand="0" w:val="0020"/>
       </w:tblPr>
       <w:tblGrid>
-        <w:gridCol w:w="1584"/>
-        <w:gridCol w:w="1584"/>
-        <w:gridCol w:w="1584"/>
-        <w:gridCol w:w="1584"/>
-        <w:gridCol w:w="1584"/>
+        <w:gridCol w:w="880"/>
+        <w:gridCol w:w="1173"/>
+        <w:gridCol w:w="1173"/>
+        <w:gridCol w:w="1173"/>
+        <w:gridCol w:w="1173"/>
+        <w:gridCol w:w="1173"/>
+        <w:gridCol w:w="1173"/>
       </w:tblGrid>
       <w:tr>
         <w:trPr>
@@ -3154,7 +3481,7 @@
               <w:jc w:val="right"/>
             </w:pPr>
             <w:r>
-              <w:t xml:space="preserve">SS2D 우위 슬라이스 비율</w:t>
+              <w:t xml:space="preserve">Δ 중앙값 (IQR)</w:t>
             </w:r>
           </w:p>
         </w:tc>
@@ -3166,7 +3493,31 @@
               <w:jc w:val="right"/>
             </w:pPr>
             <w:r>
-              <w:t xml:space="preserve">p</w:t>
+              <w:t xml:space="preserve">우위 슬라이스 [95% CI]</w:t>
+            </w:r>
+          </w:p>
+        </w:tc>
+        <w:tc>
+          <w:tcPr/>
+          <w:p>
+            <w:pPr>
+              <w:pStyle w:val="Compact"/>
+              <w:jc w:val="right"/>
+            </w:pPr>
+            <w:r>
+              <w:t xml:space="preserve">우위 볼륨</w:t>
+            </w:r>
+          </w:p>
+        </w:tc>
+        <w:tc>
+          <w:tcPr/>
+          <w:p>
+            <w:pPr>
+              <w:pStyle w:val="Compact"/>
+              <w:jc w:val="right"/>
+            </w:pPr>
+            <w:r>
+              <w:t xml:space="preserve">p(볼륨, n=464)</w:t>
             </w:r>
           </w:p>
         </w:tc>
@@ -3204,6 +3555,18 @@
             </w:pPr>
             <w:r>
               <w:t xml:space="preserve">0.9140±0.0890</w:t>
+            </w:r>
+          </w:p>
+        </w:tc>
+        <w:tc>
+          <w:tcPr/>
+          <w:p>
+            <w:pPr>
+              <w:pStyle w:val="Compact"/>
+              <w:jc w:val="right"/>
+            </w:pPr>
+            <w:r>
+              <w:t xml:space="preserve">+0.0013 (+0.0002, +0.0025)</w:t>
             </w:r>
           </w:p>
         </w:tc>
@@ -3221,6 +3584,28 @@
               </w:rPr>
               <w:t xml:space="preserve">78.2%</w:t>
             </w:r>
+            <w:r>
+              <w:t xml:space="preserve"> </w:t>
+            </w:r>
+            <w:r>
+              <w:t xml:space="preserve">[76.8, 79.7]</w:t>
+            </w:r>
+          </w:p>
+        </w:tc>
+        <w:tc>
+          <w:tcPr/>
+          <w:p>
+            <w:pPr>
+              <w:pStyle w:val="Compact"/>
+              <w:jc w:val="right"/>
+            </w:pPr>
+            <w:r>
+              <w:rPr>
+                <w:b/>
+                <w:bCs/>
+              </w:rPr>
+              <w:t xml:space="preserve">94.8%</w:t>
+            </w:r>
           </w:p>
         </w:tc>
         <w:tc>
@@ -3244,7 +3629,7 @@
               <w:pStyle w:val="Compact"/>
             </w:pPr>
             <w:r>
-              <w:t xml:space="preserve">PSNR</w:t>
+              <w:t xml:space="preserve">PSNR (dB)</w:t>
             </w:r>
           </w:p>
         </w:tc>
@@ -3269,6 +3654,18 @@
             </w:pPr>
             <w:r>
               <w:t xml:space="preserve">33.90±2.63</w:t>
+            </w:r>
+          </w:p>
+        </w:tc>
+        <w:tc>
+          <w:tcPr/>
+          <w:p>
+            <w:pPr>
+              <w:pStyle w:val="Compact"/>
+              <w:jc w:val="right"/>
+            </w:pPr>
+            <w:r>
+              <w:t xml:space="preserve">+0.12 (−0.01, +0.26)</w:t>
             </w:r>
           </w:p>
         </w:tc>
@@ -3286,6 +3683,28 @@
               </w:rPr>
               <w:t xml:space="preserve">73.8%</w:t>
             </w:r>
+            <w:r>
+              <w:t xml:space="preserve"> </w:t>
+            </w:r>
+            <w:r>
+              <w:t xml:space="preserve">[72.1, 75.5]</w:t>
+            </w:r>
+          </w:p>
+        </w:tc>
+        <w:tc>
+          <w:tcPr/>
+          <w:p>
+            <w:pPr>
+              <w:pStyle w:val="Compact"/>
+              <w:jc w:val="right"/>
+            </w:pPr>
+            <w:r>
+              <w:rPr>
+                <w:b/>
+                <w:bCs/>
+              </w:rPr>
+              <w:t xml:space="preserve">89.9%</w:t>
+            </w:r>
           </w:p>
         </w:tc>
         <w:tc>
@@ -3321,7 +3740,7 @@
               <w:jc w:val="right"/>
             </w:pPr>
             <w:r>
-              <w:t xml:space="preserve">0.0045±0.0053</w:t>
+              <w:t xml:space="preserve">0.00449±0.00530</w:t>
             </w:r>
           </w:p>
         </w:tc>
@@ -3333,7 +3752,19 @@
               <w:jc w:val="right"/>
             </w:pPr>
             <w:r>
-              <w:t xml:space="preserve">0.0044±0.0053</w:t>
+              <w:t xml:space="preserve">0.00438±0.00527</w:t>
+            </w:r>
+          </w:p>
+        </w:tc>
+        <w:tc>
+          <w:tcPr/>
+          <w:p>
+            <w:pPr>
+              <w:pStyle w:val="Compact"/>
+              <w:jc w:val="right"/>
+            </w:pPr>
+            <w:r>
+              <w:t xml:space="preserve">+8.9e-5 (−0.6e-5, +2.1e-4)</w:t>
             </w:r>
           </w:p>
         </w:tc>
@@ -3351,6 +3782,28 @@
               </w:rPr>
               <w:t xml:space="preserve">73.8%</w:t>
             </w:r>
+            <w:r>
+              <w:t xml:space="preserve"> </w:t>
+            </w:r>
+            <w:r>
+              <w:t xml:space="preserve">[72.0, 75.5]</w:t>
+            </w:r>
+          </w:p>
+        </w:tc>
+        <w:tc>
+          <w:tcPr/>
+          <w:p>
+            <w:pPr>
+              <w:pStyle w:val="Compact"/>
+              <w:jc w:val="right"/>
+            </w:pPr>
+            <w:r>
+              <w:rPr>
+                <w:b/>
+                <w:bCs/>
+              </w:rPr>
+              <w:t xml:space="preserve">90.1%</w:t>
+            </w:r>
           </w:p>
         </w:tc>
         <w:tc>
@@ -3374,7 +3827,7 @@
               <w:pStyle w:val="Compact"/>
             </w:pPr>
             <w:r>
-              <w:t xml:space="preserve">L1</w:t>
+              <w:t xml:space="preserve">L1 (×10⁻⁶)</w:t>
             </w:r>
           </w:p>
         </w:tc>
@@ -3399,6 +3852,18 @@
             </w:pPr>
             <w:r>
               <w:t xml:space="preserve">8.88±3.05</w:t>
+            </w:r>
+          </w:p>
+        </w:tc>
+        <w:tc>
+          <w:tcPr/>
+          <w:p>
+            <w:pPr>
+              <w:pStyle w:val="Compact"/>
+              <w:jc w:val="right"/>
+            </w:pPr>
+            <w:r>
+              <w:t xml:space="preserve">+0.12 (+0.005, +0.24)</w:t>
             </w:r>
           </w:p>
         </w:tc>
@@ -3416,6 +3881,28 @@
               </w:rPr>
               <w:t xml:space="preserve">76.1%</w:t>
             </w:r>
+            <w:r>
+              <w:t xml:space="preserve"> </w:t>
+            </w:r>
+            <w:r>
+              <w:t xml:space="preserve">[74.4, 77.8]</w:t>
+            </w:r>
+          </w:p>
+        </w:tc>
+        <w:tc>
+          <w:tcPr/>
+          <w:p>
+            <w:pPr>
+              <w:pStyle w:val="Compact"/>
+              <w:jc w:val="right"/>
+            </w:pPr>
+            <w:r>
+              <w:rPr>
+                <w:b/>
+                <w:bCs/>
+              </w:rPr>
+              <w:t xml:space="preserve">90.5%</w:t>
+            </w:r>
           </w:p>
         </w:tc>
         <w:tc>
@@ -3437,48 +3924,119 @@
         <w:pStyle w:val="BodyText"/>
       </w:pPr>
       <w:r>
-        <w:t xml:space="preserve">즉 aggregate 우위가 소수 슬라이스에 의한 것이 아니라</w:t>
-      </w:r>
-      <w:r>
-        <w:t xml:space="preserve"> </w:t>
-      </w:r>
-      <w:r>
-        <w:rPr>
-          <w:b/>
-          <w:bCs/>
-        </w:rPr>
-        <w:t xml:space="preserve">대다수 슬라이스에서 일관</w:t>
-      </w:r>
-      <w:r>
-        <w:t xml:space="preserve">된다.</w:t>
-      </w:r>
-      <w:r>
-        <w:t xml:space="preserve"> </w:t>
-      </w:r>
-      <w:r>
-        <w:t xml:space="preserve">(주: 본 표의 PSNR/NMSE/L1 절대값은 Table 1 과 다르다 — 학습 시 검증이 배치 풀링으로 계산된 반면</w:t>
-      </w:r>
-      <w:r>
-        <w:t xml:space="preserve"> </w:t>
-      </w:r>
-      <w:r>
-        <w:t xml:space="preserve">본 표는 슬라이스 단위 계산이다. SSIM 은 양쪽 모두 슬라이스 단위라 정확히 일치하며, paired 비교</w:t>
-      </w:r>
-      <w:r>
-        <w:t xml:space="preserve"> </w:t>
-      </w:r>
-      <w:r>
-        <w:t xml:space="preserve">자체는 3개 모델 동일 프로토콜로 유효하다.)</w:t>
+        <w:t xml:space="preserve">즉 aggregate 우위가 소수 슬라이스·소수 볼륨에 의한 것이 아니라</w:t>
+      </w:r>
+      <w:r>
+        <w:t xml:space="preserve"> </w:t>
+      </w:r>
+      <w:r>
+        <w:rPr>
+          <w:b/>
+          <w:bCs/>
+        </w:rPr>
+        <w:t xml:space="preserve">대다수 슬라이스(74~78%)와</w:t>
+      </w:r>
+      <w:r>
+        <w:rPr>
+          <w:b/>
+          <w:bCs/>
+        </w:rPr>
+        <w:t xml:space="preserve"> </w:t>
+      </w:r>
+      <w:r>
+        <w:rPr>
+          <w:b/>
+          <w:bCs/>
+        </w:rPr>
+        <w:t xml:space="preserve">압도적 다수 볼륨(90~95%)에서 일관</w:t>
+      </w:r>
+      <w:r>
+        <w:t xml:space="preserve">된다. 슬라이스 평균 Δ 의 클러스터 부트스트랩 95% CI 도 4지표</w:t>
+      </w:r>
+      <w:r>
+        <w:t xml:space="preserve"> </w:t>
+      </w:r>
+      <w:r>
+        <w:t xml:space="preserve">전부 0 을 배제한다(예: ΔSSIM +0.0014 [+0.0013, +0.0015]). contrast 서브그룹별 일관성은 부록 C</w:t>
+      </w:r>
+      <w:r>
+        <w:t xml:space="preserve"> </w:t>
+      </w:r>
+      <w:r>
+        <w:t xml:space="preserve">Table S1(5개 contrast 전부에서 모든 지표 우위 비율 ≥68.7%).</w:t>
+      </w:r>
+    </w:p>
+    <w:bookmarkEnd w:id="25"/>
+    <w:bookmarkStart w:id="26" w:name="정성-비교-gru-의-배경-ringing-fig.-3"/>
+    <w:p>
+      <w:pPr>
+        <w:pStyle w:val="Heading3"/>
+      </w:pPr>
+      <w:r>
+        <w:t xml:space="preserve">4.2 정성 비교 — GRU 의 배경 ringing (Fig. 3)</w:t>
+      </w:r>
+    </w:p>
+    <w:p>
+      <w:pPr>
+        <w:pStyle w:val="FirstParagraph"/>
+      </w:pPr>
+      <w:r>
+        <w:t xml:space="preserve">4-way 시각화(GT / 사전학습 U-Net 참고 기준선(§3.7) / GRU / SS2D)에서</w:t>
+      </w:r>
+      <w:r>
+        <w:t xml:space="preserve"> </w:t>
+      </w:r>
+      <w:r>
+        <w:rPr>
+          <w:b/>
+          <w:bCs/>
+        </w:rPr>
+        <w:t xml:space="preserve">GRU 는 두개골 바깥</w:t>
+      </w:r>
+      <w:r>
+        <w:rPr>
+          <w:b/>
+          <w:bCs/>
+        </w:rPr>
+        <w:t xml:space="preserve"> </w:t>
+      </w:r>
+      <w:r>
+        <w:rPr>
+          <w:b/>
+          <w:bCs/>
+        </w:rPr>
+        <w:t xml:space="preserve">배경에 반복적 ringing/줄무늬 아티팩트</w:t>
+      </w:r>
+      <w:r>
+        <w:t xml:space="preserve">를 보이는 반면 SS2D 의 해당 영역은 깨끗했다(검토한</w:t>
+      </w:r>
+      <w:r>
+        <w:t xml:space="preserve"> </w:t>
+      </w:r>
+      <w:r>
+        <w:t xml:space="preserve">시각화 슬라이스에서 일관되게 관찰 — 검토 슬라이스 수 명시와 마스크 외부 잔차의 정량화는 보완</w:t>
+      </w:r>
+      <w:r>
+        <w:t xml:space="preserve"> </w:t>
+      </w:r>
+      <w:r>
+        <w:t xml:space="preserve">예정 ✎부록 D P1-5). brain-mask 밖이라 정량 지표에는 반영되지 않는 순수 정성적 차이로(§3.5 의</w:t>
+      </w:r>
+      <w:r>
+        <w:t xml:space="preserve"> </w:t>
+      </w:r>
+      <w:r>
+        <w:t xml:space="preserve">보수적 마스킹 논점 참조), GRU 재구성이 관심영역 밖에서 덜 안정적임을 시사한다.</w:t>
       </w:r>
     </w:p>
     <w:bookmarkEnd w:id="26"/>
-    <w:bookmarkStart w:id="27" w:name="정성-비교-gru-의-배경-ringing-fig.-3"/>
+    <w:bookmarkStart w:id="27" w:name="강화-ss2d-상한-탐색-table-3-fig.-2-4"/>
     <w:p>
       <w:pPr>
         <w:pStyle w:val="Heading3"/>
       </w:pPr>
       <w:r>
-        <w:t xml:space="preserve">4.2 정성 비교 — GRU 의 배경 ringing (Fig. 3)</w:t>
+        <w:t xml:space="preserve">4.3 강화 SS2D — 상한 탐색 (Table 3; Fig. 2, 4)</w:t>
       </w:r>
     </w:p>
     <w:p>
@@ -3486,68 +4044,11 @@
         <w:pStyle w:val="FirstParagraph"/>
       </w:pPr>
       <w:r>
-        <w:t xml:space="preserve">4-way 시각화(GT / U-Net / GRU / SS2D)에서</w:t>
-      </w:r>
-      <w:r>
-        <w:t xml:space="preserve"> </w:t>
-      </w:r>
-      <w:r>
-        <w:rPr>
-          <w:b/>
-          <w:bCs/>
-        </w:rPr>
-        <w:t xml:space="preserve">GRU 는 두개골 바깥 배경에 반복적 ringing/줄무늬</w:t>
-      </w:r>
-      <w:r>
-        <w:rPr>
-          <w:b/>
-          <w:bCs/>
-        </w:rPr>
-        <w:t xml:space="preserve"> </w:t>
-      </w:r>
-      <w:r>
-        <w:rPr>
-          <w:b/>
-          <w:bCs/>
-        </w:rPr>
-        <w:t xml:space="preserve">아티팩트</w:t>
-      </w:r>
-      <w:r>
-        <w:t xml:space="preserve">를 보이는 반면 SS2D 의 해당 영역은 깨끗했다(검토한 모든 슬라이스에서 일관).</w:t>
-      </w:r>
-      <w:r>
-        <w:t xml:space="preserve"> </w:t>
-      </w:r>
-      <w:r>
-        <w:t xml:space="preserve">brain-mask 밖이라 정량 지표에는 반영되지 않는 순수 정성적 차이로, GRU 재구성이 관심영역 밖에서</w:t>
-      </w:r>
-      <w:r>
-        <w:t xml:space="preserve"> </w:t>
-      </w:r>
-      <w:r>
-        <w:t xml:space="preserve">덜 안정적임을 시사한다.</w:t>
-      </w:r>
-    </w:p>
-    <w:bookmarkEnd w:id="27"/>
-    <w:bookmarkStart w:id="28" w:name="강화-ss2d-상한-탐색-table-3-fig.-2-4"/>
-    <w:p>
-      <w:pPr>
-        <w:pStyle w:val="Heading3"/>
-      </w:pPr>
-      <w:r>
-        <w:t xml:space="preserve">4.3 강화 SS2D — 상한 탐색 (Table 3; Fig. 2, 4)</w:t>
-      </w:r>
-    </w:p>
-    <w:p>
-      <w:pPr>
-        <w:pStyle w:val="FirstParagraph"/>
-      </w:pPr>
-      <w:r>
-        <w:rPr>
-          <w:b/>
-          <w:bCs/>
-        </w:rPr>
-        <w:t xml:space="preserve">Table 3. 강화 SS2D vs 통제판 (val 전체, brain-masked, best checkpoint).</w:t>
+        <w:rPr>
+          <w:b/>
+          <w:bCs/>
+        </w:rPr>
+        <w:t xml:space="preserve">Table 3. 강화 SS2D vs 통제판 (val 전체 7,334 슬라이스, brain-masked, 슬라이스 단위 평균).</w:t>
       </w:r>
     </w:p>
     <w:tbl>
@@ -3620,7 +4121,7 @@
               <w:jc w:val="right"/>
             </w:pPr>
             <w:r>
-              <w:t xml:space="preserve">L1</w:t>
+              <w:t xml:space="preserve">L1 (×10⁻⁶)</w:t>
             </w:r>
           </w:p>
         </w:tc>
@@ -3669,7 +4170,7 @@
                 <w:b/>
                 <w:bCs/>
               </w:rPr>
-              <w:t xml:space="preserve">35.18</w:t>
+              <w:t xml:space="preserve">33.92</w:t>
             </w:r>
           </w:p>
         </w:tc>
@@ -3681,7 +4182,7 @@
               <w:jc w:val="right"/>
             </w:pPr>
             <w:r>
-              <w:t xml:space="preserve">0.0039</w:t>
+              <w:t xml:space="preserve">0.00439</w:t>
             </w:r>
           </w:p>
         </w:tc>
@@ -3693,7 +4194,11 @@
               <w:jc w:val="right"/>
             </w:pPr>
             <w:r>
-              <w:t xml:space="preserve">8.931</w:t>
+              <w:rPr>
+                <w:b/>
+                <w:bCs/>
+              </w:rPr>
+              <w:t xml:space="preserve">8.879</w:t>
             </w:r>
           </w:p>
         </w:tc>
@@ -3730,7 +4235,7 @@
               <w:jc w:val="right"/>
             </w:pPr>
             <w:r>
-              <w:t xml:space="preserve">35.16</w:t>
+              <w:t xml:space="preserve">33.90</w:t>
             </w:r>
           </w:p>
         </w:tc>
@@ -3742,7 +4247,11 @@
               <w:jc w:val="right"/>
             </w:pPr>
             <w:r>
-              <w:t xml:space="preserve">0.0039</w:t>
+              <w:rPr>
+                <w:b/>
+                <w:bCs/>
+              </w:rPr>
+              <w:t xml:space="preserve">0.00438</w:t>
             </w:r>
           </w:p>
         </w:tc>
@@ -3754,7 +4263,7 @@
               <w:jc w:val="right"/>
             </w:pPr>
             <w:r>
-              <w:t xml:space="preserve">8.931</w:t>
+              <w:t xml:space="preserve">8.883</w:t>
             </w:r>
           </w:p>
         </w:tc>
@@ -3791,7 +4300,7 @@
               <w:jc w:val="right"/>
             </w:pPr>
             <w:r>
-              <w:t xml:space="preserve">35.03</w:t>
+              <w:t xml:space="preserve">33.78</w:t>
             </w:r>
           </w:p>
         </w:tc>
@@ -3803,7 +4312,7 @@
               <w:jc w:val="right"/>
             </w:pPr>
             <w:r>
-              <w:t xml:space="preserve">0.0040</w:t>
+              <w:t xml:space="preserve">0.00449</w:t>
             </w:r>
           </w:p>
         </w:tc>
@@ -3815,685 +4324,12 @@
               <w:jc w:val="right"/>
             </w:pPr>
             <w:r>
-              <w:t xml:space="preserve">9.054</w:t>
+              <w:t xml:space="preserve">9.002</w:t>
             </w:r>
           </w:p>
         </w:tc>
       </w:tr>
     </w:tbl>
-    <w:p>
-      <w:pPr>
-        <w:pStyle w:val="Compact"/>
-        <w:numPr>
-          <w:ilvl w:val="0"/>
-          <w:numId w:val="1006"/>
-        </w:numPr>
-      </w:pPr>
-      <w:r>
-        <w:t xml:space="preserve">Per-slice 우위 슬라이스 비율: vs 통제판 SS2D</w:t>
-      </w:r>
-      <w:r>
-        <w:t xml:space="preserve"> </w:t>
-      </w:r>
-      <w:r>
-        <w:rPr>
-          <w:b/>
-          <w:bCs/>
-        </w:rPr>
-        <w:t xml:space="preserve">54~56%</w:t>
-      </w:r>
-      <w:r>
-        <w:t xml:space="preserve">(표준 4지표 전부, Wilcoxon p&lt;0.001 —</w:t>
-      </w:r>
-      <w:r>
-        <w:t xml:space="preserve"> </w:t>
-      </w:r>
-      <w:r>
-        <w:t xml:space="preserve">유의하나 근소), vs GRU</w:t>
-      </w:r>
-      <w:r>
-        <w:t xml:space="preserve"> </w:t>
-      </w:r>
-      <w:r>
-        <w:rPr>
-          <w:b/>
-          <w:bCs/>
-        </w:rPr>
-        <w:t xml:space="preserve">78~82%</w:t>
-      </w:r>
-      <w:r>
-        <w:t xml:space="preserve">(완승). 차이 분포는 Fig. 4b.</w:t>
-      </w:r>
-    </w:p>
-    <w:p>
-      <w:pPr>
-        <w:pStyle w:val="Compact"/>
-        <w:numPr>
-          <w:ilvl w:val="0"/>
-          <w:numId w:val="1006"/>
-        </w:numPr>
-      </w:pPr>
-      <w:r>
-        <w:rPr>
-          <w:b/>
-          <w:bCs/>
-        </w:rPr>
-        <w:t xml:space="preserve">정직한 해석</w:t>
-      </w:r>
-      <w:r>
-        <w:t xml:space="preserve">: matched-ep50 시점 강화판 SSIM 은 0.9130 으로 통제판 best(0.9140)에 미달하며,</w:t>
-      </w:r>
-      <w:r>
-        <w:t xml:space="preserve"> </w:t>
-      </w:r>
-      <w:r>
-        <w:t xml:space="preserve">통제판 best 에 도달한 것은 연장 구간의 ep64(동률)~ep66(상회)이다. 즉</w:t>
-      </w:r>
-      <w:r>
-        <w:t xml:space="preserve"> </w:t>
-      </w:r>
-      <w:r>
-        <w:t xml:space="preserve">“같은 학습량에서 더</w:t>
-      </w:r>
-      <w:r>
-        <w:t xml:space="preserve"> </w:t>
-      </w:r>
-      <w:r>
-        <w:t xml:space="preserve">좋다”</w:t>
-      </w:r>
-      <w:r>
-        <w:t xml:space="preserve">가 아니라</w:t>
-      </w:r>
-      <w:r>
-        <w:t xml:space="preserve"> </w:t>
-      </w:r>
-      <w:r>
-        <w:rPr>
-          <w:b/>
-          <w:bCs/>
-        </w:rPr>
-        <w:t xml:space="preserve">“epoch 당 속도 이득(2.51 vs 2.78 h/ep)으로 더 긴 스케줄(80ep)을 소화해 최종</w:t>
-      </w:r>
-      <w:r>
-        <w:rPr>
-          <w:b/>
-          <w:bCs/>
-        </w:rPr>
-        <w:t xml:space="preserve"> </w:t>
-      </w:r>
-      <w:r>
-        <w:rPr>
-          <w:b/>
-          <w:bCs/>
-        </w:rPr>
-        <w:t xml:space="preserve">품질을 넘었다”</w:t>
-      </w:r>
-      <w:r>
-        <w:t xml:space="preserve">가 정확한 서사다(best 도달 wall-clock 은 강화판 ≈181h &gt; 통제판 ≈133h).</w:t>
-      </w:r>
-      <w:r>
-        <w:t xml:space="preserve"> </w:t>
-      </w:r>
-      <w:r>
-        <w:t xml:space="preserve">아키텍처 강화 자체의 순수 이득은 근소하다.</w:t>
-      </w:r>
-    </w:p>
-    <w:p>
-      <w:pPr>
-        <w:pStyle w:val="Compact"/>
-        <w:numPr>
-          <w:ilvl w:val="0"/>
-          <w:numId w:val="1006"/>
-        </w:numPr>
-      </w:pPr>
-      <w:r>
-        <w:t xml:space="preserve">Coarse-scan(ds=3) 다운샘플은 품질을 해치지 않았다: ep40 시점 열위였다가 후반 cosine anneal</w:t>
-      </w:r>
-      <w:r>
-        <w:t xml:space="preserve"> </w:t>
-      </w:r>
-      <w:r>
-        <w:t xml:space="preserve">구간에서 역전, 최종 상회했다.</w:t>
-      </w:r>
-    </w:p>
-    <w:bookmarkEnd w:id="28"/>
-    <w:bookmarkStart w:id="29" w:name="기준선-비교-u-net-e2e-varnet-결과-삽입-예정"/>
-    <w:p>
-      <w:pPr>
-        <w:pStyle w:val="Heading3"/>
-      </w:pPr>
-      <w:r>
-        <w:t xml:space="preserve">4.4 기준선 비교 — U-Net / E2E-VarNet</w:t>
-      </w:r>
-      <w:r>
-        <w:t xml:space="preserve"> </w:t>
-      </w:r>
-      <w:r>
-        <w:rPr>
-          <w:b/>
-          <w:bCs/>
-        </w:rPr>
-        <w:t xml:space="preserve">[결과 삽입 예정]</w:t>
-      </w:r>
-    </w:p>
-    <w:p>
-      <w:pPr>
-        <w:pStyle w:val="FirstParagraph"/>
-      </w:pPr>
-      <w:r>
-        <w:t xml:space="preserve">§3.7 프로토콜로 전체 val 7,334 슬라이스에서 사전학습 U-Net·E2E-VarNet [11]을 추론 평가한 결과</w:t>
-      </w:r>
-      <w:r>
-        <w:t xml:space="preserve"> </w:t>
-      </w:r>
-      <w:r>
-        <w:t xml:space="preserve">(표준 4지표 mean±std + 본 모델들과의 우위 슬라이스 비율)를</w:t>
-      </w:r>
-      <w:r>
-        <w:t xml:space="preserve"> </w:t>
-      </w:r>
-      <w:r>
-        <w:rPr>
-          <w:b/>
-          <w:bCs/>
-        </w:rPr>
-        <w:t xml:space="preserve">Table 4</w:t>
-      </w:r>
-      <w:r>
-        <w:t xml:space="preserve"> </w:t>
-      </w:r>
-      <w:r>
-        <w:t xml:space="preserve">로 여기에 삽입한다.</w:t>
-      </w:r>
-      <w:r>
-        <w:t xml:space="preserve"> </w:t>
-      </w:r>
-      <w:r>
-        <w:rPr>
-          <w:b/>
-          <w:bCs/>
-        </w:rPr>
-        <w:t xml:space="preserve">[스크립트 준비 완료:</w:t>
-      </w:r>
-      <w:r>
-        <w:rPr>
-          <w:b/>
-          <w:bCs/>
-        </w:rPr>
-        <w:t xml:space="preserve"> </w:t>
-      </w:r>
-      <w:r>
-        <w:rPr>
-          <w:rStyle w:val="VerbatimChar"/>
-          <w:b/>
-          <w:bCs/>
-        </w:rPr>
-        <w:t xml:space="preserve">v8_eter_pure/eval_paired_baselines.py</w:t>
-      </w:r>
-      <w:r>
-        <w:rPr>
-          <w:b/>
-          <w:bCs/>
-        </w:rPr>
-        <w:t xml:space="preserve"> </w:t>
-      </w:r>
-      <w:r>
-        <w:rPr>
-          <w:b/>
-          <w:bCs/>
-        </w:rPr>
-        <w:t xml:space="preserve">— radapt 학습(GPU 점유, ~08-25</w:t>
-      </w:r>
-      <w:r>
-        <w:rPr>
-          <w:b/>
-          <w:bCs/>
-        </w:rPr>
-        <w:t xml:space="preserve"> </w:t>
-      </w:r>
-      <w:r>
-        <w:rPr>
-          <w:b/>
-          <w:bCs/>
-        </w:rPr>
-        <w:t xml:space="preserve">완주 예상) 종료 후 실행.]</w:t>
-      </w:r>
-    </w:p>
-    <w:bookmarkEnd w:id="29"/>
-    <w:bookmarkEnd w:id="30"/>
-    <w:bookmarkStart w:id="31" w:name="고찰-discussion"/>
-    <w:p>
-      <w:pPr>
-        <w:pStyle w:val="Heading2"/>
-      </w:pPr>
-      <w:r>
-        <w:t xml:space="preserve">5. 고찰 (Discussion)</w:t>
-      </w:r>
-    </w:p>
-    <w:p>
-      <w:pPr>
-        <w:pStyle w:val="FirstParagraph"/>
-      </w:pPr>
-      <w:r>
-        <w:rPr>
-          <w:b/>
-          <w:bCs/>
-        </w:rPr>
-        <w:t xml:space="preserve">(1) DC-crutch 가설의 반박.</w:t>
-      </w:r>
-      <w:r>
-        <w:t xml:space="preserve"> </w:t>
-      </w:r>
-      <w:r>
-        <w:t xml:space="preserve">ViT 하이브리드 선행 비교의 dead-heat 는</w:t>
-      </w:r>
-      <w:r>
-        <w:t xml:space="preserve"> </w:t>
-      </w:r>
-      <w:r>
-        <w:t xml:space="preserve">“SS2D 의 성능은 DC</w:t>
-      </w:r>
-      <w:r>
-        <w:t xml:space="preserve"> </w:t>
-      </w:r>
-      <w:r>
-        <w:t xml:space="preserve">덕분”</w:t>
-      </w:r>
-      <w:r>
-        <w:t xml:space="preserve">이라는 해석을 허용했다. 그러나 DC 를 완전히 제거한 본 통제 세팅에서 SS2D 는 오히려 더</w:t>
-      </w:r>
-      <w:r>
-        <w:t xml:space="preserve"> </w:t>
-      </w:r>
-      <w:r>
-        <w:t xml:space="preserve">확실하게 이겼다. Mamba 의 이득은 DC 와 무관한 시퀀스 모델링 능력 자체에서 나온다.</w:t>
-      </w:r>
-    </w:p>
-    <w:p>
-      <w:pPr>
-        <w:pStyle w:val="BodyText"/>
-      </w:pPr>
-      <w:r>
-        <w:rPr>
-          <w:b/>
-          <w:bCs/>
-        </w:rPr>
-        <w:t xml:space="preserve">(2) 파라미터 효율의 해석.</w:t>
-      </w:r>
-      <w:r>
-        <w:t xml:space="preserve"> </w:t>
-      </w:r>
-      <w:r>
-        <w:t xml:space="preserve">668M 의 GRU 를 31M 모델이 이긴다(21×↓). 도메인 변환 자리 RNN 의</w:t>
-      </w:r>
-      <w:r>
-        <w:t xml:space="preserve"> </w:t>
-      </w:r>
-      <w:r>
-        <w:t xml:space="preserve">flatten-reshape 구조가 비효율의 근원이며, SSM 은 같은 자리를 선형 복잡도·저용량으로 대체한다.</w:t>
-      </w:r>
-      <w:r>
-        <w:t xml:space="preserve"> </w:t>
-      </w:r>
-      <w:r>
-        <w:t xml:space="preserve">이는 AUTOMAP [17]→ETER-Net [1]이 밟았던</w:t>
-      </w:r>
-      <w:r>
-        <w:t xml:space="preserve"> </w:t>
-      </w:r>
-      <w:r>
-        <w:t xml:space="preserve">“같은 기능, 더 효율적인 모듈로”</w:t>
-      </w:r>
-      <w:r>
-        <w:t xml:space="preserve"> </w:t>
-      </w:r>
-      <w:r>
-        <w:t xml:space="preserve">궤적의 다음 단계로 읽을</w:t>
-      </w:r>
-      <w:r>
-        <w:t xml:space="preserve"> </w:t>
-      </w:r>
-      <w:r>
-        <w:t xml:space="preserve">수 있다.</w:t>
-      </w:r>
-    </w:p>
-    <w:p>
-      <w:pPr>
-        <w:pStyle w:val="BodyText"/>
-      </w:pPr>
-      <w:r>
-        <w:rPr>
-          <w:b/>
-          <w:bCs/>
-        </w:rPr>
-        <w:t xml:space="preserve">(3) DC 축을 주 비교에서 제외한 근거.</w:t>
-      </w:r>
-      <w:r>
-        <w:t xml:space="preserve"> </w:t>
-      </w:r>
-      <w:r>
-        <w:t xml:space="preserve">(a) 원 논문 [1]에 DC 가 없고, (b) 문헌의 DC 는 unrolled</w:t>
-      </w:r>
-      <w:r>
-        <w:t xml:space="preserve"> </w:t>
-      </w:r>
-      <w:r>
-        <w:t xml:space="preserve">반복에 interleave 되는 구조 [8–11,13–16]로, 본 골격의 종단 single soft-DC 와 다르며, (c) 내부</w:t>
-      </w:r>
-      <w:r>
-        <w:t xml:space="preserve"> </w:t>
-      </w:r>
-      <w:r>
-        <w:t xml:space="preserve">실험에서 종단 soft-DC 는 fp16 학습 불안정(gradient overflow)을 유발했고 GRU/SS2D 를 유의미하게</w:t>
-      </w:r>
-      <w:r>
-        <w:t xml:space="preserve"> </w:t>
-      </w:r>
-      <w:r>
-        <w:t xml:space="preserve">구분하지 못했다. DC 도입은 문헌식 재설계가 필요한 별개 과제로 분리한다(진행 중인 R-일반화</w:t>
-      </w:r>
-      <w:r>
-        <w:t xml:space="preserve"> </w:t>
-      </w:r>
-      <w:r>
-        <w:t xml:space="preserve">변형에서 다룸 — 아래 (6)).</w:t>
-      </w:r>
-    </w:p>
-    <w:p>
-      <w:pPr>
-        <w:pStyle w:val="BodyText"/>
-      </w:pPr>
-      <w:r>
-        <w:rPr>
-          <w:b/>
-          <w:bCs/>
-        </w:rPr>
-        <w:t xml:space="preserve">(4) 선행 Mamba-MRI 와의 관계.</w:t>
-      </w:r>
-      <w:r>
-        <w:t xml:space="preserve"> </w:t>
-      </w:r>
-      <w:r>
-        <w:t xml:space="preserve">본 결과는 [32–40]의 아키텍처 기여와 경쟁하지 않는다. 그들이</w:t>
-      </w:r>
-      <w:r>
-        <w:t xml:space="preserve"> </w:t>
-      </w:r>
-      <w:r>
-        <w:t xml:space="preserve">“어떤 새 Mamba 구조가 SOTA 인가”</w:t>
-      </w:r>
-      <w:r>
-        <w:t xml:space="preserve">를 묻는다면, 본 연구는</w:t>
-      </w:r>
-      <w:r>
-        <w:t xml:space="preserve"> </w:t>
-      </w:r>
-      <w:r>
-        <w:t xml:space="preserve">“기존 도메인 변환 골격에서 RNN→SSM</w:t>
-      </w:r>
-      <w:r>
-        <w:t xml:space="preserve"> </w:t>
-      </w:r>
-      <w:r>
-        <w:t xml:space="preserve">치환만으로 무엇이 달라지는가”</w:t>
-      </w:r>
-      <w:r>
-        <w:t xml:space="preserve">를 격리해 답한다. 특히 DM/DH-Mamba [33]가 지적한 k-space 직접</w:t>
-      </w:r>
-      <w:r>
-        <w:t xml:space="preserve"> </w:t>
-      </w:r>
-      <w:r>
-        <w:t xml:space="preserve">스캔의 스펙트럼 파괴 우려에 대해, 본 결과는 ETER-Net 식 도메인 변환 자리(k-space 입력)에서도</w:t>
-      </w:r>
-      <w:r>
-        <w:t xml:space="preserve"> </w:t>
-      </w:r>
-      <w:r>
-        <w:t xml:space="preserve">SSM 이 RNN 을 일관되게 상회함을 실증한다 — 이는 해당 우려가 도메인 변환형 골격에는 그대로</w:t>
-      </w:r>
-      <w:r>
-        <w:t xml:space="preserve"> </w:t>
-      </w:r>
-      <w:r>
-        <w:t xml:space="preserve">적용되지 않음을 시사한다.</w:t>
-      </w:r>
-    </w:p>
-    <w:p>
-      <w:pPr>
-        <w:pStyle w:val="BodyText"/>
-      </w:pPr>
-      <w:r>
-        <w:rPr>
-          <w:b/>
-          <w:bCs/>
-        </w:rPr>
-        <w:t xml:space="preserve">(5) 평가지표의 신뢰성.</w:t>
-      </w:r>
-      <w:r>
-        <w:t xml:space="preserve"> </w:t>
-      </w:r>
-      <w:r>
-        <w:t xml:space="preserve">SSIM/PSNR 이 높아도 병변 소실이나 구조 hallucination 을 잡지 못한다는</w:t>
-      </w:r>
-      <w:r>
-        <w:t xml:space="preserve"> </w:t>
-      </w:r>
-      <w:r>
-        <w:t xml:space="preserve">것은 fastMRI 챌린지 보고 [21] 이후 정설이며, 딥러닝 재구성의 불안정성 [41]과 정확도–안정성</w:t>
-      </w:r>
-      <w:r>
-        <w:t xml:space="preserve"> </w:t>
-      </w:r>
-      <w:r>
-        <w:t xml:space="preserve">트레이드오프 [42]도 이론적으로 정리되어 있다. 본 연구는 (i) 배경 부풀림을 차단하는 brain-masked</w:t>
-      </w:r>
-      <w:r>
-        <w:t xml:space="preserve"> </w:t>
-      </w:r>
-      <w:r>
-        <w:t xml:space="preserve">지표, (ii) aggregate 평균이 아닌 per-slice 우위 비율 + 비모수 검정(§3.8), (iii) 정성 비교</w:t>
-      </w:r>
-      <w:r>
-        <w:t xml:space="preserve"> </w:t>
-      </w:r>
-      <w:r>
-        <w:t xml:space="preserve">(§4.2)로 평가의 성실성을 보강했으나,</w:t>
-      </w:r>
-      <w:r>
-        <w:t xml:space="preserve"> </w:t>
-      </w:r>
-      <w:r>
-        <w:rPr>
-          <w:b/>
-          <w:bCs/>
-        </w:rPr>
-        <w:t xml:space="preserve">영상의학과 의사 reader study 는 수행하지 않았다</w:t>
-      </w:r>
-      <w:r>
-        <w:t xml:space="preserve"> </w:t>
-      </w:r>
-      <w:r>
-        <w:t xml:space="preserve">— 이는</w:t>
-      </w:r>
-      <w:r>
-        <w:t xml:space="preserve"> </w:t>
-      </w:r>
-      <w:r>
-        <w:t xml:space="preserve">본 연구가 임상 성능이 아닌 아키텍처 통제 비교를 주장하는 이유이자 한계다.</w:t>
-      </w:r>
-    </w:p>
-    <w:p>
-      <w:pPr>
-        <w:pStyle w:val="BodyText"/>
-      </w:pPr>
-      <w:r>
-        <w:rPr>
-          <w:b/>
-          <w:bCs/>
-        </w:rPr>
-        <w:t xml:space="preserve">(6) 한계와 향후 연구.</w:t>
-      </w:r>
-      <w:r>
-        <w:t xml:space="preserve"> </w:t>
-      </w:r>
-      <w:r>
-        <w:t xml:space="preserve">- 단일 데이터셋(fastMRI brain)·단일 가속률(R=4)·단일 시드 — 가속률 일반화는 mask 조건화 + DC +</w:t>
-      </w:r>
-      <w:r>
-        <w:t xml:space="preserve"> </w:t>
-      </w:r>
-      <w:r>
-        <w:t xml:space="preserve">multi-AR(R∈{2,3,4,5,6,8}) 학습을 결합한</w:t>
-      </w:r>
-      <w:r>
-        <w:t xml:space="preserve"> </w:t>
-      </w:r>
-      <w:r>
-        <w:rPr>
-          <w:b/>
-          <w:bCs/>
-        </w:rPr>
-        <w:t xml:space="preserve">R-적응 변형(radapt)</w:t>
-      </w:r>
-      <w:r>
-        <w:t xml:space="preserve"> </w:t>
-      </w:r>
-      <w:r>
-        <w:t xml:space="preserve">으로 진행 중이다(완주 후 본</w:t>
-      </w:r>
-      <w:r>
-        <w:t xml:space="preserve"> </w:t>
-      </w:r>
-      <w:r>
-        <w:t xml:space="preserve">논문 포함 여부 결정 — 부록 B-3).</w:t>
-      </w:r>
-      <w:r>
-        <w:t xml:space="preserve"> </w:t>
-      </w:r>
-      <w:r>
-        <w:t xml:space="preserve">- 통제비교의 SS2D 는 의도적 최소 구성이며, 강화판이 상한을 일부 보완하나 이득은 근소하다(§4.3).</w:t>
-      </w:r>
-      <w:r>
-        <w:t xml:space="preserve"> </w:t>
-      </w:r>
-      <w:r>
-        <w:t xml:space="preserve">게이팅/깊이/병목의 개별 기여 분리(ablation)는 수행하지 않았다.</w:t>
-      </w:r>
-      <w:r>
-        <w:t xml:space="preserve"> </w:t>
-      </w:r>
-      <w:r>
-        <w:t xml:space="preserve">- Retrospective 시뮬레이션(384² 재-FFT 프로토콜)·앞 16코일 절단은 재현성을 위한 선택이나 원</w:t>
-      </w:r>
-      <w:r>
-        <w:t xml:space="preserve"> </w:t>
-      </w:r>
-      <w:r>
-        <w:t xml:space="preserve">수집 조건과의 차이다. Knee 등 타 해부부위, prospective 언더샘플링, non-Cartesian 궤적 [2]은</w:t>
-      </w:r>
-      <w:r>
-        <w:t xml:space="preserve"> </w:t>
-      </w:r>
-      <w:r>
-        <w:t xml:space="preserve">미검증이다.</w:t>
-      </w:r>
-    </w:p>
-    <w:p>
-      <w:pPr>
-        <w:pStyle w:val="BodyText"/>
-      </w:pPr>
-      <w:r>
-        <w:rPr>
-          <w:b/>
-          <w:bCs/>
-        </w:rPr>
-        <w:t xml:space="preserve">(7) Novelty 포지셔닝 (솔직한 자기 평가).</w:t>
-      </w:r>
-      <w:r>
-        <w:t xml:space="preserve"> </w:t>
-      </w:r>
-      <w:r>
-        <w:t xml:space="preserve">Mamba-MRI 아키텍처 자체는 이미 성숙 분야다</w:t>
-      </w:r>
-      <w:r>
-        <w:t xml:space="preserve"> </w:t>
-      </w:r>
-      <w:r>
-        <w:t xml:space="preserve">[32–40]. 본 논문의 가치는 새 아키텍처가 아니라 (a) 도메인 변환 자리에서의 1:1 통제 치환 실험,</w:t>
-      </w:r>
-      <w:r>
-        <w:t xml:space="preserve"> </w:t>
-      </w:r>
-      <w:r>
-        <w:t xml:space="preserve">(b) no-DC 조건의 DC 무관성 실증, (c) ETER-Net 계열 [1–3]의 직접 후속이라는 점이다. 투고 시 이</w:t>
-      </w:r>
-      <w:r>
-        <w:t xml:space="preserve"> </w:t>
-      </w:r>
-      <w:r>
-        <w:t xml:space="preserve">프레임을 유지해야 리뷰 방어가 가능하다.</w:t>
-      </w:r>
-    </w:p>
-    <w:bookmarkEnd w:id="31"/>
-    <w:bookmarkStart w:id="32" w:name="결론-conclusions"/>
-    <w:p>
-      <w:pPr>
-        <w:pStyle w:val="Heading2"/>
-      </w:pPr>
-      <w:r>
-        <w:t xml:space="preserve">6. 결론 (Conclusions)</w:t>
-      </w:r>
-    </w:p>
-    <w:p>
-      <w:pPr>
-        <w:pStyle w:val="FirstParagraph"/>
-      </w:pPr>
-      <w:r>
-        <w:t xml:space="preserve">ETER-Net 골격의 도메인 변환 자리에서 bi-GRU 를 SS2D 로 치환하는 것만으로 — DC 없이, 21× 적은</w:t>
-      </w:r>
-      <w:r>
-        <w:t xml:space="preserve"> </w:t>
-      </w:r>
-      <w:r>
-        <w:t xml:space="preserve">파라미터로 — 표준 4지표 전부·matched-epoch 전 구간·검증 슬라이스 대다수에서 일관된 품질 향상을</w:t>
-      </w:r>
-      <w:r>
-        <w:t xml:space="preserve"> </w:t>
-      </w:r>
-      <w:r>
-        <w:t xml:space="preserve">얻었다. 게이팅·깊이·병목 해제를 더한 강화 SS2D 는 epoch 당 학습 속도를 앞당기며 최종 품질을</w:t>
-      </w:r>
-      <w:r>
-        <w:t xml:space="preserve"> </w:t>
-      </w:r>
-      <w:r>
-        <w:t xml:space="preserve">추가로 근소 개선했다. 직접 도메인 변환형 재구성의 차세대 시퀀스 모델로서 SSM 은 RNN 의 자연스러운</w:t>
-      </w:r>
-      <w:r>
-        <w:t xml:space="preserve"> </w:t>
-      </w:r>
-      <w:r>
-        <w:t xml:space="preserve">대체재이며, 가속률 일반화(radapt)와 타 궤적·부위 확장이 후속 과제다.</w:t>
-      </w:r>
-    </w:p>
-    <w:p>
-      <w:r>
-        <w:pict>
-          <v:rect style="width:0;height:1.5pt" o:hralign="center" o:hrstd="t" o:hr="t"/>
-        </w:pict>
-      </w:r>
-    </w:p>
-    <w:bookmarkEnd w:id="32"/>
-    <w:bookmarkStart w:id="33" w:name="후반부-항목-mdpi-양식"/>
-    <w:p>
-      <w:pPr>
-        <w:pStyle w:val="Heading2"/>
-      </w:pPr>
-      <w:r>
-        <w:t xml:space="preserve">후반부 항목 (MDPI 양식)</w:t>
-      </w:r>
-    </w:p>
     <w:p>
       <w:pPr>
         <w:pStyle w:val="Compact"/>
@@ -4503,14 +4339,45 @@
         </w:numPr>
       </w:pPr>
       <w:r>
-        <w:rPr>
-          <w:b/>
-          <w:bCs/>
-        </w:rPr>
-        <w:t xml:space="preserve">Author Contributions</w:t>
-      </w:r>
-      <w:r>
-        <w:t xml:space="preserve">: (CRediT 분류로 작성 예정 — 저자 구성 확정 후, 부록 B-1)</w:t>
+        <w:t xml:space="preserve">Per-slice 우위 슬라이스 비율: vs 통제판 SS2D</w:t>
+      </w:r>
+      <w:r>
+        <w:t xml:space="preserve"> </w:t>
+      </w:r>
+      <w:r>
+        <w:rPr>
+          <w:b/>
+          <w:bCs/>
+        </w:rPr>
+        <w:t xml:space="preserve">54~56%</w:t>
+      </w:r>
+      <w:r>
+        <w:t xml:space="preserve">(4지표, 클러스터 부트스트랩 95% CI</w:t>
+      </w:r>
+      <w:r>
+        <w:t xml:space="preserve"> </w:t>
+      </w:r>
+      <w:r>
+        <w:t xml:space="preserve">하한 52.5%), vs GRU</w:t>
+      </w:r>
+      <w:r>
+        <w:t xml:space="preserve"> </w:t>
+      </w:r>
+      <w:r>
+        <w:rPr>
+          <w:b/>
+          <w:bCs/>
+        </w:rPr>
+        <w:t xml:space="preserve">78~82%</w:t>
+      </w:r>
+      <w:r>
+        <w:t xml:space="preserve">(완승). 볼륨 단위로도 4지표 전부 유의하다(우위 볼륨 55.0~66.4%,</w:t>
+      </w:r>
+      <w:r>
+        <w:t xml:space="preserve"> </w:t>
+      </w:r>
+      <w:r>
+        <w:t xml:space="preserve">Wilcoxon n=464, 최대 p=0.002). 차이 분포는 Fig. 4b.</w:t>
       </w:r>
     </w:p>
     <w:p>
@@ -4526,10 +4393,40 @@
           <w:b/>
           <w:bCs/>
         </w:rPr>
-        <w:t xml:space="preserve">Funding</w:t>
-      </w:r>
-      <w:r>
-        <w:t xml:space="preserve">: (미정 — 확인 필요)</w:t>
+        <w:t xml:space="preserve">이득의 크기는 작고, 지표·서브그룹에 따라 균일하지 않다</w:t>
+      </w:r>
+      <w:r>
+        <w:t xml:space="preserve">: 평균 차이의 95% CI 가 0 을</w:t>
+      </w:r>
+      <w:r>
+        <w:t xml:space="preserve"> </w:t>
+      </w:r>
+      <w:r>
+        <w:t xml:space="preserve">배제하는 것은 SSIM 뿐이고(ΔSSIM +0.0005 [+0.0003, +0.0006]), PSNR·L1 의 평균 차이는 CI 가</w:t>
+      </w:r>
+      <w:r>
+        <w:t xml:space="preserve"> </w:t>
+      </w:r>
+      <w:r>
+        <w:t xml:space="preserve">0 을 포함하며, NMSE 는 평균 기준 사실상 동률이다(Δ −1.0×10⁻⁵ — Table 3 에서 통제판이 근소</w:t>
+      </w:r>
+      <w:r>
+        <w:t xml:space="preserve"> </w:t>
+      </w:r>
+      <w:r>
+        <w:t xml:space="preserve">우세) — 순위 기반(중앙값·우위 비율·Wilcoxon)으로는 4지표 전부 강화판 우위. contrast</w:t>
+      </w:r>
+      <w:r>
+        <w:t xml:space="preserve"> </w:t>
+      </w:r>
+      <w:r>
+        <w:t xml:space="preserve">서브그룹에서도 SSIM 우위 비율이 AXFLAIR 67.8% ~ AXT1 48.2%(역전)로 불균일하다(부록 C</w:t>
+      </w:r>
+      <w:r>
+        <w:t xml:space="preserve"> </w:t>
+      </w:r>
+      <w:r>
+        <w:t xml:space="preserve">Table S1).</w:t>
       </w:r>
     </w:p>
     <w:p>
@@ -4545,22 +4442,56 @@
           <w:b/>
           <w:bCs/>
         </w:rPr>
-        <w:t xml:space="preserve">Institutional Review Board Statement</w:t>
-      </w:r>
-      <w:r>
-        <w:t xml:space="preserve">: 본 연구는 공개 비식별 데이터셋 fastMRI [19]의 2차</w:t>
-      </w:r>
-      <w:r>
-        <w:t xml:space="preserve"> </w:t>
-      </w:r>
-      <w:r>
-        <w:t xml:space="preserve">이용만을 포함한다. (NYU fastMRI 데이터 사용 약정 준수; 별도 IRB 심의 면제 해당 여부 문구는</w:t>
-      </w:r>
-      <w:r>
-        <w:t xml:space="preserve"> </w:t>
-      </w:r>
-      <w:r>
-        <w:t xml:space="preserve">투고 저널 양식에 맞춰 확정)</w:t>
+        <w:t xml:space="preserve">정직한 해석</w:t>
+      </w:r>
+      <w:r>
+        <w:t xml:space="preserve">: matched-ep50 시점 강화판 SSIM 은 0.9130 으로 통제판 best(0.9140)에 미달하며,</w:t>
+      </w:r>
+      <w:r>
+        <w:t xml:space="preserve"> </w:t>
+      </w:r>
+      <w:r>
+        <w:t xml:space="preserve">통제판 best 에 도달한 것은 연장 구간의 ep64(동률)~ep66(상회)이다. 즉</w:t>
+      </w:r>
+      <w:r>
+        <w:t xml:space="preserve"> </w:t>
+      </w:r>
+      <w:r>
+        <w:t xml:space="preserve">“같은 학습량에서 더</w:t>
+      </w:r>
+      <w:r>
+        <w:t xml:space="preserve"> </w:t>
+      </w:r>
+      <w:r>
+        <w:t xml:space="preserve">좋다”</w:t>
+      </w:r>
+      <w:r>
+        <w:t xml:space="preserve">가 아니라</w:t>
+      </w:r>
+      <w:r>
+        <w:t xml:space="preserve"> </w:t>
+      </w:r>
+      <w:r>
+        <w:rPr>
+          <w:b/>
+          <w:bCs/>
+        </w:rPr>
+        <w:t xml:space="preserve">“더 긴 스케줄(80ep)을 소화해 최종 품질을 근소하게 넘었다”</w:t>
+      </w:r>
+      <w:r>
+        <w:t xml:space="preserve">가 정확한 서사다</w:t>
+      </w:r>
+      <w:r>
+        <w:t xml:space="preserve"> </w:t>
+      </w:r>
+      <w:r>
+        <w:t xml:space="preserve">(best 도달 wall-clock 강화판 ≈187 h(ep66×2.84) &gt; 통제판 ≈147 h(ep48×3.07); h/ep 측정 정의는</w:t>
+      </w:r>
+      <w:r>
+        <w:t xml:space="preserve"> </w:t>
+      </w:r>
+      <w:r>
+        <w:t xml:space="preserve">§4.5). 아키텍처 강화 자체의 순수 이득은 근소하다.</w:t>
       </w:r>
     </w:p>
     <w:p>
@@ -4572,20 +4503,964 @@
         </w:numPr>
       </w:pPr>
       <w:r>
-        <w:rPr>
-          <w:b/>
-          <w:bCs/>
-        </w:rPr>
-        <w:t xml:space="preserve">Data Availability Statement</w:t>
-      </w:r>
-      <w:r>
-        <w:t xml:space="preserve">: fastMRI 데이터셋은 https://fastmri.med.nyu.edu 에서 신청</w:t>
-      </w:r>
-      <w:r>
-        <w:t xml:space="preserve"> </w:t>
-      </w:r>
-      <w:r>
-        <w:t xml:space="preserve">가능. 학습·평가 코드는 게재 시 GitHub 공개 예정.</w:t>
+        <w:t xml:space="preserve">Coarse-scan(ds=3) 다운샘플은 품질을 해치지 않았다: ep40 시점 열위였다가 후반 cosine anneal</w:t>
+      </w:r>
+      <w:r>
+        <w:t xml:space="preserve"> </w:t>
+      </w:r>
+      <w:r>
+        <w:t xml:space="preserve">구간에서 역전, 최종 상회했다.</w:t>
+      </w:r>
+    </w:p>
+    <w:bookmarkEnd w:id="27"/>
+    <w:bookmarkStart w:id="28" w:name="기준선-비교-u-net-e2e-varnet-결과-삽입-예정"/>
+    <w:p>
+      <w:pPr>
+        <w:pStyle w:val="Heading3"/>
+      </w:pPr>
+      <w:r>
+        <w:t xml:space="preserve">4.4 기준선 비교 — U-Net / E2E-VarNet</w:t>
+      </w:r>
+      <w:r>
+        <w:t xml:space="preserve"> </w:t>
+      </w:r>
+      <w:r>
+        <w:rPr>
+          <w:b/>
+          <w:bCs/>
+        </w:rPr>
+        <w:t xml:space="preserve">[결과 삽입 예정]</w:t>
+      </w:r>
+    </w:p>
+    <w:p>
+      <w:pPr>
+        <w:pStyle w:val="FirstParagraph"/>
+      </w:pPr>
+      <w:r>
+        <w:t xml:space="preserve">§3.7 프로토콜로 전체 val 7,334 슬라이스에서 사전학습 U-Net·E2E-VarNet [11]을 추론 평가한 결과</w:t>
+      </w:r>
+      <w:r>
+        <w:t xml:space="preserve"> </w:t>
+      </w:r>
+      <w:r>
+        <w:t xml:space="preserve">(표준 4지표 mean±std + 본 모델들과의 우위 슬라이스 비율)를</w:t>
+      </w:r>
+      <w:r>
+        <w:t xml:space="preserve"> </w:t>
+      </w:r>
+      <w:r>
+        <w:rPr>
+          <w:b/>
+          <w:bCs/>
+        </w:rPr>
+        <w:t xml:space="preserve">Table 4</w:t>
+      </w:r>
+      <w:r>
+        <w:t xml:space="preserve"> </w:t>
+      </w:r>
+      <w:r>
+        <w:t xml:space="preserve">로 여기에 삽입한다.</w:t>
+      </w:r>
+      <w:r>
+        <w:t xml:space="preserve"> </w:t>
+      </w:r>
+      <w:r>
+        <w:rPr>
+          <w:b/>
+          <w:bCs/>
+        </w:rPr>
+        <w:t xml:space="preserve">[스크립트 준비 완료:</w:t>
+      </w:r>
+      <w:r>
+        <w:rPr>
+          <w:b/>
+          <w:bCs/>
+        </w:rPr>
+        <w:t xml:space="preserve"> </w:t>
+      </w:r>
+      <w:r>
+        <w:rPr>
+          <w:rStyle w:val="VerbatimChar"/>
+          <w:b/>
+          <w:bCs/>
+        </w:rPr>
+        <w:t xml:space="preserve">v8_eter_pure/eval_paired_baselines.py</w:t>
+      </w:r>
+      <w:r>
+        <w:rPr>
+          <w:b/>
+          <w:bCs/>
+        </w:rPr>
+        <w:t xml:space="preserve"> </w:t>
+      </w:r>
+      <w:r>
+        <w:rPr>
+          <w:b/>
+          <w:bCs/>
+        </w:rPr>
+        <w:t xml:space="preserve">— radapt 학습(GPU 점유, ~08-25</w:t>
+      </w:r>
+      <w:r>
+        <w:rPr>
+          <w:b/>
+          <w:bCs/>
+        </w:rPr>
+        <w:t xml:space="preserve"> </w:t>
+      </w:r>
+      <w:r>
+        <w:rPr>
+          <w:b/>
+          <w:bCs/>
+        </w:rPr>
+        <w:t xml:space="preserve">완주 예상) 종료 후 실행.]</w:t>
+      </w:r>
+    </w:p>
+    <w:bookmarkEnd w:id="28"/>
+    <w:bookmarkStart w:id="29" w:name="효율-비교-table-5"/>
+    <w:p>
+      <w:pPr>
+        <w:pStyle w:val="Heading3"/>
+      </w:pPr>
+      <w:r>
+        <w:t xml:space="preserve">4.5 효율 비교 (Table 5)</w:t>
+      </w:r>
+    </w:p>
+    <w:p>
+      <w:pPr>
+        <w:pStyle w:val="FirstParagraph"/>
+      </w:pPr>
+      <w:r>
+        <w:rPr>
+          <w:b/>
+          <w:bCs/>
+        </w:rPr>
+        <w:t xml:space="preserve">Table 5. 파라미터·시간 효율.</w:t>
+      </w:r>
+      <w:r>
+        <w:t xml:space="preserve"> </w:t>
+      </w:r>
+      <w:r>
+        <w:t xml:space="preserve">학습 h/ep 는 5-epoch 체크포인트 저장 간격의 중앙값(검증 포함</w:t>
+      </w:r>
+      <w:r>
+        <w:t xml:space="preserve"> </w:t>
+      </w:r>
+      <w:r>
+        <w:t xml:space="preserve">wall-clock, 재시작·정전으로 인한 outlier 구간 제외)으로 산출했다.</w:t>
+      </w:r>
+    </w:p>
+    <w:tbl>
+      <w:tblPr>
+        <w:tblStyle w:val="Table"/>
+        <w:tblW w:type="auto" w:w="0"/>
+        <w:tblLook w:firstRow="1" w:lastRow="0" w:firstColumn="0" w:lastColumn="0" w:noHBand="0" w:noVBand="0" w:val="0020"/>
+      </w:tblPr>
+      <w:tblGrid>
+        <w:gridCol w:w="1584"/>
+        <w:gridCol w:w="1584"/>
+        <w:gridCol w:w="1584"/>
+        <w:gridCol w:w="1584"/>
+        <w:gridCol w:w="1584"/>
+      </w:tblGrid>
+      <w:tr>
+        <w:trPr>
+          <w:tblHeader w:val="on"/>
+        </w:trPr>
+        <w:tc>
+          <w:tcPr/>
+          <w:p>
+            <w:pPr>
+              <w:pStyle w:val="Compact"/>
+            </w:pPr>
+          </w:p>
+        </w:tc>
+        <w:tc>
+          <w:tcPr/>
+          <w:p>
+            <w:pPr>
+              <w:pStyle w:val="Compact"/>
+              <w:jc w:val="right"/>
+            </w:pPr>
+            <w:r>
+              <w:t xml:space="preserve">params</w:t>
+            </w:r>
+          </w:p>
+        </w:tc>
+        <w:tc>
+          <w:tcPr/>
+          <w:p>
+            <w:pPr>
+              <w:pStyle w:val="Compact"/>
+              <w:jc w:val="right"/>
+            </w:pPr>
+            <w:r>
+              <w:t xml:space="preserve">학습 h/ep (검증 포함)†</w:t>
+            </w:r>
+          </w:p>
+        </w:tc>
+        <w:tc>
+          <w:tcPr/>
+          <w:p>
+            <w:pPr>
+              <w:pStyle w:val="Compact"/>
+              <w:jc w:val="right"/>
+            </w:pPr>
+            <w:r>
+              <w:t xml:space="preserve">추론 ms/slice</w:t>
+            </w:r>
+          </w:p>
+        </w:tc>
+        <w:tc>
+          <w:tcPr/>
+          <w:p>
+            <w:pPr>
+              <w:pStyle w:val="Compact"/>
+              <w:jc w:val="right"/>
+            </w:pPr>
+            <w:r>
+              <w:t xml:space="preserve">peak VRAM</w:t>
+            </w:r>
+          </w:p>
+        </w:tc>
+      </w:tr>
+      <w:tr>
+        <w:tc>
+          <w:tcPr/>
+          <w:p>
+            <w:pPr>
+              <w:pStyle w:val="Compact"/>
+            </w:pPr>
+            <w:r>
+              <w:t xml:space="preserve">GRU</w:t>
+            </w:r>
+          </w:p>
+        </w:tc>
+        <w:tc>
+          <w:tcPr/>
+          <w:p>
+            <w:pPr>
+              <w:pStyle w:val="Compact"/>
+              <w:jc w:val="right"/>
+            </w:pPr>
+            <w:r>
+              <w:t xml:space="preserve">668M</w:t>
+            </w:r>
+          </w:p>
+        </w:tc>
+        <w:tc>
+          <w:tcPr/>
+          <w:p>
+            <w:pPr>
+              <w:pStyle w:val="Compact"/>
+              <w:jc w:val="right"/>
+            </w:pPr>
+            <w:r>
+              <w:t xml:space="preserve">2.41</w:t>
+            </w:r>
+          </w:p>
+        </w:tc>
+        <w:tc>
+          <w:tcPr/>
+          <w:p>
+            <w:pPr>
+              <w:pStyle w:val="Compact"/>
+              <w:jc w:val="right"/>
+            </w:pPr>
+            <w:r>
+              <w:t xml:space="preserve">✎측정 예정</w:t>
+            </w:r>
+          </w:p>
+        </w:tc>
+        <w:tc>
+          <w:tcPr/>
+          <w:p>
+            <w:pPr>
+              <w:pStyle w:val="Compact"/>
+              <w:jc w:val="right"/>
+            </w:pPr>
+            <w:r>
+              <w:t xml:space="preserve">✎</w:t>
+            </w:r>
+          </w:p>
+        </w:tc>
+      </w:tr>
+      <w:tr>
+        <w:tc>
+          <w:tcPr/>
+          <w:p>
+            <w:pPr>
+              <w:pStyle w:val="Compact"/>
+            </w:pPr>
+            <w:r>
+              <w:t xml:space="preserve">SS2D 통제판</w:t>
+            </w:r>
+          </w:p>
+        </w:tc>
+        <w:tc>
+          <w:tcPr/>
+          <w:p>
+            <w:pPr>
+              <w:pStyle w:val="Compact"/>
+              <w:jc w:val="right"/>
+            </w:pPr>
+            <w:r>
+              <w:t xml:space="preserve">31M</w:t>
+            </w:r>
+          </w:p>
+        </w:tc>
+        <w:tc>
+          <w:tcPr/>
+          <w:p>
+            <w:pPr>
+              <w:pStyle w:val="Compact"/>
+              <w:jc w:val="right"/>
+            </w:pPr>
+            <w:r>
+              <w:t xml:space="preserve">3.07</w:t>
+            </w:r>
+          </w:p>
+        </w:tc>
+        <w:tc>
+          <w:tcPr/>
+          <w:p>
+            <w:pPr>
+              <w:pStyle w:val="Compact"/>
+              <w:jc w:val="right"/>
+            </w:pPr>
+            <w:r>
+              <w:t xml:space="preserve">✎</w:t>
+            </w:r>
+          </w:p>
+        </w:tc>
+        <w:tc>
+          <w:tcPr/>
+          <w:p>
+            <w:pPr>
+              <w:pStyle w:val="Compact"/>
+              <w:jc w:val="right"/>
+            </w:pPr>
+            <w:r>
+              <w:t xml:space="preserve">✎</w:t>
+            </w:r>
+          </w:p>
+        </w:tc>
+      </w:tr>
+      <w:tr>
+        <w:tc>
+          <w:tcPr/>
+          <w:p>
+            <w:pPr>
+              <w:pStyle w:val="Compact"/>
+            </w:pPr>
+            <w:r>
+              <w:t xml:space="preserve">강화 SS2D</w:t>
+            </w:r>
+          </w:p>
+        </w:tc>
+        <w:tc>
+          <w:tcPr/>
+          <w:p>
+            <w:pPr>
+              <w:pStyle w:val="Compact"/>
+              <w:jc w:val="right"/>
+            </w:pPr>
+            <w:r>
+              <w:t xml:space="preserve">~33M</w:t>
+            </w:r>
+          </w:p>
+        </w:tc>
+        <w:tc>
+          <w:tcPr/>
+          <w:p>
+            <w:pPr>
+              <w:pStyle w:val="Compact"/>
+              <w:jc w:val="right"/>
+            </w:pPr>
+            <w:r>
+              <w:t xml:space="preserve">2.84‡</w:t>
+            </w:r>
+          </w:p>
+        </w:tc>
+        <w:tc>
+          <w:tcPr/>
+          <w:p>
+            <w:pPr>
+              <w:pStyle w:val="Compact"/>
+              <w:jc w:val="right"/>
+            </w:pPr>
+            <w:r>
+              <w:t xml:space="preserve">✎</w:t>
+            </w:r>
+          </w:p>
+        </w:tc>
+        <w:tc>
+          <w:tcPr/>
+          <w:p>
+            <w:pPr>
+              <w:pStyle w:val="Compact"/>
+              <w:jc w:val="right"/>
+            </w:pPr>
+            <w:r>
+              <w:t xml:space="preserve">✎</w:t>
+            </w:r>
+          </w:p>
+        </w:tc>
+      </w:tr>
+    </w:tbl>
+    <w:p>
+      <w:pPr>
+        <w:pStyle w:val="BodyText"/>
+      </w:pPr>
+      <w:r>
+        <w:t xml:space="preserve">† v8 두 arm(GRU/SS2D 통제판)은 동일 실행환경에서 학습되어 상호 비교 가능하다 —</w:t>
+      </w:r>
+      <w:r>
+        <w:t xml:space="preserve"> </w:t>
+      </w:r>
+      <w:r>
+        <w:rPr>
+          <w:b/>
+          <w:bCs/>
+        </w:rPr>
+        <w:t xml:space="preserve">epoch 당</w:t>
+      </w:r>
+      <w:r>
+        <w:rPr>
+          <w:b/>
+          <w:bCs/>
+        </w:rPr>
+        <w:t xml:space="preserve"> </w:t>
+      </w:r>
+      <w:r>
+        <w:rPr>
+          <w:b/>
+          <w:bCs/>
+        </w:rPr>
+        <w:t xml:space="preserve">학습시간은 GRU 가 더 빠르다</w:t>
+      </w:r>
+      <w:r>
+        <w:t xml:space="preserve">(순차 RNN 이지만 cuDNN 최적화 이점). 본 논문의 효율 주장은</w:t>
+      </w:r>
+      <w:r>
+        <w:t xml:space="preserve"> </w:t>
+      </w:r>
+      <w:r>
+        <w:t xml:space="preserve">학습 속도가 아니라</w:t>
+      </w:r>
+      <w:r>
+        <w:t xml:space="preserve"> </w:t>
+      </w:r>
+      <w:r>
+        <w:rPr>
+          <w:b/>
+          <w:bCs/>
+        </w:rPr>
+        <w:t xml:space="preserve">파라미터(21×)와 동등 이상 품질</w:t>
+      </w:r>
+      <w:r>
+        <w:t xml:space="preserve">에 있다.</w:t>
+      </w:r>
+      <w:r>
+        <w:t xml:space="preserve"> </w:t>
+      </w:r>
+      <w:r>
+        <w:t xml:space="preserve">‡ 강화판은 v8 완주 후 컨테이너/데이터로더 환경 개선을 거쳐 학습되어, v8 과의 wall-clock 직접</w:t>
+      </w:r>
+      <w:r>
+        <w:t xml:space="preserve"> </w:t>
+      </w:r>
+      <w:r>
+        <w:t xml:space="preserve">비교에는 환경 차이가 섞여 있다(명목 2.84 &lt; 3.07 이나 이 차이의 해석에는 주의). 추론</w:t>
+      </w:r>
+      <w:r>
+        <w:t xml:space="preserve"> </w:t>
+      </w:r>
+      <w:r>
+        <w:t xml:space="preserve">ms/slice·VRAM 은 radapt 완주 후 측정해 채운다(✎부록 D P1-3).</w:t>
+      </w:r>
+    </w:p>
+    <w:bookmarkEnd w:id="29"/>
+    <w:bookmarkEnd w:id="30"/>
+    <w:bookmarkStart w:id="31" w:name="고찰-discussion"/>
+    <w:p>
+      <w:pPr>
+        <w:pStyle w:val="Heading2"/>
+      </w:pPr>
+      <w:r>
+        <w:t xml:space="preserve">5. 고찰 (Discussion)</w:t>
+      </w:r>
+    </w:p>
+    <w:p>
+      <w:pPr>
+        <w:pStyle w:val="FirstParagraph"/>
+      </w:pPr>
+      <w:r>
+        <w:rPr>
+          <w:b/>
+          <w:bCs/>
+        </w:rPr>
+        <w:t xml:space="preserve">(1) DC-crutch 가설의 반박.</w:t>
+      </w:r>
+      <w:r>
+        <w:t xml:space="preserve"> </w:t>
+      </w:r>
+      <w:r>
+        <w:t xml:space="preserve">ViT 하이브리드 선행 비교의 dead-heat 는</w:t>
+      </w:r>
+      <w:r>
+        <w:t xml:space="preserve"> </w:t>
+      </w:r>
+      <w:r>
+        <w:t xml:space="preserve">“SS2D 의 성능은 DC</w:t>
+      </w:r>
+      <w:r>
+        <w:t xml:space="preserve"> </w:t>
+      </w:r>
+      <w:r>
+        <w:t xml:space="preserve">덕분”</w:t>
+      </w:r>
+      <w:r>
+        <w:t xml:space="preserve">이라는 해석을 허용했다. 그러나 DC 를 완전히 제거한 본 통제 세팅에서 SS2D 는 오히려 더</w:t>
+      </w:r>
+      <w:r>
+        <w:t xml:space="preserve"> </w:t>
+      </w:r>
+      <w:r>
+        <w:t xml:space="preserve">확실하게 이겼다. Mamba 의 이득은 DC 와 무관한 시퀀스 모델링 능력 자체에서 나온다.</w:t>
+      </w:r>
+    </w:p>
+    <w:p>
+      <w:pPr>
+        <w:pStyle w:val="BodyText"/>
+      </w:pPr>
+      <w:r>
+        <w:rPr>
+          <w:b/>
+          <w:bCs/>
+        </w:rPr>
+        <w:t xml:space="preserve">(2) 파라미터 효율의 해석.</w:t>
+      </w:r>
+      <w:r>
+        <w:t xml:space="preserve"> </w:t>
+      </w:r>
+      <w:r>
+        <w:t xml:space="preserve">668M 의 GRU 를 31M 모델이 이긴다(21×↓). 도메인 변환 자리 RNN 의</w:t>
+      </w:r>
+      <w:r>
+        <w:t xml:space="preserve"> </w:t>
+      </w:r>
+      <w:r>
+        <w:t xml:space="preserve">flatten-reshape 구조가 비효율의 근원이며, SSM 은 같은 자리를 선형 복잡도·저용량으로 대체한다.</w:t>
+      </w:r>
+      <w:r>
+        <w:t xml:space="preserve"> </w:t>
+      </w:r>
+      <w:r>
+        <w:t xml:space="preserve">이는 AUTOMAP [17]→ETER-Net [1]이 밟았던</w:t>
+      </w:r>
+      <w:r>
+        <w:t xml:space="preserve"> </w:t>
+      </w:r>
+      <w:r>
+        <w:t xml:space="preserve">“같은 기능, 더 효율적인 모듈로”</w:t>
+      </w:r>
+      <w:r>
+        <w:t xml:space="preserve"> </w:t>
+      </w:r>
+      <w:r>
+        <w:t xml:space="preserve">궤적의 다음 단계로 읽을</w:t>
+      </w:r>
+      <w:r>
+        <w:t xml:space="preserve"> </w:t>
+      </w:r>
+      <w:r>
+        <w:t xml:space="preserve">수 있다.</w:t>
+      </w:r>
+    </w:p>
+    <w:p>
+      <w:pPr>
+        <w:pStyle w:val="BodyText"/>
+      </w:pPr>
+      <w:r>
+        <w:rPr>
+          <w:b/>
+          <w:bCs/>
+        </w:rPr>
+        <w:t xml:space="preserve">(3) DC 축을 주 비교에서 제외한 근거.</w:t>
+      </w:r>
+      <w:r>
+        <w:t xml:space="preserve"> </w:t>
+      </w:r>
+      <w:r>
+        <w:t xml:space="preserve">(a) 원 논문 [1]에 DC 가 없고, (b) 문헌의 DC 는 unrolled</w:t>
+      </w:r>
+      <w:r>
+        <w:t xml:space="preserve"> </w:t>
+      </w:r>
+      <w:r>
+        <w:t xml:space="preserve">반복에 interleave 되는 구조 [8–11,13–16]로, 본 골격의 종단 single soft-DC 와 다르며, (c) 내부</w:t>
+      </w:r>
+      <w:r>
+        <w:t xml:space="preserve"> </w:t>
+      </w:r>
+      <w:r>
+        <w:t xml:space="preserve">실험에서 종단 soft-DC 는 fp16 학습 불안정(gradient overflow)을 유발했고 GRU/SS2D 를 유의미하게</w:t>
+      </w:r>
+      <w:r>
+        <w:t xml:space="preserve"> </w:t>
+      </w:r>
+      <w:r>
+        <w:t xml:space="preserve">구분하지 못했다. DC 도입은 문헌식 재설계가 필요한 별개 과제로 분리한다(진행 중인 R-일반화</w:t>
+      </w:r>
+      <w:r>
+        <w:t xml:space="preserve"> </w:t>
+      </w:r>
+      <w:r>
+        <w:t xml:space="preserve">변형에서 다룸 — 아래 (6)).</w:t>
+      </w:r>
+    </w:p>
+    <w:p>
+      <w:pPr>
+        <w:pStyle w:val="BodyText"/>
+      </w:pPr>
+      <w:r>
+        <w:rPr>
+          <w:b/>
+          <w:bCs/>
+        </w:rPr>
+        <w:t xml:space="preserve">(4) 선행 Mamba-MRI 와의 관계.</w:t>
+      </w:r>
+      <w:r>
+        <w:t xml:space="preserve"> </w:t>
+      </w:r>
+      <w:r>
+        <w:t xml:space="preserve">본 결과는 [32–40]의 아키텍처 기여와 경쟁하지 않는다. 그들이</w:t>
+      </w:r>
+      <w:r>
+        <w:t xml:space="preserve"> </w:t>
+      </w:r>
+      <w:r>
+        <w:t xml:space="preserve">“어떤 새 Mamba 구조가 SOTA 인가”</w:t>
+      </w:r>
+      <w:r>
+        <w:t xml:space="preserve">를 묻는다면, 본 연구는</w:t>
+      </w:r>
+      <w:r>
+        <w:t xml:space="preserve"> </w:t>
+      </w:r>
+      <w:r>
+        <w:t xml:space="preserve">“기존 도메인 변환 골격에서 RNN→SSM</w:t>
+      </w:r>
+      <w:r>
+        <w:t xml:space="preserve"> </w:t>
+      </w:r>
+      <w:r>
+        <w:t xml:space="preserve">치환만으로 무엇이 달라지는가”</w:t>
+      </w:r>
+      <w:r>
+        <w:t xml:space="preserve">를 격리해 답한다. 특히 DM/DH-Mamba [33]가 지적한 k-space 직접</w:t>
+      </w:r>
+      <w:r>
+        <w:t xml:space="preserve"> </w:t>
+      </w:r>
+      <w:r>
+        <w:t xml:space="preserve">스캔의 스펙트럼 파괴 우려에 대해, 본 결과는 ETER-Net 식 도메인 변환 자리(k-space 입력)에서도</w:t>
+      </w:r>
+      <w:r>
+        <w:t xml:space="preserve"> </w:t>
+      </w:r>
+      <w:r>
+        <w:t xml:space="preserve">SSM 이 RNN 을 일관되게 상회함을 실증한다 — 이는 해당 우려가 도메인 변환형 골격에는 그대로</w:t>
+      </w:r>
+      <w:r>
+        <w:t xml:space="preserve"> </w:t>
+      </w:r>
+      <w:r>
+        <w:t xml:space="preserve">적용되지 않음을 시사한다.</w:t>
+      </w:r>
+    </w:p>
+    <w:p>
+      <w:pPr>
+        <w:pStyle w:val="BodyText"/>
+      </w:pPr>
+      <w:r>
+        <w:rPr>
+          <w:b/>
+          <w:bCs/>
+        </w:rPr>
+        <w:t xml:space="preserve">(5) 평가지표의 신뢰성.</w:t>
+      </w:r>
+      <w:r>
+        <w:t xml:space="preserve"> </w:t>
+      </w:r>
+      <w:r>
+        <w:t xml:space="preserve">SSIM/PSNR 이 높아도 병변 소실이나 구조 hallucination 을 잡지 못한다는</w:t>
+      </w:r>
+      <w:r>
+        <w:t xml:space="preserve"> </w:t>
+      </w:r>
+      <w:r>
+        <w:t xml:space="preserve">것은 fastMRI 챌린지 보고 [21] 이후 정설이며, 딥러닝 재구성의 불안정성 [41]과 정확도–안정성</w:t>
+      </w:r>
+      <w:r>
+        <w:t xml:space="preserve"> </w:t>
+      </w:r>
+      <w:r>
+        <w:t xml:space="preserve">트레이드오프 [42]도 이론적으로 정리되어 있다. 본 연구는 (i) 배경 부풀림을 차단하는 brain-masked</w:t>
+      </w:r>
+      <w:r>
+        <w:t xml:space="preserve"> </w:t>
+      </w:r>
+      <w:r>
+        <w:t xml:space="preserve">지표, (ii) aggregate 평균이 아닌 per-slice 우위 비율 + 비모수 검정(§3.8), (iii) 정성 비교</w:t>
+      </w:r>
+      <w:r>
+        <w:t xml:space="preserve"> </w:t>
+      </w:r>
+      <w:r>
+        <w:t xml:space="preserve">(§4.2)로 평가의 성실성을 보강했으나,</w:t>
+      </w:r>
+      <w:r>
+        <w:t xml:space="preserve"> </w:t>
+      </w:r>
+      <w:r>
+        <w:rPr>
+          <w:b/>
+          <w:bCs/>
+        </w:rPr>
+        <w:t xml:space="preserve">영상의학과 의사 reader study 는 수행하지 않았다</w:t>
+      </w:r>
+      <w:r>
+        <w:t xml:space="preserve"> </w:t>
+      </w:r>
+      <w:r>
+        <w:t xml:space="preserve">— 이는</w:t>
+      </w:r>
+      <w:r>
+        <w:t xml:space="preserve"> </w:t>
+      </w:r>
+      <w:r>
+        <w:t xml:space="preserve">본 연구가 임상 성능이 아닌 아키텍처 통제 비교를 주장하는 이유이자 한계다.</w:t>
+      </w:r>
+    </w:p>
+    <w:p>
+      <w:pPr>
+        <w:pStyle w:val="BodyText"/>
+      </w:pPr>
+      <w:r>
+        <w:rPr>
+          <w:b/>
+          <w:bCs/>
+        </w:rPr>
+        <w:t xml:space="preserve">(6) 한계와 향후 연구.</w:t>
+      </w:r>
+      <w:r>
+        <w:t xml:space="preserve"> </w:t>
+      </w:r>
+      <w:r>
+        <w:t xml:space="preserve">- 단일 데이터셋(fastMRI brain)·단일 가속률(R=4)·단일 시드 — 가속률 일반화는 mask 조건화 + DC +</w:t>
+      </w:r>
+      <w:r>
+        <w:t xml:space="preserve"> </w:t>
+      </w:r>
+      <w:r>
+        <w:t xml:space="preserve">multi-AR(R∈{2,3,4,5,6,8}) 학습을 결합한</w:t>
+      </w:r>
+      <w:r>
+        <w:t xml:space="preserve"> </w:t>
+      </w:r>
+      <w:r>
+        <w:rPr>
+          <w:b/>
+          <w:bCs/>
+        </w:rPr>
+        <w:t xml:space="preserve">R-적응 변형(radapt)</w:t>
+      </w:r>
+      <w:r>
+        <w:t xml:space="preserve"> </w:t>
+      </w:r>
+      <w:r>
+        <w:t xml:space="preserve">으로 진행 중이다(완주 후 본</w:t>
+      </w:r>
+      <w:r>
+        <w:t xml:space="preserve"> </w:t>
+      </w:r>
+      <w:r>
+        <w:t xml:space="preserve">논문 포함 여부 결정 — 부록 B-3).</w:t>
+      </w:r>
+      <w:r>
+        <w:t xml:space="preserve"> </w:t>
+      </w:r>
+      <w:r>
+        <w:t xml:space="preserve">- 통제비교의 SS2D 는 의도적 최소 구성이며, 강화판이 상한을 일부 보완하나 이득은 근소하다(§4.3).</w:t>
+      </w:r>
+      <w:r>
+        <w:t xml:space="preserve"> </w:t>
+      </w:r>
+      <w:r>
+        <w:t xml:space="preserve">게이팅/깊이/병목의 개별 기여 분리(ablation)는 수행하지 않았다.</w:t>
+      </w:r>
+      <w:r>
+        <w:t xml:space="preserve"> </w:t>
+      </w:r>
+      <w:r>
+        <w:t xml:space="preserve">- Retrospective 시뮬레이션(384² 재-FFT 프로토콜)·앞 16코일 절단은 재현성을 위한 선택이나 원</w:t>
+      </w:r>
+      <w:r>
+        <w:t xml:space="preserve"> </w:t>
+      </w:r>
+      <w:r>
+        <w:t xml:space="preserve">수집 조건과의 차이다. Knee 등 타 해부부위, prospective 언더샘플링, non-Cartesian 궤적 [2]은</w:t>
+      </w:r>
+      <w:r>
+        <w:t xml:space="preserve"> </w:t>
+      </w:r>
+      <w:r>
+        <w:t xml:space="preserve">미검증이다.</w:t>
+      </w:r>
+      <w:r>
+        <w:t xml:space="preserve"> </w:t>
+      </w:r>
+      <w:r>
+        <w:t xml:space="preserve">- best checkpoint 선택과 최종 보고가 같은 val 세트를 공유한다(fastMRI 관행이나 명시해 둔다) —</w:t>
+      </w:r>
+      <w:r>
+        <w:t xml:space="preserve"> </w:t>
+      </w:r>
+      <w:r>
+        <w:t xml:space="preserve">별도 내부 test 분할은 두지 않았다.</w:t>
+      </w:r>
+      <w:r>
+        <w:t xml:space="preserve"> </w:t>
+      </w:r>
+      <w:r>
+        <w:t xml:space="preserve">- 코일 압축(SCC/GCC) 대신 앞 16코일 절단을 채택했다(재현 단순성) — 코일 압축과의 결합은 향후</w:t>
+      </w:r>
+      <w:r>
+        <w:t xml:space="preserve"> </w:t>
+      </w:r>
+      <w:r>
+        <w:t xml:space="preserve">과제다.</w:t>
+      </w:r>
+      <w:r>
+        <w:t xml:space="preserve"> </w:t>
+      </w:r>
+      <w:r>
+        <w:t xml:space="preserve">- 시퀀스 모듈을 제거한</w:t>
+      </w:r>
+      <w:r>
+        <w:t xml:space="preserve"> </w:t>
+      </w:r>
+      <w:r>
+        <w:rPr>
+          <w:b/>
+          <w:bCs/>
+        </w:rPr>
+        <w:t xml:space="preserve">U-Net-only 기준</w:t>
+      </w:r>
+      <w:r>
+        <w:t xml:space="preserve">(치환 이득 해석의 분모)은 아직 없다 — 학습·평가해</w:t>
+      </w:r>
+      <w:r>
+        <w:t xml:space="preserve"> </w:t>
+      </w:r>
+      <w:r>
+        <w:t xml:space="preserve">보완할 예정이다(✎부록 D P0-2).</w:t>
+      </w:r>
+    </w:p>
+    <w:p>
+      <w:pPr>
+        <w:pStyle w:val="BodyText"/>
+      </w:pPr>
+      <w:r>
+        <w:rPr>
+          <w:b/>
+          <w:bCs/>
+        </w:rPr>
+        <w:t xml:space="preserve">(7) Novelty 포지셔닝 (솔직한 자기 평가).</w:t>
+      </w:r>
+      <w:r>
+        <w:t xml:space="preserve"> </w:t>
+      </w:r>
+      <w:r>
+        <w:t xml:space="preserve">Mamba-MRI 아키텍처 자체는 이미 성숙 분야다</w:t>
+      </w:r>
+      <w:r>
+        <w:t xml:space="preserve"> </w:t>
+      </w:r>
+      <w:r>
+        <w:t xml:space="preserve">[32–40]. 본 논문의 가치는 새 아키텍처가 아니라 (a) 도메인 변환 자리에서의 1:1 통제 치환 실험,</w:t>
+      </w:r>
+      <w:r>
+        <w:t xml:space="preserve"> </w:t>
+      </w:r>
+      <w:r>
+        <w:t xml:space="preserve">(b) no-DC 조건의 DC 무관성 실증, (c) ETER-Net 계열 [1–3]의 직접 후속이라는 점이다. 투고 시 이</w:t>
+      </w:r>
+      <w:r>
+        <w:t xml:space="preserve"> </w:t>
+      </w:r>
+      <w:r>
+        <w:t xml:space="preserve">프레임을 유지해야 리뷰 방어가 가능하다.</w:t>
+      </w:r>
+    </w:p>
+    <w:bookmarkEnd w:id="31"/>
+    <w:bookmarkStart w:id="32" w:name="결론-conclusions"/>
+    <w:p>
+      <w:pPr>
+        <w:pStyle w:val="Heading2"/>
+      </w:pPr>
+      <w:r>
+        <w:t xml:space="preserve">6. 결론 (Conclusions)</w:t>
+      </w:r>
+    </w:p>
+    <w:p>
+      <w:pPr>
+        <w:pStyle w:val="FirstParagraph"/>
+      </w:pPr>
+      <w:r>
+        <w:t xml:space="preserve">ETER-Net 골격의 도메인 변환 자리에서 bi-GRU 를 SS2D 로 치환하는 것만으로 — DC 없이, 21× 적은</w:t>
+      </w:r>
+      <w:r>
+        <w:t xml:space="preserve"> </w:t>
+      </w:r>
+      <w:r>
+        <w:t xml:space="preserve">파라미터로 — 표준 4지표 전부·matched-epoch 전 구간·검증 슬라이스 대다수에서 일관된 품질 향상을</w:t>
+      </w:r>
+      <w:r>
+        <w:t xml:space="preserve"> </w:t>
+      </w:r>
+      <w:r>
+        <w:t xml:space="preserve">얻었다. 게이팅·깊이·병목 해제를 더한 강화 SS2D 는 epoch 당 학습 속도를 앞당기며 최종 품질을</w:t>
+      </w:r>
+      <w:r>
+        <w:t xml:space="preserve"> </w:t>
+      </w:r>
+      <w:r>
+        <w:t xml:space="preserve">추가로 근소 개선했다. 직접 도메인 변환형 재구성의 차세대 시퀀스 모델로서 SSM 은 RNN 의 자연스러운</w:t>
+      </w:r>
+      <w:r>
+        <w:t xml:space="preserve"> </w:t>
+      </w:r>
+      <w:r>
+        <w:t xml:space="preserve">대체재이며, 가속률 일반화(radapt)와 타 궤적·부위 확장이 후속 과제다.</w:t>
+      </w:r>
+    </w:p>
+    <w:p>
+      <w:r>
+        <w:pict>
+          <v:rect style="width:0;height:1.5pt" o:hralign="center" o:hrstd="t" o:hr="t"/>
+        </w:pict>
+      </w:r>
+    </w:p>
+    <w:bookmarkEnd w:id="32"/>
+    <w:bookmarkStart w:id="33" w:name="후반부-항목-mdpi-양식"/>
+    <w:p>
+      <w:pPr>
+        <w:pStyle w:val="Heading2"/>
+      </w:pPr>
+      <w:r>
+        <w:t xml:space="preserve">후반부 항목 (MDPI 양식)</w:t>
       </w:r>
     </w:p>
     <w:p>
@@ -4593,7 +5468,7 @@
         <w:pStyle w:val="Compact"/>
         <w:numPr>
           <w:ilvl w:val="0"/>
-          <w:numId w:val="1007"/>
+          <w:numId w:val="1008"/>
         </w:numPr>
       </w:pPr>
       <w:r>
@@ -4601,10 +5476,10 @@
           <w:b/>
           <w:bCs/>
         </w:rPr>
-        <w:t xml:space="preserve">Conflicts of Interest</w:t>
-      </w:r>
-      <w:r>
-        <w:t xml:space="preserve">: 없음(예정 — 확인 필요).</w:t>
+        <w:t xml:space="preserve">Author Contributions</w:t>
+      </w:r>
+      <w:r>
+        <w:t xml:space="preserve">: (CRediT 분류로 작성 예정 — 저자 구성 확정 후, 부록 B-1)</w:t>
       </w:r>
     </w:p>
     <w:p>
@@ -4612,7 +5487,157 @@
         <w:pStyle w:val="Compact"/>
         <w:numPr>
           <w:ilvl w:val="0"/>
-          <w:numId w:val="1007"/>
+          <w:numId w:val="1008"/>
+        </w:numPr>
+      </w:pPr>
+      <w:r>
+        <w:rPr>
+          <w:b/>
+          <w:bCs/>
+        </w:rPr>
+        <w:t xml:space="preserve">Funding</w:t>
+      </w:r>
+      <w:r>
+        <w:t xml:space="preserve">: (미정 — 확인 필요)</w:t>
+      </w:r>
+    </w:p>
+    <w:p>
+      <w:pPr>
+        <w:pStyle w:val="Compact"/>
+        <w:numPr>
+          <w:ilvl w:val="0"/>
+          <w:numId w:val="1008"/>
+        </w:numPr>
+      </w:pPr>
+      <w:r>
+        <w:rPr>
+          <w:b/>
+          <w:bCs/>
+        </w:rPr>
+        <w:t xml:space="preserve">Institutional Review Board Statement</w:t>
+      </w:r>
+      <w:r>
+        <w:t xml:space="preserve">: 본 연구는 공개 비식별 데이터셋 fastMRI [19,49]의</w:t>
+      </w:r>
+      <w:r>
+        <w:t xml:space="preserve"> </w:t>
+      </w:r>
+      <w:r>
+        <w:t xml:space="preserve">2차 이용만을 포함한다. (NYU fastMRI 데이터 사용 약정 준수; 별도 IRB 심의 면제 해당 여부</w:t>
+      </w:r>
+      <w:r>
+        <w:t xml:space="preserve"> </w:t>
+      </w:r>
+      <w:r>
+        <w:t xml:space="preserve">문구는 투고 저널 양식에 맞춰 확정)</w:t>
+      </w:r>
+    </w:p>
+    <w:p>
+      <w:pPr>
+        <w:pStyle w:val="Compact"/>
+        <w:numPr>
+          <w:ilvl w:val="0"/>
+          <w:numId w:val="1008"/>
+        </w:numPr>
+      </w:pPr>
+      <w:r>
+        <w:rPr>
+          <w:b/>
+          <w:bCs/>
+        </w:rPr>
+        <w:t xml:space="preserve">Informed Consent Statement</w:t>
+      </w:r>
+      <w:r>
+        <w:t xml:space="preserve">: Not applicable (공개 비식별 데이터셋의 2차 이용).</w:t>
+      </w:r>
+    </w:p>
+    <w:p>
+      <w:pPr>
+        <w:pStyle w:val="Compact"/>
+        <w:numPr>
+          <w:ilvl w:val="0"/>
+          <w:numId w:val="1008"/>
+        </w:numPr>
+      </w:pPr>
+      <w:r>
+        <w:rPr>
+          <w:b/>
+          <w:bCs/>
+        </w:rPr>
+        <w:t xml:space="preserve">Data Availability Statement</w:t>
+      </w:r>
+      <w:r>
+        <w:t xml:space="preserve">: fastMRI 데이터셋은 https://fastmri.med.nyu.edu 에서 신청</w:t>
+      </w:r>
+      <w:r>
+        <w:t xml:space="preserve"> </w:t>
+      </w:r>
+      <w:r>
+        <w:t xml:space="preserve">가능. 학습·평가 코드는 게재 시 GitHub 공개 예정.</w:t>
+      </w:r>
+    </w:p>
+    <w:p>
+      <w:pPr>
+        <w:pStyle w:val="Compact"/>
+        <w:numPr>
+          <w:ilvl w:val="0"/>
+          <w:numId w:val="1008"/>
+        </w:numPr>
+      </w:pPr>
+      <w:r>
+        <w:rPr>
+          <w:b/>
+          <w:bCs/>
+        </w:rPr>
+        <w:t xml:space="preserve">Conflicts of Interest</w:t>
+      </w:r>
+      <w:r>
+        <w:t xml:space="preserve">: 없음(예정 — 확인 필요).</w:t>
+      </w:r>
+    </w:p>
+    <w:p>
+      <w:pPr>
+        <w:pStyle w:val="Compact"/>
+        <w:numPr>
+          <w:ilvl w:val="0"/>
+          <w:numId w:val="1008"/>
+        </w:numPr>
+      </w:pPr>
+      <w:r>
+        <w:rPr>
+          <w:b/>
+          <w:bCs/>
+        </w:rPr>
+        <w:t xml:space="preserve">Acknowledgments</w:t>
+      </w:r>
+      <w:r>
+        <w:t xml:space="preserve">: Data used in the preparation of this article were obtained from the NYU</w:t>
+      </w:r>
+      <w:r>
+        <w:t xml:space="preserve"> </w:t>
+      </w:r>
+      <w:r>
+        <w:t xml:space="preserve">fastMRI Initiative database (fastmri.med.nyu.edu) [19,49]. NYU fastMRI investigators provided</w:t>
+      </w:r>
+      <w:r>
+        <w:t xml:space="preserve"> </w:t>
+      </w:r>
+      <w:r>
+        <w:t xml:space="preserve">the data but did not participate in the analysis or writing of this article. (✎ fastMRI DUA 의</w:t>
+      </w:r>
+      <w:r>
+        <w:t xml:space="preserve"> </w:t>
+      </w:r>
+      <w:r>
+        <w:t xml:space="preserve">공식 acknowledgment 문구 원문과 대조 확인)</w:t>
+      </w:r>
+    </w:p>
+    <w:p>
+      <w:pPr>
+        <w:pStyle w:val="Compact"/>
+        <w:numPr>
+          <w:ilvl w:val="0"/>
+          <w:numId w:val="1008"/>
         </w:numPr>
       </w:pPr>
       <w:r>
@@ -4685,7 +5710,7 @@
         <w:t xml:space="preserve"> </w:t>
       </w:r>
       <w:r>
-        <w:t xml:space="preserve">1. Oh et al. (2020). A k-space-to-image reconstruction network for MRI using recurrent neural network.</w:t>
+        <w:t xml:space="preserve">1. Oh et al. (2021). A k-space-to-image reconstruction network for MRI using recurrent neural network.</w:t>
       </w:r>
       <w:r>
         <w:t xml:space="preserve"> </w:t>
@@ -4698,7 +5723,7 @@
         <w:t xml:space="preserve">Medical Physics</w:t>
       </w:r>
       <w:r>
-        <w:t xml:space="preserve">.</w:t>
+        <w:t xml:space="preserve">. doi:10.1002/mp.14566.</w:t>
       </w:r>
       <w:r>
         <w:t xml:space="preserve"> </w:t>
@@ -4707,13 +5732,13 @@
         <w:rPr>
           <w:rStyle w:val="VerbatimChar"/>
         </w:rPr>
-        <w:t xml:space="preserve">oh2020eternet</w:t>
-      </w:r>
-      <w:r>
-        <w:t xml:space="preserve"> </w:t>
-      </w:r>
-      <w:r>
-        <w:t xml:space="preserve">⚠</w:t>
+        <w:t xml:space="preserve">oh2021eternet</w:t>
+      </w:r>
+      <w:r>
+        <w:t xml:space="preserve"> </w:t>
+      </w:r>
+      <w:r>
+        <w:t xml:space="preserve">(연도 2021 로 확정 — 외부 검토 08-18; 저자 명단 원문 대조 ✎)</w:t>
       </w:r>
       <w:r>
         <w:t xml:space="preserve"> </w:t>
@@ -4753,7 +5778,7 @@
         <w:t xml:space="preserve"> </w:t>
       </w:r>
       <w:r>
-        <w:t xml:space="preserve">3. Oh (2025). A hybrid Vision Transformer-BiRNN architecture for direct k-space to image reconstruction in accelerated MRI.</w:t>
+        <w:t xml:space="preserve">3. Oh (2026). A hybrid Vision Transformer-BiRNN architecture for direct k-space to image reconstruction in accelerated MRI.</w:t>
       </w:r>
       <w:r>
         <w:t xml:space="preserve"> </w:t>
@@ -4766,7 +5791,10 @@
         <w:t xml:space="preserve">Journal of Imaging</w:t>
       </w:r>
       <w:r>
-        <w:t xml:space="preserve">.</w:t>
+        <w:t xml:space="preserve"> </w:t>
+      </w:r>
+      <w:r>
+        <w:t xml:space="preserve">12(1). doi:10.3390/jimaging12010011.</w:t>
       </w:r>
       <w:r>
         <w:t xml:space="preserve"> </w:t>
@@ -4781,7 +5809,7 @@
         <w:t xml:space="preserve"> </w:t>
       </w:r>
       <w:r>
-        <w:t xml:space="preserve">⚠ ★직접 선행</w:t>
+        <w:t xml:space="preserve">★직접 선행 (2025 온라인 선공개 여부 확인 ✎)</w:t>
       </w:r>
     </w:p>
     <w:p>
@@ -5355,23 +6383,11 @@
         </w:rPr>
         <w:t xml:space="preserve">muckley2021results</w:t>
       </w:r>
-    </w:p>
-    <w:p>
-      <w:pPr>
-        <w:pStyle w:val="BodyText"/>
-      </w:pPr>
-      <w:r>
-        <w:rPr>
-          <w:b/>
-          <w:bCs/>
-        </w:rPr>
-        <w:t xml:space="preserve">리뷰</w:t>
-      </w:r>
-      <w:r>
-        <w:t xml:space="preserve"> </w:t>
-      </w:r>
-      <w:r>
-        <w:t xml:space="preserve">22. Heckel et al. (2024). Deep learning for accelerated and robust MRI reconstruction.</w:t>
+      <w:r>
+        <w:t xml:space="preserve"> </w:t>
+      </w:r>
+      <w:r>
+        <w:t xml:space="preserve">49. Knoll et al. (2020). fastMRI: a publicly available raw k-space and DICOM dataset of knee images for accelerated MR image reconstruction using machine learning.</w:t>
       </w:r>
       <w:r>
         <w:t xml:space="preserve"> </w:t>
@@ -5381,13 +6397,13 @@
           <w:i/>
           <w:iCs/>
         </w:rPr>
-        <w:t xml:space="preserve">MAGMA</w:t>
-      </w:r>
-      <w:r>
-        <w:t xml:space="preserve"> </w:t>
-      </w:r>
-      <w:r>
-        <w:t xml:space="preserve">37:335–368.</w:t>
+        <w:t xml:space="preserve">Radiology: AI</w:t>
+      </w:r>
+      <w:r>
+        <w:t xml:space="preserve"> </w:t>
+      </w:r>
+      <w:r>
+        <w:t xml:space="preserve">2(1):e190007.</w:t>
       </w:r>
       <w:r>
         <w:t xml:space="preserve"> </w:t>
@@ -5396,13 +6412,31 @@
         <w:rPr>
           <w:rStyle w:val="VerbatimChar"/>
         </w:rPr>
-        <w:t xml:space="preserve">heckel2024deep</w:t>
-      </w:r>
-      <w:r>
-        <w:t xml:space="preserve"> </w:t>
-      </w:r>
-      <w:r>
-        <w:t xml:space="preserve">23. Hammernik et al. (2023). Physics-driven deep learning for computational MRI.</w:t>
+        <w:t xml:space="preserve">knoll2020fastmri</w:t>
+      </w:r>
+      <w:r>
+        <w:t xml:space="preserve"> </w:t>
+      </w:r>
+      <w:r>
+        <w:t xml:space="preserve">— 데이터 사용 요건상 [19]와 병행 인용 (Acknowledgments 참조)</w:t>
+      </w:r>
+    </w:p>
+    <w:p>
+      <w:pPr>
+        <w:pStyle w:val="BodyText"/>
+      </w:pPr>
+      <w:r>
+        <w:rPr>
+          <w:b/>
+          <w:bCs/>
+        </w:rPr>
+        <w:t xml:space="preserve">리뷰</w:t>
+      </w:r>
+      <w:r>
+        <w:t xml:space="preserve"> </w:t>
+      </w:r>
+      <w:r>
+        <w:t xml:space="preserve">22. Heckel et al. (2024). Deep learning for accelerated and robust MRI reconstruction.</w:t>
       </w:r>
       <w:r>
         <w:t xml:space="preserve"> </w:t>
@@ -5412,13 +6446,13 @@
           <w:i/>
           <w:iCs/>
         </w:rPr>
-        <w:t xml:space="preserve">IEEE SPM</w:t>
-      </w:r>
-      <w:r>
-        <w:t xml:space="preserve"> </w:t>
-      </w:r>
-      <w:r>
-        <w:t xml:space="preserve">40(1):98–114.</w:t>
+        <w:t xml:space="preserve">MAGMA</w:t>
+      </w:r>
+      <w:r>
+        <w:t xml:space="preserve"> </w:t>
+      </w:r>
+      <w:r>
+        <w:t xml:space="preserve">37:335–368.</w:t>
       </w:r>
       <w:r>
         <w:t xml:space="preserve"> </w:t>
@@ -5427,13 +6461,13 @@
         <w:rPr>
           <w:rStyle w:val="VerbatimChar"/>
         </w:rPr>
-        <w:t xml:space="preserve">hammernik2023physics</w:t>
-      </w:r>
-      <w:r>
-        <w:t xml:space="preserve"> </w:t>
-      </w:r>
-      <w:r>
-        <w:t xml:space="preserve">24. Knoll et al. (2020). Deep-learning methods for parallel MR image reconstruction.</w:t>
+        <w:t xml:space="preserve">heckel2024deep</w:t>
+      </w:r>
+      <w:r>
+        <w:t xml:space="preserve"> </w:t>
+      </w:r>
+      <w:r>
+        <w:t xml:space="preserve">23. Hammernik et al. (2023). Physics-driven deep learning for computational MRI.</w:t>
       </w:r>
       <w:r>
         <w:t xml:space="preserve"> </w:t>
@@ -5449,7 +6483,7 @@
         <w:t xml:space="preserve"> </w:t>
       </w:r>
       <w:r>
-        <w:t xml:space="preserve">37(1):128–140.</w:t>
+        <w:t xml:space="preserve">40(1):98–114.</w:t>
       </w:r>
       <w:r>
         <w:t xml:space="preserve"> </w:t>
@@ -5458,25 +6492,13 @@
         <w:rPr>
           <w:rStyle w:val="VerbatimChar"/>
         </w:rPr>
-        <w:t xml:space="preserve">knoll2020deeplearning</w:t>
-      </w:r>
-    </w:p>
-    <w:p>
-      <w:pPr>
-        <w:pStyle w:val="BodyText"/>
-      </w:pPr>
-      <w:r>
-        <w:rPr>
-          <w:b/>
-          <w:bCs/>
-        </w:rPr>
-        <w:t xml:space="preserve">생성모델</w:t>
-      </w:r>
-      <w:r>
-        <w:t xml:space="preserve"> </w:t>
-      </w:r>
-      <w:r>
-        <w:t xml:space="preserve">25. Chung &amp; Ye (2022). Score-based diffusion models for accelerated MRI.</w:t>
+        <w:t xml:space="preserve">hammernik2023physics</w:t>
+      </w:r>
+      <w:r>
+        <w:t xml:space="preserve"> </w:t>
+      </w:r>
+      <w:r>
+        <w:t xml:space="preserve">24. Knoll et al. (2020). Deep-learning methods for parallel MR image reconstruction.</w:t>
       </w:r>
       <w:r>
         <w:t xml:space="preserve"> </w:t>
@@ -5486,13 +6508,13 @@
           <w:i/>
           <w:iCs/>
         </w:rPr>
-        <w:t xml:space="preserve">Med. Image Anal.</w:t>
-      </w:r>
-      <w:r>
-        <w:t xml:space="preserve"> </w:t>
-      </w:r>
-      <w:r>
-        <w:t xml:space="preserve">80:102479.</w:t>
+        <w:t xml:space="preserve">IEEE SPM</w:t>
+      </w:r>
+      <w:r>
+        <w:t xml:space="preserve"> </w:t>
+      </w:r>
+      <w:r>
+        <w:t xml:space="preserve">37(1):128–140.</w:t>
       </w:r>
       <w:r>
         <w:t xml:space="preserve"> </w:t>
@@ -5501,13 +6523,25 @@
         <w:rPr>
           <w:rStyle w:val="VerbatimChar"/>
         </w:rPr>
-        <w:t xml:space="preserve">chung2022score</w:t>
-      </w:r>
-      <w:r>
-        <w:t xml:space="preserve"> </w:t>
-      </w:r>
-      <w:r>
-        <w:t xml:space="preserve">26. Jalal et al. (2021). Robust compressed sensing MRI with deep generative priors.</w:t>
+        <w:t xml:space="preserve">knoll2020deeplearning</w:t>
+      </w:r>
+    </w:p>
+    <w:p>
+      <w:pPr>
+        <w:pStyle w:val="BodyText"/>
+      </w:pPr>
+      <w:r>
+        <w:rPr>
+          <w:b/>
+          <w:bCs/>
+        </w:rPr>
+        <w:t xml:space="preserve">생성모델</w:t>
+      </w:r>
+      <w:r>
+        <w:t xml:space="preserve"> </w:t>
+      </w:r>
+      <w:r>
+        <w:t xml:space="preserve">25. Chung &amp; Ye (2022). Score-based diffusion models for accelerated MRI.</w:t>
       </w:r>
       <w:r>
         <w:t xml:space="preserve"> </w:t>
@@ -5517,10 +6551,13 @@
           <w:i/>
           <w:iCs/>
         </w:rPr>
-        <w:t xml:space="preserve">NeurIPS</w:t>
-      </w:r>
-      <w:r>
-        <w:t xml:space="preserve">.</w:t>
+        <w:t xml:space="preserve">Med. Image Anal.</w:t>
+      </w:r>
+      <w:r>
+        <w:t xml:space="preserve"> </w:t>
+      </w:r>
+      <w:r>
+        <w:t xml:space="preserve">80:102479.</w:t>
       </w:r>
       <w:r>
         <w:t xml:space="preserve"> </w:t>
@@ -5529,25 +6566,13 @@
         <w:rPr>
           <w:rStyle w:val="VerbatimChar"/>
         </w:rPr>
-        <w:t xml:space="preserve">jalal2021robust</w:t>
-      </w:r>
-    </w:p>
-    <w:p>
-      <w:pPr>
-        <w:pStyle w:val="BodyText"/>
-      </w:pPr>
-      <w:r>
-        <w:rPr>
-          <w:b/>
-          <w:bCs/>
-        </w:rPr>
-        <w:t xml:space="preserve">Transformer</w:t>
-      </w:r>
-      <w:r>
-        <w:t xml:space="preserve"> </w:t>
-      </w:r>
-      <w:r>
-        <w:t xml:space="preserve">27. Huang et al. (2022). Swin transformer for fast MRI.</w:t>
+        <w:t xml:space="preserve">chung2022score</w:t>
+      </w:r>
+      <w:r>
+        <w:t xml:space="preserve"> </w:t>
+      </w:r>
+      <w:r>
+        <w:t xml:space="preserve">26. Jalal et al. (2021). Robust compressed sensing MRI with deep generative priors.</w:t>
       </w:r>
       <w:r>
         <w:t xml:space="preserve"> </w:t>
@@ -5557,13 +6582,10 @@
           <w:i/>
           <w:iCs/>
         </w:rPr>
-        <w:t xml:space="preserve">Neurocomputing</w:t>
-      </w:r>
-      <w:r>
-        <w:t xml:space="preserve"> </w:t>
-      </w:r>
-      <w:r>
-        <w:t xml:space="preserve">493:281–304.</w:t>
+        <w:t xml:space="preserve">NeurIPS</w:t>
+      </w:r>
+      <w:r>
+        <w:t xml:space="preserve">.</w:t>
       </w:r>
       <w:r>
         <w:t xml:space="preserve"> </w:t>
@@ -5572,13 +6594,25 @@
         <w:rPr>
           <w:rStyle w:val="VerbatimChar"/>
         </w:rPr>
-        <w:t xml:space="preserve">huang2022swinmr</w:t>
-      </w:r>
-      <w:r>
-        <w:t xml:space="preserve"> </w:t>
-      </w:r>
-      <w:r>
-        <w:t xml:space="preserve">28. Fabian &amp; Soltanolkotabi (2022). HUMUS-Net.</w:t>
+        <w:t xml:space="preserve">jalal2021robust</w:t>
+      </w:r>
+    </w:p>
+    <w:p>
+      <w:pPr>
+        <w:pStyle w:val="BodyText"/>
+      </w:pPr>
+      <w:r>
+        <w:rPr>
+          <w:b/>
+          <w:bCs/>
+        </w:rPr>
+        <w:t xml:space="preserve">Transformer</w:t>
+      </w:r>
+      <w:r>
+        <w:t xml:space="preserve"> </w:t>
+      </w:r>
+      <w:r>
+        <w:t xml:space="preserve">27. Huang et al. (2022). Swin transformer for fast MRI.</w:t>
       </w:r>
       <w:r>
         <w:t xml:space="preserve"> </w:t>
@@ -5588,10 +6622,13 @@
           <w:i/>
           <w:iCs/>
         </w:rPr>
-        <w:t xml:space="preserve">NeurIPS</w:t>
-      </w:r>
-      <w:r>
-        <w:t xml:space="preserve">.</w:t>
+        <w:t xml:space="preserve">Neurocomputing</w:t>
+      </w:r>
+      <w:r>
+        <w:t xml:space="preserve"> </w:t>
+      </w:r>
+      <w:r>
+        <w:t xml:space="preserve">493:281–304.</w:t>
       </w:r>
       <w:r>
         <w:t xml:space="preserve"> </w:t>
@@ -5600,13 +6637,13 @@
         <w:rPr>
           <w:rStyle w:val="VerbatimChar"/>
         </w:rPr>
-        <w:t xml:space="preserve">fabian2022humus</w:t>
-      </w:r>
-      <w:r>
-        <w:t xml:space="preserve"> </w:t>
-      </w:r>
-      <w:r>
-        <w:t xml:space="preserve">29. Guo et al. (2024). ReconFormer.</w:t>
+        <w:t xml:space="preserve">huang2022swinmr</w:t>
+      </w:r>
+      <w:r>
+        <w:t xml:space="preserve"> </w:t>
+      </w:r>
+      <w:r>
+        <w:t xml:space="preserve">28. Fabian &amp; Soltanolkotabi (2022). HUMUS-Net.</w:t>
       </w:r>
       <w:r>
         <w:t xml:space="preserve"> </w:t>
@@ -5616,13 +6653,10 @@
           <w:i/>
           <w:iCs/>
         </w:rPr>
-        <w:t xml:space="preserve">IEEE TMI</w:t>
-      </w:r>
-      <w:r>
-        <w:t xml:space="preserve"> </w:t>
-      </w:r>
-      <w:r>
-        <w:t xml:space="preserve">43(1).</w:t>
+        <w:t xml:space="preserve">NeurIPS</w:t>
+      </w:r>
+      <w:r>
+        <w:t xml:space="preserve">.</w:t>
       </w:r>
       <w:r>
         <w:t xml:space="preserve"> </w:t>
@@ -5631,40 +6665,13 @@
         <w:rPr>
           <w:rStyle w:val="VerbatimChar"/>
         </w:rPr>
-        <w:t xml:space="preserve">guo2024reconformer</w:t>
-      </w:r>
-    </w:p>
-    <w:p>
-      <w:pPr>
-        <w:pStyle w:val="BodyText"/>
-      </w:pPr>
-      <w:r>
-        <w:rPr>
-          <w:b/>
-          <w:bCs/>
-        </w:rPr>
-        <w:t xml:space="preserve">SSM/Mamba 원류·MRI 적용</w:t>
-      </w:r>
-      <w:r>
-        <w:t xml:space="preserve"> </w:t>
-      </w:r>
-      <w:r>
-        <w:t xml:space="preserve">30. Gu &amp; Dao (2023). Mamba: linear-time sequence modeling with selective state spaces. arXiv:2312.00752.</w:t>
-      </w:r>
-      <w:r>
-        <w:t xml:space="preserve"> </w:t>
-      </w:r>
-      <w:r>
-        <w:rPr>
-          <w:rStyle w:val="VerbatimChar"/>
-        </w:rPr>
-        <w:t xml:space="preserve">gu2023mamba</w:t>
-      </w:r>
-      <w:r>
-        <w:t xml:space="preserve"> </w:t>
-      </w:r>
-      <w:r>
-        <w:t xml:space="preserve">31. Liu et al. (2024). VMamba: visual state space model.</w:t>
+        <w:t xml:space="preserve">fabian2022humus</w:t>
+      </w:r>
+      <w:r>
+        <w:t xml:space="preserve"> </w:t>
+      </w:r>
+      <w:r>
+        <w:t xml:space="preserve">29. Guo et al. (2024). ReconFormer.</w:t>
       </w:r>
       <w:r>
         <w:t xml:space="preserve"> </w:t>
@@ -5674,10 +6681,13 @@
           <w:i/>
           <w:iCs/>
         </w:rPr>
-        <w:t xml:space="preserve">NeurIPS</w:t>
-      </w:r>
-      <w:r>
-        <w:t xml:space="preserve">.</w:t>
+        <w:t xml:space="preserve">IEEE TMI</w:t>
+      </w:r>
+      <w:r>
+        <w:t xml:space="preserve"> </w:t>
+      </w:r>
+      <w:r>
+        <w:t xml:space="preserve">43(1).</w:t>
       </w:r>
       <w:r>
         <w:t xml:space="preserve"> </w:t>
@@ -5686,13 +6696,40 @@
         <w:rPr>
           <w:rStyle w:val="VerbatimChar"/>
         </w:rPr>
-        <w:t xml:space="preserve">liu2024vmamba</w:t>
-      </w:r>
-      <w:r>
-        <w:t xml:space="preserve"> </w:t>
-      </w:r>
-      <w:r>
-        <w:t xml:space="preserve">32. Korkmaz et al. (2025). MambaRecon.</w:t>
+        <w:t xml:space="preserve">guo2024reconformer</w:t>
+      </w:r>
+    </w:p>
+    <w:p>
+      <w:pPr>
+        <w:pStyle w:val="BodyText"/>
+      </w:pPr>
+      <w:r>
+        <w:rPr>
+          <w:b/>
+          <w:bCs/>
+        </w:rPr>
+        <w:t xml:space="preserve">SSM/Mamba 원류·MRI 적용</w:t>
+      </w:r>
+      <w:r>
+        <w:t xml:space="preserve"> </w:t>
+      </w:r>
+      <w:r>
+        <w:t xml:space="preserve">30. Gu &amp; Dao (2023). Mamba: linear-time sequence modeling with selective state spaces. arXiv:2312.00752.</w:t>
+      </w:r>
+      <w:r>
+        <w:t xml:space="preserve"> </w:t>
+      </w:r>
+      <w:r>
+        <w:rPr>
+          <w:rStyle w:val="VerbatimChar"/>
+        </w:rPr>
+        <w:t xml:space="preserve">gu2023mamba</w:t>
+      </w:r>
+      <w:r>
+        <w:t xml:space="preserve"> </w:t>
+      </w:r>
+      <w:r>
+        <w:t xml:space="preserve">31. Liu et al. (2024). VMamba: visual state space model.</w:t>
       </w:r>
       <w:r>
         <w:t xml:space="preserve"> </w:t>
@@ -5702,10 +6739,38 @@
           <w:i/>
           <w:iCs/>
         </w:rPr>
+        <w:t xml:space="preserve">NeurIPS</w:t>
+      </w:r>
+      <w:r>
+        <w:t xml:space="preserve">.</w:t>
+      </w:r>
+      <w:r>
+        <w:t xml:space="preserve"> </w:t>
+      </w:r>
+      <w:r>
+        <w:rPr>
+          <w:rStyle w:val="VerbatimChar"/>
+        </w:rPr>
+        <w:t xml:space="preserve">liu2024vmamba</w:t>
+      </w:r>
+      <w:r>
+        <w:t xml:space="preserve"> </w:t>
+      </w:r>
+      <w:r>
+        <w:t xml:space="preserve">32. Korkmaz &amp; Patel (2025). MambaRecon: MRI reconstruction with structured state space models.</w:t>
+      </w:r>
+      <w:r>
+        <w:t xml:space="preserve"> </w:t>
+      </w:r>
+      <w:r>
+        <w:rPr>
+          <w:i/>
+          <w:iCs/>
+        </w:rPr>
         <w:t xml:space="preserve">WACV</w:t>
       </w:r>
       <w:r>
-        <w:t xml:space="preserve">.</w:t>
+        <w:t xml:space="preserve">. arXiv:2409.12401.</w:t>
       </w:r>
       <w:r>
         <w:t xml:space="preserve"> </w:t>
@@ -5720,13 +6785,7 @@
         <w:t xml:space="preserve"> </w:t>
       </w:r>
       <w:r>
-        <w:t xml:space="preserve">⚠</w:t>
-      </w:r>
-      <w:r>
-        <w:t xml:space="preserve"> </w:t>
-      </w:r>
-      <w:r>
-        <w:t xml:space="preserve">33. Meng et al. (2025). DM/DH-Mamba: dual-domain (hierarchical/multi-scale) Mamba for MRI reconstruction.</w:t>
+        <w:t xml:space="preserve">33. Meng et al. (2025). DH-Mamba: exploring dual-domain hierarchical state space models for MRI reconstruction. arXiv:2501.08163 (v1 제목: DM-Mamba — 동일 논문으로 통합 확정, 외부 검토 08-18); IEEE TCSVT 게재.</w:t>
       </w:r>
       <w:r>
         <w:t xml:space="preserve"> </w:t>
@@ -5735,43 +6794,34 @@
         <w:rPr>
           <w:rStyle w:val="VerbatimChar"/>
         </w:rPr>
-        <w:t xml:space="preserve">dmmamba2025</w:t>
-      </w:r>
-      <w:r>
-        <w:t xml:space="preserve">+</w:t>
+        <w:t xml:space="preserve">dhmamba2025</w:t>
+      </w:r>
+      <w:r>
+        <w:t xml:space="preserve"> </w:t>
+      </w:r>
+      <w:r>
+        <w:t xml:space="preserve">(권호 확정 ✎)</w:t>
+      </w:r>
+      <w:r>
+        <w:t xml:space="preserve"> </w:t>
+      </w:r>
+      <w:r>
+        <w:t xml:space="preserve">34. Kabas et al. (2024). Physics-driven autoregressive state space models for medical image reconstruction (MambaRoll). arXiv:2412.09331.</w:t>
+      </w:r>
+      <w:r>
+        <w:t xml:space="preserve"> </w:t>
       </w:r>
       <w:r>
         <w:rPr>
           <w:rStyle w:val="VerbatimChar"/>
         </w:rPr>
-        <w:t xml:space="preserve">meng2025dhmamba</w:t>
-      </w:r>
-      <w:r>
-        <w:t xml:space="preserve"> </w:t>
-      </w:r>
-      <w:r>
-        <w:t xml:space="preserve">⚠(동일 논문 여부 확인 후 통합)</w:t>
-      </w:r>
-      <w:r>
-        <w:t xml:space="preserve"> </w:t>
-      </w:r>
-      <w:r>
-        <w:t xml:space="preserve">34. Kabas et al. (2024). Physics-driven autoregressive state space models (MambaRoll).</w:t>
-      </w:r>
-      <w:r>
-        <w:t xml:space="preserve"> </w:t>
-      </w:r>
-      <w:r>
-        <w:rPr>
-          <w:rStyle w:val="VerbatimChar"/>
-        </w:rPr>
         <w:t xml:space="preserve">kabas2024mambaroll</w:t>
       </w:r>
       <w:r>
         <w:t xml:space="preserve"> </w:t>
       </w:r>
       <w:r>
-        <w:t xml:space="preserve">⚠</w:t>
+        <w:t xml:space="preserve">(저널판 권호 확정 ✎)</w:t>
       </w:r>
       <w:r>
         <w:t xml:space="preserve"> </w:t>
@@ -6662,7 +7712,7 @@
       </w:tr>
     </w:tbl>
     <w:bookmarkEnd w:id="35"/>
-    <w:bookmarkStart w:id="37" w:name="부록-b.-교수님-상의-포인트-초안-논외-회의용"/>
+    <w:bookmarkStart w:id="36" w:name="부록-b.-교수님-상의-포인트-초안-논외-회의용"/>
     <w:p>
       <w:pPr>
         <w:pStyle w:val="Heading2"/>
@@ -6675,44 +7725,64 @@
       <w:pPr>
         <w:numPr>
           <w:ilvl w:val="0"/>
-          <w:numId w:val="1008"/>
+          <w:numId w:val="1009"/>
         </w:numPr>
       </w:pPr>
-      <w:hyperlink r:id="rId36">
-        <w:r>
-          <w:rPr>
-            <w:rStyle w:val="Hyperlink"/>
-            <w:b/>
-            <w:bCs/>
-          </w:rPr>
-          <w:t xml:space="preserve">3</w:t>
-        </w:r>
-      </w:hyperlink>
-      <w:r>
-        <w:rPr>
-          <w:b/>
-          <w:bCs/>
-        </w:rPr>
-        <w:t xml:space="preserve">과의 관계 설정</w:t>
-      </w:r>
-      <w:r>
-        <w:t xml:space="preserve"> </w:t>
-      </w:r>
-      <w:r>
-        <w:t xml:space="preserve">— 본 논문을 [1,3]의 직접 후속(도메인</w:t>
-      </w:r>
-      <w:r>
-        <w:t xml:space="preserve"> </w:t>
-      </w:r>
-      <w:r>
-        <w:t xml:space="preserve">변환 모듈의 세대 교체)으로 프레이밍하는 안. 저자 구성·기여 서술에 영향.</w:t>
+      <w:r>
+        <w:rPr>
+          <w:b/>
+          <w:bCs/>
+        </w:rPr>
+        <w:t xml:space="preserve">[3] (교수님 ViT-BiRNN,</w:t>
+      </w:r>
+      <w:r>
+        <w:rPr>
+          <w:b/>
+          <w:bCs/>
+        </w:rPr>
+        <w:t xml:space="preserve"> </w:t>
+      </w:r>
+      <w:r>
+        <w:rPr>
+          <w:b/>
+          <w:bCs/>
+          <w:i/>
+          <w:iCs/>
+        </w:rPr>
+        <w:t xml:space="preserve">J. Imaging</w:t>
+      </w:r>
+      <w:r>
+        <w:rPr>
+          <w:b/>
+          <w:bCs/>
+        </w:rPr>
+        <w:t xml:space="preserve"> </w:t>
+      </w:r>
+      <w:r>
+        <w:rPr>
+          <w:b/>
+          <w:bCs/>
+        </w:rPr>
+        <w:t xml:space="preserve">2026)과의 관계 설정</w:t>
+      </w:r>
+      <w:r>
+        <w:t xml:space="preserve"> </w:t>
+      </w:r>
+      <w:r>
+        <w:t xml:space="preserve">— 본 논문을 [1,3]의 직접 후속</w:t>
+      </w:r>
+      <w:r>
+        <w:t xml:space="preserve"> </w:t>
+      </w:r>
+      <w:r>
+        <w:t xml:space="preserve">(도메인 변환 모듈의 세대 교체)으로 프레이밍하는 안. 저자 구성·기여 서술에 영향.</w:t>
       </w:r>
     </w:p>
     <w:p>
       <w:pPr>
         <w:numPr>
           <w:ilvl w:val="0"/>
-          <w:numId w:val="1008"/>
+          <w:numId w:val="1009"/>
         </w:numPr>
       </w:pPr>
       <w:r>
@@ -7136,12 +8206,89 @@
       <w:r>
         <w:t xml:space="preserve">교수님 선호 확인 가치.)</w:t>
       </w:r>
+      <w:r>
+        <w:t xml:space="preserve"> </w:t>
+      </w:r>
+      <w:r>
+        <w:rPr>
+          <w:b/>
+          <w:bCs/>
+        </w:rPr>
+        <w:t xml:space="preserve">문의 골자(외부 검토 제안, 08-18)</w:t>
+      </w:r>
+      <w:r>
+        <w:t xml:space="preserve">:</w:t>
+      </w:r>
+      <w:r>
+        <w:t xml:space="preserve"> </w:t>
+      </w:r>
+      <w:r>
+        <w:rPr>
+          <w:i/>
+          <w:iCs/>
+        </w:rPr>
+        <w:t xml:space="preserve">“We study brain MRI</w:t>
+      </w:r>
+      <w:r>
+        <w:rPr>
+          <w:i/>
+          <w:iCs/>
+        </w:rPr>
+        <w:t xml:space="preserve"> </w:t>
+      </w:r>
+      <w:r>
+        <w:rPr>
+          <w:i/>
+          <w:iCs/>
+        </w:rPr>
+        <w:t xml:space="preserve">reconstruction with a parameter-efficient state-space model that cuts parameters 21× — would</w:t>
+      </w:r>
+      <w:r>
+        <w:rPr>
+          <w:i/>
+          <w:iCs/>
+        </w:rPr>
+        <w:t xml:space="preserve"> </w:t>
+      </w:r>
+      <w:r>
+        <w:rPr>
+          <w:i/>
+          <w:iCs/>
+        </w:rPr>
+        <w:t xml:space="preserve">a controlled architecture-comparison study on accelerated brain MRI reconstruction fit the</w:t>
+      </w:r>
+      <w:r>
+        <w:rPr>
+          <w:i/>
+          <w:iCs/>
+        </w:rPr>
+        <w:t xml:space="preserve"> </w:t>
+      </w:r>
+      <w:r>
+        <w:rPr>
+          <w:i/>
+          <w:iCs/>
+        </w:rPr>
+        <w:t xml:space="preserve">scope of this Special Issue?”</w:t>
+      </w:r>
+      <w:r>
+        <w:t xml:space="preserve"> </w:t>
+      </w:r>
+      <w:r>
+        <w:t xml:space="preserve">— 컴퓨팅 가속 요소(fp16 selective scan·coarse scan·단일 GPU</w:t>
+      </w:r>
+      <w:r>
+        <w:t xml:space="preserve"> </w:t>
+      </w:r>
+      <w:r>
+        <w:t xml:space="preserve">학습)를 전면 배치.</w:t>
+      </w:r>
     </w:p>
     <w:p>
       <w:pPr>
         <w:numPr>
           <w:ilvl w:val="0"/>
-          <w:numId w:val="1008"/>
+          <w:numId w:val="1009"/>
         </w:numPr>
       </w:pPr>
       <w:r>
@@ -7187,13 +8334,50 @@
       </w:r>
       <w:r>
         <w:t xml:space="preserve">논문 분리. (Bioengineering SI 마감 11-30 이면 포함 여유 있음.)</w:t>
+      </w:r>
+      <w:r>
+        <w:t xml:space="preserve"> </w:t>
+      </w:r>
+      <w:r>
+        <w:rPr>
+          <w:b/>
+          <w:bCs/>
+        </w:rPr>
+        <w:t xml:space="preserve">외부 검토 의견(08-18)</w:t>
+      </w:r>
+      <w:r>
+        <w:t xml:space="preserve">:</w:t>
+      </w:r>
+      <w:r>
+        <w:t xml:space="preserve"> </w:t>
+      </w:r>
+      <w:r>
+        <w:t xml:space="preserve">결과가 깨끗하면 결과 절 한 절로 압축 포함 권장 —</w:t>
+      </w:r>
+      <w:r>
+        <w:t xml:space="preserve"> </w:t>
+      </w:r>
+      <w:r>
+        <w:t xml:space="preserve">“단일 가속률”</w:t>
+      </w:r>
+      <w:r>
+        <w:t xml:space="preserve"> </w:t>
+      </w:r>
+      <w:r>
+        <w:t xml:space="preserve">한계를 스스로 해소하는 이득이</w:t>
+      </w:r>
+      <w:r>
+        <w:t xml:space="preserve"> </w:t>
+      </w:r>
+      <w:r>
+        <w:t xml:space="preserve">지연 비용보다 큼; 애매하면 미련 없이 후속 논문 분리.</w:t>
       </w:r>
     </w:p>
     <w:p>
       <w:pPr>
         <w:numPr>
           <w:ilvl w:val="0"/>
-          <w:numId w:val="1008"/>
+          <w:numId w:val="1009"/>
         </w:numPr>
       </w:pPr>
       <w:r>
@@ -7220,13 +8404,38 @@
       </w:r>
       <w:r>
         <w:t xml:space="preserve">근거를 본문에 둘지 부록으로 뺄지.</w:t>
+      </w:r>
+      <w:r>
+        <w:t xml:space="preserve"> </w:t>
+      </w:r>
+      <w:r>
+        <w:rPr>
+          <w:b/>
+          <w:bCs/>
+        </w:rPr>
+        <w:t xml:space="preserve">외부 검토 의견(08-18): 본문 유지 확정</w:t>
+      </w:r>
+      <w:r>
+        <w:t xml:space="preserve"> </w:t>
+      </w:r>
+      <w:r>
+        <w:t xml:space="preserve">—</w:t>
+      </w:r>
+      <w:r>
+        <w:t xml:space="preserve"> </w:t>
+      </w:r>
+      <w:r>
+        <w:t xml:space="preserve">“왜 DC 가 없나”</w:t>
+      </w:r>
+      <w:r>
+        <w:t xml:space="preserve">는 리뷰어의 확정 질문.</w:t>
       </w:r>
     </w:p>
     <w:p>
       <w:pPr>
         <w:numPr>
           <w:ilvl w:val="0"/>
-          <w:numId w:val="1008"/>
+          <w:numId w:val="1009"/>
         </w:numPr>
       </w:pPr>
       <w:r>
@@ -7241,13 +8450,49 @@
       </w:r>
       <w:r>
         <w:t xml:space="preserve">— 리뷰 방어용 멀티시드 재학습(비용 큼) 필요성 판단.</w:t>
+      </w:r>
+      <w:r>
+        <w:t xml:space="preserve"> </w:t>
+      </w:r>
+      <w:r>
+        <w:rPr>
+          <w:b/>
+          <w:bCs/>
+        </w:rPr>
+        <w:t xml:space="preserve">외부 검토 의견</w:t>
+      </w:r>
+      <w:r>
+        <w:rPr>
+          <w:b/>
+          <w:bCs/>
+        </w:rPr>
+        <w:t xml:space="preserve"> </w:t>
+      </w:r>
+      <w:r>
+        <w:rPr>
+          <w:b/>
+          <w:bCs/>
+        </w:rPr>
+        <w:t xml:space="preserve">(08-18): 필요</w:t>
+      </w:r>
+      <w:r>
+        <w:t xml:space="preserve"> </w:t>
+      </w:r>
+      <w:r>
+        <w:t xml:space="preserve">— ΔSSIM 0.0014 가 시드 노이즈보다 큰지가 성립 조건. 전체 재학습이 부담이면</w:t>
+      </w:r>
+      <w:r>
+        <w:t xml:space="preserve"> </w:t>
+      </w:r>
+      <w:r>
+        <w:t xml:space="preserve">축약 프로토콜(예: 25ep×3시드로 GRU/SS2D 순위 안정성만 확인) 절충 제안.</w:t>
       </w:r>
     </w:p>
     <w:p>
       <w:pPr>
         <w:numPr>
           <w:ilvl w:val="0"/>
-          <w:numId w:val="1008"/>
+          <w:numId w:val="1009"/>
         </w:numPr>
       </w:pPr>
       <w:r>
@@ -7277,7 +8522,7 @@
       <w:pPr>
         <w:numPr>
           <w:ilvl w:val="0"/>
-          <w:numId w:val="1008"/>
+          <w:numId w:val="1009"/>
         </w:numPr>
       </w:pPr>
       <w:r>
@@ -7299,7 +8544,1370 @@
       <w:r>
         <w:t xml:space="preserve">현재는 §5-(5)에서 한계로 정면 서술하는 전략. 의학 계열 저널로 갈 경우 재론.</w:t>
       </w:r>
-    </w:p>
+      <w:r>
+        <w:t xml:space="preserve"> </w:t>
+      </w:r>
+      <w:r>
+        <w:rPr>
+          <w:b/>
+          <w:bCs/>
+        </w:rPr>
+        <w:t xml:space="preserve">외부 검토 의견</w:t>
+      </w:r>
+      <w:r>
+        <w:rPr>
+          <w:b/>
+          <w:bCs/>
+        </w:rPr>
+        <w:t xml:space="preserve"> </w:t>
+      </w:r>
+      <w:r>
+        <w:rPr>
+          <w:b/>
+          <w:bCs/>
+        </w:rPr>
+        <w:t xml:space="preserve">(08-18)</w:t>
+      </w:r>
+      <w:r>
+        <w:t xml:space="preserve">: 공학 저널(Sensors/Bioengineering) 전제면 현행 전략 유지.</w:t>
+      </w:r>
+    </w:p>
+    <w:bookmarkEnd w:id="36"/>
+    <w:bookmarkStart w:id="37" w:name="부록-c.-보충표-supplementary"/>
+    <w:p>
+      <w:pPr>
+        <w:pStyle w:val="Heading2"/>
+      </w:pPr>
+      <w:r>
+        <w:t xml:space="preserve">부록 C. 보충표 (Supplementary)</w:t>
+      </w:r>
+    </w:p>
+    <w:p>
+      <w:pPr>
+        <w:pStyle w:val="FirstParagraph"/>
+      </w:pPr>
+      <w:r>
+        <w:rPr>
+          <w:b/>
+          <w:bCs/>
+        </w:rPr>
+        <w:t xml:space="preserve">Table S1. Contrast 서브그룹별 우위 슬라이스 비율</w:t>
+      </w:r>
+      <w:r>
+        <w:t xml:space="preserve"> </w:t>
+      </w:r>
+      <w:r>
+        <w:t xml:space="preserve">(per-slice CSV 재집계, 2026-08-18.</w:t>
+      </w:r>
+      <w:r>
+        <w:t xml:space="preserve"> </w:t>
+      </w:r>
+      <w:r>
+        <w:t xml:space="preserve">각 칸 = SSIM 기준 우위 비율 (4지표 범위)).</w:t>
+      </w:r>
+    </w:p>
+    <w:tbl>
+      <w:tblPr>
+        <w:tblStyle w:val="Table"/>
+        <w:tblW w:type="auto" w:w="0"/>
+        <w:tblLook w:firstRow="1" w:lastRow="0" w:firstColumn="0" w:lastColumn="0" w:noHBand="0" w:noVBand="0" w:val="0020"/>
+      </w:tblPr>
+      <w:tblGrid>
+        <w:gridCol w:w="1980"/>
+        <w:gridCol w:w="1980"/>
+        <w:gridCol w:w="1980"/>
+        <w:gridCol w:w="1980"/>
+      </w:tblGrid>
+      <w:tr>
+        <w:trPr>
+          <w:tblHeader w:val="on"/>
+        </w:trPr>
+        <w:tc>
+          <w:tcPr/>
+          <w:p>
+            <w:pPr>
+              <w:pStyle w:val="Compact"/>
+            </w:pPr>
+            <w:r>
+              <w:t xml:space="preserve">Contrast</w:t>
+            </w:r>
+          </w:p>
+        </w:tc>
+        <w:tc>
+          <w:tcPr/>
+          <w:p>
+            <w:pPr>
+              <w:pStyle w:val="Compact"/>
+              <w:jc w:val="right"/>
+            </w:pPr>
+            <w:r>
+              <w:t xml:space="preserve">n (슬라이스)</w:t>
+            </w:r>
+          </w:p>
+        </w:tc>
+        <w:tc>
+          <w:tcPr/>
+          <w:p>
+            <w:pPr>
+              <w:pStyle w:val="Compact"/>
+              <w:jc w:val="right"/>
+            </w:pPr>
+            <w:r>
+              <w:t xml:space="preserve">SS2D vs GRU</w:t>
+            </w:r>
+          </w:p>
+        </w:tc>
+        <w:tc>
+          <w:tcPr/>
+          <w:p>
+            <w:pPr>
+              <w:pStyle w:val="Compact"/>
+              <w:jc w:val="right"/>
+            </w:pPr>
+            <w:r>
+              <w:t xml:space="preserve">강화판 vs 통제판</w:t>
+            </w:r>
+          </w:p>
+        </w:tc>
+      </w:tr>
+      <w:tr>
+        <w:tc>
+          <w:tcPr/>
+          <w:p>
+            <w:pPr>
+              <w:pStyle w:val="Compact"/>
+            </w:pPr>
+            <w:r>
+              <w:t xml:space="preserve">AXFLAIR</w:t>
+            </w:r>
+          </w:p>
+        </w:tc>
+        <w:tc>
+          <w:tcPr/>
+          <w:p>
+            <w:pPr>
+              <w:pStyle w:val="Compact"/>
+              <w:jc w:val="right"/>
+            </w:pPr>
+            <w:r>
+              <w:t xml:space="preserve">518</w:t>
+            </w:r>
+          </w:p>
+        </w:tc>
+        <w:tc>
+          <w:tcPr/>
+          <w:p>
+            <w:pPr>
+              <w:pStyle w:val="Compact"/>
+              <w:jc w:val="right"/>
+            </w:pPr>
+            <w:r>
+              <w:t xml:space="preserve">76.8% (71.0~76.8)</w:t>
+            </w:r>
+          </w:p>
+        </w:tc>
+        <w:tc>
+          <w:tcPr/>
+          <w:p>
+            <w:pPr>
+              <w:pStyle w:val="Compact"/>
+              <w:jc w:val="right"/>
+            </w:pPr>
+            <w:r>
+              <w:t xml:space="preserve">67.8% (64.3~67.8)</w:t>
+            </w:r>
+          </w:p>
+        </w:tc>
+      </w:tr>
+      <w:tr>
+        <w:tc>
+          <w:tcPr/>
+          <w:p>
+            <w:pPr>
+              <w:pStyle w:val="Compact"/>
+            </w:pPr>
+            <w:r>
+              <w:t xml:space="preserve">AXT1</w:t>
+            </w:r>
+          </w:p>
+        </w:tc>
+        <w:tc>
+          <w:tcPr/>
+          <w:p>
+            <w:pPr>
+              <w:pStyle w:val="Compact"/>
+              <w:jc w:val="right"/>
+            </w:pPr>
+            <w:r>
+              <w:t xml:space="preserve">492</w:t>
+            </w:r>
+          </w:p>
+        </w:tc>
+        <w:tc>
+          <w:tcPr/>
+          <w:p>
+            <w:pPr>
+              <w:pStyle w:val="Compact"/>
+              <w:jc w:val="right"/>
+            </w:pPr>
+            <w:r>
+              <w:t xml:space="preserve">78.5% (68.7~78.5)</w:t>
+            </w:r>
+          </w:p>
+        </w:tc>
+        <w:tc>
+          <w:tcPr/>
+          <w:p>
+            <w:pPr>
+              <w:pStyle w:val="Compact"/>
+              <w:jc w:val="right"/>
+            </w:pPr>
+            <w:r>
+              <w:rPr>
+                <w:b/>
+                <w:bCs/>
+              </w:rPr>
+              <w:t xml:space="preserve">48.2% (48.2~49.2)</w:t>
+            </w:r>
+          </w:p>
+        </w:tc>
+      </w:tr>
+      <w:tr>
+        <w:tc>
+          <w:tcPr/>
+          <w:p>
+            <w:pPr>
+              <w:pStyle w:val="Compact"/>
+            </w:pPr>
+            <w:r>
+              <w:t xml:space="preserve">AXT1POST</w:t>
+            </w:r>
+          </w:p>
+        </w:tc>
+        <w:tc>
+          <w:tcPr/>
+          <w:p>
+            <w:pPr>
+              <w:pStyle w:val="Compact"/>
+              <w:jc w:val="right"/>
+            </w:pPr>
+            <w:r>
+              <w:t xml:space="preserve">1,560</w:t>
+            </w:r>
+          </w:p>
+        </w:tc>
+        <w:tc>
+          <w:tcPr/>
+          <w:p>
+            <w:pPr>
+              <w:pStyle w:val="Compact"/>
+              <w:jc w:val="right"/>
+            </w:pPr>
+            <w:r>
+              <w:t xml:space="preserve">83.3% (77.6~83.3)</w:t>
+            </w:r>
+          </w:p>
+        </w:tc>
+        <w:tc>
+          <w:tcPr/>
+          <w:p>
+            <w:pPr>
+              <w:pStyle w:val="Compact"/>
+              <w:jc w:val="right"/>
+            </w:pPr>
+            <w:r>
+              <w:t xml:space="preserve">54.3% (53.4~55.5)</w:t>
+            </w:r>
+          </w:p>
+        </w:tc>
+      </w:tr>
+      <w:tr>
+        <w:tc>
+          <w:tcPr/>
+          <w:p>
+            <w:pPr>
+              <w:pStyle w:val="Compact"/>
+            </w:pPr>
+            <w:r>
+              <w:t xml:space="preserve">AXT1PRE</w:t>
+            </w:r>
+          </w:p>
+        </w:tc>
+        <w:tc>
+          <w:tcPr/>
+          <w:p>
+            <w:pPr>
+              <w:pStyle w:val="Compact"/>
+              <w:jc w:val="right"/>
+            </w:pPr>
+            <w:r>
+              <w:t xml:space="preserve">458</w:t>
+            </w:r>
+          </w:p>
+        </w:tc>
+        <w:tc>
+          <w:tcPr/>
+          <w:p>
+            <w:pPr>
+              <w:pStyle w:val="Compact"/>
+              <w:jc w:val="right"/>
+            </w:pPr>
+            <w:r>
+              <w:t xml:space="preserve">84.7% (80.3~84.7)</w:t>
+            </w:r>
+          </w:p>
+        </w:tc>
+        <w:tc>
+          <w:tcPr/>
+          <w:p>
+            <w:pPr>
+              <w:pStyle w:val="Compact"/>
+              <w:jc w:val="right"/>
+            </w:pPr>
+            <w:r>
+              <w:t xml:space="preserve">52.8% (47.4~52.8)</w:t>
+            </w:r>
+          </w:p>
+        </w:tc>
+      </w:tr>
+      <w:tr>
+        <w:tc>
+          <w:tcPr/>
+          <w:p>
+            <w:pPr>
+              <w:pStyle w:val="Compact"/>
+            </w:pPr>
+            <w:r>
+              <w:t xml:space="preserve">AXT2</w:t>
+            </w:r>
+          </w:p>
+        </w:tc>
+        <w:tc>
+          <w:tcPr/>
+          <w:p>
+            <w:pPr>
+              <w:pStyle w:val="Compact"/>
+              <w:jc w:val="right"/>
+            </w:pPr>
+            <w:r>
+              <w:t xml:space="preserve">4,306</w:t>
+            </w:r>
+          </w:p>
+        </w:tc>
+        <w:tc>
+          <w:tcPr/>
+          <w:p>
+            <w:pPr>
+              <w:pStyle w:val="Compact"/>
+              <w:jc w:val="right"/>
+            </w:pPr>
+            <w:r>
+              <w:t xml:space="preserve">75.8% (72.6~75.8)</w:t>
+            </w:r>
+          </w:p>
+        </w:tc>
+        <w:tc>
+          <w:tcPr/>
+          <w:p>
+            <w:pPr>
+              <w:pStyle w:val="Compact"/>
+              <w:jc w:val="right"/>
+            </w:pPr>
+            <w:r>
+              <w:t xml:space="preserve">56.0% (53.8~56.0)</w:t>
+            </w:r>
+          </w:p>
+        </w:tc>
+      </w:tr>
+    </w:tbl>
+    <w:p>
+      <w:pPr>
+        <w:pStyle w:val="BodyText"/>
+      </w:pPr>
+      <w:r>
+        <w:t xml:space="preserve">해석:</w:t>
+      </w:r>
+      <w:r>
+        <w:t xml:space="preserve"> </w:t>
+      </w:r>
+      <w:r>
+        <w:rPr>
+          <w:b/>
+          <w:bCs/>
+        </w:rPr>
+        <w:t xml:space="preserve">통제 비교(SS2D vs GRU)의 우위는 5개 contrast 전부에서 일관</w:t>
+      </w:r>
+      <w:r>
+        <w:t xml:space="preserve">된다(모든 지표 ≥68.7%,</w:t>
+      </w:r>
+      <w:r>
+        <w:t xml:space="preserve"> </w:t>
+      </w:r>
+      <w:r>
+        <w:t xml:space="preserve">SSIM 기준 전부 ≥75.8%) — 혼합 contrast 학습의 서브그룹 어디에서도 결론이 뒤집히지 않는다.</w:t>
+      </w:r>
+      <w:r>
+        <w:t xml:space="preserve"> </w:t>
+      </w:r>
+      <w:r>
+        <w:t xml:space="preserve">반면</w:t>
+      </w:r>
+      <w:r>
+        <w:t xml:space="preserve"> </w:t>
+      </w:r>
+      <w:r>
+        <w:rPr>
+          <w:b/>
+          <w:bCs/>
+        </w:rPr>
+        <w:t xml:space="preserve">강화판의 근소 우위는 contrast 간 불균일</w:t>
+      </w:r>
+      <w:r>
+        <w:t xml:space="preserve">하다 — AXFLAIR 에서 가장 크고(67.8%),</w:t>
+      </w:r>
+      <w:r>
+        <w:t xml:space="preserve"> </w:t>
+      </w:r>
+      <w:r>
+        <w:t xml:space="preserve">AXT1 에서는 역전된다(48.2%) — §4.3 의</w:t>
+      </w:r>
+      <w:r>
+        <w:t xml:space="preserve"> </w:t>
+      </w:r>
+      <w:r>
+        <w:t xml:space="preserve">“유의하나 근소·불균일”</w:t>
+      </w:r>
+      <w:r>
+        <w:t xml:space="preserve"> </w:t>
+      </w:r>
+      <w:r>
+        <w:t xml:space="preserve">서술의 근거.</w:t>
+      </w:r>
+    </w:p>
+    <w:bookmarkEnd w:id="37"/>
+    <w:bookmarkStart w:id="38" w:name="부록-d.-외부-검토-보고서2026-08-18-반영-현황"/>
+    <w:p>
+      <w:pPr>
+        <w:pStyle w:val="Heading2"/>
+      </w:pPr>
+      <w:r>
+        <w:t xml:space="preserve">부록 D. 외부 검토 보고서(2026-08-18) 반영 현황</w:t>
+      </w:r>
+    </w:p>
+    <w:p>
+      <w:pPr>
+        <w:pStyle w:val="FirstParagraph"/>
+      </w:pPr>
+      <w:r>
+        <w:rPr>
+          <w:b/>
+          <w:bCs/>
+        </w:rPr>
+        <w:t xml:space="preserve">P0 (투고 전 필수)</w:t>
+      </w:r>
+    </w:p>
+    <w:tbl>
+      <w:tblPr>
+        <w:tblStyle w:val="Table"/>
+        <w:tblW w:type="pct" w:w="5000"/>
+        <w:tblLayout w:type="fixed"/>
+        <w:tblLook w:firstRow="1" w:lastRow="0" w:firstColumn="0" w:lastColumn="0" w:noHBand="0" w:noVBand="0" w:val="0020"/>
+      </w:tblPr>
+      <w:tblGrid>
+        <w:gridCol w:w="2640"/>
+        <w:gridCol w:w="2640"/>
+        <w:gridCol w:w="2640"/>
+      </w:tblGrid>
+      <w:tr>
+        <w:trPr>
+          <w:tblHeader w:val="on"/>
+        </w:trPr>
+        <w:tc>
+          <w:tcPr/>
+          <w:p>
+            <w:pPr>
+              <w:pStyle w:val="Compact"/>
+            </w:pPr>
+            <w:r>
+              <w:t xml:space="preserve">#</w:t>
+            </w:r>
+          </w:p>
+        </w:tc>
+        <w:tc>
+          <w:tcPr/>
+          <w:p>
+            <w:pPr>
+              <w:pStyle w:val="Compact"/>
+            </w:pPr>
+            <w:r>
+              <w:t xml:space="preserve">항목</w:t>
+            </w:r>
+          </w:p>
+        </w:tc>
+        <w:tc>
+          <w:tcPr/>
+          <w:p>
+            <w:pPr>
+              <w:pStyle w:val="Compact"/>
+            </w:pPr>
+            <w:r>
+              <w:t xml:space="preserve">상태</w:t>
+            </w:r>
+          </w:p>
+        </w:tc>
+      </w:tr>
+      <w:tr>
+        <w:tc>
+          <w:tcPr/>
+          <w:p>
+            <w:pPr>
+              <w:pStyle w:val="Compact"/>
+            </w:pPr>
+            <w:r>
+              <w:t xml:space="preserve">1</w:t>
+            </w:r>
+          </w:p>
+        </w:tc>
+        <w:tc>
+          <w:tcPr/>
+          <w:p>
+            <w:pPr>
+              <w:pStyle w:val="Compact"/>
+            </w:pPr>
+            <w:r>
+              <w:t xml:space="preserve">Table 4 기준선</w:t>
+            </w:r>
+          </w:p>
+        </w:tc>
+        <w:tc>
+          <w:tcPr/>
+          <w:p>
+            <w:pPr>
+              <w:pStyle w:val="Compact"/>
+            </w:pPr>
+            <w:r>
+              <w:t xml:space="preserve">⏳ radapt 완주(~08-25) 후 즉시 실행</w:t>
+            </w:r>
+          </w:p>
+        </w:tc>
+      </w:tr>
+      <w:tr>
+        <w:tc>
+          <w:tcPr/>
+          <w:p>
+            <w:pPr>
+              <w:pStyle w:val="Compact"/>
+            </w:pPr>
+            <w:r>
+              <w:t xml:space="preserve">2</w:t>
+            </w:r>
+          </w:p>
+        </w:tc>
+        <w:tc>
+          <w:tcPr/>
+          <w:p>
+            <w:pPr>
+              <w:pStyle w:val="Compact"/>
+            </w:pPr>
+            <w:r>
+              <w:t xml:space="preserve">U-Net-only 정량</w:t>
+            </w:r>
+          </w:p>
+        </w:tc>
+        <w:tc>
+          <w:tcPr/>
+          <w:p>
+            <w:pPr>
+              <w:pStyle w:val="Compact"/>
+            </w:pPr>
+            <w:r>
+              <w:t xml:space="preserve">부분 — Fig.3 의 U-Net = leaderboard 사전학습본임을 §4.2 에 명시.</w:t>
+            </w:r>
+            <w:r>
+              <w:t xml:space="preserve"> </w:t>
+            </w:r>
+            <w:r>
+              <w:rPr>
+                <w:b/>
+                <w:bCs/>
+              </w:rPr>
+              <w:t xml:space="preserve">동일 파이프라인 U-Net-only 학습은 미실시</w:t>
+            </w:r>
+            <w:r>
+              <w:t xml:space="preserve"> </w:t>
+            </w:r>
+            <w:r>
+              <w:t xml:space="preserve">→ §5-(6) 한계 명기 + radapt 후 학습·평가 예정</w:t>
+            </w:r>
+          </w:p>
+        </w:tc>
+      </w:tr>
+      <w:tr>
+        <w:tc>
+          <w:tcPr/>
+          <w:p>
+            <w:pPr>
+              <w:pStyle w:val="Compact"/>
+            </w:pPr>
+            <w:r>
+              <w:t xml:space="preserve">3</w:t>
+            </w:r>
+          </w:p>
+        </w:tc>
+        <w:tc>
+          <w:tcPr/>
+          <w:p>
+            <w:pPr>
+              <w:pStyle w:val="Compact"/>
+            </w:pPr>
+            <w:r>
+              <w:t xml:space="preserve">슬라이스 상관(클러스터)</w:t>
+            </w:r>
+          </w:p>
+        </w:tc>
+        <w:tc>
+          <w:tcPr/>
+          <w:p>
+            <w:pPr>
+              <w:pStyle w:val="Compact"/>
+            </w:pPr>
+            <w:r>
+              <w:t xml:space="preserve">✅ 볼륨 단위 Wilcoxon(n=464)·우위 볼륨 비율·클러스터 부트스트랩 CI 병행(§3.8, Table 2, §4.3). 4지표 전부 볼륨 수준 유의 확인</w:t>
+            </w:r>
+          </w:p>
+        </w:tc>
+      </w:tr>
+      <w:tr>
+        <w:tc>
+          <w:tcPr/>
+          <w:p>
+            <w:pPr>
+              <w:pStyle w:val="Compact"/>
+            </w:pPr>
+            <w:r>
+              <w:t xml:space="preserve">4</w:t>
+            </w:r>
+          </w:p>
+        </w:tc>
+        <w:tc>
+          <w:tcPr/>
+          <w:p>
+            <w:pPr>
+              <w:pStyle w:val="Compact"/>
+            </w:pPr>
+            <w:r>
+              <w:t xml:space="preserve">표 수치 체계 통일</w:t>
+            </w:r>
+          </w:p>
+        </w:tc>
+        <w:tc>
+          <w:tcPr/>
+          <w:p>
+            <w:pPr>
+              <w:pStyle w:val="Compact"/>
+            </w:pPr>
+            <w:r>
+              <w:t xml:space="preserve">✅ 본문·표 전부 슬라이스 단위로 재계산·통일(§3.5 규정). 배치 풀링 수치는 Fig.2 재현용으로만</w:t>
+            </w:r>
+          </w:p>
+        </w:tc>
+      </w:tr>
+      <w:tr>
+        <w:tc>
+          <w:tcPr/>
+          <w:p>
+            <w:pPr>
+              <w:pStyle w:val="Compact"/>
+            </w:pPr>
+            <w:r>
+              <w:t xml:space="preserve">5</w:t>
+            </w:r>
+          </w:p>
+        </w:tc>
+        <w:tc>
+          <w:tcPr/>
+          <w:p>
+            <w:pPr>
+              <w:pStyle w:val="Compact"/>
+            </w:pPr>
+            <w:r>
+              <w:t xml:space="preserve">Table 3 동일값 의심</w:t>
+            </w:r>
+          </w:p>
+        </w:tc>
+        <w:tc>
+          <w:tcPr/>
+          <w:p>
+            <w:pPr>
+              <w:pStyle w:val="Compact"/>
+            </w:pPr>
+            <w:r>
+              <w:t xml:space="preserve">✅ 해소 — 슬라이스 단위 재계산으로 구분됨(L1 8.879 vs 8.883; NMSE 는 실제로 강화판이 평균 근소 열위 — §4.3 에 정직 서술)</w:t>
+            </w:r>
+          </w:p>
+        </w:tc>
+      </w:tr>
+      <w:tr>
+        <w:tc>
+          <w:tcPr/>
+          <w:p>
+            <w:pPr>
+              <w:pStyle w:val="Compact"/>
+            </w:pPr>
+            <w:r>
+              <w:t xml:space="preserve">6</w:t>
+            </w:r>
+          </w:p>
+        </w:tc>
+        <w:tc>
+          <w:tcPr/>
+          <w:p>
+            <w:pPr>
+              <w:pStyle w:val="Compact"/>
+            </w:pPr>
+            <w:r>
+              <w:t xml:space="preserve">wall-clock 산식</w:t>
+            </w:r>
+          </w:p>
+        </w:tc>
+        <w:tc>
+          <w:tcPr/>
+          <w:p>
+            <w:pPr>
+              <w:pStyle w:val="Compact"/>
+            </w:pPr>
+            <w:r>
+              <w:t xml:space="preserve">✅ 재산출 — ckpt 간격 중앙값 기준 GRU 2.41 / SS2D 3.07 / 강화판 2.84 h/ep(Table 5).</w:t>
+            </w:r>
+            <w:r>
+              <w:t xml:space="preserve"> </w:t>
+            </w:r>
+            <w:r>
+              <w:rPr>
+                <w:b/>
+                <w:bCs/>
+              </w:rPr>
+              <w:t xml:space="preserve">기존 문서값(2.78/2.51)은 측정 기준 불일치로 폐기</w:t>
+            </w:r>
+            <w:r>
+              <w:t xml:space="preserve">. 부수 발견: v8↔강화판 사이 실행환경 개선(컨테이너/데이터로더)이 있어 wall-clock 직접 비교에 confound — Table 5 각주 명시</w:t>
+            </w:r>
+          </w:p>
+        </w:tc>
+      </w:tr>
+      <w:tr>
+        <w:tc>
+          <w:tcPr/>
+          <w:p>
+            <w:pPr>
+              <w:pStyle w:val="Compact"/>
+            </w:pPr>
+            <w:r>
+              <w:t xml:space="preserve">7</w:t>
+            </w:r>
+          </w:p>
+        </w:tc>
+        <w:tc>
+          <w:tcPr/>
+          <w:p>
+            <w:pPr>
+              <w:pStyle w:val="Compact"/>
+            </w:pPr>
+            <w:r>
+              <w:t xml:space="preserve">지표 정의</w:t>
+            </w:r>
+          </w:p>
+        </w:tc>
+        <w:tc>
+          <w:tcPr/>
+          <w:p>
+            <w:pPr>
+              <w:pStyle w:val="Compact"/>
+            </w:pPr>
+            <w:r>
+              <w:t xml:space="preserve">✅ §3.5 수식 수준 정의 + ×10⁶ 스케일 명시(코드</w:t>
+            </w:r>
+            <w:r>
+              <w:t xml:space="preserve"> </w:t>
+            </w:r>
+            <w:r>
+              <w:rPr>
+                <w:rStyle w:val="VerbatimChar"/>
+              </w:rPr>
+              <w:t xml:space="preserve">eval_paired_v9.py</w:t>
+            </w:r>
+            <w:r>
+              <w:t xml:space="preserve"> </w:t>
+            </w:r>
+            <w:r>
+              <w:t xml:space="preserve">대조)</w:t>
+            </w:r>
+          </w:p>
+        </w:tc>
+      </w:tr>
+      <w:tr>
+        <w:tc>
+          <w:tcPr/>
+          <w:p>
+            <w:pPr>
+              <w:pStyle w:val="Compact"/>
+            </w:pPr>
+            <w:r>
+              <w:t xml:space="preserve">8</w:t>
+            </w:r>
+          </w:p>
+        </w:tc>
+        <w:tc>
+          <w:tcPr/>
+          <w:p>
+            <w:pPr>
+              <w:pStyle w:val="Compact"/>
+            </w:pPr>
+            <w:r>
+              <w:t xml:space="preserve">깨진 링크 2곳</w:t>
+            </w:r>
+          </w:p>
+        </w:tc>
+        <w:tc>
+          <w:tcPr/>
+          <w:p>
+            <w:pPr>
+              <w:pStyle w:val="Compact"/>
+            </w:pPr>
+            <w:r>
+              <w:t xml:space="preserve">✅ 수정</w:t>
+            </w:r>
+          </w:p>
+        </w:tc>
+      </w:tr>
+      <w:tr>
+        <w:tc>
+          <w:tcPr/>
+          <w:p>
+            <w:pPr>
+              <w:pStyle w:val="Compact"/>
+            </w:pPr>
+            <w:r>
+              <w:t xml:space="preserve">9</w:t>
+            </w:r>
+          </w:p>
+        </w:tc>
+        <w:tc>
+          <w:tcPr/>
+          <w:p>
+            <w:pPr>
+              <w:pStyle w:val="Compact"/>
+            </w:pPr>
+            <w:r>
+              <w:t xml:space="preserve">⚠ 서지</w:t>
+            </w:r>
+          </w:p>
+        </w:tc>
+        <w:tc>
+          <w:tcPr/>
+          <w:p>
+            <w:pPr>
+              <w:pStyle w:val="Compact"/>
+            </w:pPr>
+            <w:r>
+              <w:t xml:space="preserve">부분 — 검토 확정 5건 반영([1][3][32][33][34]). 잔여 8건([2][15][16][35][36][39][40][47]) 별도 확정 예정</w:t>
+            </w:r>
+          </w:p>
+        </w:tc>
+      </w:tr>
+      <w:tr>
+        <w:tc>
+          <w:tcPr/>
+          <w:p>
+            <w:pPr>
+              <w:pStyle w:val="Compact"/>
+            </w:pPr>
+            <w:r>
+              <w:t xml:space="preserve">10</w:t>
+            </w:r>
+          </w:p>
+        </w:tc>
+        <w:tc>
+          <w:tcPr/>
+          <w:p>
+            <w:pPr>
+              <w:pStyle w:val="Compact"/>
+            </w:pPr>
+            <w:r>
+              <w:t xml:space="preserve">fastMRI 인용/문구</w:t>
+            </w:r>
+          </w:p>
+        </w:tc>
+        <w:tc>
+          <w:tcPr/>
+          <w:p>
+            <w:pPr>
+              <w:pStyle w:val="Compact"/>
+            </w:pPr>
+            <w:r>
+              <w:t xml:space="preserve">✅ [49] 병행 인용 + Acknowledgments 신설(✎공식 문구 원문 대조 1건 잔여)</w:t>
+            </w:r>
+          </w:p>
+        </w:tc>
+      </w:tr>
+      <w:tr>
+        <w:tc>
+          <w:tcPr/>
+          <w:p>
+            <w:pPr>
+              <w:pStyle w:val="Compact"/>
+            </w:pPr>
+            <w:r>
+              <w:t xml:space="preserve">11</w:t>
+            </w:r>
+          </w:p>
+        </w:tc>
+        <w:tc>
+          <w:tcPr/>
+          <w:p>
+            <w:pPr>
+              <w:pStyle w:val="Compact"/>
+            </w:pPr>
+            <w:r>
+              <w:t xml:space="preserve">Informed Consent</w:t>
+            </w:r>
+          </w:p>
+        </w:tc>
+        <w:tc>
+          <w:tcPr/>
+          <w:p>
+            <w:pPr>
+              <w:pStyle w:val="Compact"/>
+            </w:pPr>
+            <w:r>
+              <w:t xml:space="preserve">✅ 추가</w:t>
+            </w:r>
+          </w:p>
+        </w:tc>
+      </w:tr>
+    </w:tbl>
+    <w:p>
+      <w:pPr>
+        <w:pStyle w:val="BodyText"/>
+      </w:pPr>
+      <w:r>
+        <w:rPr>
+          <w:b/>
+          <w:bCs/>
+        </w:rPr>
+        <w:t xml:space="preserve">P1 (방어력 강화)</w:t>
+      </w:r>
+    </w:p>
+    <w:tbl>
+      <w:tblPr>
+        <w:tblStyle w:val="Table"/>
+        <w:tblW w:type="pct" w:w="5000"/>
+        <w:tblLayout w:type="fixed"/>
+        <w:tblLook w:firstRow="1" w:lastRow="0" w:firstColumn="0" w:lastColumn="0" w:noHBand="0" w:noVBand="0" w:val="0020"/>
+      </w:tblPr>
+      <w:tblGrid>
+        <w:gridCol w:w="2640"/>
+        <w:gridCol w:w="2640"/>
+        <w:gridCol w:w="2640"/>
+      </w:tblGrid>
+      <w:tr>
+        <w:trPr>
+          <w:tblHeader w:val="on"/>
+        </w:trPr>
+        <w:tc>
+          <w:tcPr/>
+          <w:p>
+            <w:pPr>
+              <w:pStyle w:val="Compact"/>
+            </w:pPr>
+            <w:r>
+              <w:t xml:space="preserve">#</w:t>
+            </w:r>
+          </w:p>
+        </w:tc>
+        <w:tc>
+          <w:tcPr/>
+          <w:p>
+            <w:pPr>
+              <w:pStyle w:val="Compact"/>
+            </w:pPr>
+            <w:r>
+              <w:t xml:space="preserve">항목</w:t>
+            </w:r>
+          </w:p>
+        </w:tc>
+        <w:tc>
+          <w:tcPr/>
+          <w:p>
+            <w:pPr>
+              <w:pStyle w:val="Compact"/>
+            </w:pPr>
+            <w:r>
+              <w:t xml:space="preserve">상태</w:t>
+            </w:r>
+          </w:p>
+        </w:tc>
+      </w:tr>
+      <w:tr>
+        <w:tc>
+          <w:tcPr/>
+          <w:p>
+            <w:pPr>
+              <w:pStyle w:val="Compact"/>
+            </w:pPr>
+            <w:r>
+              <w:t xml:space="preserve">1</w:t>
+            </w:r>
+          </w:p>
+        </w:tc>
+        <w:tc>
+          <w:tcPr/>
+          <w:p>
+            <w:pPr>
+              <w:pStyle w:val="Compact"/>
+            </w:pPr>
+            <w:r>
+              <w:t xml:space="preserve">멀티시드</w:t>
+            </w:r>
+          </w:p>
+        </w:tc>
+        <w:tc>
+          <w:tcPr/>
+          <w:p>
+            <w:pPr>
+              <w:pStyle w:val="Compact"/>
+            </w:pPr>
+            <w:r>
+              <w:t xml:space="preserve">⏸ 교수님 결정(부록 B-5 — 검토 의견·축약 프로토콜 반영)</w:t>
+            </w:r>
+          </w:p>
+        </w:tc>
+      </w:tr>
+      <w:tr>
+        <w:tc>
+          <w:tcPr/>
+          <w:p>
+            <w:pPr>
+              <w:pStyle w:val="Compact"/>
+            </w:pPr>
+            <w:r>
+              <w:t xml:space="preserve">2</w:t>
+            </w:r>
+          </w:p>
+        </w:tc>
+        <w:tc>
+          <w:tcPr/>
+          <w:p>
+            <w:pPr>
+              <w:pStyle w:val="Compact"/>
+            </w:pPr>
+            <w:r>
+              <w:t xml:space="preserve">효율 프레임·CI</w:t>
+            </w:r>
+          </w:p>
+        </w:tc>
+        <w:tc>
+          <w:tcPr/>
+          <w:p>
+            <w:pPr>
+              <w:pStyle w:val="Compact"/>
+            </w:pPr>
+            <w:r>
+              <w:t xml:space="preserve">✅ 초록·기여 재프레임(</w:t>
+            </w:r>
+            <w:r>
+              <w:t xml:space="preserve">“21×, 동등 이상”</w:t>
+            </w:r>
+            <w:r>
+              <w:t xml:space="preserve">) + Table 2 에 median(IQR)·클러스터 CI·볼륨 통계</w:t>
+            </w:r>
+          </w:p>
+        </w:tc>
+      </w:tr>
+      <w:tr>
+        <w:tc>
+          <w:tcPr/>
+          <w:p>
+            <w:pPr>
+              <w:pStyle w:val="Compact"/>
+            </w:pPr>
+            <w:r>
+              <w:t xml:space="preserve">3</w:t>
+            </w:r>
+          </w:p>
+        </w:tc>
+        <w:tc>
+          <w:tcPr/>
+          <w:p>
+            <w:pPr>
+              <w:pStyle w:val="Compact"/>
+            </w:pPr>
+            <w:r>
+              <w:t xml:space="preserve">효율 표</w:t>
+            </w:r>
+          </w:p>
+        </w:tc>
+        <w:tc>
+          <w:tcPr/>
+          <w:p>
+            <w:pPr>
+              <w:pStyle w:val="Compact"/>
+            </w:pPr>
+            <w:r>
+              <w:t xml:space="preserve">부분 — Table 5 신설(params·h/ep 실측). 추론 ms/slice·VRAM 은 GPU 확보 후(✎)</w:t>
+            </w:r>
+          </w:p>
+        </w:tc>
+      </w:tr>
+      <w:tr>
+        <w:tc>
+          <w:tcPr/>
+          <w:p>
+            <w:pPr>
+              <w:pStyle w:val="Compact"/>
+            </w:pPr>
+            <w:r>
+              <w:t xml:space="preserve">4</w:t>
+            </w:r>
+          </w:p>
+        </w:tc>
+        <w:tc>
+          <w:tcPr/>
+          <w:p>
+            <w:pPr>
+              <w:pStyle w:val="Compact"/>
+            </w:pPr>
+            <w:r>
+              <w:t xml:space="preserve">표준 프로토콜 보충표</w:t>
+            </w:r>
+          </w:p>
+        </w:tc>
+        <w:tc>
+          <w:tcPr/>
+          <w:p>
+            <w:pPr>
+              <w:pStyle w:val="Compact"/>
+            </w:pPr>
+            <w:r>
+              <w:t xml:space="preserve">부분 — 보수적 마스킹 논점 §3.5 명시 ✅. 320-crop 표준 지표 보충표는 GPU 확보 후(✎)</w:t>
+            </w:r>
+          </w:p>
+        </w:tc>
+      </w:tr>
+      <w:tr>
+        <w:tc>
+          <w:tcPr/>
+          <w:p>
+            <w:pPr>
+              <w:pStyle w:val="Compact"/>
+            </w:pPr>
+            <w:r>
+              <w:t xml:space="preserve">5</w:t>
+            </w:r>
+          </w:p>
+        </w:tc>
+        <w:tc>
+          <w:tcPr/>
+          <w:p>
+            <w:pPr>
+              <w:pStyle w:val="Compact"/>
+            </w:pPr>
+            <w:r>
+              <w:t xml:space="preserve">ringing 정량화</w:t>
+            </w:r>
+          </w:p>
+        </w:tc>
+        <w:tc>
+          <w:tcPr/>
+          <w:p>
+            <w:pPr>
+              <w:pStyle w:val="Compact"/>
+            </w:pPr>
+            <w:r>
+              <w:t xml:space="preserve">부분 — 문구 완화·U-Net 정체 명시 ✅. 마스크 외부 잔차 정량·오류맵·N 명시는 GPU 확보 후(✎)</w:t>
+            </w:r>
+          </w:p>
+        </w:tc>
+      </w:tr>
+      <w:tr>
+        <w:tc>
+          <w:tcPr/>
+          <w:p>
+            <w:pPr>
+              <w:pStyle w:val="Compact"/>
+            </w:pPr>
+            <w:r>
+              <w:t xml:space="preserve">6</w:t>
+            </w:r>
+          </w:p>
+        </w:tc>
+        <w:tc>
+          <w:tcPr/>
+          <w:p>
+            <w:pPr>
+              <w:pStyle w:val="Compact"/>
+            </w:pPr>
+            <w:r>
+              <w:t xml:space="preserve">contrast 서브그룹</w:t>
+            </w:r>
+          </w:p>
+        </w:tc>
+        <w:tc>
+          <w:tcPr/>
+          <w:p>
+            <w:pPr>
+              <w:pStyle w:val="Compact"/>
+            </w:pPr>
+            <w:r>
+              <w:t xml:space="preserve">✅ Table S1(부록 C) + §4.1/§4.3 본문 연결</w:t>
+            </w:r>
+          </w:p>
+        </w:tc>
+      </w:tr>
+      <w:tr>
+        <w:tc>
+          <w:tcPr/>
+          <w:p>
+            <w:pPr>
+              <w:pStyle w:val="Compact"/>
+            </w:pPr>
+            <w:r>
+              <w:t xml:space="preserve">7</w:t>
+            </w:r>
+          </w:p>
+        </w:tc>
+        <w:tc>
+          <w:tcPr/>
+          <w:p>
+            <w:pPr>
+              <w:pStyle w:val="Compact"/>
+            </w:pPr>
+            <w:r>
+              <w:t xml:space="preserve">“to our knowledge”</w:t>
+            </w:r>
+            <w:r>
+              <w:t xml:space="preserve">·정의 명문화·[33] 구분</w:t>
+            </w:r>
+          </w:p>
+        </w:tc>
+        <w:tc>
+          <w:tcPr/>
+          <w:p>
+            <w:pPr>
+              <w:pStyle w:val="Compact"/>
+            </w:pPr>
+            <w:r>
+              <w:t xml:space="preserve">✅ §1④ 조작적 정의, §2.3 DH-Mamba 정면 구분, 절대 부정 명제 전부 완화</w:t>
+            </w:r>
+          </w:p>
+        </w:tc>
+      </w:tr>
+      <w:tr>
+        <w:tc>
+          <w:tcPr/>
+          <w:p>
+            <w:pPr>
+              <w:pStyle w:val="Compact"/>
+            </w:pPr>
+            <w:r>
+              <w:t xml:space="preserve">8</w:t>
+            </w:r>
+          </w:p>
+        </w:tc>
+        <w:tc>
+          <w:tcPr/>
+          <w:p>
+            <w:pPr>
+              <w:pStyle w:val="Compact"/>
+            </w:pPr>
+            <w:r>
+              <w:t xml:space="preserve">val 이중 사용</w:t>
+            </w:r>
+          </w:p>
+        </w:tc>
+        <w:tc>
+          <w:tcPr/>
+          <w:p>
+            <w:pPr>
+              <w:pStyle w:val="Compact"/>
+            </w:pPr>
+            <w:r>
+              <w:t xml:space="preserve">✅ §5-(6) 명시</w:t>
+            </w:r>
+          </w:p>
+        </w:tc>
+      </w:tr>
+      <w:tr>
+        <w:tc>
+          <w:tcPr/>
+          <w:p>
+            <w:pPr>
+              <w:pStyle w:val="Compact"/>
+            </w:pPr>
+            <w:r>
+              <w:t xml:space="preserve">9</w:t>
+            </w:r>
+          </w:p>
+        </w:tc>
+        <w:tc>
+          <w:tcPr/>
+          <w:p>
+            <w:pPr>
+              <w:pStyle w:val="Compact"/>
+            </w:pPr>
+            <w:r>
+              <w:t xml:space="preserve">코일 압축</w:t>
+            </w:r>
+          </w:p>
+        </w:tc>
+        <w:tc>
+          <w:tcPr/>
+          <w:p>
+            <w:pPr>
+              <w:pStyle w:val="Compact"/>
+            </w:pPr>
+            <w:r>
+              <w:t xml:space="preserve">✅ §3.4·§5-(6) 명시</w:t>
+            </w:r>
+          </w:p>
+        </w:tc>
+      </w:tr>
+      <w:tr>
+        <w:tc>
+          <w:tcPr/>
+          <w:p>
+            <w:pPr>
+              <w:pStyle w:val="Compact"/>
+            </w:pPr>
+            <w:r>
+              <w:t xml:space="preserve">10</w:t>
+            </w:r>
+          </w:p>
+        </w:tc>
+        <w:tc>
+          <w:tcPr/>
+          <w:p>
+            <w:pPr>
+              <w:pStyle w:val="Compact"/>
+            </w:pPr>
+            <w:r>
+              <w:t xml:space="preserve">초록 압축</w:t>
+            </w:r>
+          </w:p>
+        </w:tc>
+        <w:tc>
+          <w:tcPr/>
+          <w:p>
+            <w:pPr>
+              <w:pStyle w:val="Compact"/>
+            </w:pPr>
+            <w:r>
+              <w:t xml:space="preserve">✅ 강화판 세부 한 구절로 압축 + keywords 에 parameter efficiency</w:t>
+            </w:r>
+          </w:p>
+        </w:tc>
+      </w:tr>
+    </w:tbl>
     <w:p>
       <w:r>
         <w:pict>
@@ -7359,11 +9967,39 @@
           <w:i/>
           <w:iCs/>
         </w:rPr>
-        <w:t xml:space="preserve">]).</w:t>
-      </w:r>
-    </w:p>
-    <w:bookmarkEnd w:id="37"/>
+        <w:t xml:space="preserve">]) → v2.1(2026-08-18, 외부 검토 보고서 반영 — 부록 D: 볼륨 단위</w:t>
+      </w:r>
+      <w:r>
+        <w:rPr>
+          <w:i/>
+          <w:iCs/>
+        </w:rPr>
+        <w:t xml:space="preserve"> </w:t>
+      </w:r>
+      <w:r>
+        <w:rPr>
+          <w:i/>
+          <w:iCs/>
+        </w:rPr>
+        <w:t xml:space="preserve">통계·클러스터 CI·표 슬라이스 단위 통일·h/ep 재측정(환경 confound 발견)·효율 프레임 전환·지표</w:t>
+      </w:r>
+      <w:r>
+        <w:rPr>
+          <w:i/>
+          <w:iCs/>
+        </w:rPr>
+        <w:t xml:space="preserve"> </w:t>
+      </w:r>
+      <w:r>
+        <w:rPr>
+          <w:i/>
+          <w:iCs/>
+        </w:rPr>
+        <w:t xml:space="preserve">정의 정밀화·contrast 보충표·서지 5건 확정).</w:t>
+      </w:r>
+    </w:p>
     <w:bookmarkEnd w:id="38"/>
+    <w:bookmarkEnd w:id="39"/>
     <w:sectPr>
       <w:footnotePr>
         <w:numRestart w:val="eachSect"/>
@@ -7741,6 +10377,9 @@
     <w:abstractNumId w:val="991"/>
   </w:num>
   <w:num w:numId="1008">
+    <w:abstractNumId w:val="991"/>
+  </w:num>
+  <w:num w:numId="1009">
     <w:abstractNumId w:val="99411"/>
     <w:lvlOverride w:ilvl="0">
       <w:startOverride w:val="1"/>

--- a/paper/draft_ko_v2.docx
+++ b/paper/draft_ko_v2.docx
@@ -99,7 +99,7 @@
         <w:t xml:space="preserve">미완 요소</w:t>
       </w:r>
       <w:r>
-        <w:t xml:space="preserve">: §4.4 기준선 결과(GPU 대기), 참고문헌 잔여 ⚠ 서지, 저자·소속·펀딩, 그리고 외부 검토(08-18) 항목 중 GPU 필요분(U-Net-only 기준·추론 속도/VRAM 측정·표준 프로토콜 보충표·ringing 정량화 — radapt 완주 후 일괄) + 멀티시드(교수님 결정, 부록 B-5).</w:t>
+        <w:t xml:space="preserve">: §4.4 기준선 결과(GPU 대기), 저자·소속·펀딩, 외부 검토(08-18) 항목 중 GPU 필요분(U-Net-only 기준·추론 속도/VRAM 측정·표준 프로토콜 보충표·ringing 정량화 — radapt 완주 후 일괄) + 멀티시드(교수님 결정, 부록 B-5). 서지는 08-18 전건 확정(잔여 ✎: [33][34] 저널 권호만).</w:t>
       </w:r>
       <w:r>
         <w:t xml:space="preserve"> </w:t>
@@ -5692,61 +5692,13 @@
           <w:i/>
           <w:iCs/>
         </w:rPr>
-        <w:t xml:space="preserve">⚠ 표시 = 서지 미확정(bib note 참조), 투고 전 Crossref/출판사 페이지로 확정할 것.</w:t>
-      </w:r>
-    </w:p>
-    <w:p>
-      <w:pPr>
-        <w:pStyle w:val="BodyText"/>
-      </w:pPr>
-      <w:r>
-        <w:rPr>
-          <w:b/>
-          <w:bCs/>
-        </w:rPr>
-        <w:t xml:space="preserve">직접 계보 (ETER-Net 계열)</w:t>
-      </w:r>
-      <w:r>
-        <w:t xml:space="preserve"> </w:t>
-      </w:r>
-      <w:r>
-        <w:t xml:space="preserve">1. Oh et al. (2021). A k-space-to-image reconstruction network for MRI using recurrent neural network.</w:t>
-      </w:r>
-      <w:r>
-        <w:t xml:space="preserve"> </w:t>
+        <w:t xml:space="preserve">전 항목 Crossref/arXiv 조회로 서지 확정(2026-08-18). 잔여 확인(✎) 2건: [33] IEEE TCSVT 권호,</w:t>
       </w:r>
       <w:r>
         <w:rPr>
           <w:i/>
           <w:iCs/>
         </w:rPr>
-        <w:t xml:space="preserve">Medical Physics</w:t>
-      </w:r>
-      <w:r>
-        <w:t xml:space="preserve">. doi:10.1002/mp.14566.</w:t>
-      </w:r>
-      <w:r>
-        <w:t xml:space="preserve"> </w:t>
-      </w:r>
-      <w:r>
-        <w:rPr>
-          <w:rStyle w:val="VerbatimChar"/>
-        </w:rPr>
-        <w:t xml:space="preserve">oh2021eternet</w:t>
-      </w:r>
-      <w:r>
-        <w:t xml:space="preserve"> </w:t>
-      </w:r>
-      <w:r>
-        <w:t xml:space="preserve">(연도 2021 로 확정 — 외부 검토 08-18; 저자 명단 원문 대조 ✎)</w:t>
-      </w:r>
-      <w:r>
-        <w:t xml:space="preserve"> </w:t>
-      </w:r>
-      <w:r>
-        <w:t xml:space="preserve">2. Oh et al. (2022). An end-to-end recurrent neural network for radial MR image reconstruction.</w:t>
-      </w:r>
-      <w:r>
         <w:t xml:space="preserve"> </w:t>
       </w:r>
       <w:r>
@@ -5754,31 +5706,25 @@
           <w:i/>
           <w:iCs/>
         </w:rPr>
-        <w:t xml:space="preserve">Sensors</w:t>
-      </w:r>
-      <w:r>
-        <w:t xml:space="preserve">.</w:t>
-      </w:r>
-      <w:r>
-        <w:t xml:space="preserve"> </w:t>
-      </w:r>
-      <w:r>
-        <w:rPr>
-          <w:rStyle w:val="VerbatimChar"/>
-        </w:rPr>
-        <w:t xml:space="preserve">oh2022radial</w:t>
-      </w:r>
-      <w:r>
-        <w:t xml:space="preserve"> </w:t>
-      </w:r>
-      <w:r>
-        <w:t xml:space="preserve">⚠</w:t>
-      </w:r>
-      <w:r>
-        <w:t xml:space="preserve"> </w:t>
-      </w:r>
-      <w:r>
-        <w:t xml:space="preserve">3. Oh (2026). A hybrid Vision Transformer-BiRNN architecture for direct k-space to image reconstruction in accelerated MRI.</w:t>
+        <w:t xml:space="preserve">[34] 저널판 권호(게재 확정 시) — 아직 arXiv 인용으로 유효.</w:t>
+      </w:r>
+    </w:p>
+    <w:p>
+      <w:pPr>
+        <w:pStyle w:val="BodyText"/>
+      </w:pPr>
+      <w:r>
+        <w:rPr>
+          <w:b/>
+          <w:bCs/>
+        </w:rPr>
+        <w:t xml:space="preserve">직접 계보 (ETER-Net 계열)</w:t>
+      </w:r>
+      <w:r>
+        <w:t xml:space="preserve"> </w:t>
+      </w:r>
+      <w:r>
+        <w:t xml:space="preserve">1. Oh, Kim, Chung, Han &amp; Park (2021). A k-space-to-image reconstruction network for MRI using recurrent neural network.</w:t>
       </w:r>
       <w:r>
         <w:t xml:space="preserve"> </w:t>
@@ -5788,13 +5734,13 @@
           <w:i/>
           <w:iCs/>
         </w:rPr>
-        <w:t xml:space="preserve">Journal of Imaging</w:t>
-      </w:r>
-      <w:r>
-        <w:t xml:space="preserve"> </w:t>
-      </w:r>
-      <w:r>
-        <w:t xml:space="preserve">12(1). doi:10.3390/jimaging12010011.</w:t>
+        <w:t xml:space="preserve">Medical Physics</w:t>
+      </w:r>
+      <w:r>
+        <w:t xml:space="preserve"> </w:t>
+      </w:r>
+      <w:r>
+        <w:t xml:space="preserve">48(1):193–203. doi:10.1002/mp.14566.</w:t>
       </w:r>
       <w:r>
         <w:t xml:space="preserve"> </w:t>
@@ -5803,31 +5749,13 @@
         <w:rPr>
           <w:rStyle w:val="VerbatimChar"/>
         </w:rPr>
-        <w:t xml:space="preserve">oh2025vitbirnn</w:t>
-      </w:r>
-      <w:r>
-        <w:t xml:space="preserve"> </w:t>
-      </w:r>
-      <w:r>
-        <w:t xml:space="preserve">★직접 선행 (2025 온라인 선공개 여부 확인 ✎)</w:t>
-      </w:r>
-    </w:p>
-    <w:p>
-      <w:pPr>
-        <w:pStyle w:val="BodyText"/>
-      </w:pPr>
-      <w:r>
-        <w:rPr>
-          <w:b/>
-          <w:bCs/>
-        </w:rPr>
-        <w:t xml:space="preserve">고전 기반</w:t>
-      </w:r>
-      <w:r>
-        <w:t xml:space="preserve"> </w:t>
-      </w:r>
-      <w:r>
-        <w:t xml:space="preserve">4. Pruessmann et al. (1999). SENSE: sensitivity encoding for fast MRI.</w:t>
+        <w:t xml:space="preserve">oh2021eternet</w:t>
+      </w:r>
+      <w:r>
+        <w:t xml:space="preserve"> </w:t>
+      </w:r>
+      <w:r>
+        <w:t xml:space="preserve">2. Oh, Chung &amp; Han (2022). An end-to-end recurrent neural network for radial MR image reconstruction.</w:t>
       </w:r>
       <w:r>
         <w:t xml:space="preserve"> </w:t>
@@ -5837,13 +5765,13 @@
           <w:i/>
           <w:iCs/>
         </w:rPr>
-        <w:t xml:space="preserve">MRM</w:t>
-      </w:r>
-      <w:r>
-        <w:t xml:space="preserve"> </w:t>
-      </w:r>
-      <w:r>
-        <w:t xml:space="preserve">42(5):952–962.</w:t>
+        <w:t xml:space="preserve">Sensors</w:t>
+      </w:r>
+      <w:r>
+        <w:t xml:space="preserve"> </w:t>
+      </w:r>
+      <w:r>
+        <w:t xml:space="preserve">22(19):7277. doi:10.3390/s22197277.</w:t>
       </w:r>
       <w:r>
         <w:t xml:space="preserve"> </w:t>
@@ -5852,13 +5780,13 @@
         <w:rPr>
           <w:rStyle w:val="VerbatimChar"/>
         </w:rPr>
-        <w:t xml:space="preserve">pruessmann1999sense</w:t>
-      </w:r>
-      <w:r>
-        <w:t xml:space="preserve"> </w:t>
-      </w:r>
-      <w:r>
-        <w:t xml:space="preserve">5. Griswold et al. (2002). GRAPPA.</w:t>
+        <w:t xml:space="preserve">oh2022radial</w:t>
+      </w:r>
+      <w:r>
+        <w:t xml:space="preserve"> </w:t>
+      </w:r>
+      <w:r>
+        <w:t xml:space="preserve">3. Oh (2025). A hybrid Vision Transformer-BiRNN architecture for direct k-space to image reconstruction in accelerated MRI.</w:t>
       </w:r>
       <w:r>
         <w:t xml:space="preserve"> </w:t>
@@ -5868,13 +5796,13 @@
           <w:i/>
           <w:iCs/>
         </w:rPr>
-        <w:t xml:space="preserve">MRM</w:t>
-      </w:r>
-      <w:r>
-        <w:t xml:space="preserve"> </w:t>
-      </w:r>
-      <w:r>
-        <w:t xml:space="preserve">47(6):1202–1210.</w:t>
+        <w:t xml:space="preserve">Journal of Imaging</w:t>
+      </w:r>
+      <w:r>
+        <w:t xml:space="preserve"> </w:t>
+      </w:r>
+      <w:r>
+        <w:t xml:space="preserve">12(1):11. doi:10.3390/jimaging12010011.</w:t>
       </w:r>
       <w:r>
         <w:t xml:space="preserve"> </w:t>
@@ -5883,13 +5811,31 @@
         <w:rPr>
           <w:rStyle w:val="VerbatimChar"/>
         </w:rPr>
-        <w:t xml:space="preserve">griswold2002grappa</w:t>
-      </w:r>
-      <w:r>
-        <w:t xml:space="preserve"> </w:t>
-      </w:r>
-      <w:r>
-        <w:t xml:space="preserve">6. Lustig et al. (2007). Sparse MRI: the application of compressed sensing for rapid MR imaging.</w:t>
+        <w:t xml:space="preserve">oh2025vitbirnn</w:t>
+      </w:r>
+      <w:r>
+        <w:t xml:space="preserve"> </w:t>
+      </w:r>
+      <w:r>
+        <w:t xml:space="preserve">★직접 선행 — 단독 저자</w:t>
+      </w:r>
+    </w:p>
+    <w:p>
+      <w:pPr>
+        <w:pStyle w:val="BodyText"/>
+      </w:pPr>
+      <w:r>
+        <w:rPr>
+          <w:b/>
+          <w:bCs/>
+        </w:rPr>
+        <w:t xml:space="preserve">고전 기반</w:t>
+      </w:r>
+      <w:r>
+        <w:t xml:space="preserve"> </w:t>
+      </w:r>
+      <w:r>
+        <w:t xml:space="preserve">4. Pruessmann et al. (1999). SENSE: sensitivity encoding for fast MRI.</w:t>
       </w:r>
       <w:r>
         <w:t xml:space="preserve"> </w:t>
@@ -5905,7 +5851,7 @@
         <w:t xml:space="preserve"> </w:t>
       </w:r>
       <w:r>
-        <w:t xml:space="preserve">58(6):1182–1195.</w:t>
+        <w:t xml:space="preserve">42(5):952–962.</w:t>
       </w:r>
       <w:r>
         <w:t xml:space="preserve"> </w:t>
@@ -5914,25 +5860,13 @@
         <w:rPr>
           <w:rStyle w:val="VerbatimChar"/>
         </w:rPr>
-        <w:t xml:space="preserve">lustig2007sparse</w:t>
-      </w:r>
-    </w:p>
-    <w:p>
-      <w:pPr>
-        <w:pStyle w:val="BodyText"/>
-      </w:pPr>
-      <w:r>
-        <w:rPr>
-          <w:b/>
-          <w:bCs/>
-        </w:rPr>
-        <w:t xml:space="preserve">딥러닝 기둥 (unrolled·직접변환·교차도메인)</w:t>
-      </w:r>
-      <w:r>
-        <w:t xml:space="preserve"> </w:t>
-      </w:r>
-      <w:r>
-        <w:t xml:space="preserve">7. Wang et al. (2016). Accelerating magnetic resonance imaging via deep learning.</w:t>
+        <w:t xml:space="preserve">pruessmann1999sense</w:t>
+      </w:r>
+      <w:r>
+        <w:t xml:space="preserve"> </w:t>
+      </w:r>
+      <w:r>
+        <w:t xml:space="preserve">5. Griswold et al. (2002). GRAPPA.</w:t>
       </w:r>
       <w:r>
         <w:t xml:space="preserve"> </w:t>
@@ -5942,10 +5876,13 @@
           <w:i/>
           <w:iCs/>
         </w:rPr>
-        <w:t xml:space="preserve">IEEE ISBI</w:t>
-      </w:r>
-      <w:r>
-        <w:t xml:space="preserve">.</w:t>
+        <w:t xml:space="preserve">MRM</w:t>
+      </w:r>
+      <w:r>
+        <w:t xml:space="preserve"> </w:t>
+      </w:r>
+      <w:r>
+        <w:t xml:space="preserve">47(6):1202–1210.</w:t>
       </w:r>
       <w:r>
         <w:t xml:space="preserve"> </w:t>
@@ -5954,13 +5891,13 @@
         <w:rPr>
           <w:rStyle w:val="VerbatimChar"/>
         </w:rPr>
-        <w:t xml:space="preserve">wang2016accelerating</w:t>
-      </w:r>
-      <w:r>
-        <w:t xml:space="preserve"> </w:t>
-      </w:r>
-      <w:r>
-        <w:t xml:space="preserve">8. Hammernik et al. (2018). Learning a variational network for reconstruction of accelerated MRI data.</w:t>
+        <w:t xml:space="preserve">griswold2002grappa</w:t>
+      </w:r>
+      <w:r>
+        <w:t xml:space="preserve"> </w:t>
+      </w:r>
+      <w:r>
+        <w:t xml:space="preserve">6. Lustig et al. (2007). Sparse MRI: the application of compressed sensing for rapid MR imaging.</w:t>
       </w:r>
       <w:r>
         <w:t xml:space="preserve"> </w:t>
@@ -5976,7 +5913,7 @@
         <w:t xml:space="preserve"> </w:t>
       </w:r>
       <w:r>
-        <w:t xml:space="preserve">79(6):3055–3071.</w:t>
+        <w:t xml:space="preserve">58(6):1182–1195.</w:t>
       </w:r>
       <w:r>
         <w:t xml:space="preserve"> </w:t>
@@ -5985,13 +5922,25 @@
         <w:rPr>
           <w:rStyle w:val="VerbatimChar"/>
         </w:rPr>
-        <w:t xml:space="preserve">hammernik2018learning</w:t>
-      </w:r>
-      <w:r>
-        <w:t xml:space="preserve"> </w:t>
-      </w:r>
-      <w:r>
-        <w:t xml:space="preserve">9. Schlemper et al. (2018). A deep cascade of CNNs for dynamic MR image reconstruction.</w:t>
+        <w:t xml:space="preserve">lustig2007sparse</w:t>
+      </w:r>
+    </w:p>
+    <w:p>
+      <w:pPr>
+        <w:pStyle w:val="BodyText"/>
+      </w:pPr>
+      <w:r>
+        <w:rPr>
+          <w:b/>
+          <w:bCs/>
+        </w:rPr>
+        <w:t xml:space="preserve">딥러닝 기둥 (unrolled·직접변환·교차도메인)</w:t>
+      </w:r>
+      <w:r>
+        <w:t xml:space="preserve"> </w:t>
+      </w:r>
+      <w:r>
+        <w:t xml:space="preserve">7. Wang et al. (2016). Accelerating magnetic resonance imaging via deep learning.</w:t>
       </w:r>
       <w:r>
         <w:t xml:space="preserve"> </w:t>
@@ -6001,13 +5950,10 @@
           <w:i/>
           <w:iCs/>
         </w:rPr>
-        <w:t xml:space="preserve">IEEE TMI</w:t>
-      </w:r>
-      <w:r>
-        <w:t xml:space="preserve"> </w:t>
-      </w:r>
-      <w:r>
-        <w:t xml:space="preserve">37(2):491–503.</w:t>
+        <w:t xml:space="preserve">IEEE ISBI</w:t>
+      </w:r>
+      <w:r>
+        <w:t xml:space="preserve">.</w:t>
       </w:r>
       <w:r>
         <w:t xml:space="preserve"> </w:t>
@@ -6016,13 +5962,13 @@
         <w:rPr>
           <w:rStyle w:val="VerbatimChar"/>
         </w:rPr>
-        <w:t xml:space="preserve">schlemper2018deep</w:t>
-      </w:r>
-      <w:r>
-        <w:t xml:space="preserve"> </w:t>
-      </w:r>
-      <w:r>
-        <w:t xml:space="preserve">10. Aggarwal et al. (2019). MoDL: model-based deep learning architecture for inverse problems.</w:t>
+        <w:t xml:space="preserve">wang2016accelerating</w:t>
+      </w:r>
+      <w:r>
+        <w:t xml:space="preserve"> </w:t>
+      </w:r>
+      <w:r>
+        <w:t xml:space="preserve">8. Hammernik et al. (2018). Learning a variational network for reconstruction of accelerated MRI data.</w:t>
       </w:r>
       <w:r>
         <w:t xml:space="preserve"> </w:t>
@@ -6032,13 +5978,13 @@
           <w:i/>
           <w:iCs/>
         </w:rPr>
-        <w:t xml:space="preserve">IEEE TMI</w:t>
-      </w:r>
-      <w:r>
-        <w:t xml:space="preserve"> </w:t>
-      </w:r>
-      <w:r>
-        <w:t xml:space="preserve">38(2):394–405.</w:t>
+        <w:t xml:space="preserve">MRM</w:t>
+      </w:r>
+      <w:r>
+        <w:t xml:space="preserve"> </w:t>
+      </w:r>
+      <w:r>
+        <w:t xml:space="preserve">79(6):3055–3071.</w:t>
       </w:r>
       <w:r>
         <w:t xml:space="preserve"> </w:t>
@@ -6047,13 +5993,13 @@
         <w:rPr>
           <w:rStyle w:val="VerbatimChar"/>
         </w:rPr>
-        <w:t xml:space="preserve">aggarwal2019modl</w:t>
-      </w:r>
-      <w:r>
-        <w:t xml:space="preserve"> </w:t>
-      </w:r>
-      <w:r>
-        <w:t xml:space="preserve">11. Sriram et al. (2020). End-to-end variational networks for accelerated MRI reconstruction.</w:t>
+        <w:t xml:space="preserve">hammernik2018learning</w:t>
+      </w:r>
+      <w:r>
+        <w:t xml:space="preserve"> </w:t>
+      </w:r>
+      <w:r>
+        <w:t xml:space="preserve">9. Schlemper et al. (2018). A deep cascade of CNNs for dynamic MR image reconstruction.</w:t>
       </w:r>
       <w:r>
         <w:t xml:space="preserve"> </w:t>
@@ -6063,10 +6009,13 @@
           <w:i/>
           <w:iCs/>
         </w:rPr>
-        <w:t xml:space="preserve">MICCAI</w:t>
-      </w:r>
-      <w:r>
-        <w:t xml:space="preserve">.</w:t>
+        <w:t xml:space="preserve">IEEE TMI</w:t>
+      </w:r>
+      <w:r>
+        <w:t xml:space="preserve"> </w:t>
+      </w:r>
+      <w:r>
+        <w:t xml:space="preserve">37(2):491–503.</w:t>
       </w:r>
       <w:r>
         <w:t xml:space="preserve"> </w:t>
@@ -6075,13 +6024,13 @@
         <w:rPr>
           <w:rStyle w:val="VerbatimChar"/>
         </w:rPr>
-        <w:t xml:space="preserve">sriram2020endtoend</w:t>
-      </w:r>
-      <w:r>
-        <w:t xml:space="preserve"> </w:t>
-      </w:r>
-      <w:r>
-        <w:t xml:space="preserve">12. Sriram et al. (2020). GrappaNet.</w:t>
+        <w:t xml:space="preserve">schlemper2018deep</w:t>
+      </w:r>
+      <w:r>
+        <w:t xml:space="preserve"> </w:t>
+      </w:r>
+      <w:r>
+        <w:t xml:space="preserve">10. Aggarwal et al. (2019). MoDL: model-based deep learning architecture for inverse problems.</w:t>
       </w:r>
       <w:r>
         <w:t xml:space="preserve"> </w:t>
@@ -6091,10 +6040,13 @@
           <w:i/>
           <w:iCs/>
         </w:rPr>
-        <w:t xml:space="preserve">CVPR</w:t>
-      </w:r>
-      <w:r>
-        <w:t xml:space="preserve">.</w:t>
+        <w:t xml:space="preserve">IEEE TMI</w:t>
+      </w:r>
+      <w:r>
+        <w:t xml:space="preserve"> </w:t>
+      </w:r>
+      <w:r>
+        <w:t xml:space="preserve">38(2):394–405.</w:t>
       </w:r>
       <w:r>
         <w:t xml:space="preserve"> </w:t>
@@ -6103,13 +6055,13 @@
         <w:rPr>
           <w:rStyle w:val="VerbatimChar"/>
         </w:rPr>
-        <w:t xml:space="preserve">sriram2020grappanet</w:t>
-      </w:r>
-      <w:r>
-        <w:t xml:space="preserve"> </w:t>
-      </w:r>
-      <w:r>
-        <w:t xml:space="preserve">13. Qin et al. (2019). Convolutional recurrent neural networks for dynamic MR image reconstruction.</w:t>
+        <w:t xml:space="preserve">aggarwal2019modl</w:t>
+      </w:r>
+      <w:r>
+        <w:t xml:space="preserve"> </w:t>
+      </w:r>
+      <w:r>
+        <w:t xml:space="preserve">11. Sriram et al. (2020). End-to-end variational networks for accelerated MRI reconstruction.</w:t>
       </w:r>
       <w:r>
         <w:t xml:space="preserve"> </w:t>
@@ -6119,13 +6071,10 @@
           <w:i/>
           <w:iCs/>
         </w:rPr>
-        <w:t xml:space="preserve">IEEE TMI</w:t>
-      </w:r>
-      <w:r>
-        <w:t xml:space="preserve"> </w:t>
-      </w:r>
-      <w:r>
-        <w:t xml:space="preserve">38(1):280–290.</w:t>
+        <w:t xml:space="preserve">MICCAI</w:t>
+      </w:r>
+      <w:r>
+        <w:t xml:space="preserve">.</w:t>
       </w:r>
       <w:r>
         <w:t xml:space="preserve"> </w:t>
@@ -6134,13 +6083,13 @@
         <w:rPr>
           <w:rStyle w:val="VerbatimChar"/>
         </w:rPr>
-        <w:t xml:space="preserve">qin2019crnn</w:t>
-      </w:r>
-      <w:r>
-        <w:t xml:space="preserve"> </w:t>
-      </w:r>
-      <w:r>
-        <w:t xml:space="preserve">14. Yiasemis et al. (2022). Recurrent Variational Network.</w:t>
+        <w:t xml:space="preserve">sriram2020endtoend</w:t>
+      </w:r>
+      <w:r>
+        <w:t xml:space="preserve"> </w:t>
+      </w:r>
+      <w:r>
+        <w:t xml:space="preserve">12. Sriram et al. (2020). GrappaNet.</w:t>
       </w:r>
       <w:r>
         <w:t xml:space="preserve"> </w:t>
@@ -6162,13 +6111,13 @@
         <w:rPr>
           <w:rStyle w:val="VerbatimChar"/>
         </w:rPr>
-        <w:t xml:space="preserve">yiasemis2022recurrentvarnet</w:t>
-      </w:r>
-      <w:r>
-        <w:t xml:space="preserve"> </w:t>
-      </w:r>
-      <w:r>
-        <w:t xml:space="preserve">15. Karkalousos et al. (2022). Assessment of data consistency through cascades of independently recurrent inference machines (CIRIM).</w:t>
+        <w:t xml:space="preserve">sriram2020grappanet</w:t>
+      </w:r>
+      <w:r>
+        <w:t xml:space="preserve"> </w:t>
+      </w:r>
+      <w:r>
+        <w:t xml:space="preserve">13. Qin et al. (2019). Convolutional recurrent neural networks for dynamic MR image reconstruction.</w:t>
       </w:r>
       <w:r>
         <w:t xml:space="preserve"> </w:t>
@@ -6178,7 +6127,13 @@
           <w:i/>
           <w:iCs/>
         </w:rPr>
-        <w:t xml:space="preserve">Phys. Med. Biol.</w:t>
+        <w:t xml:space="preserve">IEEE TMI</w:t>
+      </w:r>
+      <w:r>
+        <w:t xml:space="preserve"> </w:t>
+      </w:r>
+      <w:r>
+        <w:t xml:space="preserve">38(1):280–290.</w:t>
       </w:r>
       <w:r>
         <w:t xml:space="preserve"> </w:t>
@@ -6187,19 +6142,13 @@
         <w:rPr>
           <w:rStyle w:val="VerbatimChar"/>
         </w:rPr>
-        <w:t xml:space="preserve">karkalousos2022cirim</w:t>
-      </w:r>
-      <w:r>
-        <w:t xml:space="preserve"> </w:t>
-      </w:r>
-      <w:r>
-        <w:t xml:space="preserve">⚠</w:t>
-      </w:r>
-      <w:r>
-        <w:t xml:space="preserve"> </w:t>
-      </w:r>
-      <w:r>
-        <w:t xml:space="preserve">16. Hammernik et al. (2021). Systematic evaluation of iterative deep neural networks for fast parallel MRI reconstruction.</w:t>
+        <w:t xml:space="preserve">qin2019crnn</w:t>
+      </w:r>
+      <w:r>
+        <w:t xml:space="preserve"> </w:t>
+      </w:r>
+      <w:r>
+        <w:t xml:space="preserve">14. Yiasemis et al. (2022). Recurrent Variational Network.</w:t>
       </w:r>
       <w:r>
         <w:t xml:space="preserve"> </w:t>
@@ -6209,13 +6158,10 @@
           <w:i/>
           <w:iCs/>
         </w:rPr>
-        <w:t xml:space="preserve">MRM</w:t>
-      </w:r>
-      <w:r>
-        <w:t xml:space="preserve"> </w:t>
-      </w:r>
-      <w:r>
-        <w:t xml:space="preserve">86.</w:t>
+        <w:t xml:space="preserve">CVPR</w:t>
+      </w:r>
+      <w:r>
+        <w:t xml:space="preserve">.</w:t>
       </w:r>
       <w:r>
         <w:t xml:space="preserve"> </w:t>
@@ -6224,19 +6170,13 @@
         <w:rPr>
           <w:rStyle w:val="VerbatimChar"/>
         </w:rPr>
-        <w:t xml:space="preserve">hammernik2021systematic</w:t>
-      </w:r>
-      <w:r>
-        <w:t xml:space="preserve"> </w:t>
-      </w:r>
-      <w:r>
-        <w:t xml:space="preserve">⚠</w:t>
-      </w:r>
-      <w:r>
-        <w:t xml:space="preserve"> </w:t>
-      </w:r>
-      <w:r>
-        <w:t xml:space="preserve">17. Zhu et al. (2018). Image reconstruction by domain-transform manifold learning (AUTOMAP).</w:t>
+        <w:t xml:space="preserve">yiasemis2022recurrentvarnet</w:t>
+      </w:r>
+      <w:r>
+        <w:t xml:space="preserve"> </w:t>
+      </w:r>
+      <w:r>
+        <w:t xml:space="preserve">15. Karkalousos et al. (2022). Assessment of data consistency through cascades of independently recurrent inference machines (CIRIM).</w:t>
       </w:r>
       <w:r>
         <w:t xml:space="preserve"> </w:t>
@@ -6246,13 +6186,13 @@
           <w:i/>
           <w:iCs/>
         </w:rPr>
-        <w:t xml:space="preserve">Nature</w:t>
-      </w:r>
-      <w:r>
-        <w:t xml:space="preserve"> </w:t>
-      </w:r>
-      <w:r>
-        <w:t xml:space="preserve">555:487–492.</w:t>
+        <w:t xml:space="preserve">Phys. Med. Biol.</w:t>
+      </w:r>
+      <w:r>
+        <w:t xml:space="preserve"> </w:t>
+      </w:r>
+      <w:r>
+        <w:t xml:space="preserve">67(12):124001. doi:10.1088/1361-6560/ac6cc2.</w:t>
       </w:r>
       <w:r>
         <w:t xml:space="preserve"> </w:t>
@@ -6261,13 +6201,13 @@
         <w:rPr>
           <w:rStyle w:val="VerbatimChar"/>
         </w:rPr>
-        <w:t xml:space="preserve">zhu2018automap</w:t>
-      </w:r>
-      <w:r>
-        <w:t xml:space="preserve"> </w:t>
-      </w:r>
-      <w:r>
-        <w:t xml:space="preserve">18. Eo et al. (2018). KIKI-net.</w:t>
+        <w:t xml:space="preserve">karkalousos2022cirim</w:t>
+      </w:r>
+      <w:r>
+        <w:t xml:space="preserve"> </w:t>
+      </w:r>
+      <w:r>
+        <w:t xml:space="preserve">16. Hammernik et al. (2021). Systematic evaluation of iterative deep neural networks for fast parallel MRI reconstruction.</w:t>
       </w:r>
       <w:r>
         <w:t xml:space="preserve"> </w:t>
@@ -6283,7 +6223,7 @@
         <w:t xml:space="preserve"> </w:t>
       </w:r>
       <w:r>
-        <w:t xml:space="preserve">80(5):2188–2201.</w:t>
+        <w:t xml:space="preserve">86(4):1859–1872. doi:10.1002/mrm.28827.</w:t>
       </w:r>
       <w:r>
         <w:t xml:space="preserve"> </w:t>
@@ -6292,40 +6232,13 @@
         <w:rPr>
           <w:rStyle w:val="VerbatimChar"/>
         </w:rPr>
-        <w:t xml:space="preserve">eo2018kiki</w:t>
-      </w:r>
-    </w:p>
-    <w:p>
-      <w:pPr>
-        <w:pStyle w:val="BodyText"/>
-      </w:pPr>
-      <w:r>
-        <w:rPr>
-          <w:b/>
-          <w:bCs/>
-        </w:rPr>
-        <w:t xml:space="preserve">fastMRI 벤치마크</w:t>
-      </w:r>
-      <w:r>
-        <w:t xml:space="preserve"> </w:t>
-      </w:r>
-      <w:r>
-        <w:t xml:space="preserve">19. Zbontar et al. (2018). fastMRI: an open dataset and benchmarks for accelerated MRI. arXiv:1811.08839.</w:t>
-      </w:r>
-      <w:r>
-        <w:t xml:space="preserve"> </w:t>
-      </w:r>
-      <w:r>
-        <w:rPr>
-          <w:rStyle w:val="VerbatimChar"/>
-        </w:rPr>
-        <w:t xml:space="preserve">zbontar2018fastmri</w:t>
-      </w:r>
-      <w:r>
-        <w:t xml:space="preserve"> </w:t>
-      </w:r>
-      <w:r>
-        <w:t xml:space="preserve">20. Knoll et al. (2020). Overview of the 2019 fastMRI challenge.</w:t>
+        <w:t xml:space="preserve">hammernik2021systematic</w:t>
+      </w:r>
+      <w:r>
+        <w:t xml:space="preserve"> </w:t>
+      </w:r>
+      <w:r>
+        <w:t xml:space="preserve">17. Zhu et al. (2018). Image reconstruction by domain-transform manifold learning (AUTOMAP).</w:t>
       </w:r>
       <w:r>
         <w:t xml:space="preserve"> </w:t>
@@ -6335,13 +6248,13 @@
           <w:i/>
           <w:iCs/>
         </w:rPr>
-        <w:t xml:space="preserve">MRM</w:t>
-      </w:r>
-      <w:r>
-        <w:t xml:space="preserve"> </w:t>
-      </w:r>
-      <w:r>
-        <w:t xml:space="preserve">84(6):3054–3070.</w:t>
+        <w:t xml:space="preserve">Nature</w:t>
+      </w:r>
+      <w:r>
+        <w:t xml:space="preserve"> </w:t>
+      </w:r>
+      <w:r>
+        <w:t xml:space="preserve">555:487–492.</w:t>
       </w:r>
       <w:r>
         <w:t xml:space="preserve"> </w:t>
@@ -6350,13 +6263,13 @@
         <w:rPr>
           <w:rStyle w:val="VerbatimChar"/>
         </w:rPr>
-        <w:t xml:space="preserve">knoll2020advancing</w:t>
-      </w:r>
-      <w:r>
-        <w:t xml:space="preserve"> </w:t>
-      </w:r>
-      <w:r>
-        <w:t xml:space="preserve">21. Muckley et al. (2021). Results of the 2020 fastMRI challenge.</w:t>
+        <w:t xml:space="preserve">zhu2018automap</w:t>
+      </w:r>
+      <w:r>
+        <w:t xml:space="preserve"> </w:t>
+      </w:r>
+      <w:r>
+        <w:t xml:space="preserve">18. Eo et al. (2018). KIKI-net.</w:t>
       </w:r>
       <w:r>
         <w:t xml:space="preserve"> </w:t>
@@ -6366,13 +6279,13 @@
           <w:i/>
           <w:iCs/>
         </w:rPr>
-        <w:t xml:space="preserve">IEEE TMI</w:t>
-      </w:r>
-      <w:r>
-        <w:t xml:space="preserve"> </w:t>
-      </w:r>
-      <w:r>
-        <w:t xml:space="preserve">40(9):2306–2317.</w:t>
+        <w:t xml:space="preserve">MRM</w:t>
+      </w:r>
+      <w:r>
+        <w:t xml:space="preserve"> </w:t>
+      </w:r>
+      <w:r>
+        <w:t xml:space="preserve">80(5):2188–2201.</w:t>
       </w:r>
       <w:r>
         <w:t xml:space="preserve"> </w:t>
@@ -6381,13 +6294,40 @@
         <w:rPr>
           <w:rStyle w:val="VerbatimChar"/>
         </w:rPr>
-        <w:t xml:space="preserve">muckley2021results</w:t>
-      </w:r>
-      <w:r>
-        <w:t xml:space="preserve"> </w:t>
-      </w:r>
-      <w:r>
-        <w:t xml:space="preserve">49. Knoll et al. (2020). fastMRI: a publicly available raw k-space and DICOM dataset of knee images for accelerated MR image reconstruction using machine learning.</w:t>
+        <w:t xml:space="preserve">eo2018kiki</w:t>
+      </w:r>
+    </w:p>
+    <w:p>
+      <w:pPr>
+        <w:pStyle w:val="BodyText"/>
+      </w:pPr>
+      <w:r>
+        <w:rPr>
+          <w:b/>
+          <w:bCs/>
+        </w:rPr>
+        <w:t xml:space="preserve">fastMRI 벤치마크</w:t>
+      </w:r>
+      <w:r>
+        <w:t xml:space="preserve"> </w:t>
+      </w:r>
+      <w:r>
+        <w:t xml:space="preserve">19. Zbontar et al. (2018). fastMRI: an open dataset and benchmarks for accelerated MRI. arXiv:1811.08839.</w:t>
+      </w:r>
+      <w:r>
+        <w:t xml:space="preserve"> </w:t>
+      </w:r>
+      <w:r>
+        <w:rPr>
+          <w:rStyle w:val="VerbatimChar"/>
+        </w:rPr>
+        <w:t xml:space="preserve">zbontar2018fastmri</w:t>
+      </w:r>
+      <w:r>
+        <w:t xml:space="preserve"> </w:t>
+      </w:r>
+      <w:r>
+        <w:t xml:space="preserve">20. Knoll et al. (2020). Overview of the 2019 fastMRI challenge.</w:t>
       </w:r>
       <w:r>
         <w:t xml:space="preserve"> </w:t>
@@ -6397,13 +6337,13 @@
           <w:i/>
           <w:iCs/>
         </w:rPr>
-        <w:t xml:space="preserve">Radiology: AI</w:t>
-      </w:r>
-      <w:r>
-        <w:t xml:space="preserve"> </w:t>
-      </w:r>
-      <w:r>
-        <w:t xml:space="preserve">2(1):e190007.</w:t>
+        <w:t xml:space="preserve">MRM</w:t>
+      </w:r>
+      <w:r>
+        <w:t xml:space="preserve"> </w:t>
+      </w:r>
+      <w:r>
+        <w:t xml:space="preserve">84(6):3054–3070.</w:t>
       </w:r>
       <w:r>
         <w:t xml:space="preserve"> </w:t>
@@ -6412,31 +6352,13 @@
         <w:rPr>
           <w:rStyle w:val="VerbatimChar"/>
         </w:rPr>
-        <w:t xml:space="preserve">knoll2020fastmri</w:t>
-      </w:r>
-      <w:r>
-        <w:t xml:space="preserve"> </w:t>
-      </w:r>
-      <w:r>
-        <w:t xml:space="preserve">— 데이터 사용 요건상 [19]와 병행 인용 (Acknowledgments 참조)</w:t>
-      </w:r>
-    </w:p>
-    <w:p>
-      <w:pPr>
-        <w:pStyle w:val="BodyText"/>
-      </w:pPr>
-      <w:r>
-        <w:rPr>
-          <w:b/>
-          <w:bCs/>
-        </w:rPr>
-        <w:t xml:space="preserve">리뷰</w:t>
-      </w:r>
-      <w:r>
-        <w:t xml:space="preserve"> </w:t>
-      </w:r>
-      <w:r>
-        <w:t xml:space="preserve">22. Heckel et al. (2024). Deep learning for accelerated and robust MRI reconstruction.</w:t>
+        <w:t xml:space="preserve">knoll2020advancing</w:t>
+      </w:r>
+      <w:r>
+        <w:t xml:space="preserve"> </w:t>
+      </w:r>
+      <w:r>
+        <w:t xml:space="preserve">21. Muckley et al. (2021). Results of the 2020 fastMRI challenge.</w:t>
       </w:r>
       <w:r>
         <w:t xml:space="preserve"> </w:t>
@@ -6446,13 +6368,13 @@
           <w:i/>
           <w:iCs/>
         </w:rPr>
-        <w:t xml:space="preserve">MAGMA</w:t>
-      </w:r>
-      <w:r>
-        <w:t xml:space="preserve"> </w:t>
-      </w:r>
-      <w:r>
-        <w:t xml:space="preserve">37:335–368.</w:t>
+        <w:t xml:space="preserve">IEEE TMI</w:t>
+      </w:r>
+      <w:r>
+        <w:t xml:space="preserve"> </w:t>
+      </w:r>
+      <w:r>
+        <w:t xml:space="preserve">40(9):2306–2317.</w:t>
       </w:r>
       <w:r>
         <w:t xml:space="preserve"> </w:t>
@@ -6461,13 +6383,13 @@
         <w:rPr>
           <w:rStyle w:val="VerbatimChar"/>
         </w:rPr>
-        <w:t xml:space="preserve">heckel2024deep</w:t>
-      </w:r>
-      <w:r>
-        <w:t xml:space="preserve"> </w:t>
-      </w:r>
-      <w:r>
-        <w:t xml:space="preserve">23. Hammernik et al. (2023). Physics-driven deep learning for computational MRI.</w:t>
+        <w:t xml:space="preserve">muckley2021results</w:t>
+      </w:r>
+      <w:r>
+        <w:t xml:space="preserve"> </w:t>
+      </w:r>
+      <w:r>
+        <w:t xml:space="preserve">49. Knoll et al. (2020). fastMRI: a publicly available raw k-space and DICOM dataset of knee images for accelerated MR image reconstruction using machine learning.</w:t>
       </w:r>
       <w:r>
         <w:t xml:space="preserve"> </w:t>
@@ -6477,13 +6399,13 @@
           <w:i/>
           <w:iCs/>
         </w:rPr>
-        <w:t xml:space="preserve">IEEE SPM</w:t>
-      </w:r>
-      <w:r>
-        <w:t xml:space="preserve"> </w:t>
-      </w:r>
-      <w:r>
-        <w:t xml:space="preserve">40(1):98–114.</w:t>
+        <w:t xml:space="preserve">Radiology: AI</w:t>
+      </w:r>
+      <w:r>
+        <w:t xml:space="preserve"> </w:t>
+      </w:r>
+      <w:r>
+        <w:t xml:space="preserve">2(1):e190007.</w:t>
       </w:r>
       <w:r>
         <w:t xml:space="preserve"> </w:t>
@@ -6492,13 +6414,31 @@
         <w:rPr>
           <w:rStyle w:val="VerbatimChar"/>
         </w:rPr>
-        <w:t xml:space="preserve">hammernik2023physics</w:t>
-      </w:r>
-      <w:r>
-        <w:t xml:space="preserve"> </w:t>
-      </w:r>
-      <w:r>
-        <w:t xml:space="preserve">24. Knoll et al. (2020). Deep-learning methods for parallel MR image reconstruction.</w:t>
+        <w:t xml:space="preserve">knoll2020fastmri</w:t>
+      </w:r>
+      <w:r>
+        <w:t xml:space="preserve"> </w:t>
+      </w:r>
+      <w:r>
+        <w:t xml:space="preserve">— 데이터 사용 요건상 [19]와 병행 인용 (Acknowledgments 참조)</w:t>
+      </w:r>
+    </w:p>
+    <w:p>
+      <w:pPr>
+        <w:pStyle w:val="BodyText"/>
+      </w:pPr>
+      <w:r>
+        <w:rPr>
+          <w:b/>
+          <w:bCs/>
+        </w:rPr>
+        <w:t xml:space="preserve">리뷰</w:t>
+      </w:r>
+      <w:r>
+        <w:t xml:space="preserve"> </w:t>
+      </w:r>
+      <w:r>
+        <w:t xml:space="preserve">22. Heckel et al. (2024). Deep learning for accelerated and robust MRI reconstruction.</w:t>
       </w:r>
       <w:r>
         <w:t xml:space="preserve"> </w:t>
@@ -6508,13 +6448,13 @@
           <w:i/>
           <w:iCs/>
         </w:rPr>
-        <w:t xml:space="preserve">IEEE SPM</w:t>
-      </w:r>
-      <w:r>
-        <w:t xml:space="preserve"> </w:t>
-      </w:r>
-      <w:r>
-        <w:t xml:space="preserve">37(1):128–140.</w:t>
+        <w:t xml:space="preserve">MAGMA</w:t>
+      </w:r>
+      <w:r>
+        <w:t xml:space="preserve"> </w:t>
+      </w:r>
+      <w:r>
+        <w:t xml:space="preserve">37:335–368.</w:t>
       </w:r>
       <w:r>
         <w:t xml:space="preserve"> </w:t>
@@ -6523,25 +6463,13 @@
         <w:rPr>
           <w:rStyle w:val="VerbatimChar"/>
         </w:rPr>
-        <w:t xml:space="preserve">knoll2020deeplearning</w:t>
-      </w:r>
-    </w:p>
-    <w:p>
-      <w:pPr>
-        <w:pStyle w:val="BodyText"/>
-      </w:pPr>
-      <w:r>
-        <w:rPr>
-          <w:b/>
-          <w:bCs/>
-        </w:rPr>
-        <w:t xml:space="preserve">생성모델</w:t>
-      </w:r>
-      <w:r>
-        <w:t xml:space="preserve"> </w:t>
-      </w:r>
-      <w:r>
-        <w:t xml:space="preserve">25. Chung &amp; Ye (2022). Score-based diffusion models for accelerated MRI.</w:t>
+        <w:t xml:space="preserve">heckel2024deep</w:t>
+      </w:r>
+      <w:r>
+        <w:t xml:space="preserve"> </w:t>
+      </w:r>
+      <w:r>
+        <w:t xml:space="preserve">23. Hammernik et al. (2023). Physics-driven deep learning for computational MRI.</w:t>
       </w:r>
       <w:r>
         <w:t xml:space="preserve"> </w:t>
@@ -6551,13 +6479,13 @@
           <w:i/>
           <w:iCs/>
         </w:rPr>
-        <w:t xml:space="preserve">Med. Image Anal.</w:t>
-      </w:r>
-      <w:r>
-        <w:t xml:space="preserve"> </w:t>
-      </w:r>
-      <w:r>
-        <w:t xml:space="preserve">80:102479.</w:t>
+        <w:t xml:space="preserve">IEEE SPM</w:t>
+      </w:r>
+      <w:r>
+        <w:t xml:space="preserve"> </w:t>
+      </w:r>
+      <w:r>
+        <w:t xml:space="preserve">40(1):98–114.</w:t>
       </w:r>
       <w:r>
         <w:t xml:space="preserve"> </w:t>
@@ -6566,13 +6494,13 @@
         <w:rPr>
           <w:rStyle w:val="VerbatimChar"/>
         </w:rPr>
-        <w:t xml:space="preserve">chung2022score</w:t>
-      </w:r>
-      <w:r>
-        <w:t xml:space="preserve"> </w:t>
-      </w:r>
-      <w:r>
-        <w:t xml:space="preserve">26. Jalal et al. (2021). Robust compressed sensing MRI with deep generative priors.</w:t>
+        <w:t xml:space="preserve">hammernik2023physics</w:t>
+      </w:r>
+      <w:r>
+        <w:t xml:space="preserve"> </w:t>
+      </w:r>
+      <w:r>
+        <w:t xml:space="preserve">24. Knoll et al. (2020). Deep-learning methods for parallel MR image reconstruction.</w:t>
       </w:r>
       <w:r>
         <w:t xml:space="preserve"> </w:t>
@@ -6582,10 +6510,13 @@
           <w:i/>
           <w:iCs/>
         </w:rPr>
-        <w:t xml:space="preserve">NeurIPS</w:t>
-      </w:r>
-      <w:r>
-        <w:t xml:space="preserve">.</w:t>
+        <w:t xml:space="preserve">IEEE SPM</w:t>
+      </w:r>
+      <w:r>
+        <w:t xml:space="preserve"> </w:t>
+      </w:r>
+      <w:r>
+        <w:t xml:space="preserve">37(1):128–140.</w:t>
       </w:r>
       <w:r>
         <w:t xml:space="preserve"> </w:t>
@@ -6594,7 +6525,7 @@
         <w:rPr>
           <w:rStyle w:val="VerbatimChar"/>
         </w:rPr>
-        <w:t xml:space="preserve">jalal2021robust</w:t>
+        <w:t xml:space="preserve">knoll2020deeplearning</w:t>
       </w:r>
     </w:p>
     <w:p>
@@ -6606,13 +6537,13 @@
           <w:b/>
           <w:bCs/>
         </w:rPr>
-        <w:t xml:space="preserve">Transformer</w:t>
-      </w:r>
-      <w:r>
-        <w:t xml:space="preserve"> </w:t>
-      </w:r>
-      <w:r>
-        <w:t xml:space="preserve">27. Huang et al. (2022). Swin transformer for fast MRI.</w:t>
+        <w:t xml:space="preserve">생성모델</w:t>
+      </w:r>
+      <w:r>
+        <w:t xml:space="preserve"> </w:t>
+      </w:r>
+      <w:r>
+        <w:t xml:space="preserve">25. Chung &amp; Ye (2022). Score-based diffusion models for accelerated MRI.</w:t>
       </w:r>
       <w:r>
         <w:t xml:space="preserve"> </w:t>
@@ -6622,13 +6553,13 @@
           <w:i/>
           <w:iCs/>
         </w:rPr>
-        <w:t xml:space="preserve">Neurocomputing</w:t>
-      </w:r>
-      <w:r>
-        <w:t xml:space="preserve"> </w:t>
-      </w:r>
-      <w:r>
-        <w:t xml:space="preserve">493:281–304.</w:t>
+        <w:t xml:space="preserve">Med. Image Anal.</w:t>
+      </w:r>
+      <w:r>
+        <w:t xml:space="preserve"> </w:t>
+      </w:r>
+      <w:r>
+        <w:t xml:space="preserve">80:102479.</w:t>
       </w:r>
       <w:r>
         <w:t xml:space="preserve"> </w:t>
@@ -6637,13 +6568,13 @@
         <w:rPr>
           <w:rStyle w:val="VerbatimChar"/>
         </w:rPr>
-        <w:t xml:space="preserve">huang2022swinmr</w:t>
-      </w:r>
-      <w:r>
-        <w:t xml:space="preserve"> </w:t>
-      </w:r>
-      <w:r>
-        <w:t xml:space="preserve">28. Fabian &amp; Soltanolkotabi (2022). HUMUS-Net.</w:t>
+        <w:t xml:space="preserve">chung2022score</w:t>
+      </w:r>
+      <w:r>
+        <w:t xml:space="preserve"> </w:t>
+      </w:r>
+      <w:r>
+        <w:t xml:space="preserve">26. Jalal et al. (2021). Robust compressed sensing MRI with deep generative priors.</w:t>
       </w:r>
       <w:r>
         <w:t xml:space="preserve"> </w:t>
@@ -6665,13 +6596,25 @@
         <w:rPr>
           <w:rStyle w:val="VerbatimChar"/>
         </w:rPr>
-        <w:t xml:space="preserve">fabian2022humus</w:t>
-      </w:r>
-      <w:r>
-        <w:t xml:space="preserve"> </w:t>
-      </w:r>
-      <w:r>
-        <w:t xml:space="preserve">29. Guo et al. (2024). ReconFormer.</w:t>
+        <w:t xml:space="preserve">jalal2021robust</w:t>
+      </w:r>
+    </w:p>
+    <w:p>
+      <w:pPr>
+        <w:pStyle w:val="BodyText"/>
+      </w:pPr>
+      <w:r>
+        <w:rPr>
+          <w:b/>
+          <w:bCs/>
+        </w:rPr>
+        <w:t xml:space="preserve">Transformer</w:t>
+      </w:r>
+      <w:r>
+        <w:t xml:space="preserve"> </w:t>
+      </w:r>
+      <w:r>
+        <w:t xml:space="preserve">27. Huang et al. (2022). Swin transformer for fast MRI.</w:t>
       </w:r>
       <w:r>
         <w:t xml:space="preserve"> </w:t>
@@ -6681,13 +6624,13 @@
           <w:i/>
           <w:iCs/>
         </w:rPr>
-        <w:t xml:space="preserve">IEEE TMI</w:t>
-      </w:r>
-      <w:r>
-        <w:t xml:space="preserve"> </w:t>
-      </w:r>
-      <w:r>
-        <w:t xml:space="preserve">43(1).</w:t>
+        <w:t xml:space="preserve">Neurocomputing</w:t>
+      </w:r>
+      <w:r>
+        <w:t xml:space="preserve"> </w:t>
+      </w:r>
+      <w:r>
+        <w:t xml:space="preserve">493:281–304.</w:t>
       </w:r>
       <w:r>
         <w:t xml:space="preserve"> </w:t>
@@ -6696,40 +6639,13 @@
         <w:rPr>
           <w:rStyle w:val="VerbatimChar"/>
         </w:rPr>
-        <w:t xml:space="preserve">guo2024reconformer</w:t>
-      </w:r>
-    </w:p>
-    <w:p>
-      <w:pPr>
-        <w:pStyle w:val="BodyText"/>
-      </w:pPr>
-      <w:r>
-        <w:rPr>
-          <w:b/>
-          <w:bCs/>
-        </w:rPr>
-        <w:t xml:space="preserve">SSM/Mamba 원류·MRI 적용</w:t>
-      </w:r>
-      <w:r>
-        <w:t xml:space="preserve"> </w:t>
-      </w:r>
-      <w:r>
-        <w:t xml:space="preserve">30. Gu &amp; Dao (2023). Mamba: linear-time sequence modeling with selective state spaces. arXiv:2312.00752.</w:t>
-      </w:r>
-      <w:r>
-        <w:t xml:space="preserve"> </w:t>
-      </w:r>
-      <w:r>
-        <w:rPr>
-          <w:rStyle w:val="VerbatimChar"/>
-        </w:rPr>
-        <w:t xml:space="preserve">gu2023mamba</w:t>
-      </w:r>
-      <w:r>
-        <w:t xml:space="preserve"> </w:t>
-      </w:r>
-      <w:r>
-        <w:t xml:space="preserve">31. Liu et al. (2024). VMamba: visual state space model.</w:t>
+        <w:t xml:space="preserve">huang2022swinmr</w:t>
+      </w:r>
+      <w:r>
+        <w:t xml:space="preserve"> </w:t>
+      </w:r>
+      <w:r>
+        <w:t xml:space="preserve">28. Fabian &amp; Soltanolkotabi (2022). HUMUS-Net.</w:t>
       </w:r>
       <w:r>
         <w:t xml:space="preserve"> </w:t>
@@ -6751,13 +6667,13 @@
         <w:rPr>
           <w:rStyle w:val="VerbatimChar"/>
         </w:rPr>
-        <w:t xml:space="preserve">liu2024vmamba</w:t>
-      </w:r>
-      <w:r>
-        <w:t xml:space="preserve"> </w:t>
-      </w:r>
-      <w:r>
-        <w:t xml:space="preserve">32. Korkmaz &amp; Patel (2025). MambaRecon: MRI reconstruction with structured state space models.</w:t>
+        <w:t xml:space="preserve">fabian2022humus</w:t>
+      </w:r>
+      <w:r>
+        <w:t xml:space="preserve"> </w:t>
+      </w:r>
+      <w:r>
+        <w:t xml:space="preserve">29. Guo et al. (2024). ReconFormer.</w:t>
       </w:r>
       <w:r>
         <w:t xml:space="preserve"> </w:t>
@@ -6767,10 +6683,13 @@
           <w:i/>
           <w:iCs/>
         </w:rPr>
-        <w:t xml:space="preserve">WACV</w:t>
-      </w:r>
-      <w:r>
-        <w:t xml:space="preserve">. arXiv:2409.12401.</w:t>
+        <w:t xml:space="preserve">IEEE TMI</w:t>
+      </w:r>
+      <w:r>
+        <w:t xml:space="preserve"> </w:t>
+      </w:r>
+      <w:r>
+        <w:t xml:space="preserve">43(1).</w:t>
       </w:r>
       <w:r>
         <w:t xml:space="preserve"> </w:t>
@@ -6779,13 +6698,25 @@
         <w:rPr>
           <w:rStyle w:val="VerbatimChar"/>
         </w:rPr>
-        <w:t xml:space="preserve">korkmaz2025mambarecon</w:t>
-      </w:r>
-      <w:r>
-        <w:t xml:space="preserve"> </w:t>
-      </w:r>
-      <w:r>
-        <w:t xml:space="preserve">33. Meng et al. (2025). DH-Mamba: exploring dual-domain hierarchical state space models for MRI reconstruction. arXiv:2501.08163 (v1 제목: DM-Mamba — 동일 논문으로 통합 확정, 외부 검토 08-18); IEEE TCSVT 게재.</w:t>
+        <w:t xml:space="preserve">guo2024reconformer</w:t>
+      </w:r>
+    </w:p>
+    <w:p>
+      <w:pPr>
+        <w:pStyle w:val="BodyText"/>
+      </w:pPr>
+      <w:r>
+        <w:rPr>
+          <w:b/>
+          <w:bCs/>
+        </w:rPr>
+        <w:t xml:space="preserve">SSM/Mamba 원류·MRI 적용</w:t>
+      </w:r>
+      <w:r>
+        <w:t xml:space="preserve"> </w:t>
+      </w:r>
+      <w:r>
+        <w:t xml:space="preserve">30. Gu &amp; Dao (2023). Mamba: linear-time sequence modeling with selective state spaces. arXiv:2312.00752.</w:t>
       </w:r>
       <w:r>
         <w:t xml:space="preserve"> </w:t>
@@ -6794,82 +6725,13 @@
         <w:rPr>
           <w:rStyle w:val="VerbatimChar"/>
         </w:rPr>
-        <w:t xml:space="preserve">dhmamba2025</w:t>
-      </w:r>
-      <w:r>
-        <w:t xml:space="preserve"> </w:t>
-      </w:r>
-      <w:r>
-        <w:t xml:space="preserve">(권호 확정 ✎)</w:t>
-      </w:r>
-      <w:r>
-        <w:t xml:space="preserve"> </w:t>
-      </w:r>
-      <w:r>
-        <w:t xml:space="preserve">34. Kabas et al. (2024). Physics-driven autoregressive state space models for medical image reconstruction (MambaRoll). arXiv:2412.09331.</w:t>
-      </w:r>
-      <w:r>
-        <w:t xml:space="preserve"> </w:t>
-      </w:r>
-      <w:r>
-        <w:rPr>
-          <w:rStyle w:val="VerbatimChar"/>
-        </w:rPr>
-        <w:t xml:space="preserve">kabas2024mambaroll</w:t>
-      </w:r>
-      <w:r>
-        <w:t xml:space="preserve"> </w:t>
-      </w:r>
-      <w:r>
-        <w:t xml:space="preserve">(저널판 권호 확정 ✎)</w:t>
-      </w:r>
-      <w:r>
-        <w:t xml:space="preserve"> </w:t>
-      </w:r>
-      <w:r>
-        <w:t xml:space="preserve">35. Meng et al. (2026). Image content aware state space model (CAM).</w:t>
-      </w:r>
-      <w:r>
-        <w:t xml:space="preserve"> </w:t>
-      </w:r>
-      <w:r>
-        <w:rPr>
-          <w:rStyle w:val="VerbatimChar"/>
-        </w:rPr>
-        <w:t xml:space="preserve">meng2026cam</w:t>
-      </w:r>
-      <w:r>
-        <w:t xml:space="preserve"> </w:t>
-      </w:r>
-      <w:r>
-        <w:t xml:space="preserve">⚠</w:t>
-      </w:r>
-      <w:r>
-        <w:t xml:space="preserve"> </w:t>
-      </w:r>
-      <w:r>
-        <w:t xml:space="preserve">36. Chen et al. (2025). HiFi-Mamba.</w:t>
-      </w:r>
-      <w:r>
-        <w:t xml:space="preserve"> </w:t>
-      </w:r>
-      <w:r>
-        <w:rPr>
-          <w:rStyle w:val="VerbatimChar"/>
-        </w:rPr>
-        <w:t xml:space="preserve">chen2025hifimamba</w:t>
-      </w:r>
-      <w:r>
-        <w:t xml:space="preserve"> </w:t>
-      </w:r>
-      <w:r>
-        <w:t xml:space="preserve">⚠</w:t>
-      </w:r>
-      <w:r>
-        <w:t xml:space="preserve"> </w:t>
-      </w:r>
-      <w:r>
-        <w:t xml:space="preserve">37. Li et al. (2025). LMO: linear Mamba operator for MRI reconstruction.</w:t>
+        <w:t xml:space="preserve">gu2023mamba</w:t>
+      </w:r>
+      <w:r>
+        <w:t xml:space="preserve"> </w:t>
+      </w:r>
+      <w:r>
+        <w:t xml:space="preserve">31. Liu et al. (2024). VMamba: visual state space model.</w:t>
       </w:r>
       <w:r>
         <w:t xml:space="preserve"> </w:t>
@@ -6879,7 +6741,7 @@
           <w:i/>
           <w:iCs/>
         </w:rPr>
-        <w:t xml:space="preserve">CVPR</w:t>
+        <w:t xml:space="preserve">NeurIPS</w:t>
       </w:r>
       <w:r>
         <w:t xml:space="preserve">.</w:t>
@@ -6891,82 +6753,13 @@
         <w:rPr>
           <w:rStyle w:val="VerbatimChar"/>
         </w:rPr>
-        <w:t xml:space="preserve">li2025lmo</w:t>
-      </w:r>
-      <w:r>
-        <w:t xml:space="preserve"> </w:t>
-      </w:r>
-      <w:r>
-        <w:t xml:space="preserve">38. Fang et al. (2026). SO-Mamba: state-ownership Mamba for unrolled MRI reconstruction. arXiv:2605.22031.</w:t>
-      </w:r>
-      <w:r>
-        <w:t xml:space="preserve"> </w:t>
-      </w:r>
-      <w:r>
-        <w:rPr>
-          <w:rStyle w:val="VerbatimChar"/>
-        </w:rPr>
-        <w:t xml:space="preserve">somamba2026</w:t>
-      </w:r>
-      <w:r>
-        <w:t xml:space="preserve"> </w:t>
-      </w:r>
-      <w:r>
-        <w:t xml:space="preserve">39. Huang et al. (2024). MambaMIR. arXiv:2402.18451.</w:t>
-      </w:r>
-      <w:r>
-        <w:t xml:space="preserve"> </w:t>
-      </w:r>
-      <w:r>
-        <w:rPr>
-          <w:rStyle w:val="VerbatimChar"/>
-        </w:rPr>
-        <w:t xml:space="preserve">huang2024mambamir</w:t>
-      </w:r>
-      <w:r>
-        <w:t xml:space="preserve"> </w:t>
-      </w:r>
-      <w:r>
-        <w:t xml:space="preserve">⚠</w:t>
-      </w:r>
-      <w:r>
-        <w:t xml:space="preserve"> </w:t>
-      </w:r>
-      <w:r>
-        <w:t xml:space="preserve">40. Zou et al. (2024). MMR-Mamba. arXiv:2406.18950.</w:t>
-      </w:r>
-      <w:r>
-        <w:t xml:space="preserve"> </w:t>
-      </w:r>
-      <w:r>
-        <w:rPr>
-          <w:rStyle w:val="VerbatimChar"/>
-        </w:rPr>
-        <w:t xml:space="preserve">zou2024mmrmamba</w:t>
-      </w:r>
-      <w:r>
-        <w:t xml:space="preserve"> </w:t>
-      </w:r>
-      <w:r>
-        <w:t xml:space="preserve">⚠</w:t>
-      </w:r>
-    </w:p>
-    <w:p>
-      <w:pPr>
-        <w:pStyle w:val="BodyText"/>
-      </w:pPr>
-      <w:r>
-        <w:rPr>
-          <w:b/>
-          <w:bCs/>
-        </w:rPr>
-        <w:t xml:space="preserve">신뢰성·임상 검증</w:t>
-      </w:r>
-      <w:r>
-        <w:t xml:space="preserve"> </w:t>
-      </w:r>
-      <w:r>
-        <w:t xml:space="preserve">41. Antun et al. (2020). On instabilities of deep learning in image reconstruction.</w:t>
+        <w:t xml:space="preserve">liu2024vmamba</w:t>
+      </w:r>
+      <w:r>
+        <w:t xml:space="preserve"> </w:t>
+      </w:r>
+      <w:r>
+        <w:t xml:space="preserve">32. Korkmaz &amp; Patel (2025). MambaRecon: MRI reconstruction with structured state space models.</w:t>
       </w:r>
       <w:r>
         <w:t xml:space="preserve"> </w:t>
@@ -6976,13 +6769,10 @@
           <w:i/>
           <w:iCs/>
         </w:rPr>
-        <w:t xml:space="preserve">PNAS</w:t>
-      </w:r>
-      <w:r>
-        <w:t xml:space="preserve"> </w:t>
-      </w:r>
-      <w:r>
-        <w:t xml:space="preserve">117(48):30088–30095.</w:t>
+        <w:t xml:space="preserve">WACV</w:t>
+      </w:r>
+      <w:r>
+        <w:t xml:space="preserve">. arXiv:2409.12401.</w:t>
       </w:r>
       <w:r>
         <w:t xml:space="preserve"> </w:t>
@@ -6991,13 +6781,55 @@
         <w:rPr>
           <w:rStyle w:val="VerbatimChar"/>
         </w:rPr>
-        <w:t xml:space="preserve">antun2020instabilities</w:t>
-      </w:r>
-      <w:r>
-        <w:t xml:space="preserve"> </w:t>
-      </w:r>
-      <w:r>
-        <w:t xml:space="preserve">42. Gottschling et al. (2025). The troublesome kernel.</w:t>
+        <w:t xml:space="preserve">korkmaz2025mambarecon</w:t>
+      </w:r>
+      <w:r>
+        <w:t xml:space="preserve"> </w:t>
+      </w:r>
+      <w:r>
+        <w:t xml:space="preserve">33. Meng et al. (2025). DH-Mamba: exploring dual-domain hierarchical state space models for MRI reconstruction. arXiv:2501.08163 (v1 제목: DM-Mamba — 동일 논문으로 통합 확정, 외부 검토 08-18); IEEE TCSVT 게재.</w:t>
+      </w:r>
+      <w:r>
+        <w:t xml:space="preserve"> </w:t>
+      </w:r>
+      <w:r>
+        <w:rPr>
+          <w:rStyle w:val="VerbatimChar"/>
+        </w:rPr>
+        <w:t xml:space="preserve">dhmamba2025</w:t>
+      </w:r>
+      <w:r>
+        <w:t xml:space="preserve"> </w:t>
+      </w:r>
+      <w:r>
+        <w:t xml:space="preserve">(권호 확정 ✎)</w:t>
+      </w:r>
+      <w:r>
+        <w:t xml:space="preserve"> </w:t>
+      </w:r>
+      <w:r>
+        <w:t xml:space="preserve">34. Kabas et al. (2024). Physics-driven autoregressive state space models for medical image reconstruction (MambaRoll). arXiv:2412.09331.</w:t>
+      </w:r>
+      <w:r>
+        <w:t xml:space="preserve"> </w:t>
+      </w:r>
+      <w:r>
+        <w:rPr>
+          <w:rStyle w:val="VerbatimChar"/>
+        </w:rPr>
+        <w:t xml:space="preserve">kabas2024mambaroll</w:t>
+      </w:r>
+      <w:r>
+        <w:t xml:space="preserve"> </w:t>
+      </w:r>
+      <w:r>
+        <w:t xml:space="preserve">(저널판 권호 확정 ✎)</w:t>
+      </w:r>
+      <w:r>
+        <w:t xml:space="preserve"> </w:t>
+      </w:r>
+      <w:r>
+        <w:t xml:space="preserve">35. Meng, Yang, Fu, Song &amp; Shi (2026). Image content matters: an image content aware state space model for accelerated MRI reconstruction (CAM).</w:t>
       </w:r>
       <w:r>
         <w:t xml:space="preserve"> </w:t>
@@ -7007,13 +6839,13 @@
           <w:i/>
           <w:iCs/>
         </w:rPr>
-        <w:t xml:space="preserve">SIAM Review</w:t>
-      </w:r>
-      <w:r>
-        <w:t xml:space="preserve"> </w:t>
-      </w:r>
-      <w:r>
-        <w:t xml:space="preserve">67(1).</w:t>
+        <w:t xml:space="preserve">Proc. AAAI</w:t>
+      </w:r>
+      <w:r>
+        <w:t xml:space="preserve"> </w:t>
+      </w:r>
+      <w:r>
+        <w:t xml:space="preserve">40(10):8025–8033. doi:10.1609/aaai.v40i10.37748.</w:t>
       </w:r>
       <w:r>
         <w:t xml:space="preserve"> </w:t>
@@ -7022,13 +6854,28 @@
         <w:rPr>
           <w:rStyle w:val="VerbatimChar"/>
         </w:rPr>
-        <w:t xml:space="preserve">gottschling2025troublesome</w:t>
-      </w:r>
-      <w:r>
-        <w:t xml:space="preserve"> </w:t>
-      </w:r>
-      <w:r>
-        <w:t xml:space="preserve">43. Recht et al. (2020). Using deep learning to accelerate knee MRI at 3T: interchangeability study.</w:t>
+        <w:t xml:space="preserve">meng2026cam</w:t>
+      </w:r>
+      <w:r>
+        <w:t xml:space="preserve"> </w:t>
+      </w:r>
+      <w:r>
+        <w:t xml:space="preserve">36. Chen et al. (2025). HiFi-Mamba: dual-stream W-Laplacian enhanced Mamba for high-fidelity MRI reconstruction. arXiv:2508.09179.</w:t>
+      </w:r>
+      <w:r>
+        <w:t xml:space="preserve"> </w:t>
+      </w:r>
+      <w:r>
+        <w:rPr>
+          <w:rStyle w:val="VerbatimChar"/>
+        </w:rPr>
+        <w:t xml:space="preserve">chen2025hifimamba</w:t>
+      </w:r>
+      <w:r>
+        <w:t xml:space="preserve"> </w:t>
+      </w:r>
+      <w:r>
+        <w:t xml:space="preserve">37. Li et al. (2025). LMO: linear Mamba operator for MRI reconstruction.</w:t>
       </w:r>
       <w:r>
         <w:t xml:space="preserve"> </w:t>
@@ -7038,13 +6885,10 @@
           <w:i/>
           <w:iCs/>
         </w:rPr>
-        <w:t xml:space="preserve">AJR</w:t>
-      </w:r>
-      <w:r>
-        <w:t xml:space="preserve"> </w:t>
-      </w:r>
-      <w:r>
-        <w:t xml:space="preserve">215(6):1421–1429.</w:t>
+        <w:t xml:space="preserve">CVPR</w:t>
+      </w:r>
+      <w:r>
+        <w:t xml:space="preserve">.</w:t>
       </w:r>
       <w:r>
         <w:t xml:space="preserve"> </w:t>
@@ -7053,13 +6897,28 @@
         <w:rPr>
           <w:rStyle w:val="VerbatimChar"/>
         </w:rPr>
-        <w:t xml:space="preserve">recht2020interchangeability</w:t>
-      </w:r>
-      <w:r>
-        <w:t xml:space="preserve"> </w:t>
-      </w:r>
-      <w:r>
-        <w:t xml:space="preserve">44. Johnson et al. (2023). Deep learning reconstruction enables prospectively accelerated clinical knee MRI.</w:t>
+        <w:t xml:space="preserve">li2025lmo</w:t>
+      </w:r>
+      <w:r>
+        <w:t xml:space="preserve"> </w:t>
+      </w:r>
+      <w:r>
+        <w:t xml:space="preserve">38. Fang et al. (2026). SO-Mamba: state-ownership Mamba for unrolled MRI reconstruction. arXiv:2605.22031.</w:t>
+      </w:r>
+      <w:r>
+        <w:t xml:space="preserve"> </w:t>
+      </w:r>
+      <w:r>
+        <w:rPr>
+          <w:rStyle w:val="VerbatimChar"/>
+        </w:rPr>
+        <w:t xml:space="preserve">somamba2026</w:t>
+      </w:r>
+      <w:r>
+        <w:t xml:space="preserve"> </w:t>
+      </w:r>
+      <w:r>
+        <w:t xml:space="preserve">39. Huang et al. (2025). Enhancing global sensitivity and uncertainty quantification in medical image reconstruction with Monte Carlo arbitrary-masked Mamba (= MambaMIR 저널판; preprint arXiv:2402.18451).</w:t>
       </w:r>
       <w:r>
         <w:t xml:space="preserve"> </w:t>
@@ -7069,13 +6928,13 @@
           <w:i/>
           <w:iCs/>
         </w:rPr>
-        <w:t xml:space="preserve">Radiology</w:t>
-      </w:r>
-      <w:r>
-        <w:t xml:space="preserve"> </w:t>
-      </w:r>
-      <w:r>
-        <w:t xml:space="preserve">307(2):e220425.</w:t>
+        <w:t xml:space="preserve">Med. Image Anal.</w:t>
+      </w:r>
+      <w:r>
+        <w:t xml:space="preserve"> </w:t>
+      </w:r>
+      <w:r>
+        <w:t xml:space="preserve">99:103334. doi:10.1016/j.media.2024.103334.</w:t>
       </w:r>
       <w:r>
         <w:t xml:space="preserve"> </w:t>
@@ -7084,13 +6943,13 @@
         <w:rPr>
           <w:rStyle w:val="VerbatimChar"/>
         </w:rPr>
-        <w:t xml:space="preserve">johnson2023prospective</w:t>
-      </w:r>
-      <w:r>
-        <w:t xml:space="preserve"> </w:t>
-      </w:r>
-      <w:r>
-        <w:t xml:space="preserve">45. Radmanesh et al. (2022). Exploring the acceleration limits of deep learning VarNet-based 2D brain MRI.</w:t>
+        <w:t xml:space="preserve">huang2024mambamir</w:t>
+      </w:r>
+      <w:r>
+        <w:t xml:space="preserve"> </w:t>
+      </w:r>
+      <w:r>
+        <w:t xml:space="preserve">40. Zou et al. (2025). MMR-Mamba: multi-modal MRI reconstruction with Mamba and spatial-frequency information fusion.</w:t>
       </w:r>
       <w:r>
         <w:t xml:space="preserve"> </w:t>
@@ -7100,13 +6959,13 @@
           <w:i/>
           <w:iCs/>
         </w:rPr>
-        <w:t xml:space="preserve">Radiology: AI</w:t>
-      </w:r>
-      <w:r>
-        <w:t xml:space="preserve"> </w:t>
-      </w:r>
-      <w:r>
-        <w:t xml:space="preserve">4(6):e210313.</w:t>
+        <w:t xml:space="preserve">Med. Image Anal.</w:t>
+      </w:r>
+      <w:r>
+        <w:t xml:space="preserve"> </w:t>
+      </w:r>
+      <w:r>
+        <w:t xml:space="preserve">102:103549. doi:10.1016/j.media.2025.103549 (preprint arXiv:2406.18950).</w:t>
       </w:r>
       <w:r>
         <w:t xml:space="preserve"> </w:t>
@@ -7115,7 +6974,7 @@
         <w:rPr>
           <w:rStyle w:val="VerbatimChar"/>
         </w:rPr>
-        <w:t xml:space="preserve">radmanesh2022limits</w:t>
+        <w:t xml:space="preserve">zou2024mmrmamba</w:t>
       </w:r>
     </w:p>
     <w:p>
@@ -7127,13 +6986,13 @@
           <w:b/>
           <w:bCs/>
         </w:rPr>
-        <w:t xml:space="preserve">통계·보고 지침</w:t>
-      </w:r>
-      <w:r>
-        <w:t xml:space="preserve"> </w:t>
-      </w:r>
-      <w:r>
-        <w:t xml:space="preserve">46. Acion et al. (2006). Probabilistic index.</w:t>
+        <w:t xml:space="preserve">신뢰성·임상 검증</w:t>
+      </w:r>
+      <w:r>
+        <w:t xml:space="preserve"> </w:t>
+      </w:r>
+      <w:r>
+        <w:t xml:space="preserve">41. Antun et al. (2020). On instabilities of deep learning in image reconstruction.</w:t>
       </w:r>
       <w:r>
         <w:t xml:space="preserve"> </w:t>
@@ -7143,13 +7002,13 @@
           <w:i/>
           <w:iCs/>
         </w:rPr>
-        <w:t xml:space="preserve">Statistics in Medicine</w:t>
-      </w:r>
-      <w:r>
-        <w:t xml:space="preserve"> </w:t>
-      </w:r>
-      <w:r>
-        <w:t xml:space="preserve">25(4):591–602.</w:t>
+        <w:t xml:space="preserve">PNAS</w:t>
+      </w:r>
+      <w:r>
+        <w:t xml:space="preserve"> </w:t>
+      </w:r>
+      <w:r>
+        <w:t xml:space="preserve">117(48):30088–30095.</w:t>
       </w:r>
       <w:r>
         <w:t xml:space="preserve"> </w:t>
@@ -7158,13 +7017,13 @@
         <w:rPr>
           <w:rStyle w:val="VerbatimChar"/>
         </w:rPr>
-        <w:t xml:space="preserve">acion2006probabilistic</w:t>
-      </w:r>
-      <w:r>
-        <w:t xml:space="preserve"> </w:t>
-      </w:r>
-      <w:r>
-        <w:t xml:space="preserve">47. Wang &amp; Pocock (2016). A win ratio approach to comparing continuous non-normal outcomes.</w:t>
+        <w:t xml:space="preserve">antun2020instabilities</w:t>
+      </w:r>
+      <w:r>
+        <w:t xml:space="preserve"> </w:t>
+      </w:r>
+      <w:r>
+        <w:t xml:space="preserve">42. Gottschling et al. (2025). The troublesome kernel.</w:t>
       </w:r>
       <w:r>
         <w:t xml:space="preserve"> </w:t>
@@ -7174,10 +7033,180 @@
           <w:i/>
           <w:iCs/>
         </w:rPr>
+        <w:t xml:space="preserve">SIAM Review</w:t>
+      </w:r>
+      <w:r>
+        <w:t xml:space="preserve"> </w:t>
+      </w:r>
+      <w:r>
+        <w:t xml:space="preserve">67(1).</w:t>
+      </w:r>
+      <w:r>
+        <w:t xml:space="preserve"> </w:t>
+      </w:r>
+      <w:r>
+        <w:rPr>
+          <w:rStyle w:val="VerbatimChar"/>
+        </w:rPr>
+        <w:t xml:space="preserve">gottschling2025troublesome</w:t>
+      </w:r>
+      <w:r>
+        <w:t xml:space="preserve"> </w:t>
+      </w:r>
+      <w:r>
+        <w:t xml:space="preserve">43. Recht et al. (2020). Using deep learning to accelerate knee MRI at 3T: interchangeability study.</w:t>
+      </w:r>
+      <w:r>
+        <w:t xml:space="preserve"> </w:t>
+      </w:r>
+      <w:r>
+        <w:rPr>
+          <w:i/>
+          <w:iCs/>
+        </w:rPr>
+        <w:t xml:space="preserve">AJR</w:t>
+      </w:r>
+      <w:r>
+        <w:t xml:space="preserve"> </w:t>
+      </w:r>
+      <w:r>
+        <w:t xml:space="preserve">215(6):1421–1429.</w:t>
+      </w:r>
+      <w:r>
+        <w:t xml:space="preserve"> </w:t>
+      </w:r>
+      <w:r>
+        <w:rPr>
+          <w:rStyle w:val="VerbatimChar"/>
+        </w:rPr>
+        <w:t xml:space="preserve">recht2020interchangeability</w:t>
+      </w:r>
+      <w:r>
+        <w:t xml:space="preserve"> </w:t>
+      </w:r>
+      <w:r>
+        <w:t xml:space="preserve">44. Johnson et al. (2023). Deep learning reconstruction enables prospectively accelerated clinical knee MRI.</w:t>
+      </w:r>
+      <w:r>
+        <w:t xml:space="preserve"> </w:t>
+      </w:r>
+      <w:r>
+        <w:rPr>
+          <w:i/>
+          <w:iCs/>
+        </w:rPr>
+        <w:t xml:space="preserve">Radiology</w:t>
+      </w:r>
+      <w:r>
+        <w:t xml:space="preserve"> </w:t>
+      </w:r>
+      <w:r>
+        <w:t xml:space="preserve">307(2):e220425.</w:t>
+      </w:r>
+      <w:r>
+        <w:t xml:space="preserve"> </w:t>
+      </w:r>
+      <w:r>
+        <w:rPr>
+          <w:rStyle w:val="VerbatimChar"/>
+        </w:rPr>
+        <w:t xml:space="preserve">johnson2023prospective</w:t>
+      </w:r>
+      <w:r>
+        <w:t xml:space="preserve"> </w:t>
+      </w:r>
+      <w:r>
+        <w:t xml:space="preserve">45. Radmanesh et al. (2022). Exploring the acceleration limits of deep learning VarNet-based 2D brain MRI.</w:t>
+      </w:r>
+      <w:r>
+        <w:t xml:space="preserve"> </w:t>
+      </w:r>
+      <w:r>
+        <w:rPr>
+          <w:i/>
+          <w:iCs/>
+        </w:rPr>
+        <w:t xml:space="preserve">Radiology: AI</w:t>
+      </w:r>
+      <w:r>
+        <w:t xml:space="preserve"> </w:t>
+      </w:r>
+      <w:r>
+        <w:t xml:space="preserve">4(6):e210313.</w:t>
+      </w:r>
+      <w:r>
+        <w:t xml:space="preserve"> </w:t>
+      </w:r>
+      <w:r>
+        <w:rPr>
+          <w:rStyle w:val="VerbatimChar"/>
+        </w:rPr>
+        <w:t xml:space="preserve">radmanesh2022limits</w:t>
+      </w:r>
+    </w:p>
+    <w:p>
+      <w:pPr>
+        <w:pStyle w:val="BodyText"/>
+      </w:pPr>
+      <w:r>
+        <w:rPr>
+          <w:b/>
+          <w:bCs/>
+        </w:rPr>
+        <w:t xml:space="preserve">통계·보고 지침</w:t>
+      </w:r>
+      <w:r>
+        <w:t xml:space="preserve"> </w:t>
+      </w:r>
+      <w:r>
+        <w:t xml:space="preserve">46. Acion et al. (2006). Probabilistic index.</w:t>
+      </w:r>
+      <w:r>
+        <w:t xml:space="preserve"> </w:t>
+      </w:r>
+      <w:r>
+        <w:rPr>
+          <w:i/>
+          <w:iCs/>
+        </w:rPr>
+        <w:t xml:space="preserve">Statistics in Medicine</w:t>
+      </w:r>
+      <w:r>
+        <w:t xml:space="preserve"> </w:t>
+      </w:r>
+      <w:r>
+        <w:t xml:space="preserve">25(4):591–602.</w:t>
+      </w:r>
+      <w:r>
+        <w:t xml:space="preserve"> </w:t>
+      </w:r>
+      <w:r>
+        <w:rPr>
+          <w:rStyle w:val="VerbatimChar"/>
+        </w:rPr>
+        <w:t xml:space="preserve">acion2006probabilistic</w:t>
+      </w:r>
+      <w:r>
+        <w:t xml:space="preserve"> </w:t>
+      </w:r>
+      <w:r>
+        <w:t xml:space="preserve">47. Wang &amp; Pocock (2016). A win ratio approach to comparing continuous non-normal outcomes.</w:t>
+      </w:r>
+      <w:r>
+        <w:t xml:space="preserve"> </w:t>
+      </w:r>
+      <w:r>
+        <w:rPr>
+          <w:i/>
+          <w:iCs/>
+        </w:rPr>
         <w:t xml:space="preserve">Pharmaceutical Statistics</w:t>
       </w:r>
       <w:r>
-        <w:t xml:space="preserve">.</w:t>
+        <w:t xml:space="preserve"> </w:t>
+      </w:r>
+      <w:r>
+        <w:t xml:space="preserve">15(3):238–245. doi:10.1002/pst.1743.</w:t>
       </w:r>
       <w:r>
         <w:t xml:space="preserve"> </w:t>
@@ -7187,12 +7216,6 @@
           <w:rStyle w:val="VerbatimChar"/>
         </w:rPr>
         <w:t xml:space="preserve">wang2016winratio</w:t>
-      </w:r>
-      <w:r>
-        <w:t xml:space="preserve"> </w:t>
-      </w:r>
-      <w:r>
-        <w:t xml:space="preserve">⚠</w:t>
       </w:r>
       <w:r>
         <w:t xml:space="preserve"> </w:t>
@@ -7763,7 +7786,7 @@
           <w:b/>
           <w:bCs/>
         </w:rPr>
-        <w:t xml:space="preserve">2026)과의 관계 설정</w:t>
+        <w:t xml:space="preserve">2025)과의 관계 설정</w:t>
       </w:r>
       <w:r>
         <w:t xml:space="preserve"> </w:t>
@@ -9410,7 +9433,52 @@
               <w:pStyle w:val="Compact"/>
             </w:pPr>
             <w:r>
-              <w:t xml:space="preserve">부분 — 검토 확정 5건 반영([1][3][32][33][34]). 잔여 8건([2][15][16][35][36][39][40][47]) 별도 확정 예정</w:t>
+              <w:t xml:space="preserve">✅</w:t>
+            </w:r>
+            <w:r>
+              <w:t xml:space="preserve"> </w:t>
+            </w:r>
+            <w:r>
+              <w:rPr>
+                <w:b/>
+                <w:bCs/>
+              </w:rPr>
+              <w:t xml:space="preserve">전건 확정</w:t>
+            </w:r>
+            <w:r>
+              <w:t xml:space="preserve"> </w:t>
+            </w:r>
+            <w:r>
+              <w:t xml:space="preserve">— 검토 5건 + Crossref/arXiv 직접 조회 8건+권호 보완([1] 48(1):193–203, [2] Sensors 22(19):7277, [3] 2025 확정·단독저자, [15] PMB 67(12), [16] MRM 86(4), [35]</w:t>
+            </w:r>
+            <w:r>
+              <w:t xml:space="preserve"> </w:t>
+            </w:r>
+            <w:r>
+              <w:rPr>
+                <w:b/>
+                <w:bCs/>
+              </w:rPr>
+              <w:t xml:space="preserve">AAAI 2026</w:t>
+            </w:r>
+            <w:r>
+              <w:t xml:space="preserve"> </w:t>
+            </w:r>
+            <w:r>
+              <w:t xml:space="preserve">40(10):8025–8033, [36] arXiv:2508.09179, [39][40]</w:t>
+            </w:r>
+            <w:r>
+              <w:t xml:space="preserve"> </w:t>
+            </w:r>
+            <w:r>
+              <w:rPr>
+                <w:b/>
+                <w:bCs/>
+              </w:rPr>
+              <w:t xml:space="preserve">Med.Image.Anal. 저널판</w:t>
+            </w:r>
+            <w:r>
+              <w:t xml:space="preserve">(99:103334 / 102:103549), [47] 15(3):238–245). 잔여 ✎: [33] TCSVT·[34] 저널판 권호만</w:t>
             </w:r>
           </w:p>
         </w:tc>

--- a/paper/draft_ko_v2.docx
+++ b/paper/draft_ko_v2.docx
@@ -5431,13 +5431,19 @@
         <w:t xml:space="preserve"> </w:t>
       </w:r>
       <w:r>
-        <w:t xml:space="preserve">얻었다. 게이팅·깊이·병목 해제를 더한 강화 SS2D 는 epoch 당 학습 속도를 앞당기며 최종 품질을</w:t>
-      </w:r>
-      <w:r>
-        <w:t xml:space="preserve"> </w:t>
-      </w:r>
-      <w:r>
-        <w:t xml:space="preserve">추가로 근소 개선했다. 직접 도메인 변환형 재구성의 차세대 시퀀스 모델로서 SSM 은 RNN 의 자연스러운</w:t>
+        <w:t xml:space="preserve">얻었다. 게이팅·깊이·병목 해제를 더한 강화 SS2D 는 epoch 당 시간을 통제판과 비슷한 수준으로</w:t>
+      </w:r>
+      <w:r>
+        <w:t xml:space="preserve"> </w:t>
+      </w:r>
+      <w:r>
+        <w:t xml:space="preserve">유지한 채 더 긴 스케줄을 소화해 최종 품질을 근소하게 추가 개선했다. 직접 도메인 변환형 재구성의</w:t>
+      </w:r>
+      <w:r>
+        <w:t xml:space="preserve"> </w:t>
+      </w:r>
+      <w:r>
+        <w:t xml:space="preserve">차세대 시퀀스 모델로서 SSM 은 RNN 의 자연스러운</w:t>
       </w:r>
       <w:r>
         <w:t xml:space="preserve"> </w:t>
@@ -9976,6 +9982,96 @@
         </w:tc>
       </w:tr>
     </w:tbl>
+    <w:p>
+      <w:pPr>
+        <w:pStyle w:val="BodyText"/>
+      </w:pPr>
+      <w:r>
+        <w:rPr>
+          <w:b/>
+          <w:bCs/>
+        </w:rPr>
+        <w:t xml:space="preserve">GPU 큐 (권장 순서 — radapt 완주 ~08-25 후, 2차 검산 08-18 합의)</w:t>
+      </w:r>
+      <w:r>
+        <w:t xml:space="preserve">:</w:t>
+      </w:r>
+      <w:r>
+        <w:t xml:space="preserve"> </w:t>
+      </w:r>
+      <w:r>
+        <w:t xml:space="preserve">①</w:t>
+      </w:r>
+      <w:r>
+        <w:t xml:space="preserve"> </w:t>
+      </w:r>
+      <w:r>
+        <w:rPr>
+          <w:b/>
+          <w:bCs/>
+        </w:rPr>
+        <w:t xml:space="preserve">추론-only 일괄</w:t>
+      </w:r>
+      <w:r>
+        <w:t xml:space="preserve">(합쳐 하루 안쪽): Table 4 기준선 → 추론 ms/slice·peak VRAM(Table 5 완성) →</w:t>
+      </w:r>
+      <w:r>
+        <w:t xml:space="preserve"> </w:t>
+      </w:r>
+      <w:r>
+        <w:t xml:space="preserve">320-crop 표준 프로토콜 보충표 → ringing 마스크-외부 잔차 정량 + Fig.3 오류맵/N 명시 →</w:t>
+      </w:r>
+      <w:r>
+        <w:t xml:space="preserve"> </w:t>
+      </w:r>
+      <w:r>
+        <w:t xml:space="preserve">②</w:t>
+      </w:r>
+      <w:r>
+        <w:t xml:space="preserve"> </w:t>
+      </w:r>
+      <w:r>
+        <w:rPr>
+          <w:b/>
+          <w:bCs/>
+        </w:rPr>
+        <w:t xml:space="preserve">U-Net-only 학습</w:t>
+      </w:r>
+      <w:r>
+        <w:t xml:space="preserve">(~50ep, 며칠 — 과학적으로 가장 중요한 잔여 항목: 치환 이득의 분모) →</w:t>
+      </w:r>
+      <w:r>
+        <w:t xml:space="preserve"> </w:t>
+      </w:r>
+      <w:r>
+        <w:t xml:space="preserve">③ 교수님 결정 후</w:t>
+      </w:r>
+      <w:r>
+        <w:t xml:space="preserve"> </w:t>
+      </w:r>
+      <w:r>
+        <w:rPr>
+          <w:b/>
+          <w:bCs/>
+        </w:rPr>
+        <w:t xml:space="preserve">멀티시드 축약판</w:t>
+      </w:r>
+      <w:r>
+        <w:t xml:space="preserve">(25ep×3시드 순위 안정성).</w:t>
+      </w:r>
+      <w:r>
+        <w:t xml:space="preserve"> </w:t>
+      </w:r>
+      <w:r>
+        <w:t xml:space="preserve">교수님 상의 3건(저자·radapt 포함·멀티시드)과 ✎ 3건([33] TCSVT 권호·[34] 저널판·fastMRI DUA</w:t>
+      </w:r>
+      <w:r>
+        <w:t xml:space="preserve"> </w:t>
+      </w:r>
+      <w:r>
+        <w:t xml:space="preserve">공식 문구 대조)은 별도 트랙.</w:t>
+      </w:r>
+    </w:p>
     <w:p>
       <w:r>
         <w:pict>

--- a/paper/draft_ko_v2.docx
+++ b/paper/draft_ko_v2.docx
@@ -3728,7 +3728,7 @@
               <w:pStyle w:val="Compact"/>
             </w:pPr>
             <w:r>
-              <w:t xml:space="preserve">NMSE</w:t>
+              <w:t xml:space="preserve">NMSE — Δ×10⁻⁵</w:t>
             </w:r>
           </w:p>
         </w:tc>
@@ -3740,7 +3740,7 @@
               <w:jc w:val="right"/>
             </w:pPr>
             <w:r>
-              <w:t xml:space="preserve">0.00449±0.00530</w:t>
+              <w:t xml:space="preserve">0.00449±0.00525</w:t>
             </w:r>
           </w:p>
         </w:tc>
@@ -3752,7 +3752,7 @@
               <w:jc w:val="right"/>
             </w:pPr>
             <w:r>
-              <w:t xml:space="preserve">0.00438±0.00527</w:t>
+              <w:t xml:space="preserve">0.00438±0.00526</w:t>
             </w:r>
           </w:p>
         </w:tc>
@@ -3764,7 +3764,7 @@
               <w:jc w:val="right"/>
             </w:pPr>
             <w:r>
-              <w:t xml:space="preserve">+8.9e-5 (−0.6e-5, +2.1e-4)</w:t>
+              <w:t xml:space="preserve">+8.9 (−0.6, +20.6)</w:t>
             </w:r>
           </w:p>
         </w:tc>
@@ -3863,7 +3863,7 @@
               <w:jc w:val="right"/>
             </w:pPr>
             <w:r>
-              <w:t xml:space="preserve">+0.12 (+0.005, +0.24)</w:t>
+              <w:t xml:space="preserve">+0.115 (+0.005, +0.237)</w:t>
             </w:r>
           </w:p>
         </w:tc>
@@ -7530,120 +7530,81 @@
               <w:pStyle w:val="Compact"/>
             </w:pPr>
             <w:r>
-              <w:t xml:space="preserve">Tab.1 best 지표 비교</w:t>
-            </w:r>
-          </w:p>
-        </w:tc>
-        <w:tc>
-          <w:tcPr/>
-          <w:p>
-            <w:pPr>
-              <w:pStyle w:val="Compact"/>
-            </w:pPr>
+              <w:t xml:space="preserve">Tab.1·2·2b·3·S1 (결과 표 일체)</w:t>
+            </w:r>
+          </w:p>
+        </w:tc>
+        <w:tc>
+          <w:tcPr/>
+          <w:p>
+            <w:pPr>
+              <w:pStyle w:val="Compact"/>
+            </w:pPr>
+            <w:r>
+              <w:rPr>
+                <w:b/>
+                <w:bCs/>
+              </w:rPr>
+              <w:t xml:space="preserve">자동 생성</w:t>
+            </w:r>
+            <w:r>
+              <w:t xml:space="preserve">:</w:t>
+            </w:r>
+            <w:r>
+              <w:t xml:space="preserve"> </w:t>
+            </w:r>
             <w:r>
               <w:rPr>
                 <w:rStyle w:val="VerbatimChar"/>
               </w:rPr>
-              <w:t xml:space="preserve">docs/v8_eter_pure_rnn_vs_ss2d.md</w:t>
+              <w:t xml:space="preserve">paper/make_tables.py</w:t>
             </w:r>
             <w:r>
               <w:t xml:space="preserve"> </w:t>
             </w:r>
             <w:r>
-              <w:t xml:space="preserve">§3</w:t>
-            </w:r>
-          </w:p>
-        </w:tc>
-        <w:tc>
-          <w:tcPr/>
-          <w:p>
-            <w:pPr>
-              <w:pStyle w:val="Compact"/>
-            </w:pPr>
-            <w:r>
-              <w:t xml:space="preserve">✅</w:t>
-            </w:r>
-          </w:p>
-        </w:tc>
-      </w:tr>
-      <w:tr>
-        <w:tc>
-          <w:tcPr/>
-          <w:p>
-            <w:pPr>
-              <w:pStyle w:val="Compact"/>
-            </w:pPr>
-            <w:r>
-              <w:t xml:space="preserve">Tab.2 per-slice win-rate</w:t>
-            </w:r>
-          </w:p>
-        </w:tc>
-        <w:tc>
-          <w:tcPr/>
-          <w:p>
-            <w:pPr>
-              <w:pStyle w:val="Compact"/>
-            </w:pPr>
+              <w:t xml:space="preserve">→</w:t>
+            </w:r>
+            <w:r>
+              <w:t xml:space="preserve"> </w:t>
+            </w:r>
             <w:r>
               <w:rPr>
                 <w:rStyle w:val="VerbatimChar"/>
               </w:rPr>
-              <w:t xml:space="preserve">results/eval/*/win_rate_summary*.md</w:t>
-            </w:r>
-          </w:p>
-        </w:tc>
-        <w:tc>
-          <w:tcPr/>
-          <w:p>
-            <w:pPr>
-              <w:pStyle w:val="Compact"/>
-            </w:pPr>
-            <w:r>
-              <w:t xml:space="preserve">✅</w:t>
-            </w:r>
-          </w:p>
-        </w:tc>
-      </w:tr>
-      <w:tr>
-        <w:tc>
-          <w:tcPr/>
-          <w:p>
-            <w:pPr>
-              <w:pStyle w:val="Compact"/>
-            </w:pPr>
-            <w:r>
-              <w:t xml:space="preserve">Tab.3 강화판 비교</w:t>
-            </w:r>
-          </w:p>
-        </w:tc>
-        <w:tc>
-          <w:tcPr/>
-          <w:p>
-            <w:pPr>
-              <w:pStyle w:val="Compact"/>
-            </w:pPr>
+              <w:t xml:space="preserve">paper/tables/*.{md,tex}</w:t>
+            </w:r>
+            <w:r>
+              <w:t xml:space="preserve"> </w:t>
+            </w:r>
+            <w:r>
+              <w:t xml:space="preserve">— per-slice CSV 단일 원천, median(IQR)·클러스터 부트스트랩 CI·볼륨 Wilcoxon 내장, seed 고정으로 초안 수치 자가검증(ALL PASS).</w:t>
+            </w:r>
+            <w:r>
+              <w:t xml:space="preserve"> </w:t>
+            </w:r>
             <w:r>
               <w:rPr>
                 <w:rStyle w:val="VerbatimChar"/>
               </w:rPr>
-              <w:t xml:space="preserve">docs/v9_mamba_unleashed_and_radapt.md</w:t>
+              <w:t xml:space="preserve">.tex</w:t>
             </w:r>
             <w:r>
               <w:t xml:space="preserve"> </w:t>
             </w:r>
             <w:r>
-              <w:t xml:space="preserve">§11.1</w:t>
-            </w:r>
-          </w:p>
-        </w:tc>
-        <w:tc>
-          <w:tcPr/>
-          <w:p>
-            <w:pPr>
-              <w:pStyle w:val="Compact"/>
-            </w:pPr>
-            <w:r>
-              <w:t xml:space="preserve">✅</w:t>
+              <w:t xml:space="preserve">는 영어 전환용(MDPI 는 Word 도 허용 — 선택 사용)</w:t>
+            </w:r>
+          </w:p>
+        </w:tc>
+        <w:tc>
+          <w:tcPr/>
+          <w:p>
+            <w:pPr>
+              <w:pStyle w:val="Compact"/>
+            </w:pPr>
+            <w:r>
+              <w:t xml:space="preserve">✅ 2026-08-20</w:t>
             </w:r>
           </w:p>
         </w:tc>

--- a/paper/draft_ko_v2.docx
+++ b/paper/draft_ko_v2.docx
@@ -86,7 +86,7 @@
         <w:t xml:space="preserve">스코프</w:t>
       </w:r>
       <w:r>
-        <w:t xml:space="preserve">: v8 통제비교 + v9 unleashed. radapt(R 일반화)는 학습 재개 완료(08-18, ETA ~08-25) — 완주 후 포함 여부 결정(부록 B-3).</w:t>
+        <w:t xml:space="preserve">: v8 통제비교 + v9 unleashed. radapt(R 일반화)는 08-31 재개, ep49+/80 진행 중(ETA ~09-04) — 완주 후 포함 여부 결정(부록 B-3).</w:t>
       </w:r>
       <w:r>
         <w:t xml:space="preserve"> </w:t>
@@ -99,7 +99,7 @@
         <w:t xml:space="preserve">미완 요소</w:t>
       </w:r>
       <w:r>
-        <w:t xml:space="preserve">: §4.4 기준선 결과(GPU 대기), 저자·소속·펀딩, 외부 검토(08-18) 항목 중 GPU 필요분(U-Net-only 기준·추론 속도/VRAM 측정·표준 프로토콜 보충표·ringing 정량화 — radapt 완주 후 일괄) + 멀티시드(교수님 결정, 부록 B-5). 서지는 08-18 전건 확정(잔여 ✎: [33][34] 저널 권호만).</w:t>
+        <w:t xml:space="preserve">: §4.4 기준선 결과(GPU 대기), 저자·소속·펀딩, 외부 검토(08-18) 항목 중 GPU 필요분(U-Net-only 기준·추론 속도/VRAM 측정·표준 프로토콜 보충표·ringing 정량화 — radapt 완주 후 일괄) + 멀티시드(교수님 결정, 부록 B-5). 서지는 08-18 전건 확정 + 09-01 계보 2건 추가([50][51] Crossref 확정)(잔여 ✎: [34] TMI 권호 배정 대기만 — [33] 은 09-01 확정).</w:t>
       </w:r>
       <w:r>
         <w:t xml:space="preserve"> </w:t>
@@ -110,12 +110,6 @@
           <w:bCs/>
         </w:rPr>
         <w:t xml:space="preserve">외부 검토 반영 현황은 부록 D.</w:t>
-      </w:r>
-      <w:r>
-        <w:t xml:space="preserve"> </w:t>
-      </w:r>
-      <w:r>
-        <w:t xml:space="preserve">영어 전환은 내용(교수님 검토) 확정 후.</w:t>
       </w:r>
     </w:p>
     <w:p>
@@ -658,13 +652,13 @@
         <w:t xml:space="preserve"> </w:t>
       </w:r>
       <w:r>
-        <w:t xml:space="preserve">도메인으로의 변환 자체를 신경망이 학습한다 — AUTOMAP [17]이 완전연결층으로 이를 처음 보였고,</w:t>
-      </w:r>
-      <w:r>
-        <w:t xml:space="preserve"> </w:t>
-      </w:r>
-      <w:r>
-        <w:t xml:space="preserve">ETER-Net [1]은 그 자리를 양방향 RNN 으로 대체해 파라미터를 크게 줄였으며, k-space CNN 을</w:t>
+        <w:t xml:space="preserve">도메인으로의 변환 자체를 신경망이 학습한다 — AUTOMAP [17]이 완전연결층으로 이를 처음 보였고, DOTA-MRI [50]는 x-방향 1D IFT 를 해석적으로</w:t>
+      </w:r>
+      <w:r>
+        <w:t xml:space="preserve"> </w:t>
+      </w:r>
+      <w:r>
+        <w:t xml:space="preserve">선행해 그 파라미터 벽을 낮췄으며, ETER-Net [1]은 그 자리를 양방향 RNN 으로 대체해 파라미터를 크게 줄였으며, k-space CNN 을</w:t>
       </w:r>
       <w:r>
         <w:t xml:space="preserve"> </w:t>
@@ -700,7 +694,7 @@
         <w:t xml:space="preserve"> </w:t>
       </w:r>
       <w:r>
-        <w:t xml:space="preserve">본 연구는 두 번째 계열, 그중에서도 ETER-Net 계열 [1,2,3]의 심장부인</w:t>
+        <w:t xml:space="preserve">본 연구는 두 번째 계열, 그중에서도 ETER-Net 계열 [1,2,51,3]의 심장부인</w:t>
       </w:r>
       <w:r>
         <w:t xml:space="preserve"> </w:t>
@@ -1045,7 +1039,13 @@
         <w:t xml:space="preserve"> </w:t>
       </w:r>
       <w:r>
-        <w:t xml:space="preserve">비례하는 파라미터가 실용의 벽이었다. ETER-Net [1]은 이 변환을 수평/수직 양방향 RNN 두 개로</w:t>
+        <w:t xml:space="preserve">비례하는 파라미터가 실용의 벽이었다. DOTA-MRI [50]는 주파수-인코딩 방향 1D IFT 를 해석적으로</w:t>
+      </w:r>
+      <w:r>
+        <w:t xml:space="preserve"> </w:t>
+      </w:r>
+      <w:r>
+        <w:t xml:space="preserve">선행하고 phase-encoding 방향 1D 전역 변환만 학습해 이 벽을 O(N²)→O(N)으로 낮췄다. ETER-Net [1]은 이 변환을 수평/수직 양방향 RNN 두 개로</w:t>
       </w:r>
       <w:r>
         <w:t xml:space="preserve"> </w:t>
@@ -1070,7 +1070,13 @@
         <w:t xml:space="preserve">명시적 DC 블록이 없다</w:t>
       </w:r>
       <w:r>
-        <w:t xml:space="preserve">. 이후 radial 등 non-Cartesian 궤적으로 확장되었고 [2],</w:t>
+        <w:t xml:space="preserve">. 이후 radial 등 non-Cartesian 궤적으로 확장되었고 [2], folded image 를 보조 입력으로 더해</w:t>
+      </w:r>
+      <w:r>
+        <w:t xml:space="preserve"> </w:t>
+      </w:r>
+      <w:r>
+        <w:t xml:space="preserve">랜덤·불규칙 궤적과 R∈{4,8}에서 안정성을 높인 dual-input ETER-net [51]으로 이어졌으며,</w:t>
       </w:r>
       <w:r>
         <w:t xml:space="preserve"> </w:t>
@@ -1101,7 +1107,7 @@
         <w:t xml:space="preserve">본 연구의 위치</w:t>
       </w:r>
       <w:r>
-        <w:t xml:space="preserve">: [1,3]의 골격을 유지한 채 도메인 변환 모듈만 교체하는</w:t>
+        <w:t xml:space="preserve">: [1,51,3]의 골격을 유지한 채 도메인 변환 모듈만 교체하는</w:t>
       </w:r>
       <w:r>
         <w:t xml:space="preserve"> </w:t>
@@ -1418,7 +1424,7 @@
               <w:pStyle w:val="Compact"/>
             </w:pPr>
             <w:r>
-              <w:t xml:space="preserve">AUTOMAP [17],</w:t>
+              <w:t xml:space="preserve">AUTOMAP [17], DOTA-MRI [50],</w:t>
             </w:r>
             <w:r>
               <w:t xml:space="preserve"> </w:t>
@@ -1428,7 +1434,7 @@
                 <w:b/>
                 <w:bCs/>
               </w:rPr>
-              <w:t xml:space="preserve">ETER-Net [1–3]</w:t>
+              <w:t xml:space="preserve">ETER-Net 계열 [1,2,51,3]</w:t>
             </w:r>
             <w:r>
               <w:t xml:space="preserve">, KIKI-net [18]</w:t>
@@ -2812,56 +2818,262 @@
         <w:t xml:space="preserve"> </w:t>
       </w:r>
       <w:r>
-        <w:t xml:space="preserve">을 동일 검증 파이프라인(같은</w:t>
-      </w:r>
-      <w:r>
-        <w:t xml:space="preserve"> </w:t>
-      </w:r>
-      <w:r>
-        <w:t xml:space="preserve">슬라이스·R4 마스크·GT·brain mask)에서 추론 평가해 참고 기준선으로 제시한다. 두 모델의 출력</w:t>
-      </w:r>
-      <w:r>
-        <w:t xml:space="preserve"> </w:t>
-      </w:r>
-      <w:r>
-        <w:t xml:space="preserve">스케일은 자체 정규화 기준이므로 지표 계산 전 per-slice 최소제곱 스케일 정합을 적용한다(우리</w:t>
-      </w:r>
-      <w:r>
-        <w:t xml:space="preserve"> </w:t>
-      </w:r>
-      <w:r>
-        <w:t xml:space="preserve">모델은 α≈1). 단 leaderboard 가중치의 원 학습분포(전체 코일·native 해상도)와 본 전처리</w:t>
-      </w:r>
-      <w:r>
-        <w:t xml:space="preserve"> </w:t>
-      </w:r>
-      <w:r>
-        <w:t xml:space="preserve">(16코일·384² 재-FFT) 사이에 domain shift 가 있으므로 절대 우열 판정이 아닌</w:t>
-      </w:r>
-      <w:r>
-        <w:t xml:space="preserve"> </w:t>
-      </w:r>
-      <w:r>
-        <w:rPr>
-          <w:b/>
-          <w:bCs/>
-        </w:rPr>
-        <w:t xml:space="preserve">참고선</w:t>
-      </w:r>
-      <w:r>
-        <w:t xml:space="preserve">으로</w:t>
-      </w:r>
-      <w:r>
-        <w:t xml:space="preserve"> </w:t>
-      </w:r>
-      <w:r>
-        <w:t xml:space="preserve">표기한다. (VarNet 의 감도 추정이 k-space ortho 스케일에서 발산하는 문제는 unit-max 정규화로</w:t>
-      </w:r>
-      <w:r>
-        <w:t xml:space="preserve"> </w:t>
-      </w:r>
-      <w:r>
-        <w:t xml:space="preserve">완화했으며, 잔여 non-finite 슬라이스는 제외하지 않고 개수를 보고한다.)</w:t>
+        <w:t xml:space="preserve">을 두 가지 프로토콜로 추론 평가해</w:t>
+      </w:r>
+      <w:r>
+        <w:t xml:space="preserve"> </w:t>
+      </w:r>
+      <w:r>
+        <w:t xml:space="preserve">참고 기준선으로 제시한다. (i)</w:t>
+      </w:r>
+      <w:r>
+        <w:t xml:space="preserve"> </w:t>
+      </w:r>
+      <w:r>
+        <w:rPr>
+          <w:b/>
+          <w:bCs/>
+        </w:rPr>
+        <w:t xml:space="preserve">동일 파이프라인</w:t>
+      </w:r>
+      <w:r>
+        <w:t xml:space="preserve"> </w:t>
+      </w:r>
+      <w:r>
+        <w:t xml:space="preserve">— 우리 모델과 완전히 같은 측정값(같은 슬라이스·</w:t>
+      </w:r>
+      <w:r>
+        <w:t xml:space="preserve"> </w:t>
+      </w:r>
+      <w:r>
+        <w:t xml:space="preserve">R4 마스크·16코일·384² 재-FFT·GT·brain mask)을 입력한다. (ii)</w:t>
+      </w:r>
+      <w:r>
+        <w:t xml:space="preserve"> </w:t>
+      </w:r>
+      <w:r>
+        <w:rPr>
+          <w:b/>
+          <w:bCs/>
+        </w:rPr>
+        <w:t xml:space="preserve">네이티브 프로토콜</w:t>
+      </w:r>
+      <w:r>
+        <w:t xml:space="preserve"> </w:t>
+      </w:r>
+      <w:r>
+        <w:t xml:space="preserve">— fastMRI 공식</w:t>
+      </w:r>
+      <w:r>
+        <w:t xml:space="preserve"> </w:t>
+      </w:r>
+      <w:r>
+        <w:t xml:space="preserve">추론 규약[19]을 그대로 따라 전체 코일·native 해상도 k-space 를 쓰고 ismrmrd 헤더의 reconSpace</w:t>
+      </w:r>
+      <w:r>
+        <w:t xml:space="preserve"> </w:t>
+      </w:r>
+      <w:r>
+        <w:t xml:space="preserve">크기로 중앙 crop 한다(취득 구간 밖 마스크 0, 감도맵 ACS 폭은 마스크에서 자동 검출). (i)은 입력</w:t>
+      </w:r>
+      <w:r>
+        <w:t xml:space="preserve"> </w:t>
+      </w:r>
+      <w:r>
+        <w:t xml:space="preserve">동일성을, (ii)는 leaderboard 가중치의 학습 조건 근접성을 각각 확보하며, 둘의 차이가 곧 전처리</w:t>
+      </w:r>
+      <w:r>
+        <w:t xml:space="preserve"> </w:t>
+      </w:r>
+      <w:r>
+        <w:t xml:space="preserve">domain shift(16코일 절단·해상도/FOV)의 크기다. 두 모델의 출력 스케일은 자체 정규화 기준이므로</w:t>
+      </w:r>
+      <w:r>
+        <w:t xml:space="preserve"> </w:t>
+      </w:r>
+      <w:r>
+        <w:t xml:space="preserve">지표 계산 전 per-slice 최소제곱 스케일 정합을 적용한다(우리 모델은 α≈1).</w:t>
+      </w:r>
+    </w:p>
+    <w:p>
+      <w:pPr>
+        <w:pStyle w:val="BodyText"/>
+      </w:pPr>
+      <w:r>
+        <w:rPr>
+          <w:b/>
+          <w:bCs/>
+        </w:rPr>
+        <w:t xml:space="preserve">두 가지 캐비엇을 명시한다.</w:t>
+      </w:r>
+      <w:r>
+        <w:t xml:space="preserve"> </w:t>
+      </w:r>
+      <w:r>
+        <w:t xml:space="preserve">첫째,</w:t>
+      </w:r>
+      <w:r>
+        <w:t xml:space="preserve"> </w:t>
+      </w:r>
+      <w:r>
+        <w:rPr>
+          <w:b/>
+          <w:bCs/>
+        </w:rPr>
+        <w:t xml:space="preserve">본 검증셋 전체가 두 기준선의 학습 데이터에 포함돼 있다</w:t>
+      </w:r>
+      <w:r>
+        <w:t xml:space="preserve"> </w:t>
+      </w:r>
+      <w:r>
+        <w:t xml:space="preserve">—</w:t>
+      </w:r>
+      <w:r>
+        <w:t xml:space="preserve"> </w:t>
+      </w:r>
+      <w:r>
+        <w:t xml:space="preserve">공식 저장소는 leaderboard 모델에 대해</w:t>
+      </w:r>
+      <w:r>
+        <w:t xml:space="preserve"> </w:t>
+      </w:r>
+      <w:r>
+        <w:t xml:space="preserve">“The leaderboard model was trained where the</w:t>
+      </w:r>
+      <w:r>
+        <w:t xml:space="preserve"> </w:t>
+      </w:r>
+      <w:r>
+        <w:rPr>
+          <w:rStyle w:val="VerbatimChar"/>
+        </w:rPr>
+        <w:t xml:space="preserve">train</w:t>
+      </w:r>
+      <w:r>
+        <w:t xml:space="preserve"> </w:t>
+      </w:r>
+      <w:r>
+        <w:t xml:space="preserve">split</w:t>
+      </w:r>
+      <w:r>
+        <w:t xml:space="preserve"> </w:t>
+      </w:r>
+      <w:r>
+        <w:t xml:space="preserve">included both the</w:t>
+      </w:r>
+      <w:r>
+        <w:t xml:space="preserve"> </w:t>
+      </w:r>
+      <w:r>
+        <w:rPr>
+          <w:rStyle w:val="VerbatimChar"/>
+        </w:rPr>
+        <w:t xml:space="preserve">train</w:t>
+      </w:r>
+      <w:r>
+        <w:t xml:space="preserve"> </w:t>
+      </w:r>
+      <w:r>
+        <w:t xml:space="preserve">and</w:t>
+      </w:r>
+      <w:r>
+        <w:t xml:space="preserve"> </w:t>
+      </w:r>
+      <w:r>
+        <w:rPr>
+          <w:rStyle w:val="VerbatimChar"/>
+        </w:rPr>
+        <w:t xml:space="preserve">val</w:t>
+      </w:r>
+      <w:r>
+        <w:t xml:space="preserve"> </w:t>
+      </w:r>
+      <w:r>
+        <w:t xml:space="preserve">splits from the public data”</w:t>
+      </w:r>
+      <w:r>
+        <w:t xml:space="preserve"> </w:t>
+      </w:r>
+      <w:r>
+        <w:t xml:space="preserve">라고 명시한다[19]. 따라서 기준선</w:t>
+      </w:r>
+      <w:r>
+        <w:t xml:space="preserve"> </w:t>
+      </w:r>
+      <w:r>
+        <w:t xml:space="preserve">수치는 낙관적으로 편향되며,</w:t>
+      </w:r>
+      <w:r>
+        <w:t xml:space="preserve"> </w:t>
+      </w:r>
+      <w:r>
+        <w:rPr>
+          <w:rStyle w:val="VerbatimChar"/>
+        </w:rPr>
+        <w:t xml:space="preserve">train</w:t>
+      </w:r>
+      <w:r>
+        <w:t xml:space="preserve"> </w:t>
+      </w:r>
+      <w:r>
+        <w:t xml:space="preserve">만으로 학습한 본 모델들과의 우열 판정은 성립하지 않는다.</w:t>
+      </w:r>
+      <w:r>
+        <w:t xml:space="preserve"> </w:t>
+      </w:r>
+      <w:r>
+        <w:t xml:space="preserve">둘째, 사전학습 가중치는 R4·R8 혼합 학습본이고 원 학습분포가 본 전처리와 다르다. 이 두 이유로</w:t>
+      </w:r>
+      <w:r>
+        <w:t xml:space="preserve"> </w:t>
+      </w:r>
+      <w:r>
+        <w:t xml:space="preserve">기준선은</w:t>
+      </w:r>
+      <w:r>
+        <w:t xml:space="preserve"> </w:t>
+      </w:r>
+      <w:r>
+        <w:rPr>
+          <w:b/>
+          <w:bCs/>
+        </w:rPr>
+        <w:t xml:space="preserve">절대 우열이 아닌 참고선</w:t>
+      </w:r>
+      <w:r>
+        <w:t xml:space="preserve">으로만 읽어야 한다.</w:t>
+      </w:r>
+    </w:p>
+    <w:p>
+      <w:pPr>
+        <w:pStyle w:val="BodyText"/>
+      </w:pPr>
+      <w:r>
+        <w:t xml:space="preserve">(구현 주의: 데이터로더가 코일을 16채널로 zero-pad 하므로 16코일 미만 볼륨—본 검증셋 464개 중</w:t>
+      </w:r>
+      <w:r>
+        <w:t xml:space="preserve"> </w:t>
+      </w:r>
+      <w:r>
+        <w:t xml:space="preserve">197개, 슬라이스 3,122/7,334—을 VarNet 에 그대로 넣으면 감도추정 U-Net 의 채널별 정규화에서</w:t>
+      </w:r>
+      <w:r>
+        <w:t xml:space="preserve"> </w:t>
+      </w:r>
+      <w:r>
+        <w:t xml:space="preserve">std=0 → NaN 이 발생해 슬라이스 전체가 무효가 된다. 실측 코일만 전달해 회피했다. VarNet 은</w:t>
+      </w:r>
+      <w:r>
+        <w:t xml:space="preserve"> </w:t>
+      </w:r>
+      <w:r>
+        <w:t xml:space="preserve">정규화·선형 DC·RSS 로 구성돼 양의 스칼라에 대해 positively homogeneous 이므로 입력 스케일</w:t>
+      </w:r>
+      <w:r>
+        <w:t xml:space="preserve"> </w:t>
+      </w:r>
+      <w:r>
+        <w:t xml:space="preserve">선택은 지표에 영향을 주지 않는다.)</w:t>
       </w:r>
     </w:p>
     <w:bookmarkEnd w:id="22"/>
@@ -4537,13 +4749,13 @@
         <w:pStyle w:val="FirstParagraph"/>
       </w:pPr>
       <w:r>
-        <w:t xml:space="preserve">§3.7 프로토콜로 전체 val 7,334 슬라이스에서 사전학습 U-Net·E2E-VarNet [11]을 추론 평가한 결과</w:t>
-      </w:r>
-      <w:r>
-        <w:t xml:space="preserve"> </w:t>
-      </w:r>
-      <w:r>
-        <w:t xml:space="preserve">(표준 4지표 mean±std + 본 모델들과의 우위 슬라이스 비율)를</w:t>
+        <w:t xml:space="preserve">§3.7 의 두 프로토콜(동일 파이프라인 / 네이티브)로 사전학습 U-Net·E2E-VarNet [11]을 추론 평가한</w:t>
+      </w:r>
+      <w:r>
+        <w:t xml:space="preserve"> </w:t>
+      </w:r>
+      <w:r>
+        <w:t xml:space="preserve">결과(표준 4지표 mean±std + 본 모델들과의 우위 슬라이스 비율)를</w:t>
       </w:r>
       <w:r>
         <w:t xml:space="preserve"> </w:t>
@@ -4565,6 +4777,34 @@
         <w:t xml:space="preserve"> </w:t>
       </w:r>
       <w:r>
+        <w:t xml:space="preserve">해석은 §3.7 의 두 캐비엇 —</w:t>
+      </w:r>
+      <w:r>
+        <w:t xml:space="preserve"> </w:t>
+      </w:r>
+      <w:r>
+        <w:rPr>
+          <w:b/>
+          <w:bCs/>
+        </w:rPr>
+        <w:t xml:space="preserve">검증셋이 기준선의 학습 데이터에 포함</w:t>
+      </w:r>
+      <w:r>
+        <w:t xml:space="preserve">, 전처리 domain shift — 아래에서</w:t>
+      </w:r>
+      <w:r>
+        <w:t xml:space="preserve"> </w:t>
+      </w:r>
+      <w:r>
+        <w:t xml:space="preserve">“참고선”</w:t>
+      </w:r>
+      <w:r>
+        <w:t xml:space="preserve">으로 한정한다.</w:t>
+      </w:r>
+      <w:r>
+        <w:t xml:space="preserve"> </w:t>
+      </w:r>
+      <w:r>
         <w:rPr>
           <w:b/>
           <w:bCs/>
@@ -4598,21 +4838,57 @@
           <w:b/>
           <w:bCs/>
         </w:rPr>
-        <w:t xml:space="preserve">— radapt 학습(GPU 점유, ~08-25</w:t>
-      </w:r>
-      <w:r>
-        <w:rPr>
-          <w:b/>
-          <w:bCs/>
-        </w:rPr>
-        <w:t xml:space="preserve"> </w:t>
-      </w:r>
-      <w:r>
-        <w:rPr>
-          <w:b/>
-          <w:bCs/>
-        </w:rPr>
-        <w:t xml:space="preserve">완주 예상) 종료 후 실행.]</w:t>
+        <w:t xml:space="preserve">+</w:t>
+      </w:r>
+      <w:r>
+        <w:rPr>
+          <w:b/>
+          <w:bCs/>
+        </w:rPr>
+        <w:t xml:space="preserve"> </w:t>
+      </w:r>
+      <w:r>
+        <w:rPr>
+          <w:rStyle w:val="VerbatimChar"/>
+          <w:b/>
+          <w:bCs/>
+        </w:rPr>
+        <w:t xml:space="preserve">native_protocol.py</w:t>
+      </w:r>
+      <w:r>
+        <w:rPr>
+          <w:b/>
+          <w:bCs/>
+        </w:rPr>
+        <w:t xml:space="preserve">. 2026-08-20</w:t>
+      </w:r>
+      <w:r>
+        <w:rPr>
+          <w:b/>
+          <w:bCs/>
+        </w:rPr>
+        <w:t xml:space="preserve"> </w:t>
+      </w:r>
+      <w:r>
+        <w:rPr>
+          <w:b/>
+          <w:bCs/>
+        </w:rPr>
+        <w:t xml:space="preserve">층화 표본(299 슬라이스, contrast × 코일수) CPU 예비 실행 중 — 전체 7,334 슬라이스 GPU 풀런은</w:t>
+      </w:r>
+      <w:r>
+        <w:rPr>
+          <w:b/>
+          <w:bCs/>
+        </w:rPr>
+        <w:t xml:space="preserve"> </w:t>
+      </w:r>
+      <w:r>
+        <w:rPr>
+          <w:b/>
+          <w:bCs/>
+        </w:rPr>
+        <w:t xml:space="preserve">radapt 완주(~08-25) 후.]</w:t>
       </w:r>
     </w:p>
     <w:bookmarkEnd w:id="28"/>
@@ -5056,7 +5332,7 @@
         <w:t xml:space="preserve"> </w:t>
       </w:r>
       <w:r>
-        <w:t xml:space="preserve">이는 AUTOMAP [17]→ETER-Net [1]이 밟았던</w:t>
+        <w:t xml:space="preserve">이는 AUTOMAP [17]→DOTA-MRI [50]→ETER-Net [1]이 밟았던</w:t>
       </w:r>
       <w:r>
         <w:t xml:space="preserve"> </w:t>
@@ -5395,7 +5671,7 @@
         <w:t xml:space="preserve"> </w:t>
       </w:r>
       <w:r>
-        <w:t xml:space="preserve">(b) no-DC 조건의 DC 무관성 실증, (c) ETER-Net 계열 [1–3]의 직접 후속이라는 점이다. 투고 시 이</w:t>
+        <w:t xml:space="preserve">(b) no-DC 조건의 DC 무관성 실증, (c) ETER-Net 계열 [1–3,51]의 직접 후속이라는 점이다. 투고 시 이</w:t>
       </w:r>
       <w:r>
         <w:t xml:space="preserve"> </w:t>
@@ -6438,13 +6714,13 @@
           <w:b/>
           <w:bCs/>
         </w:rPr>
-        <w:t xml:space="preserve">리뷰</w:t>
-      </w:r>
-      <w:r>
-        <w:t xml:space="preserve"> </w:t>
-      </w:r>
-      <w:r>
-        <w:t xml:space="preserve">22. Heckel et al. (2024). Deep learning for accelerated and robust MRI reconstruction.</w:t>
+        <w:t xml:space="preserve">계보 보강 (2026-09-01 추가 — Crossref 확정)</w:t>
+      </w:r>
+      <w:r>
+        <w:t xml:space="preserve"> </w:t>
+      </w:r>
+      <w:r>
+        <w:t xml:space="preserve">50. Eo, Shin, Jun, Kim &amp; Hwang (2020). Accelerating Cartesian MRI by domain-transform manifold learning in phase-encoding direction (DOTA-MRI).</w:t>
       </w:r>
       <w:r>
         <w:t xml:space="preserve"> </w:t>
@@ -6454,13 +6730,13 @@
           <w:i/>
           <w:iCs/>
         </w:rPr>
-        <w:t xml:space="preserve">MAGMA</w:t>
-      </w:r>
-      <w:r>
-        <w:t xml:space="preserve"> </w:t>
-      </w:r>
-      <w:r>
-        <w:t xml:space="preserve">37:335–368.</w:t>
+        <w:t xml:space="preserve">Med. Image Anal.</w:t>
+      </w:r>
+      <w:r>
+        <w:t xml:space="preserve"> </w:t>
+      </w:r>
+      <w:r>
+        <w:t xml:space="preserve">63:101689. doi:10.1016/j.media.2020.101689.</w:t>
       </w:r>
       <w:r>
         <w:t xml:space="preserve"> </w:t>
@@ -6469,13 +6745,13 @@
         <w:rPr>
           <w:rStyle w:val="VerbatimChar"/>
         </w:rPr>
-        <w:t xml:space="preserve">heckel2024deep</w:t>
-      </w:r>
-      <w:r>
-        <w:t xml:space="preserve"> </w:t>
-      </w:r>
-      <w:r>
-        <w:t xml:space="preserve">23. Hammernik et al. (2023). Physics-driven deep learning for computational MRI.</w:t>
+        <w:t xml:space="preserve">eo2020dota</w:t>
+      </w:r>
+      <w:r>
+        <w:t xml:space="preserve"> </w:t>
+      </w:r>
+      <w:r>
+        <w:t xml:space="preserve">51. Oh, Chung &amp; Han (2024). Domain transformation learning for MR image reconstruction from dual domain input (dual-input ETER-net).</w:t>
       </w:r>
       <w:r>
         <w:t xml:space="preserve"> </w:t>
@@ -6485,13 +6761,13 @@
           <w:i/>
           <w:iCs/>
         </w:rPr>
-        <w:t xml:space="preserve">IEEE SPM</w:t>
-      </w:r>
-      <w:r>
-        <w:t xml:space="preserve"> </w:t>
-      </w:r>
-      <w:r>
-        <w:t xml:space="preserve">40(1):98–114.</w:t>
+        <w:t xml:space="preserve">Comput. Biol. Med.</w:t>
+      </w:r>
+      <w:r>
+        <w:t xml:space="preserve"> </w:t>
+      </w:r>
+      <w:r>
+        <w:t xml:space="preserve">170:108098. doi:10.1016/j.compbiomed.2024.108098.</w:t>
       </w:r>
       <w:r>
         <w:t xml:space="preserve"> </w:t>
@@ -6500,13 +6776,31 @@
         <w:rPr>
           <w:rStyle w:val="VerbatimChar"/>
         </w:rPr>
-        <w:t xml:space="preserve">hammernik2023physics</w:t>
-      </w:r>
-      <w:r>
-        <w:t xml:space="preserve"> </w:t>
-      </w:r>
-      <w:r>
-        <w:t xml:space="preserve">24. Knoll et al. (2020). Deep-learning methods for parallel MR image reconstruction.</w:t>
+        <w:t xml:space="preserve">oh2024dualinput</w:t>
+      </w:r>
+      <w:r>
+        <w:t xml:space="preserve"> </w:t>
+      </w:r>
+      <w:r>
+        <w:t xml:space="preserve">— ★ v8 백본 dual-input(cat(seq출력, aliased)) 의 직접 전신 + 랜덤/불규칙 궤적·R∈{4,8} (radapt 위치설정: 부록 B-3)</w:t>
+      </w:r>
+    </w:p>
+    <w:p>
+      <w:pPr>
+        <w:pStyle w:val="BodyText"/>
+      </w:pPr>
+      <w:r>
+        <w:rPr>
+          <w:b/>
+          <w:bCs/>
+        </w:rPr>
+        <w:t xml:space="preserve">리뷰</w:t>
+      </w:r>
+      <w:r>
+        <w:t xml:space="preserve"> </w:t>
+      </w:r>
+      <w:r>
+        <w:t xml:space="preserve">22. Heckel et al. (2024). Deep learning for accelerated and robust MRI reconstruction.</w:t>
       </w:r>
       <w:r>
         <w:t xml:space="preserve"> </w:t>
@@ -6516,13 +6810,13 @@
           <w:i/>
           <w:iCs/>
         </w:rPr>
-        <w:t xml:space="preserve">IEEE SPM</w:t>
-      </w:r>
-      <w:r>
-        <w:t xml:space="preserve"> </w:t>
-      </w:r>
-      <w:r>
-        <w:t xml:space="preserve">37(1):128–140.</w:t>
+        <w:t xml:space="preserve">MAGMA</w:t>
+      </w:r>
+      <w:r>
+        <w:t xml:space="preserve"> </w:t>
+      </w:r>
+      <w:r>
+        <w:t xml:space="preserve">37:335–368.</w:t>
       </w:r>
       <w:r>
         <w:t xml:space="preserve"> </w:t>
@@ -6531,25 +6825,13 @@
         <w:rPr>
           <w:rStyle w:val="VerbatimChar"/>
         </w:rPr>
-        <w:t xml:space="preserve">knoll2020deeplearning</w:t>
-      </w:r>
-    </w:p>
-    <w:p>
-      <w:pPr>
-        <w:pStyle w:val="BodyText"/>
-      </w:pPr>
-      <w:r>
-        <w:rPr>
-          <w:b/>
-          <w:bCs/>
-        </w:rPr>
-        <w:t xml:space="preserve">생성모델</w:t>
-      </w:r>
-      <w:r>
-        <w:t xml:space="preserve"> </w:t>
-      </w:r>
-      <w:r>
-        <w:t xml:space="preserve">25. Chung &amp; Ye (2022). Score-based diffusion models for accelerated MRI.</w:t>
+        <w:t xml:space="preserve">heckel2024deep</w:t>
+      </w:r>
+      <w:r>
+        <w:t xml:space="preserve"> </w:t>
+      </w:r>
+      <w:r>
+        <w:t xml:space="preserve">23. Hammernik et al. (2023). Physics-driven deep learning for computational MRI.</w:t>
       </w:r>
       <w:r>
         <w:t xml:space="preserve"> </w:t>
@@ -6559,13 +6841,13 @@
           <w:i/>
           <w:iCs/>
         </w:rPr>
-        <w:t xml:space="preserve">Med. Image Anal.</w:t>
-      </w:r>
-      <w:r>
-        <w:t xml:space="preserve"> </w:t>
-      </w:r>
-      <w:r>
-        <w:t xml:space="preserve">80:102479.</w:t>
+        <w:t xml:space="preserve">IEEE SPM</w:t>
+      </w:r>
+      <w:r>
+        <w:t xml:space="preserve"> </w:t>
+      </w:r>
+      <w:r>
+        <w:t xml:space="preserve">40(1):98–114.</w:t>
       </w:r>
       <w:r>
         <w:t xml:space="preserve"> </w:t>
@@ -6574,13 +6856,13 @@
         <w:rPr>
           <w:rStyle w:val="VerbatimChar"/>
         </w:rPr>
-        <w:t xml:space="preserve">chung2022score</w:t>
-      </w:r>
-      <w:r>
-        <w:t xml:space="preserve"> </w:t>
-      </w:r>
-      <w:r>
-        <w:t xml:space="preserve">26. Jalal et al. (2021). Robust compressed sensing MRI with deep generative priors.</w:t>
+        <w:t xml:space="preserve">hammernik2023physics</w:t>
+      </w:r>
+      <w:r>
+        <w:t xml:space="preserve"> </w:t>
+      </w:r>
+      <w:r>
+        <w:t xml:space="preserve">24. Knoll et al. (2020). Deep-learning methods for parallel MR image reconstruction.</w:t>
       </w:r>
       <w:r>
         <w:t xml:space="preserve"> </w:t>
@@ -6590,10 +6872,13 @@
           <w:i/>
           <w:iCs/>
         </w:rPr>
-        <w:t xml:space="preserve">NeurIPS</w:t>
-      </w:r>
-      <w:r>
-        <w:t xml:space="preserve">.</w:t>
+        <w:t xml:space="preserve">IEEE SPM</w:t>
+      </w:r>
+      <w:r>
+        <w:t xml:space="preserve"> </w:t>
+      </w:r>
+      <w:r>
+        <w:t xml:space="preserve">37(1):128–140.</w:t>
       </w:r>
       <w:r>
         <w:t xml:space="preserve"> </w:t>
@@ -6602,7 +6887,7 @@
         <w:rPr>
           <w:rStyle w:val="VerbatimChar"/>
         </w:rPr>
-        <w:t xml:space="preserve">jalal2021robust</w:t>
+        <w:t xml:space="preserve">knoll2020deeplearning</w:t>
       </w:r>
     </w:p>
     <w:p>
@@ -6614,13 +6899,13 @@
           <w:b/>
           <w:bCs/>
         </w:rPr>
-        <w:t xml:space="preserve">Transformer</w:t>
-      </w:r>
-      <w:r>
-        <w:t xml:space="preserve"> </w:t>
-      </w:r>
-      <w:r>
-        <w:t xml:space="preserve">27. Huang et al. (2022). Swin transformer for fast MRI.</w:t>
+        <w:t xml:space="preserve">생성모델</w:t>
+      </w:r>
+      <w:r>
+        <w:t xml:space="preserve"> </w:t>
+      </w:r>
+      <w:r>
+        <w:t xml:space="preserve">25. Chung &amp; Ye (2022). Score-based diffusion models for accelerated MRI.</w:t>
       </w:r>
       <w:r>
         <w:t xml:space="preserve"> </w:t>
@@ -6630,13 +6915,13 @@
           <w:i/>
           <w:iCs/>
         </w:rPr>
-        <w:t xml:space="preserve">Neurocomputing</w:t>
-      </w:r>
-      <w:r>
-        <w:t xml:space="preserve"> </w:t>
-      </w:r>
-      <w:r>
-        <w:t xml:space="preserve">493:281–304.</w:t>
+        <w:t xml:space="preserve">Med. Image Anal.</w:t>
+      </w:r>
+      <w:r>
+        <w:t xml:space="preserve"> </w:t>
+      </w:r>
+      <w:r>
+        <w:t xml:space="preserve">80:102479.</w:t>
       </w:r>
       <w:r>
         <w:t xml:space="preserve"> </w:t>
@@ -6645,13 +6930,13 @@
         <w:rPr>
           <w:rStyle w:val="VerbatimChar"/>
         </w:rPr>
-        <w:t xml:space="preserve">huang2022swinmr</w:t>
-      </w:r>
-      <w:r>
-        <w:t xml:space="preserve"> </w:t>
-      </w:r>
-      <w:r>
-        <w:t xml:space="preserve">28. Fabian &amp; Soltanolkotabi (2022). HUMUS-Net.</w:t>
+        <w:t xml:space="preserve">chung2022score</w:t>
+      </w:r>
+      <w:r>
+        <w:t xml:space="preserve"> </w:t>
+      </w:r>
+      <w:r>
+        <w:t xml:space="preserve">26. Jalal et al. (2021). Robust compressed sensing MRI with deep generative priors.</w:t>
       </w:r>
       <w:r>
         <w:t xml:space="preserve"> </w:t>
@@ -6673,13 +6958,25 @@
         <w:rPr>
           <w:rStyle w:val="VerbatimChar"/>
         </w:rPr>
-        <w:t xml:space="preserve">fabian2022humus</w:t>
-      </w:r>
-      <w:r>
-        <w:t xml:space="preserve"> </w:t>
-      </w:r>
-      <w:r>
-        <w:t xml:space="preserve">29. Guo et al. (2024). ReconFormer.</w:t>
+        <w:t xml:space="preserve">jalal2021robust</w:t>
+      </w:r>
+    </w:p>
+    <w:p>
+      <w:pPr>
+        <w:pStyle w:val="BodyText"/>
+      </w:pPr>
+      <w:r>
+        <w:rPr>
+          <w:b/>
+          <w:bCs/>
+        </w:rPr>
+        <w:t xml:space="preserve">Transformer</w:t>
+      </w:r>
+      <w:r>
+        <w:t xml:space="preserve"> </w:t>
+      </w:r>
+      <w:r>
+        <w:t xml:space="preserve">27. Huang et al. (2022). Swin transformer for fast MRI.</w:t>
       </w:r>
       <w:r>
         <w:t xml:space="preserve"> </w:t>
@@ -6689,13 +6986,13 @@
           <w:i/>
           <w:iCs/>
         </w:rPr>
-        <w:t xml:space="preserve">IEEE TMI</w:t>
-      </w:r>
-      <w:r>
-        <w:t xml:space="preserve"> </w:t>
-      </w:r>
-      <w:r>
-        <w:t xml:space="preserve">43(1).</w:t>
+        <w:t xml:space="preserve">Neurocomputing</w:t>
+      </w:r>
+      <w:r>
+        <w:t xml:space="preserve"> </w:t>
+      </w:r>
+      <w:r>
+        <w:t xml:space="preserve">493:281–304.</w:t>
       </w:r>
       <w:r>
         <w:t xml:space="preserve"> </w:t>
@@ -6704,40 +7001,13 @@
         <w:rPr>
           <w:rStyle w:val="VerbatimChar"/>
         </w:rPr>
-        <w:t xml:space="preserve">guo2024reconformer</w:t>
-      </w:r>
-    </w:p>
-    <w:p>
-      <w:pPr>
-        <w:pStyle w:val="BodyText"/>
-      </w:pPr>
-      <w:r>
-        <w:rPr>
-          <w:b/>
-          <w:bCs/>
-        </w:rPr>
-        <w:t xml:space="preserve">SSM/Mamba 원류·MRI 적용</w:t>
-      </w:r>
-      <w:r>
-        <w:t xml:space="preserve"> </w:t>
-      </w:r>
-      <w:r>
-        <w:t xml:space="preserve">30. Gu &amp; Dao (2023). Mamba: linear-time sequence modeling with selective state spaces. arXiv:2312.00752.</w:t>
-      </w:r>
-      <w:r>
-        <w:t xml:space="preserve"> </w:t>
-      </w:r>
-      <w:r>
-        <w:rPr>
-          <w:rStyle w:val="VerbatimChar"/>
-        </w:rPr>
-        <w:t xml:space="preserve">gu2023mamba</w:t>
-      </w:r>
-      <w:r>
-        <w:t xml:space="preserve"> </w:t>
-      </w:r>
-      <w:r>
-        <w:t xml:space="preserve">31. Liu et al. (2024). VMamba: visual state space model.</w:t>
+        <w:t xml:space="preserve">huang2022swinmr</w:t>
+      </w:r>
+      <w:r>
+        <w:t xml:space="preserve"> </w:t>
+      </w:r>
+      <w:r>
+        <w:t xml:space="preserve">28. Fabian &amp; Soltanolkotabi (2022). HUMUS-Net.</w:t>
       </w:r>
       <w:r>
         <w:t xml:space="preserve"> </w:t>
@@ -6759,13 +7029,13 @@
         <w:rPr>
           <w:rStyle w:val="VerbatimChar"/>
         </w:rPr>
-        <w:t xml:space="preserve">liu2024vmamba</w:t>
-      </w:r>
-      <w:r>
-        <w:t xml:space="preserve"> </w:t>
-      </w:r>
-      <w:r>
-        <w:t xml:space="preserve">32. Korkmaz &amp; Patel (2025). MambaRecon: MRI reconstruction with structured state space models.</w:t>
+        <w:t xml:space="preserve">fabian2022humus</w:t>
+      </w:r>
+      <w:r>
+        <w:t xml:space="preserve"> </w:t>
+      </w:r>
+      <w:r>
+        <w:t xml:space="preserve">29. Guo et al. (2024). ReconFormer.</w:t>
       </w:r>
       <w:r>
         <w:t xml:space="preserve"> </w:t>
@@ -6775,6 +7045,92 @@
           <w:i/>
           <w:iCs/>
         </w:rPr>
+        <w:t xml:space="preserve">IEEE TMI</w:t>
+      </w:r>
+      <w:r>
+        <w:t xml:space="preserve"> </w:t>
+      </w:r>
+      <w:r>
+        <w:t xml:space="preserve">43(1).</w:t>
+      </w:r>
+      <w:r>
+        <w:t xml:space="preserve"> </w:t>
+      </w:r>
+      <w:r>
+        <w:rPr>
+          <w:rStyle w:val="VerbatimChar"/>
+        </w:rPr>
+        <w:t xml:space="preserve">guo2024reconformer</w:t>
+      </w:r>
+    </w:p>
+    <w:p>
+      <w:pPr>
+        <w:pStyle w:val="BodyText"/>
+      </w:pPr>
+      <w:r>
+        <w:rPr>
+          <w:b/>
+          <w:bCs/>
+        </w:rPr>
+        <w:t xml:space="preserve">SSM/Mamba 원류·MRI 적용</w:t>
+      </w:r>
+      <w:r>
+        <w:t xml:space="preserve"> </w:t>
+      </w:r>
+      <w:r>
+        <w:t xml:space="preserve">30. Gu &amp; Dao (2023). Mamba: linear-time sequence modeling with selective state spaces. arXiv:2312.00752.</w:t>
+      </w:r>
+      <w:r>
+        <w:t xml:space="preserve"> </w:t>
+      </w:r>
+      <w:r>
+        <w:rPr>
+          <w:rStyle w:val="VerbatimChar"/>
+        </w:rPr>
+        <w:t xml:space="preserve">gu2023mamba</w:t>
+      </w:r>
+      <w:r>
+        <w:t xml:space="preserve"> </w:t>
+      </w:r>
+      <w:r>
+        <w:t xml:space="preserve">31. Liu et al. (2024). VMamba: visual state space model.</w:t>
+      </w:r>
+      <w:r>
+        <w:t xml:space="preserve"> </w:t>
+      </w:r>
+      <w:r>
+        <w:rPr>
+          <w:i/>
+          <w:iCs/>
+        </w:rPr>
+        <w:t xml:space="preserve">NeurIPS</w:t>
+      </w:r>
+      <w:r>
+        <w:t xml:space="preserve">.</w:t>
+      </w:r>
+      <w:r>
+        <w:t xml:space="preserve"> </w:t>
+      </w:r>
+      <w:r>
+        <w:rPr>
+          <w:rStyle w:val="VerbatimChar"/>
+        </w:rPr>
+        <w:t xml:space="preserve">liu2024vmamba</w:t>
+      </w:r>
+      <w:r>
+        <w:t xml:space="preserve"> </w:t>
+      </w:r>
+      <w:r>
+        <w:t xml:space="preserve">32. Korkmaz &amp; Patel (2025). MambaRecon: MRI reconstruction with structured state space models.</w:t>
+      </w:r>
+      <w:r>
+        <w:t xml:space="preserve"> </w:t>
+      </w:r>
+      <w:r>
+        <w:rPr>
+          <w:i/>
+          <w:iCs/>
+        </w:rPr>
         <w:t xml:space="preserve">WACV</w:t>
       </w:r>
       <w:r>
@@ -6793,7 +7149,23 @@
         <w:t xml:space="preserve"> </w:t>
       </w:r>
       <w:r>
-        <w:t xml:space="preserve">33. Meng et al. (2025). DH-Mamba: exploring dual-domain hierarchical state space models for MRI reconstruction. arXiv:2501.08163 (v1 제목: DM-Mamba — 동일 논문으로 통합 확정, 외부 검토 08-18); IEEE TCSVT 게재.</w:t>
+        <w:t xml:space="preserve">33. Meng et al. (2026). DH-Mamba: exploring dual-domain hierarchical state space models for MRI reconstruction.</w:t>
+      </w:r>
+      <w:r>
+        <w:t xml:space="preserve"> </w:t>
+      </w:r>
+      <w:r>
+        <w:rPr>
+          <w:i/>
+          <w:iCs/>
+        </w:rPr>
+        <w:t xml:space="preserve">IEEE TCSVT</w:t>
+      </w:r>
+      <w:r>
+        <w:t xml:space="preserve"> </w:t>
+      </w:r>
+      <w:r>
+        <w:t xml:space="preserve">36(3):3290–3305. doi:10.1109/TCSVT.2025.3614828 (arXiv:2501.08163, v1 제목 DM-Mamba).</w:t>
       </w:r>
       <w:r>
         <w:t xml:space="preserve"> </w:t>
@@ -6808,13 +7180,23 @@
         <w:t xml:space="preserve"> </w:t>
       </w:r>
       <w:r>
-        <w:t xml:space="preserve">(권호 확정 ✎)</w:t>
-      </w:r>
-      <w:r>
-        <w:t xml:space="preserve"> </w:t>
-      </w:r>
-      <w:r>
-        <w:t xml:space="preserve">34. Kabas et al. (2024). Physics-driven autoregressive state space models for medical image reconstruction (MambaRoll). arXiv:2412.09331.</w:t>
+        <w:t xml:space="preserve">34. Kabas et al. (2026). Physics-driven autoregressive state space models for medical image reconstruction (MambaRoll).</w:t>
+      </w:r>
+      <w:r>
+        <w:t xml:space="preserve"> </w:t>
+      </w:r>
+      <w:r>
+        <w:rPr>
+          <w:i/>
+          <w:iCs/>
+        </w:rPr>
+        <w:t xml:space="preserve">IEEE TMI</w:t>
+      </w:r>
+      <w:r>
+        <w:t xml:space="preserve"> </w:t>
+      </w:r>
+      <w:r>
+        <w:t xml:space="preserve">(early access). doi:10.1109/TMI.2026.3716153 (arXiv:2412.09331).</w:t>
       </w:r>
       <w:r>
         <w:t xml:space="preserve"> </w:t>
@@ -6829,7 +7211,7 @@
         <w:t xml:space="preserve"> </w:t>
       </w:r>
       <w:r>
-        <w:t xml:space="preserve">(저널판 권호 확정 ✎)</w:t>
+        <w:t xml:space="preserve">(✎ 권호/페이지 배정 시 갱신)</w:t>
       </w:r>
       <w:r>
         <w:t xml:space="preserve"> </w:t>
@@ -7593,7 +7975,7 @@
               <w:t xml:space="preserve"> </w:t>
             </w:r>
             <w:r>
-              <w:t xml:space="preserve">는 영어 전환용(MDPI 는 Word 도 허용 — 선택 사용)</w:t>
+              <w:t xml:space="preserve">는 LaTeX 투고용(MDPI 는 Word 도 허용 — 선택 사용)</w:t>
             </w:r>
           </w:p>
         </w:tc>
@@ -7637,7 +8019,7 @@
               <w:t xml:space="preserve"> </w:t>
             </w:r>
             <w:r>
-              <w:t xml:space="preserve">→</w:t>
+              <w:t xml:space="preserve">+</w:t>
             </w:r>
             <w:r>
               <w:t xml:space="preserve"> </w:t>
@@ -7646,18 +8028,33 @@
               <w:rPr>
                 <w:rStyle w:val="VerbatimChar"/>
               </w:rPr>
-              <w:t xml:space="preserve">results/eval/baselines_384/</w:t>
-            </w:r>
-          </w:p>
-        </w:tc>
-        <w:tc>
-          <w:tcPr/>
-          <w:p>
-            <w:pPr>
-              <w:pStyle w:val="Compact"/>
-            </w:pPr>
-            <w:r>
-              <w:t xml:space="preserve">⏳ 스크립트 준비, GPU 대기(radapt 완주 ~08-25 후)</w:t>
+              <w:t xml:space="preserve">v8_eter_pure/native_protocol.py</w:t>
+            </w:r>
+            <w:r>
+              <w:t xml:space="preserve"> </w:t>
+            </w:r>
+            <w:r>
+              <w:t xml:space="preserve">→</w:t>
+            </w:r>
+            <w:r>
+              <w:t xml:space="preserve"> </w:t>
+            </w:r>
+            <w:r>
+              <w:rPr>
+                <w:rStyle w:val="VerbatimChar"/>
+              </w:rPr>
+              <w:t xml:space="preserve">results/eval/baselines_384{,_sample300}/</w:t>
+            </w:r>
+          </w:p>
+        </w:tc>
+        <w:tc>
+          <w:tcPr/>
+          <w:p>
+            <w:pPr>
+              <w:pStyle w:val="Compact"/>
+            </w:pPr>
+            <w:r>
+              <w:t xml:space="preserve">⏳ 08-20 CPU 층화 표본(299) 실행 중 · 전체 GPU 풀런은 radapt 완주 후. 08-20 수정: zero-coil→NaN 회피(검증셋 42.6% 무효화 방지) + 네이티브 프로토콜 행 추가</w:t>
             </w:r>
           </w:p>
         </w:tc>
@@ -7759,7 +8156,7 @@
         <w:t xml:space="preserve"> </w:t>
       </w:r>
       <w:r>
-        <w:t xml:space="preserve">— 본 논문을 [1,3]의 직접 후속</w:t>
+        <w:t xml:space="preserve">— 본 논문을 [1,51,3]의 직접 후속</w:t>
       </w:r>
       <w:r>
         <w:t xml:space="preserve"> </w:t>
@@ -8333,6 +8730,31 @@
           <w:b/>
           <w:bCs/>
         </w:rPr>
+        <w:t xml:space="preserve">포함 시 위치설정(09-01 추가)</w:t>
+      </w:r>
+      <w:r>
+        <w:t xml:space="preserve">: 교수님</w:t>
+      </w:r>
+      <w:r>
+        <w:t xml:space="preserve"> </w:t>
+      </w:r>
+      <w:r>
+        <w:t xml:space="preserve">dual-input ETER-net [51]이 folded-image 보조 입력으로 랜덤/불규칙 궤적·R∈{4,8}을 다룬 같은</w:t>
+      </w:r>
+      <w:r>
+        <w:t xml:space="preserve"> </w:t>
+      </w:r>
+      <w:r>
+        <w:t xml:space="preserve">질문의 RNN-시대 해법이므로, radapt(mask-conditioning+multi-AR+DC)를 그 SSM-시대 직접 후속으로 서술.</w:t>
+      </w:r>
+      <w:r>
+        <w:t xml:space="preserve"> </w:t>
+      </w:r>
+      <w:r>
+        <w:rPr>
+          <w:b/>
+          <w:bCs/>
+        </w:rPr>
         <w:t xml:space="preserve">외부 검토 의견(08-18)</w:t>
       </w:r>
       <w:r>
@@ -9445,7 +9867,7 @@
               <w:t xml:space="preserve">Med.Image.Anal. 저널판</w:t>
             </w:r>
             <w:r>
-              <w:t xml:space="preserve">(99:103334 / 102:103549), [47] 15(3):238–245). 잔여 ✎: [33] TCSVT·[34] 저널판 권호만</w:t>
+              <w:t xml:space="preserve">(99:103334 / 102:103549), [47] 15(3):238–245). 잔여 ✎ 해소(09-01): [33] TCSVT 36(3):3290–3305 확정·[34] TMI early-access DOI 확정(권호 배정 대기)</w:t>
             </w:r>
           </w:p>
         </w:tc>
@@ -9974,7 +10396,7 @@
         <w:t xml:space="preserve">추론-only 일괄</w:t>
       </w:r>
       <w:r>
-        <w:t xml:space="preserve">(합쳐 하루 안쪽): Table 4 기준선 → 추론 ms/slice·peak VRAM(Table 5 완성) →</w:t>
+        <w:t xml:space="preserve">(합쳐 하루 안쪽): Table 4 기준선(08-20 CPU 층화 표본 299로 선행 확인 → GPU 전량 재실행) → 추론 ms/slice·peak VRAM(Table 5 완성) →</w:t>
       </w:r>
       <w:r>
         <w:t xml:space="preserve"> </w:t>
@@ -10120,7 +10542,21 @@
           <w:i/>
           <w:iCs/>
         </w:rPr>
-        <w:t xml:space="preserve">정의 정밀화·contrast 보충표·서지 5건 확정).</w:t>
+        <w:t xml:space="preserve">정의 정밀화·contrast 보충표·서지 5건 확정) → v2.2(2026-09-01, 계보 서지 보강 — DOTA-MRI [50]·dual-input</w:t>
+      </w:r>
+      <w:r>
+        <w:rPr>
+          <w:i/>
+          <w:iCs/>
+        </w:rPr>
+        <w:t xml:space="preserve"> </w:t>
+      </w:r>
+      <w:r>
+        <w:rPr>
+          <w:i/>
+          <w:iCs/>
+        </w:rPr>
+        <w:t xml:space="preserve">ETER-net [51] 추가·본문 반영(§1③·§2.1·§2.4·§5-(2)·부록 B), Crossref 확정; 같은 날 서지 전건 재검증 74항목 — IEEE SPM 2편 부제 복원·JKSR 2편 저자 보강·SENSE/ReconFormer/WACV/MICCAI/CVPR DOI 보강·[33][34] 권호 확정·lin2024robustness 저자 오표기 키 교정).</w:t>
       </w:r>
     </w:p>
     <w:bookmarkEnd w:id="38"/>

--- a/paper/draft_ko_v2.docx
+++ b/paper/draft_ko_v2.docx
@@ -86,7 +86,58 @@
         <w:t xml:space="preserve">스코프</w:t>
       </w:r>
       <w:r>
-        <w:t xml:space="preserve">: v8 통제비교 + v9 unleashed. radapt(R 일반화)는 08-31 재개, ep49+/80 진행 중(ETA ~09-04) — 완주 후 포함 여부 결정(부록 B-3).</w:t>
+        <w:t xml:space="preserve">: v8 통제비교 + v9 unleashed +</w:t>
+      </w:r>
+      <w:r>
+        <w:t xml:space="preserve"> </w:t>
+      </w:r>
+      <w:r>
+        <w:rPr>
+          <w:b/>
+          <w:bCs/>
+        </w:rPr>
+        <w:t xml:space="preserve">radapt 3막(2026-09-02 편입 결정 — R-sweep 검증 후 최종, 부록 B-3)</w:t>
+      </w:r>
+      <w:r>
+        <w:t xml:space="preserve"> </w:t>
+      </w:r>
+      <w:r>
+        <w:t xml:space="preserve">+</w:t>
+      </w:r>
+      <w:r>
+        <w:t xml:space="preserve"> </w:t>
+      </w:r>
+      <w:r>
+        <w:rPr>
+          <w:b/>
+          <w:bCs/>
+        </w:rPr>
+        <w:t xml:space="preserve">axial 3번째 팔(09-02 결정·구현 완료 — 학습 대기,</w:t>
+      </w:r>
+      <w:r>
+        <w:rPr>
+          <w:b/>
+          <w:bCs/>
+        </w:rPr>
+        <w:t xml:space="preserve"> </w:t>
+      </w:r>
+      <w:r>
+        <w:rPr>
+          <w:rStyle w:val="VerbatimChar"/>
+          <w:b/>
+          <w:bCs/>
+        </w:rPr>
+        <w:t xml:space="preserve">docs/axial_transformer_arm_design.md</w:t>
+      </w:r>
+      <w:r>
+        <w:rPr>
+          <w:b/>
+          <w:bCs/>
+        </w:rPr>
+        <w:t xml:space="preserve">)</w:t>
+      </w:r>
+      <w:r>
+        <w:t xml:space="preserve">. radapt 는 ep56+/80 진행 중(ETA ~09-04).</w:t>
       </w:r>
       <w:r>
         <w:t xml:space="preserve"> </w:t>
@@ -8755,6 +8806,28 @@
           <w:b/>
           <w:bCs/>
         </w:rPr>
+        <w:t xml:space="preserve">→ 결정(2026-09-02, 내부): 편입 방향으로 진행</w:t>
+      </w:r>
+      <w:r>
+        <w:t xml:space="preserve"> </w:t>
+      </w:r>
+      <w:r>
+        <w:t xml:space="preserve">— radapt 완주 후 R-sweep(R∈{2,4,6,8}) 이</w:t>
+      </w:r>
+      <w:r>
+        <w:t xml:space="preserve"> </w:t>
+      </w:r>
+      <w:r>
+        <w:t xml:space="preserve">깨끗한지 검증하고 최종 확정. 교수님 보고 항목 유지.</w:t>
+      </w:r>
+      <w:r>
+        <w:t xml:space="preserve"> </w:t>
+      </w:r>
+      <w:r>
+        <w:rPr>
+          <w:b/>
+          <w:bCs/>
+        </w:rPr>
         <w:t xml:space="preserve">외부 검토 의견(08-18)</w:t>
       </w:r>
       <w:r>
@@ -8898,6 +8971,40 @@
       </w:r>
       <w:r>
         <w:t xml:space="preserve">축약 프로토콜(예: 25ep×3시드로 GRU/SS2D 순위 안정성만 확인) 절충 제안.</w:t>
+      </w:r>
+      <w:r>
+        <w:t xml:space="preserve"> </w:t>
+      </w:r>
+      <w:r>
+        <w:rPr>
+          <w:b/>
+          <w:bCs/>
+        </w:rPr>
+        <w:t xml:space="preserve">→ 결정(2026-09-02, 내부): 축약판 실행 확정</w:t>
+      </w:r>
+      <w:r>
+        <w:t xml:space="preserve"> </w:t>
+      </w:r>
+      <w:r>
+        <w:t xml:space="preserve">— SEED 인프라·런처 준비 완료</w:t>
+      </w:r>
+      <w:r>
+        <w:t xml:space="preserve"> </w:t>
+      </w:r>
+      <w:r>
+        <w:t xml:space="preserve">(</w:t>
+      </w:r>
+      <w:r>
+        <w:rPr>
+          <w:rStyle w:val="VerbatimChar"/>
+        </w:rPr>
+        <w:t xml:space="preserve">docs/v8_fairness_followup_plan.md</w:t>
+      </w:r>
+      <w:r>
+        <w:t xml:space="preserve"> </w:t>
+      </w:r>
+      <w:r>
+        <w:t xml:space="preserve">E1), radapt 완주 후 GPU 큐.</w:t>
       </w:r>
     </w:p>
     <w:p>

--- a/paper/draft_ko_v2.docx
+++ b/paper/draft_ko_v2.docx
@@ -5497,7 +5497,7 @@
         <w:t xml:space="preserve"> </w:t>
       </w:r>
       <w:r>
-        <w:t xml:space="preserve">SSM 이 RNN 을 일관되게 상회함을 실증한다 — 이는 해당 우려가 도메인 변환형 골격에는 그대로</w:t>
+        <w:t xml:space="preserve">SS2D 치환이 원 bi-GRU 설계를 일관되게 상회함을 실증한다 — 이는 해당 우려가 도메인 변환형 골격에는 그대로</w:t>
       </w:r>
       <w:r>
         <w:t xml:space="preserve"> </w:t>
@@ -5626,6 +5626,53 @@
       </w:r>
       <w:r>
         <w:t xml:space="preserve">게이팅/깊이/병목의 개별 기여 분리(ablation)는 수행하지 않았다.</w:t>
+      </w:r>
+      <w:r>
+        <w:t xml:space="preserve"> </w:t>
+      </w:r>
+      <w:r>
+        <w:t xml:space="preserve">- 본 비교는 재귀</w:t>
+      </w:r>
+      <w:r>
+        <w:t xml:space="preserve"> </w:t>
+      </w:r>
+      <w:r>
+        <w:rPr>
+          <w:b/>
+          <w:bCs/>
+        </w:rPr>
+        <w:t xml:space="preserve">메커니즘</w:t>
+      </w:r>
+      <w:r>
+        <w:t xml:space="preserve"> </w:t>
+      </w:r>
+      <w:r>
+        <w:t xml:space="preserve">일반의 열위를 주장하지 않는다 — 원 bi-GRU 는 flatten-reshape</w:t>
+      </w:r>
+      <w:r>
+        <w:t xml:space="preserve"> </w:t>
+      </w:r>
+      <w:r>
+        <w:rPr>
+          <w:b/>
+          <w:bCs/>
+        </w:rPr>
+        <w:t xml:space="preserve">파라미터화</w:t>
+      </w:r>
+      <w:r>
+        <w:t xml:space="preserve">(한 줄 12,288차원 입력·hidden 384 양자화·총 파라미터 하한 63M)와 얽혀 있어 두</w:t>
+      </w:r>
+      <w:r>
+        <w:t xml:space="preserve"> </w:t>
+      </w:r>
+      <w:r>
+        <w:t xml:space="preserve">효과가 분리되지 않는다. 재귀에 SS2D 와 같은 공간 가중치 공유를 준 pixel-scan bi-GRU(스택</w:t>
+      </w:r>
+      <w:r>
+        <w:t xml:space="preserve"> </w:t>
+      </w:r>
+      <w:r>
+        <w:t xml:space="preserve">~0.1M, 예산 동급)와의 분리 비교를 진행 중이다(2026-09-02 착수).</w:t>
       </w:r>
       <w:r>
         <w:t xml:space="preserve"> </w:t>
@@ -5770,7 +5817,7 @@
         <w:t xml:space="preserve"> </w:t>
       </w:r>
       <w:r>
-        <w:t xml:space="preserve">차세대 시퀀스 모델로서 SSM 은 RNN 의 자연스러운</w:t>
+        <w:t xml:space="preserve">ETER 계열의 도메인 변환 모듈로서 SS2D 는 원 설계의 bi-GRU 에 대한 자연스러운</w:t>
       </w:r>
       <w:r>
         <w:t xml:space="preserve"> </w:t>

--- a/paper/draft_ko_v2.docx
+++ b/paper/draft_ko_v2.docx
@@ -112,7 +112,7 @@
           <w:b/>
           <w:bCs/>
         </w:rPr>
-        <w:t xml:space="preserve">axial 3번째 팔(09-02 결정·구현 완료 — 학습 대기,</w:t>
+        <w:t xml:space="preserve">Transformer 3번째 팔(09-02 결정·구현 완료 — 학습 대기, 구현=axial attention,</w:t>
       </w:r>
       <w:r>
         <w:rPr>

--- a/paper/draft_ko_v2.docx
+++ b/paper/draft_ko_v2.docx
@@ -1938,13 +1938,62 @@
         <w:t xml:space="preserve">GRU arm</w:t>
       </w:r>
       <w:r>
-        <w:t xml:space="preserve">: ETER-Net 원본 [1]의 양방향(수평+수직) GRU. 행/열 flatten-reshape 구조로 총</w:t>
-      </w:r>
-      <w:r>
-        <w:t xml:space="preserve"> </w:t>
-      </w:r>
-      <w:r>
-        <w:t xml:space="preserve">668M 파라미터.</w:t>
+        <w:t xml:space="preserve">: ETER-Net 원본 [1]의 양방향(수평+수직) GRU, 행/열 flatten-reshape 구조. hidden</w:t>
+      </w:r>
+      <w:r>
+        <w:t xml:space="preserve"> </w:t>
+      </w:r>
+      <w:r>
+        <w:t xml:space="preserve">배수는 원 코드의 두 설정(canonical</w:t>
+      </w:r>
+      <w:r>
+        <w:t xml:space="preserve"> </w:t>
+      </w:r>
+      <w:r>
+        <w:rPr>
+          <w:rStyle w:val="VerbatimChar"/>
+        </w:rPr>
+        <w:t xml:space="preserve">model.py</w:t>
+      </w:r>
+      <w:r>
+        <w:t xml:space="preserve"> </w:t>
+      </w:r>
+      <w:r>
+        <w:t xml:space="preserve">H=12 / model3 config H=10) 중</w:t>
+      </w:r>
+      <w:r>
+        <w:t xml:space="preserve"> </w:t>
+      </w:r>
+      <w:r>
+        <w:rPr>
+          <w:b/>
+          <w:bCs/>
+        </w:rPr>
+        <w:t xml:space="preserve">10</w:t>
+      </w:r>
+      <w:r>
+        <w:t xml:space="preserve"> </w:t>
+      </w:r>
+      <w:r>
+        <w:t xml:space="preserve">을 채택해</w:t>
+      </w:r>
+      <w:r>
+        <w:t xml:space="preserve"> </w:t>
+      </w:r>
+      <w:r>
+        <w:t xml:space="preserve">총 668M. canonical H=12 로는 880.5M — 재현 클래스를 원본 클래스와 동일 세팅에서 파라미터</w:t>
+      </w:r>
+      <w:r>
+        <w:t xml:space="preserve"> </w:t>
+      </w:r>
+      <w:r>
+        <w:t xml:space="preserve">완전 일치로 검증했다(2026-09-02). 즉 H=10 채택은 GRU 를 더 작게 잡는 보수적 선택이며, 본문의</w:t>
+      </w:r>
+      <w:r>
+        <w:t xml:space="preserve"> </w:t>
+      </w:r>
+      <w:r>
+        <w:t xml:space="preserve">파라미터 격차 21×는 canonical 기준(28×)의 하한이다.</w:t>
       </w:r>
     </w:p>
     <w:p>
@@ -1969,13 +2018,13 @@
         <w:t xml:space="preserve"> </w:t>
       </w:r>
       <w:r>
-        <w:t xml:space="preserve">동일한 20으로 강제 정합해 용량 상한을 GRU 이하로 억제 — 총 31M(이 중 공유 U-Net 이 ~30M 로</w:t>
-      </w:r>
-      <w:r>
-        <w:t xml:space="preserve"> </w:t>
-      </w:r>
-      <w:r>
-        <w:t xml:space="preserve">지배적이고, SSM 자체는 ~1M).</w:t>
+        <w:t xml:space="preserve">동일한 20으로 강제 정합해 용량 상한을 GRU 이하로 억제 — 총 31.2M(이 중 공유 U-Net 이 31.1M 로</w:t>
+      </w:r>
+      <w:r>
+        <w:t xml:space="preserve"> </w:t>
+      </w:r>
+      <w:r>
+        <w:t xml:space="preserve">지배적이고, SSM 스택 자체는 실측 0.12M).</w:t>
       </w:r>
     </w:p>
     <w:p>
@@ -2006,7 +2055,13 @@
         <w:t xml:space="preserve"> </w:t>
       </w:r>
       <w:r>
-        <w:t xml:space="preserve">U-Net·랜덤 시드.</w:t>
+        <w:t xml:space="preserve">U-Net. (난수 시드는 두 런 모두 고정하지 않았다 — 시드 민감도는 멀티시드 재현 실험으로 별도</w:t>
+      </w:r>
+      <w:r>
+        <w:t xml:space="preserve"> </w:t>
+      </w:r>
+      <w:r>
+        <w:t xml:space="preserve">검증한다, §5-(6).)</w:t>
       </w:r>
     </w:p>
     <w:bookmarkEnd w:id="17"/>

--- a/paper/draft_ko_v2.docx
+++ b/paper/draft_ko_v2.docx
@@ -9191,6 +9191,113 @@
       </w:r>
       <w:r>
         <w:t xml:space="preserve">: 공학 저널(Sensors/Bioengineering) 전제면 현행 전략 유지.</w:t>
+      </w:r>
+    </w:p>
+    <w:p>
+      <w:pPr>
+        <w:numPr>
+          <w:ilvl w:val="0"/>
+          <w:numId w:val="1009"/>
+        </w:numPr>
+      </w:pPr>
+      <w:r>
+        <w:rPr>
+          <w:b/>
+          <w:bCs/>
+        </w:rPr>
+        <w:t xml:space="preserve">(09-02 신규) GRU hidden 배수 선택 — 10 vs 12</w:t>
+      </w:r>
+      <w:r>
+        <w:t xml:space="preserve"> </w:t>
+      </w:r>
+      <w:r>
+        <w:t xml:space="preserve">— 교수님 코드의 두 설정이 다름:</w:t>
+      </w:r>
+      <w:r>
+        <w:t xml:space="preserve"> </w:t>
+      </w:r>
+      <w:r>
+        <w:t xml:space="preserve">canonical</w:t>
+      </w:r>
+      <w:r>
+        <w:t xml:space="preserve"> </w:t>
+      </w:r>
+      <w:r>
+        <w:rPr>
+          <w:rStyle w:val="VerbatimChar"/>
+        </w:rPr>
+        <w:t xml:space="preserve">model.py</w:t>
+      </w:r>
+      <w:r>
+        <w:t xml:space="preserve"> </w:t>
+      </w:r>
+      <w:r>
+        <w:t xml:space="preserve">=</w:t>
+      </w:r>
+      <w:r>
+        <w:t xml:space="preserve"> </w:t>
+      </w:r>
+      <w:r>
+        <w:rPr>
+          <w:b/>
+          <w:bCs/>
+        </w:rPr>
+        <w:t xml:space="preserve">12</w:t>
+      </w:r>
+      <w:r>
+        <w:t xml:space="preserve">(총 880.5M) / model3 config =</w:t>
+      </w:r>
+      <w:r>
+        <w:t xml:space="preserve"> </w:t>
+      </w:r>
+      <w:r>
+        <w:rPr>
+          <w:b/>
+          <w:bCs/>
+        </w:rPr>
+        <w:t xml:space="preserve">10</w:t>
+      </w:r>
+      <w:r>
+        <w:t xml:space="preserve">(총 668.2M, v8 채택·config</w:t>
+      </w:r>
+      <w:r>
+        <w:t xml:space="preserve"> </w:t>
+      </w:r>
+      <w:r>
+        <w:t xml:space="preserve">주석에 문서화). 재현 클래스는 H=12 세팅에서 원본 클래스와 파라미터 완전 일치 검증(09-02).</w:t>
+      </w:r>
+      <w:r>
+        <w:t xml:space="preserve"> </w:t>
+      </w:r>
+      <w:r>
+        <w:t xml:space="preserve">확인 요청: ① 어느 값을</w:t>
+      </w:r>
+      <w:r>
+        <w:t xml:space="preserve"> </w:t>
+      </w:r>
+      <w:r>
+        <w:t xml:space="preserve">“원본”</w:t>
+      </w:r>
+      <w:r>
+        <w:t xml:space="preserve">으로 인용할지(§3.2 는 현재 양쪽을 병기하고 10 채택을 명시),</w:t>
+      </w:r>
+      <w:r>
+        <w:t xml:space="preserve"> </w:t>
+      </w:r>
+      <w:r>
+        <w:t xml:space="preserve">② canonical 충실성이 중요하면 H=12 검증 런(≈6일, VRAM 확인 필요) 추가 여부. 참고: H=10</w:t>
+      </w:r>
+      <w:r>
+        <w:t xml:space="preserve"> </w:t>
+      </w:r>
+      <w:r>
+        <w:t xml:space="preserve">채택은 GRU 를 작게 잡는 보수적 방향이라 파라미터 격차 21×는 canonical 기준(28×)의 하한 —</w:t>
+      </w:r>
+      <w:r>
+        <w:t xml:space="preserve"> </w:t>
+      </w:r>
+      <w:r>
+        <w:t xml:space="preserve">비교의 유불리 문제는 아님.</w:t>
       </w:r>
     </w:p>
     <w:bookmarkEnd w:id="36"/>
